--- a/templates/propuesta-reference.docx
+++ b/templates/propuesta-reference.docx
@@ -5,6 +5,7 @@
     <w:p>
       <w:pPr>
         <w:pStyle w:val="Title"/>
+        <w:spacing w:before="200" w:after="200" w:line="240" w:lineRule="auto"/>
       </w:pPr>
       <w:r>
         <w:t xml:space="preserve">Title </w:t>
@@ -151,6 +152,7 @@
         <w:pStyle w:val="BodyText"/>
       </w:pPr>
       <w:r>
+        <w:lastRenderedPageBreak/>
         <w:t xml:space="preserve"> Body Text. Body Text Char.    </w:t>
       </w:r>
       <w:r>
@@ -388,7 +390,7 @@
       <w:footerReference w:type="even" r:id="rId10"/>
       <w:footerReference w:type="default" r:id="rId11"/>
       <w:pgSz w:w="12240" w:h="15840"/>
-      <w:pgMar w:top="2160" w:right="2016" w:bottom="1728" w:left="2016" w:header="720" w:footer="720" w:gutter="288"/>
+      <w:pgMar w:top="1440" w:right="1080" w:bottom="1440" w:left="1080" w:header="720" w:footer="720" w:gutter="288"/>
       <w:cols w:space="720"/>
       <w:docGrid w:linePitch="326"/>
     </w:sectPr>
@@ -693,6 +695,11 @@
   <w:p>
     <w:pPr>
       <w:pStyle w:val="Header"/>
+      <w:tabs>
+        <w:tab w:val="left" w:pos="2430"/>
+        <w:tab w:val="left" w:pos="2700"/>
+      </w:tabs>
+      <w:jc w:val="center"/>
     </w:pPr>
     <w:r>
       <w:rPr>
@@ -701,18 +708,33 @@
         <w:lang w:eastAsia="es-CO"/>
       </w:rPr>
       <w:drawing>
-        <wp:anchor distT="0" distB="0" distL="114300" distR="114300" simplePos="0" relativeHeight="251659264" behindDoc="1" locked="0" layoutInCell="1" allowOverlap="1" wp14:anchorId="775873A2" wp14:editId="0128878A">
+        <wp:anchor distT="0" distB="0" distL="114300" distR="114300" simplePos="0" relativeHeight="251658240" behindDoc="0" locked="0" layoutInCell="1" allowOverlap="1" wp14:anchorId="775873A2" wp14:editId="0172C5C6">
           <wp:simplePos x="0" y="0"/>
           <wp:positionH relativeFrom="column">
-            <wp:posOffset>48614</wp:posOffset>
+            <wp:posOffset>1684020</wp:posOffset>
           </wp:positionH>
           <wp:positionV relativeFrom="paragraph">
-            <wp:posOffset>-208344</wp:posOffset>
+            <wp:posOffset>-381000</wp:posOffset>
           </wp:positionV>
-          <wp:extent cx="4947920" cy="973013"/>
-          <wp:effectExtent l="0" t="0" r="0" b="0"/>
-          <wp:wrapNone/>
-          <wp:docPr id="13" name="3 Imagen"/>
+          <wp:extent cx="2646680" cy="520065"/>
+          <wp:effectExtent l="0" t="0" r="0" b="635"/>
+          <wp:wrapThrough wrapText="bothSides">
+            <wp:wrapPolygon edited="0">
+              <wp:start x="8395" y="527"/>
+              <wp:lineTo x="4664" y="2110"/>
+              <wp:lineTo x="104" y="6857"/>
+              <wp:lineTo x="104" y="20044"/>
+              <wp:lineTo x="5182" y="21099"/>
+              <wp:lineTo x="5908" y="21099"/>
+              <wp:lineTo x="21455" y="20044"/>
+              <wp:lineTo x="20626" y="10022"/>
+              <wp:lineTo x="20729" y="5275"/>
+              <wp:lineTo x="16791" y="2110"/>
+              <wp:lineTo x="8914" y="527"/>
+              <wp:lineTo x="8395" y="527"/>
+            </wp:wrapPolygon>
+          </wp:wrapThrough>
+          <wp:docPr id="1733264629" name="3 Imagen"/>
           <wp:cNvGraphicFramePr>
             <a:graphicFrameLocks xmlns:a="http://schemas.openxmlformats.org/drawingml/2006/main" noChangeAspect="1"/>
           </wp:cNvGraphicFramePr>
@@ -740,7 +762,7 @@
                 <pic:spPr>
                   <a:xfrm>
                     <a:off x="0" y="0"/>
-                    <a:ext cx="4947920" cy="973013"/>
+                    <a:ext cx="2646680" cy="520065"/>
                   </a:xfrm>
                   <a:prstGeom prst="rect">
                     <a:avLst/>
@@ -1644,6 +1666,7 @@
   <w:style w:type="character" w:default="1" w:styleId="DefaultParagraphFont">
     <w:name w:val="Default Paragraph Font"/>
     <w:uiPriority w:val="1"/>
+    <w:semiHidden/>
     <w:unhideWhenUsed/>
   </w:style>
   <w:style w:type="table" w:default="1" w:styleId="TableNormal">
@@ -1833,6 +1856,11 @@
       </w:rPr>
       <w:tblPr/>
       <w:tcPr>
+        <w:tcBorders>
+          <w:bottom w:val="single" w:sz="12" w:space="0" w:color="000000"/>
+          <w:tl2br w:val="none" w:sz="0" w:space="0" w:color="auto"/>
+          <w:tr2bl w:val="none" w:sz="0" w:space="0" w:color="auto"/>
+        </w:tcBorders>
         <w:shd w:val="clear" w:color="auto" w:fill="D6E3BC" w:themeFill="accent3" w:themeFillTint="66"/>
       </w:tcPr>
     </w:tblStylePr>

--- a/templates/propuesta-reference.docx
+++ b/templates/propuesta-reference.docx
@@ -1,6 +1,6 @@
 
 <file path=word/document.xml><?xml version="1.0" encoding="utf-8"?>
-<w:document xmlns:wpc="http://schemas.microsoft.com/office/word/2010/wordprocessingCanvas" xmlns:cx="http://schemas.microsoft.com/office/drawing/2014/chartex" xmlns:cx1="http://schemas.microsoft.com/office/drawing/2015/9/8/chartex" xmlns:cx2="http://schemas.microsoft.com/office/drawing/2015/10/21/chartex" xmlns:cx3="http://schemas.microsoft.com/office/drawing/2016/5/9/chartex" xmlns:cx4="http://schemas.microsoft.com/office/drawing/2016/5/10/chartex" xmlns:cx5="http://schemas.microsoft.com/office/drawing/2016/5/11/chartex" xmlns:cx6="http://schemas.microsoft.com/office/drawing/2016/5/12/chartex" xmlns:cx7="http://schemas.microsoft.com/office/drawing/2016/5/13/chartex" xmlns:cx8="http://schemas.microsoft.com/office/drawing/2016/5/14/chartex" xmlns:mc="http://schemas.openxmlformats.org/markup-compatibility/2006" xmlns:aink="http://schemas.microsoft.com/office/drawing/2016/ink" xmlns:am3d="http://schemas.microsoft.com/office/drawing/2017/model3d" xmlns:o="urn:schemas-microsoft-com:office:office" xmlns:oel="http://schemas.microsoft.com/office/2019/extlst" xmlns:r="http://schemas.openxmlformats.org/officeDocument/2006/relationships" xmlns:m="http://schemas.openxmlformats.org/officeDocument/2006/math" xmlns:v="urn:schemas-microsoft-com:vml" xmlns:wp14="http://schemas.microsoft.com/office/word/2010/wordprocessingDrawing" xmlns:wp="http://schemas.openxmlformats.org/drawingml/2006/wordprocessingDrawing" xmlns:w10="urn:schemas-microsoft-com:office:word" xmlns:w="http://schemas.openxmlformats.org/wordprocessingml/2006/main" xmlns:w14="http://schemas.microsoft.com/office/word/2010/wordml" xmlns:w15="http://schemas.microsoft.com/office/word/2012/wordml" xmlns:w16cex="http://schemas.microsoft.com/office/word/2018/wordml/cex" xmlns:w16cid="http://schemas.microsoft.com/office/word/2016/wordml/cid" xmlns:w16="http://schemas.microsoft.com/office/word/2018/wordml" xmlns:w16du="http://schemas.microsoft.com/office/word/2023/wordml/word16du" xmlns:w16sdtdh="http://schemas.microsoft.com/office/word/2020/wordml/sdtdatahash" xmlns:w16se="http://schemas.microsoft.com/office/word/2015/wordml/symex" xmlns:wpg="http://schemas.microsoft.com/office/word/2010/wordprocessingGroup" xmlns:wpi="http://schemas.microsoft.com/office/word/2010/wordprocessingInk" xmlns:wne="http://schemas.microsoft.com/office/word/2006/wordml" xmlns:wps="http://schemas.microsoft.com/office/word/2010/wordprocessingShape" mc:Ignorable="w14 w15 w16se w16cid w16 w16cex w16sdtdh wp14">
+<w:document xmlns:wpc="http://schemas.microsoft.com/office/word/2010/wordprocessingCanvas" xmlns:cx="http://schemas.microsoft.com/office/drawing/2014/chartex" xmlns:cx1="http://schemas.microsoft.com/office/drawing/2015/9/8/chartex" xmlns:cx2="http://schemas.microsoft.com/office/drawing/2015/10/21/chartex" xmlns:cx3="http://schemas.microsoft.com/office/drawing/2016/5/9/chartex" xmlns:cx4="http://schemas.microsoft.com/office/drawing/2016/5/10/chartex" xmlns:cx5="http://schemas.microsoft.com/office/drawing/2016/5/11/chartex" xmlns:cx6="http://schemas.microsoft.com/office/drawing/2016/5/12/chartex" xmlns:cx7="http://schemas.microsoft.com/office/drawing/2016/5/13/chartex" xmlns:cx8="http://schemas.microsoft.com/office/drawing/2016/5/14/chartex" xmlns:mc="http://schemas.openxmlformats.org/markup-compatibility/2006" xmlns:aink="http://schemas.microsoft.com/office/drawing/2016/ink" xmlns:am3d="http://schemas.microsoft.com/office/drawing/2017/model3d" xmlns:o="urn:schemas-microsoft-com:office:office" xmlns:oel="http://schemas.microsoft.com/office/2019/extlst" xmlns:r="http://schemas.openxmlformats.org/officeDocument/2006/relationships" xmlns:m="http://schemas.openxmlformats.org/officeDocument/2006/math" xmlns:v="urn:schemas-microsoft-com:vml" xmlns:wp14="http://schemas.microsoft.com/office/word/2010/wordprocessingDrawing" xmlns:wp="http://schemas.openxmlformats.org/drawingml/2006/wordprocessingDrawing" xmlns:w10="urn:schemas-microsoft-com:office:word" xmlns:w="http://schemas.openxmlformats.org/wordprocessingml/2006/main" xmlns:w14="http://schemas.microsoft.com/office/word/2010/wordml" xmlns:w15="http://schemas.microsoft.com/office/word/2012/wordml" xmlns:w16cex="http://schemas.microsoft.com/office/word/2018/wordml/cex" xmlns:w16cid="http://schemas.microsoft.com/office/word/2016/wordml/cid" xmlns:w16="http://schemas.microsoft.com/office/word/2018/wordml" xmlns:w16sdtdh="http://schemas.microsoft.com/office/word/2020/wordml/sdtdatahash" xmlns:w16se="http://schemas.microsoft.com/office/word/2015/wordml/symex" xmlns:wpg="http://schemas.microsoft.com/office/word/2010/wordprocessingGroup" xmlns:wpi="http://schemas.microsoft.com/office/word/2010/wordprocessingInk" xmlns:wne="http://schemas.microsoft.com/office/word/2006/wordml" xmlns:wps="http://schemas.microsoft.com/office/word/2010/wordprocessingShape" mc:Ignorable="w14 w15 w16se w16cid w16 w16cex w16sdtdh wp14">
   <w:body>
     <w:p>
       <w:pPr>
@@ -137,12 +137,19 @@
       <w:pPr>
         <w:pStyle w:val="FirstParagraph"/>
       </w:pPr>
-      <w:r>
-        <w:t xml:space="preserve"> First </w:t>
-      </w:r>
+      <w:proofErr w:type="spellStart"/>
+      <w:r>
+        <w:t>First</w:t>
+      </w:r>
+      <w:proofErr w:type="spellEnd"/>
+      <w:r>
+        <w:t xml:space="preserve"> </w:t>
+      </w:r>
+      <w:proofErr w:type="spellStart"/>
       <w:r>
         <w:t>Paragraph</w:t>
       </w:r>
+      <w:proofErr w:type="spellEnd"/>
       <w:r>
         <w:t xml:space="preserve">. </w:t>
       </w:r>
@@ -151,29 +158,25 @@
       <w:pPr>
         <w:pStyle w:val="BodyText"/>
       </w:pPr>
-      <w:r>
-        <w:lastRenderedPageBreak/>
-        <w:t xml:space="preserve"> Body Text. Body Text Char.    </w:t>
+      <w:proofErr w:type="spellStart"/>
+      <w:r>
+        <w:t>Body</w:t>
+      </w:r>
+      <w:proofErr w:type="spellEnd"/>
+      <w:r>
+        <w:t xml:space="preserve"> Text</w:t>
+      </w:r>
+      <w:r>
+        <w:t xml:space="preserve">. Body Text Char.    </w:t>
       </w:r>
       <w:r>
         <w:rPr>
           <w:rStyle w:val="VerbatimChar"/>
         </w:rPr>
-        <w:t xml:space="preserve"> Verbatim </w:t>
-      </w:r>
-      <w:proofErr w:type="gramStart"/>
-      <w:r>
-        <w:rPr>
-          <w:rStyle w:val="VerbatimChar"/>
-        </w:rPr>
-        <w:t xml:space="preserve">Char </w:t>
-      </w:r>
-      <w:r>
-        <w:t xml:space="preserve"> .</w:t>
-      </w:r>
-      <w:proofErr w:type="gramEnd"/>
-      <w:r>
-        <w:t xml:space="preserve">    </w:t>
+        <w:t xml:space="preserve"> Verbatim Char </w:t>
+      </w:r>
+      <w:r>
+        <w:t xml:space="preserve"> .    </w:t>
       </w:r>
       <w:hyperlink r:id="rId8">
         <w:r>
@@ -184,7 +187,21 @@
         </w:r>
       </w:hyperlink>
       <w:r>
-        <w:t xml:space="preserve"> .     Footnote. </w:t>
+        <w:t xml:space="preserve"> .     </w:t>
+      </w:r>
+      <w:proofErr w:type="spellStart"/>
+      <w:r>
+        <w:rPr>
+          <w:rStyle w:val="FootnoteReference"/>
+        </w:rPr>
+        <w:t>Footnote</w:t>
+      </w:r>
+      <w:proofErr w:type="spellEnd"/>
+      <w:r>
+        <w:rPr>
+          <w:rStyle w:val="FootnoteReference"/>
+        </w:rPr>
+        <w:t xml:space="preserve">. </w:t>
       </w:r>
       <w:r>
         <w:rPr>
@@ -214,20 +231,26 @@
         </w:rPr>
         <w:t xml:space="preserve"> </w:t>
       </w:r>
-      <w:proofErr w:type="gramStart"/>
+      <w:proofErr w:type="spellStart"/>
       <w:r>
         <w:rPr>
           <w:rStyle w:val="VerbatimChar"/>
         </w:rPr>
-        <w:t>Char.</w:t>
-      </w:r>
+        <w:t>Char</w:t>
+      </w:r>
+      <w:proofErr w:type="spellEnd"/>
       <w:r>
         <w:rPr>
           <w:rStyle w:val="VerbatimChar"/>
         </w:rPr>
         <w:t>.</w:t>
       </w:r>
-      <w:proofErr w:type="gramEnd"/>
+      <w:r>
+        <w:rPr>
+          <w:rStyle w:val="VerbatimChar"/>
+        </w:rPr>
+        <w:t>.</w:t>
+      </w:r>
     </w:p>
     <w:p>
       <w:pPr>
@@ -247,14 +270,14 @@
     </w:p>
     <w:tbl>
       <w:tblPr>
-        <w:tblStyle w:val="Table"/>
+        <w:tblStyle w:val="TableGridLight"/>
         <w:tblW w:w="0" w:type="pct"/>
         <w:tblLook w:val="07E0" w:firstRow="1" w:lastRow="1" w:firstColumn="1" w:lastColumn="1" w:noHBand="1" w:noVBand="1"/>
         <w:tblCaption w:val="Table caption."/>
       </w:tblPr>
       <w:tblGrid>
-        <w:gridCol w:w="854"/>
-        <w:gridCol w:w="854"/>
+        <w:gridCol w:w="842"/>
+        <w:gridCol w:w="842"/>
       </w:tblGrid>
       <w:tr>
         <w:trPr>
@@ -263,15 +286,8 @@
         <w:tc>
           <w:tcPr>
             <w:tcW w:w="0" w:type="auto"/>
-            <w:tcBorders>
-              <w:bottom w:val="single" w:sz="0" w:space="0" w:color="auto"/>
-            </w:tcBorders>
-            <w:vAlign w:val="bottom"/>
           </w:tcPr>
           <w:p>
-            <w:pPr>
-              <w:pStyle w:val="Compact"/>
-            </w:pPr>
             <w:r>
               <w:t xml:space="preserve"> Table </w:t>
             </w:r>
@@ -280,15 +296,8 @@
         <w:tc>
           <w:tcPr>
             <w:tcW w:w="0" w:type="auto"/>
-            <w:tcBorders>
-              <w:bottom w:val="single" w:sz="0" w:space="0" w:color="auto"/>
-            </w:tcBorders>
-            <w:vAlign w:val="bottom"/>
           </w:tcPr>
           <w:p>
-            <w:pPr>
-              <w:pStyle w:val="Compact"/>
-            </w:pPr>
             <w:r>
               <w:t xml:space="preserve"> Table </w:t>
             </w:r>
@@ -296,18 +305,11 @@
         </w:tc>
       </w:tr>
       <w:tr>
-        <w:trPr>
-          <w:cnfStyle w:val="010000000000" w:firstRow="0" w:lastRow="1" w:firstColumn="0" w:lastColumn="0" w:oddVBand="0" w:evenVBand="0" w:oddHBand="0" w:evenHBand="0" w:firstRowFirstColumn="0" w:firstRowLastColumn="0" w:lastRowFirstColumn="0" w:lastRowLastColumn="0"/>
-        </w:trPr>
         <w:tc>
           <w:tcPr>
-            <w:cnfStyle w:val="000000000001" w:firstRow="0" w:lastRow="0" w:firstColumn="0" w:lastColumn="0" w:oddVBand="0" w:evenVBand="0" w:oddHBand="0" w:evenHBand="0" w:firstRowFirstColumn="0" w:firstRowLastColumn="0" w:lastRowFirstColumn="1" w:lastRowLastColumn="0"/>
             <w:tcW w:w="0" w:type="auto"/>
           </w:tcPr>
           <w:p>
-            <w:pPr>
-              <w:pStyle w:val="Compact"/>
-            </w:pPr>
             <w:r>
               <w:t xml:space="preserve"> 1 </w:t>
             </w:r>
@@ -318,10 +320,6 @@
             <w:tcW w:w="0" w:type="auto"/>
           </w:tcPr>
           <w:p>
-            <w:pPr>
-              <w:pStyle w:val="Compact"/>
-              <w:cnfStyle w:val="010000000000" w:firstRow="0" w:lastRow="1" w:firstColumn="0" w:lastColumn="0" w:oddVBand="0" w:evenVBand="0" w:oddHBand="0" w:evenHBand="0" w:firstRowFirstColumn="0" w:firstRowLastColumn="0" w:lastRowFirstColumn="0" w:lastRowLastColumn="0"/>
-            </w:pPr>
             <w:r>
               <w:t xml:space="preserve"> 2 </w:t>
             </w:r>
@@ -334,7 +332,23 @@
         <w:pStyle w:val="ImageCaption"/>
       </w:pPr>
       <w:r>
-        <w:t xml:space="preserve"> Image Caption </w:t>
+        <w:t xml:space="preserve"> </w:t>
+      </w:r>
+      <w:proofErr w:type="spellStart"/>
+      <w:r>
+        <w:t>Image</w:t>
+      </w:r>
+      <w:proofErr w:type="spellEnd"/>
+      <w:r>
+        <w:t xml:space="preserve"> </w:t>
+      </w:r>
+      <w:proofErr w:type="spellStart"/>
+      <w:r>
+        <w:t>Caption</w:t>
+      </w:r>
+      <w:proofErr w:type="spellEnd"/>
+      <w:r>
+        <w:t xml:space="preserve"> </w:t>
       </w:r>
     </w:p>
     <w:p>
@@ -399,7 +413,7 @@
 </file>
 
 <file path=word/endnotes.xml><?xml version="1.0" encoding="utf-8"?>
-<w:endnotes xmlns:wpc="http://schemas.microsoft.com/office/word/2010/wordprocessingCanvas" xmlns:cx="http://schemas.microsoft.com/office/drawing/2014/chartex" xmlns:cx1="http://schemas.microsoft.com/office/drawing/2015/9/8/chartex" xmlns:cx2="http://schemas.microsoft.com/office/drawing/2015/10/21/chartex" xmlns:cx3="http://schemas.microsoft.com/office/drawing/2016/5/9/chartex" xmlns:cx4="http://schemas.microsoft.com/office/drawing/2016/5/10/chartex" xmlns:cx5="http://schemas.microsoft.com/office/drawing/2016/5/11/chartex" xmlns:cx6="http://schemas.microsoft.com/office/drawing/2016/5/12/chartex" xmlns:cx7="http://schemas.microsoft.com/office/drawing/2016/5/13/chartex" xmlns:cx8="http://schemas.microsoft.com/office/drawing/2016/5/14/chartex" xmlns:mc="http://schemas.openxmlformats.org/markup-compatibility/2006" xmlns:aink="http://schemas.microsoft.com/office/drawing/2016/ink" xmlns:am3d="http://schemas.microsoft.com/office/drawing/2017/model3d" xmlns:o="urn:schemas-microsoft-com:office:office" xmlns:oel="http://schemas.microsoft.com/office/2019/extlst" xmlns:r="http://schemas.openxmlformats.org/officeDocument/2006/relationships" xmlns:m="http://schemas.openxmlformats.org/officeDocument/2006/math" xmlns:v="urn:schemas-microsoft-com:vml" xmlns:wp14="http://schemas.microsoft.com/office/word/2010/wordprocessingDrawing" xmlns:wp="http://schemas.openxmlformats.org/drawingml/2006/wordprocessingDrawing" xmlns:w10="urn:schemas-microsoft-com:office:word" xmlns:w="http://schemas.openxmlformats.org/wordprocessingml/2006/main" xmlns:w14="http://schemas.microsoft.com/office/word/2010/wordml" xmlns:w15="http://schemas.microsoft.com/office/word/2012/wordml" xmlns:w16cex="http://schemas.microsoft.com/office/word/2018/wordml/cex" xmlns:w16cid="http://schemas.microsoft.com/office/word/2016/wordml/cid" xmlns:w16="http://schemas.microsoft.com/office/word/2018/wordml" xmlns:w16du="http://schemas.microsoft.com/office/word/2023/wordml/word16du" xmlns:w16sdtdh="http://schemas.microsoft.com/office/word/2020/wordml/sdtdatahash" xmlns:w16se="http://schemas.microsoft.com/office/word/2015/wordml/symex" xmlns:wpg="http://schemas.microsoft.com/office/word/2010/wordprocessingGroup" xmlns:wpi="http://schemas.microsoft.com/office/word/2010/wordprocessingInk" xmlns:wne="http://schemas.microsoft.com/office/word/2006/wordml" xmlns:wps="http://schemas.microsoft.com/office/word/2010/wordprocessingShape" mc:Ignorable="w14 w15 w16se w16cid w16 w16cex w16sdtdh wp14">
+<w:endnotes xmlns:wpc="http://schemas.microsoft.com/office/word/2010/wordprocessingCanvas" xmlns:cx="http://schemas.microsoft.com/office/drawing/2014/chartex" xmlns:cx1="http://schemas.microsoft.com/office/drawing/2015/9/8/chartex" xmlns:cx2="http://schemas.microsoft.com/office/drawing/2015/10/21/chartex" xmlns:cx3="http://schemas.microsoft.com/office/drawing/2016/5/9/chartex" xmlns:cx4="http://schemas.microsoft.com/office/drawing/2016/5/10/chartex" xmlns:cx5="http://schemas.microsoft.com/office/drawing/2016/5/11/chartex" xmlns:cx6="http://schemas.microsoft.com/office/drawing/2016/5/12/chartex" xmlns:cx7="http://schemas.microsoft.com/office/drawing/2016/5/13/chartex" xmlns:cx8="http://schemas.microsoft.com/office/drawing/2016/5/14/chartex" xmlns:mc="http://schemas.openxmlformats.org/markup-compatibility/2006" xmlns:aink="http://schemas.microsoft.com/office/drawing/2016/ink" xmlns:am3d="http://schemas.microsoft.com/office/drawing/2017/model3d" xmlns:o="urn:schemas-microsoft-com:office:office" xmlns:oel="http://schemas.microsoft.com/office/2019/extlst" xmlns:r="http://schemas.openxmlformats.org/officeDocument/2006/relationships" xmlns:m="http://schemas.openxmlformats.org/officeDocument/2006/math" xmlns:v="urn:schemas-microsoft-com:vml" xmlns:wp14="http://schemas.microsoft.com/office/word/2010/wordprocessingDrawing" xmlns:wp="http://schemas.openxmlformats.org/drawingml/2006/wordprocessingDrawing" xmlns:w10="urn:schemas-microsoft-com:office:word" xmlns:w="http://schemas.openxmlformats.org/wordprocessingml/2006/main" xmlns:w14="http://schemas.microsoft.com/office/word/2010/wordml" xmlns:w15="http://schemas.microsoft.com/office/word/2012/wordml" xmlns:w16cex="http://schemas.microsoft.com/office/word/2018/wordml/cex" xmlns:w16cid="http://schemas.microsoft.com/office/word/2016/wordml/cid" xmlns:w16="http://schemas.microsoft.com/office/word/2018/wordml" xmlns:w16sdtdh="http://schemas.microsoft.com/office/word/2020/wordml/sdtdatahash" xmlns:w16se="http://schemas.microsoft.com/office/word/2015/wordml/symex" xmlns:wpg="http://schemas.microsoft.com/office/word/2010/wordprocessingGroup" xmlns:wpi="http://schemas.microsoft.com/office/word/2010/wordprocessingInk" xmlns:wne="http://schemas.microsoft.com/office/word/2006/wordml" xmlns:wps="http://schemas.microsoft.com/office/word/2010/wordprocessingShape" mc:Ignorable="w14 w15 w16se w16cid w16 w16cex w16sdtdh wp14">
   <w:endnote w:type="separator" w:id="-1">
     <w:p>
       <w:pPr>
@@ -424,7 +438,7 @@
 </file>
 
 <file path=word/footer1.xml><?xml version="1.0" encoding="utf-8"?>
-<w:ftr xmlns:wpc="http://schemas.microsoft.com/office/word/2010/wordprocessingCanvas" xmlns:cx="http://schemas.microsoft.com/office/drawing/2014/chartex" xmlns:cx1="http://schemas.microsoft.com/office/drawing/2015/9/8/chartex" xmlns:cx2="http://schemas.microsoft.com/office/drawing/2015/10/21/chartex" xmlns:cx3="http://schemas.microsoft.com/office/drawing/2016/5/9/chartex" xmlns:cx4="http://schemas.microsoft.com/office/drawing/2016/5/10/chartex" xmlns:cx5="http://schemas.microsoft.com/office/drawing/2016/5/11/chartex" xmlns:cx6="http://schemas.microsoft.com/office/drawing/2016/5/12/chartex" xmlns:cx7="http://schemas.microsoft.com/office/drawing/2016/5/13/chartex" xmlns:cx8="http://schemas.microsoft.com/office/drawing/2016/5/14/chartex" xmlns:mc="http://schemas.openxmlformats.org/markup-compatibility/2006" xmlns:aink="http://schemas.microsoft.com/office/drawing/2016/ink" xmlns:am3d="http://schemas.microsoft.com/office/drawing/2017/model3d" xmlns:o="urn:schemas-microsoft-com:office:office" xmlns:oel="http://schemas.microsoft.com/office/2019/extlst" xmlns:r="http://schemas.openxmlformats.org/officeDocument/2006/relationships" xmlns:m="http://schemas.openxmlformats.org/officeDocument/2006/math" xmlns:v="urn:schemas-microsoft-com:vml" xmlns:wp14="http://schemas.microsoft.com/office/word/2010/wordprocessingDrawing" xmlns:wp="http://schemas.openxmlformats.org/drawingml/2006/wordprocessingDrawing" xmlns:w10="urn:schemas-microsoft-com:office:word" xmlns:w="http://schemas.openxmlformats.org/wordprocessingml/2006/main" xmlns:w14="http://schemas.microsoft.com/office/word/2010/wordml" xmlns:w15="http://schemas.microsoft.com/office/word/2012/wordml" xmlns:w16cex="http://schemas.microsoft.com/office/word/2018/wordml/cex" xmlns:w16cid="http://schemas.microsoft.com/office/word/2016/wordml/cid" xmlns:w16="http://schemas.microsoft.com/office/word/2018/wordml" xmlns:w16du="http://schemas.microsoft.com/office/word/2023/wordml/word16du" xmlns:w16sdtdh="http://schemas.microsoft.com/office/word/2020/wordml/sdtdatahash" xmlns:w16se="http://schemas.microsoft.com/office/word/2015/wordml/symex" xmlns:wpg="http://schemas.microsoft.com/office/word/2010/wordprocessingGroup" xmlns:wpi="http://schemas.microsoft.com/office/word/2010/wordprocessingInk" xmlns:wne="http://schemas.microsoft.com/office/word/2006/wordml" xmlns:wps="http://schemas.microsoft.com/office/word/2010/wordprocessingShape" mc:Ignorable="w14 w15 w16se w16cid w16 w16cex w16sdtdh wp14">
+<w:ftr xmlns:wpc="http://schemas.microsoft.com/office/word/2010/wordprocessingCanvas" xmlns:cx="http://schemas.microsoft.com/office/drawing/2014/chartex" xmlns:cx1="http://schemas.microsoft.com/office/drawing/2015/9/8/chartex" xmlns:cx2="http://schemas.microsoft.com/office/drawing/2015/10/21/chartex" xmlns:cx3="http://schemas.microsoft.com/office/drawing/2016/5/9/chartex" xmlns:cx4="http://schemas.microsoft.com/office/drawing/2016/5/10/chartex" xmlns:cx5="http://schemas.microsoft.com/office/drawing/2016/5/11/chartex" xmlns:cx6="http://schemas.microsoft.com/office/drawing/2016/5/12/chartex" xmlns:cx7="http://schemas.microsoft.com/office/drawing/2016/5/13/chartex" xmlns:cx8="http://schemas.microsoft.com/office/drawing/2016/5/14/chartex" xmlns:mc="http://schemas.openxmlformats.org/markup-compatibility/2006" xmlns:aink="http://schemas.microsoft.com/office/drawing/2016/ink" xmlns:am3d="http://schemas.microsoft.com/office/drawing/2017/model3d" xmlns:o="urn:schemas-microsoft-com:office:office" xmlns:oel="http://schemas.microsoft.com/office/2019/extlst" xmlns:r="http://schemas.openxmlformats.org/officeDocument/2006/relationships" xmlns:m="http://schemas.openxmlformats.org/officeDocument/2006/math" xmlns:v="urn:schemas-microsoft-com:vml" xmlns:wp14="http://schemas.microsoft.com/office/word/2010/wordprocessingDrawing" xmlns:wp="http://schemas.openxmlformats.org/drawingml/2006/wordprocessingDrawing" xmlns:w10="urn:schemas-microsoft-com:office:word" xmlns:w="http://schemas.openxmlformats.org/wordprocessingml/2006/main" xmlns:w14="http://schemas.microsoft.com/office/word/2010/wordml" xmlns:w15="http://schemas.microsoft.com/office/word/2012/wordml" xmlns:w16cex="http://schemas.microsoft.com/office/word/2018/wordml/cex" xmlns:w16cid="http://schemas.microsoft.com/office/word/2016/wordml/cid" xmlns:w16="http://schemas.microsoft.com/office/word/2018/wordml" xmlns:w16sdtdh="http://schemas.microsoft.com/office/word/2020/wordml/sdtdatahash" xmlns:w16se="http://schemas.microsoft.com/office/word/2015/wordml/symex" xmlns:wpg="http://schemas.microsoft.com/office/word/2010/wordprocessingGroup" xmlns:wpi="http://schemas.microsoft.com/office/word/2010/wordprocessingInk" xmlns:wne="http://schemas.microsoft.com/office/word/2006/wordml" xmlns:wps="http://schemas.microsoft.com/office/word/2010/wordprocessingShape" mc:Ignorable="w14 w15 w16se w16cid w16 w16cex w16sdtdh wp14">
   <w:sdt>
     <w:sdtPr>
       <w:rPr>
@@ -476,7 +490,7 @@
 </file>
 
 <file path=word/footer2.xml><?xml version="1.0" encoding="utf-8"?>
-<w:ftr xmlns:wpc="http://schemas.microsoft.com/office/word/2010/wordprocessingCanvas" xmlns:cx="http://schemas.microsoft.com/office/drawing/2014/chartex" xmlns:cx1="http://schemas.microsoft.com/office/drawing/2015/9/8/chartex" xmlns:cx2="http://schemas.microsoft.com/office/drawing/2015/10/21/chartex" xmlns:cx3="http://schemas.microsoft.com/office/drawing/2016/5/9/chartex" xmlns:cx4="http://schemas.microsoft.com/office/drawing/2016/5/10/chartex" xmlns:cx5="http://schemas.microsoft.com/office/drawing/2016/5/11/chartex" xmlns:cx6="http://schemas.microsoft.com/office/drawing/2016/5/12/chartex" xmlns:cx7="http://schemas.microsoft.com/office/drawing/2016/5/13/chartex" xmlns:cx8="http://schemas.microsoft.com/office/drawing/2016/5/14/chartex" xmlns:mc="http://schemas.openxmlformats.org/markup-compatibility/2006" xmlns:aink="http://schemas.microsoft.com/office/drawing/2016/ink" xmlns:am3d="http://schemas.microsoft.com/office/drawing/2017/model3d" xmlns:o="urn:schemas-microsoft-com:office:office" xmlns:oel="http://schemas.microsoft.com/office/2019/extlst" xmlns:r="http://schemas.openxmlformats.org/officeDocument/2006/relationships" xmlns:m="http://schemas.openxmlformats.org/officeDocument/2006/math" xmlns:v="urn:schemas-microsoft-com:vml" xmlns:wp14="http://schemas.microsoft.com/office/word/2010/wordprocessingDrawing" xmlns:wp="http://schemas.openxmlformats.org/drawingml/2006/wordprocessingDrawing" xmlns:w10="urn:schemas-microsoft-com:office:word" xmlns:w="http://schemas.openxmlformats.org/wordprocessingml/2006/main" xmlns:w14="http://schemas.microsoft.com/office/word/2010/wordml" xmlns:w15="http://schemas.microsoft.com/office/word/2012/wordml" xmlns:w16cex="http://schemas.microsoft.com/office/word/2018/wordml/cex" xmlns:w16cid="http://schemas.microsoft.com/office/word/2016/wordml/cid" xmlns:w16="http://schemas.microsoft.com/office/word/2018/wordml" xmlns:w16du="http://schemas.microsoft.com/office/word/2023/wordml/word16du" xmlns:w16sdtdh="http://schemas.microsoft.com/office/word/2020/wordml/sdtdatahash" xmlns:w16se="http://schemas.microsoft.com/office/word/2015/wordml/symex" xmlns:wpg="http://schemas.microsoft.com/office/word/2010/wordprocessingGroup" xmlns:wpi="http://schemas.microsoft.com/office/word/2010/wordprocessingInk" xmlns:wne="http://schemas.microsoft.com/office/word/2006/wordml" xmlns:wps="http://schemas.microsoft.com/office/word/2010/wordprocessingShape" mc:Ignorable="w14 w15 w16se w16cid w16 w16cex w16sdtdh wp14">
+<w:ftr xmlns:wpc="http://schemas.microsoft.com/office/word/2010/wordprocessingCanvas" xmlns:cx="http://schemas.microsoft.com/office/drawing/2014/chartex" xmlns:cx1="http://schemas.microsoft.com/office/drawing/2015/9/8/chartex" xmlns:cx2="http://schemas.microsoft.com/office/drawing/2015/10/21/chartex" xmlns:cx3="http://schemas.microsoft.com/office/drawing/2016/5/9/chartex" xmlns:cx4="http://schemas.microsoft.com/office/drawing/2016/5/10/chartex" xmlns:cx5="http://schemas.microsoft.com/office/drawing/2016/5/11/chartex" xmlns:cx6="http://schemas.microsoft.com/office/drawing/2016/5/12/chartex" xmlns:cx7="http://schemas.microsoft.com/office/drawing/2016/5/13/chartex" xmlns:cx8="http://schemas.microsoft.com/office/drawing/2016/5/14/chartex" xmlns:mc="http://schemas.openxmlformats.org/markup-compatibility/2006" xmlns:aink="http://schemas.microsoft.com/office/drawing/2016/ink" xmlns:am3d="http://schemas.microsoft.com/office/drawing/2017/model3d" xmlns:o="urn:schemas-microsoft-com:office:office" xmlns:oel="http://schemas.microsoft.com/office/2019/extlst" xmlns:r="http://schemas.openxmlformats.org/officeDocument/2006/relationships" xmlns:m="http://schemas.openxmlformats.org/officeDocument/2006/math" xmlns:v="urn:schemas-microsoft-com:vml" xmlns:wp14="http://schemas.microsoft.com/office/word/2010/wordprocessingDrawing" xmlns:wp="http://schemas.openxmlformats.org/drawingml/2006/wordprocessingDrawing" xmlns:w10="urn:schemas-microsoft-com:office:word" xmlns:w="http://schemas.openxmlformats.org/wordprocessingml/2006/main" xmlns:w14="http://schemas.microsoft.com/office/word/2010/wordml" xmlns:w15="http://schemas.microsoft.com/office/word/2012/wordml" xmlns:w16cex="http://schemas.microsoft.com/office/word/2018/wordml/cex" xmlns:w16cid="http://schemas.microsoft.com/office/word/2016/wordml/cid" xmlns:w16="http://schemas.microsoft.com/office/word/2018/wordml" xmlns:w16sdtdh="http://schemas.microsoft.com/office/word/2020/wordml/sdtdatahash" xmlns:w16se="http://schemas.microsoft.com/office/word/2015/wordml/symex" xmlns:wpg="http://schemas.microsoft.com/office/word/2010/wordprocessingGroup" xmlns:wpi="http://schemas.microsoft.com/office/word/2010/wordprocessingInk" xmlns:wne="http://schemas.microsoft.com/office/word/2006/wordml" xmlns:wps="http://schemas.microsoft.com/office/word/2010/wordprocessingShape" mc:Ignorable="w14 w15 w16se w16cid w16 w16cex w16sdtdh wp14">
   <w:sdt>
     <w:sdtPr>
       <w:rPr>
@@ -554,7 +568,6 @@
       </w:rPr>
       <w:t xml:space="preserve">Calle 63A # 19A - 12 </w:t>
     </w:r>
-    <w:proofErr w:type="spellStart"/>
     <w:r>
       <w:rPr>
         <w:rFonts w:ascii="Arial" w:hAnsi="Arial" w:cs="Arial"/>
@@ -564,7 +577,6 @@
       </w:rPr>
       <w:t>Teléfono</w:t>
     </w:r>
-    <w:proofErr w:type="spellEnd"/>
     <w:r>
       <w:rPr>
         <w:rFonts w:ascii="Arial" w:hAnsi="Arial" w:cs="Arial"/>
@@ -656,7 +668,7 @@
 </file>
 
 <file path=word/footnotes.xml><?xml version="1.0" encoding="utf-8"?>
-<w:footnotes xmlns:wpc="http://schemas.microsoft.com/office/word/2010/wordprocessingCanvas" xmlns:cx="http://schemas.microsoft.com/office/drawing/2014/chartex" xmlns:cx1="http://schemas.microsoft.com/office/drawing/2015/9/8/chartex" xmlns:cx2="http://schemas.microsoft.com/office/drawing/2015/10/21/chartex" xmlns:cx3="http://schemas.microsoft.com/office/drawing/2016/5/9/chartex" xmlns:cx4="http://schemas.microsoft.com/office/drawing/2016/5/10/chartex" xmlns:cx5="http://schemas.microsoft.com/office/drawing/2016/5/11/chartex" xmlns:cx6="http://schemas.microsoft.com/office/drawing/2016/5/12/chartex" xmlns:cx7="http://schemas.microsoft.com/office/drawing/2016/5/13/chartex" xmlns:cx8="http://schemas.microsoft.com/office/drawing/2016/5/14/chartex" xmlns:mc="http://schemas.openxmlformats.org/markup-compatibility/2006" xmlns:aink="http://schemas.microsoft.com/office/drawing/2016/ink" xmlns:am3d="http://schemas.microsoft.com/office/drawing/2017/model3d" xmlns:o="urn:schemas-microsoft-com:office:office" xmlns:oel="http://schemas.microsoft.com/office/2019/extlst" xmlns:r="http://schemas.openxmlformats.org/officeDocument/2006/relationships" xmlns:m="http://schemas.openxmlformats.org/officeDocument/2006/math" xmlns:v="urn:schemas-microsoft-com:vml" xmlns:wp14="http://schemas.microsoft.com/office/word/2010/wordprocessingDrawing" xmlns:wp="http://schemas.openxmlformats.org/drawingml/2006/wordprocessingDrawing" xmlns:w10="urn:schemas-microsoft-com:office:word" xmlns:w="http://schemas.openxmlformats.org/wordprocessingml/2006/main" xmlns:w14="http://schemas.microsoft.com/office/word/2010/wordml" xmlns:w15="http://schemas.microsoft.com/office/word/2012/wordml" xmlns:w16cex="http://schemas.microsoft.com/office/word/2018/wordml/cex" xmlns:w16cid="http://schemas.microsoft.com/office/word/2016/wordml/cid" xmlns:w16="http://schemas.microsoft.com/office/word/2018/wordml" xmlns:w16du="http://schemas.microsoft.com/office/word/2023/wordml/word16du" xmlns:w16sdtdh="http://schemas.microsoft.com/office/word/2020/wordml/sdtdatahash" xmlns:w16se="http://schemas.microsoft.com/office/word/2015/wordml/symex" xmlns:wpg="http://schemas.microsoft.com/office/word/2010/wordprocessingGroup" xmlns:wpi="http://schemas.microsoft.com/office/word/2010/wordprocessingInk" xmlns:wne="http://schemas.microsoft.com/office/word/2006/wordml" xmlns:wps="http://schemas.microsoft.com/office/word/2010/wordprocessingShape" mc:Ignorable="w14 w15 w16se w16cid w16 w16cex w16sdtdh wp14">
+<w:footnotes xmlns:wpc="http://schemas.microsoft.com/office/word/2010/wordprocessingCanvas" xmlns:cx="http://schemas.microsoft.com/office/drawing/2014/chartex" xmlns:cx1="http://schemas.microsoft.com/office/drawing/2015/9/8/chartex" xmlns:cx2="http://schemas.microsoft.com/office/drawing/2015/10/21/chartex" xmlns:cx3="http://schemas.microsoft.com/office/drawing/2016/5/9/chartex" xmlns:cx4="http://schemas.microsoft.com/office/drawing/2016/5/10/chartex" xmlns:cx5="http://schemas.microsoft.com/office/drawing/2016/5/11/chartex" xmlns:cx6="http://schemas.microsoft.com/office/drawing/2016/5/12/chartex" xmlns:cx7="http://schemas.microsoft.com/office/drawing/2016/5/13/chartex" xmlns:cx8="http://schemas.microsoft.com/office/drawing/2016/5/14/chartex" xmlns:mc="http://schemas.openxmlformats.org/markup-compatibility/2006" xmlns:aink="http://schemas.microsoft.com/office/drawing/2016/ink" xmlns:am3d="http://schemas.microsoft.com/office/drawing/2017/model3d" xmlns:o="urn:schemas-microsoft-com:office:office" xmlns:oel="http://schemas.microsoft.com/office/2019/extlst" xmlns:r="http://schemas.openxmlformats.org/officeDocument/2006/relationships" xmlns:m="http://schemas.openxmlformats.org/officeDocument/2006/math" xmlns:v="urn:schemas-microsoft-com:vml" xmlns:wp14="http://schemas.microsoft.com/office/word/2010/wordprocessingDrawing" xmlns:wp="http://schemas.openxmlformats.org/drawingml/2006/wordprocessingDrawing" xmlns:w10="urn:schemas-microsoft-com:office:word" xmlns:w="http://schemas.openxmlformats.org/wordprocessingml/2006/main" xmlns:w14="http://schemas.microsoft.com/office/word/2010/wordml" xmlns:w15="http://schemas.microsoft.com/office/word/2012/wordml" xmlns:w16cex="http://schemas.microsoft.com/office/word/2018/wordml/cex" xmlns:w16cid="http://schemas.microsoft.com/office/word/2016/wordml/cid" xmlns:w16="http://schemas.microsoft.com/office/word/2018/wordml" xmlns:w16sdtdh="http://schemas.microsoft.com/office/word/2020/wordml/sdtdatahash" xmlns:w16se="http://schemas.microsoft.com/office/word/2015/wordml/symex" xmlns:wpg="http://schemas.microsoft.com/office/word/2010/wordprocessingGroup" xmlns:wpi="http://schemas.microsoft.com/office/word/2010/wordprocessingInk" xmlns:wne="http://schemas.microsoft.com/office/word/2006/wordml" xmlns:wps="http://schemas.microsoft.com/office/word/2010/wordprocessingShape" mc:Ignorable="w14 w15 w16se w16cid w16 w16cex w16sdtdh wp14">
   <w:footnote w:type="separator" w:id="-1">
     <w:p>
       <w:r>
@@ -691,7 +703,7 @@
 </file>
 
 <file path=word/header1.xml><?xml version="1.0" encoding="utf-8"?>
-<w:hdr xmlns:wpc="http://schemas.microsoft.com/office/word/2010/wordprocessingCanvas" xmlns:cx="http://schemas.microsoft.com/office/drawing/2014/chartex" xmlns:cx1="http://schemas.microsoft.com/office/drawing/2015/9/8/chartex" xmlns:cx2="http://schemas.microsoft.com/office/drawing/2015/10/21/chartex" xmlns:cx3="http://schemas.microsoft.com/office/drawing/2016/5/9/chartex" xmlns:cx4="http://schemas.microsoft.com/office/drawing/2016/5/10/chartex" xmlns:cx5="http://schemas.microsoft.com/office/drawing/2016/5/11/chartex" xmlns:cx6="http://schemas.microsoft.com/office/drawing/2016/5/12/chartex" xmlns:cx7="http://schemas.microsoft.com/office/drawing/2016/5/13/chartex" xmlns:cx8="http://schemas.microsoft.com/office/drawing/2016/5/14/chartex" xmlns:mc="http://schemas.openxmlformats.org/markup-compatibility/2006" xmlns:aink="http://schemas.microsoft.com/office/drawing/2016/ink" xmlns:am3d="http://schemas.microsoft.com/office/drawing/2017/model3d" xmlns:o="urn:schemas-microsoft-com:office:office" xmlns:oel="http://schemas.microsoft.com/office/2019/extlst" xmlns:r="http://schemas.openxmlformats.org/officeDocument/2006/relationships" xmlns:m="http://schemas.openxmlformats.org/officeDocument/2006/math" xmlns:v="urn:schemas-microsoft-com:vml" xmlns:wp14="http://schemas.microsoft.com/office/word/2010/wordprocessingDrawing" xmlns:wp="http://schemas.openxmlformats.org/drawingml/2006/wordprocessingDrawing" xmlns:w10="urn:schemas-microsoft-com:office:word" xmlns:w="http://schemas.openxmlformats.org/wordprocessingml/2006/main" xmlns:w14="http://schemas.microsoft.com/office/word/2010/wordml" xmlns:w15="http://schemas.microsoft.com/office/word/2012/wordml" xmlns:w16cex="http://schemas.microsoft.com/office/word/2018/wordml/cex" xmlns:w16cid="http://schemas.microsoft.com/office/word/2016/wordml/cid" xmlns:w16="http://schemas.microsoft.com/office/word/2018/wordml" xmlns:w16du="http://schemas.microsoft.com/office/word/2023/wordml/word16du" xmlns:w16sdtdh="http://schemas.microsoft.com/office/word/2020/wordml/sdtdatahash" xmlns:w16se="http://schemas.microsoft.com/office/word/2015/wordml/symex" xmlns:wpg="http://schemas.microsoft.com/office/word/2010/wordprocessingGroup" xmlns:wpi="http://schemas.microsoft.com/office/word/2010/wordprocessingInk" xmlns:wne="http://schemas.microsoft.com/office/word/2006/wordml" xmlns:wps="http://schemas.microsoft.com/office/word/2010/wordprocessingShape" mc:Ignorable="w14 w15 w16se w16cid w16 w16cex w16sdtdh wp14">
+<w:hdr xmlns:wpc="http://schemas.microsoft.com/office/word/2010/wordprocessingCanvas" xmlns:cx="http://schemas.microsoft.com/office/drawing/2014/chartex" xmlns:cx1="http://schemas.microsoft.com/office/drawing/2015/9/8/chartex" xmlns:cx2="http://schemas.microsoft.com/office/drawing/2015/10/21/chartex" xmlns:cx3="http://schemas.microsoft.com/office/drawing/2016/5/9/chartex" xmlns:cx4="http://schemas.microsoft.com/office/drawing/2016/5/10/chartex" xmlns:cx5="http://schemas.microsoft.com/office/drawing/2016/5/11/chartex" xmlns:cx6="http://schemas.microsoft.com/office/drawing/2016/5/12/chartex" xmlns:cx7="http://schemas.microsoft.com/office/drawing/2016/5/13/chartex" xmlns:cx8="http://schemas.microsoft.com/office/drawing/2016/5/14/chartex" xmlns:mc="http://schemas.openxmlformats.org/markup-compatibility/2006" xmlns:aink="http://schemas.microsoft.com/office/drawing/2016/ink" xmlns:am3d="http://schemas.microsoft.com/office/drawing/2017/model3d" xmlns:o="urn:schemas-microsoft-com:office:office" xmlns:oel="http://schemas.microsoft.com/office/2019/extlst" xmlns:r="http://schemas.openxmlformats.org/officeDocument/2006/relationships" xmlns:m="http://schemas.openxmlformats.org/officeDocument/2006/math" xmlns:v="urn:schemas-microsoft-com:vml" xmlns:wp14="http://schemas.microsoft.com/office/word/2010/wordprocessingDrawing" xmlns:wp="http://schemas.openxmlformats.org/drawingml/2006/wordprocessingDrawing" xmlns:w10="urn:schemas-microsoft-com:office:word" xmlns:w="http://schemas.openxmlformats.org/wordprocessingml/2006/main" xmlns:w14="http://schemas.microsoft.com/office/word/2010/wordml" xmlns:w15="http://schemas.microsoft.com/office/word/2012/wordml" xmlns:w16cex="http://schemas.microsoft.com/office/word/2018/wordml/cex" xmlns:w16cid="http://schemas.microsoft.com/office/word/2016/wordml/cid" xmlns:w16="http://schemas.microsoft.com/office/word/2018/wordml" xmlns:w16sdtdh="http://schemas.microsoft.com/office/word/2020/wordml/sdtdatahash" xmlns:w16se="http://schemas.microsoft.com/office/word/2015/wordml/symex" xmlns:wpg="http://schemas.microsoft.com/office/word/2010/wordprocessingGroup" xmlns:wpi="http://schemas.microsoft.com/office/word/2010/wordprocessingInk" xmlns:wne="http://schemas.microsoft.com/office/word/2006/wordml" xmlns:wps="http://schemas.microsoft.com/office/word/2010/wordprocessingShape" mc:Ignorable="w14 w15 w16se w16cid w16 w16cex w16sdtdh wp14">
   <w:p>
     <w:pPr>
       <w:pStyle w:val="Header"/>
@@ -785,11 +797,11 @@
 </file>
 
 <file path=word/numbering.xml><?xml version="1.0" encoding="utf-8"?>
-<w:numbering xmlns:wpc="http://schemas.microsoft.com/office/word/2010/wordprocessingCanvas" xmlns:cx="http://schemas.microsoft.com/office/drawing/2014/chartex" xmlns:cx1="http://schemas.microsoft.com/office/drawing/2015/9/8/chartex" xmlns:cx2="http://schemas.microsoft.com/office/drawing/2015/10/21/chartex" xmlns:cx3="http://schemas.microsoft.com/office/drawing/2016/5/9/chartex" xmlns:cx4="http://schemas.microsoft.com/office/drawing/2016/5/10/chartex" xmlns:cx5="http://schemas.microsoft.com/office/drawing/2016/5/11/chartex" xmlns:cx6="http://schemas.microsoft.com/office/drawing/2016/5/12/chartex" xmlns:cx7="http://schemas.microsoft.com/office/drawing/2016/5/13/chartex" xmlns:cx8="http://schemas.microsoft.com/office/drawing/2016/5/14/chartex" xmlns:mc="http://schemas.openxmlformats.org/markup-compatibility/2006" xmlns:aink="http://schemas.microsoft.com/office/drawing/2016/ink" xmlns:am3d="http://schemas.microsoft.com/office/drawing/2017/model3d" xmlns:o="urn:schemas-microsoft-com:office:office" xmlns:oel="http://schemas.microsoft.com/office/2019/extlst" xmlns:r="http://schemas.openxmlformats.org/officeDocument/2006/relationships" xmlns:m="http://schemas.openxmlformats.org/officeDocument/2006/math" xmlns:v="urn:schemas-microsoft-com:vml" xmlns:wp14="http://schemas.microsoft.com/office/word/2010/wordprocessingDrawing" xmlns:wp="http://schemas.openxmlformats.org/drawingml/2006/wordprocessingDrawing" xmlns:w10="urn:schemas-microsoft-com:office:word" xmlns:w="http://schemas.openxmlformats.org/wordprocessingml/2006/main" xmlns:w14="http://schemas.microsoft.com/office/word/2010/wordml" xmlns:w15="http://schemas.microsoft.com/office/word/2012/wordml" xmlns:w16cex="http://schemas.microsoft.com/office/word/2018/wordml/cex" xmlns:w16cid="http://schemas.microsoft.com/office/word/2016/wordml/cid" xmlns:w16="http://schemas.microsoft.com/office/word/2018/wordml" xmlns:w16du="http://schemas.microsoft.com/office/word/2023/wordml/word16du" xmlns:w16sdtdh="http://schemas.microsoft.com/office/word/2020/wordml/sdtdatahash" xmlns:w16se="http://schemas.microsoft.com/office/word/2015/wordml/symex" xmlns:wpg="http://schemas.microsoft.com/office/word/2010/wordprocessingGroup" xmlns:wpi="http://schemas.microsoft.com/office/word/2010/wordprocessingInk" xmlns:wne="http://schemas.microsoft.com/office/word/2006/wordml" xmlns:wps="http://schemas.microsoft.com/office/word/2010/wordprocessingShape" mc:Ignorable="w14 w15 w16se w16cid w16 w16cex w16sdtdh wp14">
+<w:numbering xmlns:wpc="http://schemas.microsoft.com/office/word/2010/wordprocessingCanvas" xmlns:cx="http://schemas.microsoft.com/office/drawing/2014/chartex" xmlns:cx1="http://schemas.microsoft.com/office/drawing/2015/9/8/chartex" xmlns:cx2="http://schemas.microsoft.com/office/drawing/2015/10/21/chartex" xmlns:cx3="http://schemas.microsoft.com/office/drawing/2016/5/9/chartex" xmlns:cx4="http://schemas.microsoft.com/office/drawing/2016/5/10/chartex" xmlns:cx5="http://schemas.microsoft.com/office/drawing/2016/5/11/chartex" xmlns:cx6="http://schemas.microsoft.com/office/drawing/2016/5/12/chartex" xmlns:cx7="http://schemas.microsoft.com/office/drawing/2016/5/13/chartex" xmlns:cx8="http://schemas.microsoft.com/office/drawing/2016/5/14/chartex" xmlns:mc="http://schemas.openxmlformats.org/markup-compatibility/2006" xmlns:aink="http://schemas.microsoft.com/office/drawing/2016/ink" xmlns:am3d="http://schemas.microsoft.com/office/drawing/2017/model3d" xmlns:o="urn:schemas-microsoft-com:office:office" xmlns:oel="http://schemas.microsoft.com/office/2019/extlst" xmlns:r="http://schemas.openxmlformats.org/officeDocument/2006/relationships" xmlns:m="http://schemas.openxmlformats.org/officeDocument/2006/math" xmlns:v="urn:schemas-microsoft-com:vml" xmlns:wp14="http://schemas.microsoft.com/office/word/2010/wordprocessingDrawing" xmlns:wp="http://schemas.openxmlformats.org/drawingml/2006/wordprocessingDrawing" xmlns:w10="urn:schemas-microsoft-com:office:word" xmlns:w="http://schemas.openxmlformats.org/wordprocessingml/2006/main" xmlns:w14="http://schemas.microsoft.com/office/word/2010/wordml" xmlns:w15="http://schemas.microsoft.com/office/word/2012/wordml" xmlns:w16cex="http://schemas.microsoft.com/office/word/2018/wordml/cex" xmlns:w16cid="http://schemas.microsoft.com/office/word/2016/wordml/cid" xmlns:w16="http://schemas.microsoft.com/office/word/2018/wordml" xmlns:w16sdtdh="http://schemas.microsoft.com/office/word/2020/wordml/sdtdatahash" xmlns:w16se="http://schemas.microsoft.com/office/word/2015/wordml/symex" xmlns:wpg="http://schemas.microsoft.com/office/word/2010/wordprocessingGroup" xmlns:wpi="http://schemas.microsoft.com/office/word/2010/wordprocessingInk" xmlns:wne="http://schemas.microsoft.com/office/word/2006/wordml" xmlns:wps="http://schemas.microsoft.com/office/word/2010/wordprocessingShape" mc:Ignorable="w14 w15 w16se w16cid w16 w16cex w16sdtdh wp14">
   <w:abstractNum w:abstractNumId="0" w15:restartNumberingAfterBreak="0">
     <w:nsid w:val="FFFFFF7C"/>
     <w:multiLevelType w:val="singleLevel"/>
-    <w:tmpl w:val="3050F87E"/>
+    <w:tmpl w:val="27C053DC"/>
     <w:lvl w:ilvl="0">
       <w:start w:val="1"/>
       <w:numFmt w:val="decimal"/>
@@ -806,7 +818,7 @@
   <w:abstractNum w:abstractNumId="1" w15:restartNumberingAfterBreak="0">
     <w:nsid w:val="FFFFFF7D"/>
     <w:multiLevelType w:val="singleLevel"/>
-    <w:tmpl w:val="8AA2D882"/>
+    <w:tmpl w:val="78AE22A6"/>
     <w:lvl w:ilvl="0">
       <w:start w:val="1"/>
       <w:numFmt w:val="decimal"/>
@@ -823,7 +835,7 @@
   <w:abstractNum w:abstractNumId="2" w15:restartNumberingAfterBreak="0">
     <w:nsid w:val="FFFFFF7E"/>
     <w:multiLevelType w:val="singleLevel"/>
-    <w:tmpl w:val="A0B27760"/>
+    <w:tmpl w:val="AFBAF0BE"/>
     <w:lvl w:ilvl="0">
       <w:start w:val="1"/>
       <w:numFmt w:val="decimal"/>
@@ -840,7 +852,7 @@
   <w:abstractNum w:abstractNumId="3" w15:restartNumberingAfterBreak="0">
     <w:nsid w:val="FFFFFF7F"/>
     <w:multiLevelType w:val="singleLevel"/>
-    <w:tmpl w:val="2AE05280"/>
+    <w:tmpl w:val="5F965386"/>
     <w:lvl w:ilvl="0">
       <w:start w:val="1"/>
       <w:numFmt w:val="decimal"/>
@@ -857,7 +869,7 @@
   <w:abstractNum w:abstractNumId="4" w15:restartNumberingAfterBreak="0">
     <w:nsid w:val="FFFFFF80"/>
     <w:multiLevelType w:val="singleLevel"/>
-    <w:tmpl w:val="0242ECCC"/>
+    <w:tmpl w:val="98FEDE7E"/>
     <w:lvl w:ilvl="0">
       <w:start w:val="1"/>
       <w:numFmt w:val="bullet"/>
@@ -877,7 +889,7 @@
   <w:abstractNum w:abstractNumId="5" w15:restartNumberingAfterBreak="0">
     <w:nsid w:val="FFFFFF81"/>
     <w:multiLevelType w:val="singleLevel"/>
-    <w:tmpl w:val="D6DEA84E"/>
+    <w:tmpl w:val="4B183562"/>
     <w:lvl w:ilvl="0">
       <w:start w:val="1"/>
       <w:numFmt w:val="bullet"/>
@@ -897,7 +909,7 @@
   <w:abstractNum w:abstractNumId="6" w15:restartNumberingAfterBreak="0">
     <w:nsid w:val="FFFFFF82"/>
     <w:multiLevelType w:val="singleLevel"/>
-    <w:tmpl w:val="60F87D88"/>
+    <w:tmpl w:val="3A6ED59C"/>
     <w:lvl w:ilvl="0">
       <w:start w:val="1"/>
       <w:numFmt w:val="bullet"/>
@@ -917,7 +929,7 @@
   <w:abstractNum w:abstractNumId="7" w15:restartNumberingAfterBreak="0">
     <w:nsid w:val="FFFFFF83"/>
     <w:multiLevelType w:val="singleLevel"/>
-    <w:tmpl w:val="44EA2DB8"/>
+    <w:tmpl w:val="5434E0E6"/>
     <w:lvl w:ilvl="0">
       <w:start w:val="1"/>
       <w:numFmt w:val="bullet"/>
@@ -937,7 +949,7 @@
   <w:abstractNum w:abstractNumId="8" w15:restartNumberingAfterBreak="0">
     <w:nsid w:val="FFFFFF88"/>
     <w:multiLevelType w:val="singleLevel"/>
-    <w:tmpl w:val="6FC076AC"/>
+    <w:tmpl w:val="BCE40F26"/>
     <w:lvl w:ilvl="0">
       <w:start w:val="1"/>
       <w:numFmt w:val="decimal"/>
@@ -954,7 +966,7 @@
   <w:abstractNum w:abstractNumId="9" w15:restartNumberingAfterBreak="0">
     <w:nsid w:val="FFFFFF89"/>
     <w:multiLevelType w:val="singleLevel"/>
-    <w:tmpl w:val="7AE29EEE"/>
+    <w:tmpl w:val="6764E902"/>
     <w:lvl w:ilvl="0">
       <w:start w:val="1"/>
       <w:numFmt w:val="bullet"/>
@@ -1695,13 +1707,17 @@
     <w:basedOn w:val="Normal"/>
     <w:link w:val="BodyTextChar"/>
     <w:qFormat/>
-    <w:rsid w:val="00996DD6"/>
+    <w:rsid w:val="00644A2B"/>
     <w:pPr>
       <w:spacing w:before="180" w:after="180"/>
       <w:jc w:val="both"/>
     </w:pPr>
     <w:rPr>
-      <w:rFonts w:ascii="Bahnschrift Light" w:hAnsi="Bahnschrift Light"/>
+      <w:rFonts w:ascii="Times New Roman" w:eastAsia="Calibri" w:hAnsi="Times New Roman" w:cs="Calibri"/>
+      <w:color w:val="404040" w:themeColor="text1" w:themeTint="BF"/>
+      <w:sz w:val="22"/>
+      <w:szCs w:val="22"/>
+      <w:lang w:val="es-ES" w:eastAsia="es-CO"/>
     </w:rPr>
   </w:style>
   <w:style w:type="paragraph" w:customStyle="1" w:styleId="FirstParagraph">
@@ -1928,10 +1944,15 @@
   <w:style w:type="paragraph" w:customStyle="1" w:styleId="ImageCaption">
     <w:name w:val="Image Caption"/>
     <w:basedOn w:val="Caption"/>
-    <w:rsid w:val="0005637E"/>
-    <w:rPr>
-      <w:rFonts w:ascii="Minion Pro Cond Italic Caption" w:hAnsi="Minion Pro Cond Italic Caption"/>
+    <w:rsid w:val="001F7A73"/>
+    <w:rPr>
+      <w:rFonts w:ascii="Roboto" w:hAnsi="Roboto"/>
+      <w:i/>
       <w:iCs/>
+      <w:color w:val="1F497D" w:themeColor="text2"/>
+      <w:sz w:val="18"/>
+      <w:szCs w:val="18"/>
+      <w:lang w:val="es-ES"/>
     </w:rPr>
   </w:style>
   <w:style w:type="paragraph" w:customStyle="1" w:styleId="Figure">
@@ -2008,9 +2029,13 @@
     <w:name w:val="Body Text Char"/>
     <w:basedOn w:val="DefaultParagraphFont"/>
     <w:link w:val="BodyText"/>
-    <w:rsid w:val="00996DD6"/>
-    <w:rPr>
-      <w:rFonts w:ascii="Bahnschrift Light" w:hAnsi="Bahnschrift Light"/>
+    <w:rsid w:val="00644A2B"/>
+    <w:rPr>
+      <w:rFonts w:ascii="Times New Roman" w:eastAsia="Calibri" w:hAnsi="Times New Roman" w:cs="Calibri"/>
+      <w:color w:val="404040" w:themeColor="text1" w:themeTint="BF"/>
+      <w:sz w:val="22"/>
+      <w:szCs w:val="22"/>
+      <w:lang w:val="es-ES" w:eastAsia="es-CO"/>
     </w:rPr>
   </w:style>
   <w:style w:type="paragraph" w:customStyle="1" w:styleId="SourceCode">
@@ -2240,6 +2265,125 @@
     <w:semiHidden/>
     <w:unhideWhenUsed/>
     <w:rsid w:val="003064EE"/>
+  </w:style>
+  <w:style w:type="table" w:styleId="GridTable4-Accent1">
+    <w:name w:val="Grid Table 4 Accent 1"/>
+    <w:basedOn w:val="TableNormal"/>
+    <w:uiPriority w:val="49"/>
+    <w:rsid w:val="00E809C3"/>
+    <w:pPr>
+      <w:spacing w:after="0"/>
+    </w:pPr>
+    <w:tblPr>
+      <w:tblStyleRowBandSize w:val="1"/>
+      <w:tblStyleColBandSize w:val="1"/>
+      <w:tblBorders>
+        <w:top w:val="single" w:sz="4" w:space="0" w:color="95B3D7" w:themeColor="accent1" w:themeTint="99"/>
+        <w:left w:val="single" w:sz="4" w:space="0" w:color="95B3D7" w:themeColor="accent1" w:themeTint="99"/>
+        <w:bottom w:val="single" w:sz="4" w:space="0" w:color="95B3D7" w:themeColor="accent1" w:themeTint="99"/>
+        <w:right w:val="single" w:sz="4" w:space="0" w:color="95B3D7" w:themeColor="accent1" w:themeTint="99"/>
+        <w:insideH w:val="single" w:sz="4" w:space="0" w:color="95B3D7" w:themeColor="accent1" w:themeTint="99"/>
+        <w:insideV w:val="single" w:sz="4" w:space="0" w:color="95B3D7" w:themeColor="accent1" w:themeTint="99"/>
+      </w:tblBorders>
+    </w:tblPr>
+    <w:tblStylePr w:type="firstRow">
+      <w:rPr>
+        <w:b/>
+        <w:bCs/>
+        <w:color w:val="FFFFFF" w:themeColor="background1"/>
+      </w:rPr>
+      <w:tblPr/>
+      <w:tcPr>
+        <w:shd w:val="clear" w:color="auto" w:fill="1F497D" w:themeFill="text2"/>
+      </w:tcPr>
+    </w:tblStylePr>
+    <w:tblStylePr w:type="lastRow">
+      <w:rPr>
+        <w:b/>
+        <w:bCs/>
+      </w:rPr>
+      <w:tblPr/>
+      <w:tcPr>
+        <w:tcBorders>
+          <w:top w:val="double" w:sz="4" w:space="0" w:color="4F81BD" w:themeColor="accent1"/>
+        </w:tcBorders>
+      </w:tcPr>
+    </w:tblStylePr>
+    <w:tblStylePr w:type="firstCol">
+      <w:rPr>
+        <w:b/>
+        <w:bCs/>
+      </w:rPr>
+    </w:tblStylePr>
+    <w:tblStylePr w:type="lastCol">
+      <w:rPr>
+        <w:b/>
+        <w:bCs/>
+      </w:rPr>
+    </w:tblStylePr>
+    <w:tblStylePr w:type="band1Vert">
+      <w:tblPr/>
+      <w:tcPr>
+        <w:shd w:val="clear" w:color="auto" w:fill="DBE5F1" w:themeFill="accent1" w:themeFillTint="33"/>
+      </w:tcPr>
+    </w:tblStylePr>
+    <w:tblStylePr w:type="band1Horz">
+      <w:tblPr/>
+      <w:tcPr>
+        <w:shd w:val="clear" w:color="auto" w:fill="DBE5F1" w:themeFill="accent1" w:themeFillTint="33"/>
+      </w:tcPr>
+    </w:tblStylePr>
+  </w:style>
+  <w:style w:type="table" w:styleId="TableGridLight">
+    <w:name w:val="Grid Table Light"/>
+    <w:basedOn w:val="TableNormal"/>
+    <w:rsid w:val="0019264D"/>
+    <w:pPr>
+      <w:spacing w:after="0"/>
+    </w:pPr>
+    <w:rPr>
+      <w:rFonts w:ascii="Times New Roman" w:hAnsi="Times New Roman"/>
+      <w:sz w:val="18"/>
+    </w:rPr>
+    <w:tblPr>
+      <w:tblBorders>
+        <w:top w:val="single" w:sz="4" w:space="0" w:color="BFBFBF" w:themeColor="background1" w:themeShade="BF"/>
+        <w:left w:val="single" w:sz="4" w:space="0" w:color="BFBFBF" w:themeColor="background1" w:themeShade="BF"/>
+        <w:bottom w:val="single" w:sz="4" w:space="0" w:color="BFBFBF" w:themeColor="background1" w:themeShade="BF"/>
+        <w:right w:val="single" w:sz="4" w:space="0" w:color="BFBFBF" w:themeColor="background1" w:themeShade="BF"/>
+        <w:insideH w:val="single" w:sz="4" w:space="0" w:color="BFBFBF" w:themeColor="background1" w:themeShade="BF"/>
+        <w:insideV w:val="single" w:sz="4" w:space="0" w:color="BFBFBF" w:themeColor="background1" w:themeShade="BF"/>
+      </w:tblBorders>
+    </w:tblPr>
+    <w:tblStylePr w:type="firstRow">
+      <w:rPr>
+        <w:rFonts w:asciiTheme="majorHAnsi" w:hAnsiTheme="majorHAnsi"/>
+        <w:color w:val="FFFFFF" w:themeColor="background1"/>
+        <w:sz w:val="24"/>
+      </w:rPr>
+      <w:tblPr/>
+      <w:tcPr>
+        <w:shd w:val="clear" w:color="auto" w:fill="1F497D" w:themeFill="text2"/>
+      </w:tcPr>
+    </w:tblStylePr>
+  </w:style>
+  <w:style w:type="table" w:styleId="TableGrid">
+    <w:name w:val="Table Grid"/>
+    <w:basedOn w:val="TableNormal"/>
+    <w:rsid w:val="0019264D"/>
+    <w:pPr>
+      <w:spacing w:after="0"/>
+    </w:pPr>
+    <w:tblPr>
+      <w:tblBorders>
+        <w:top w:val="single" w:sz="4" w:space="0" w:color="auto"/>
+        <w:left w:val="single" w:sz="4" w:space="0" w:color="auto"/>
+        <w:bottom w:val="single" w:sz="4" w:space="0" w:color="auto"/>
+        <w:right w:val="single" w:sz="4" w:space="0" w:color="auto"/>
+        <w:insideH w:val="single" w:sz="4" w:space="0" w:color="auto"/>
+        <w:insideV w:val="single" w:sz="4" w:space="0" w:color="auto"/>
+      </w:tblBorders>
+    </w:tblPr>
   </w:style>
 </w:styles>
 </file>

--- a/templates/propuesta-reference.docx
+++ b/templates/propuesta-reference.docx
@@ -310,6 +310,9 @@
             <w:tcW w:w="0" w:type="auto"/>
           </w:tcPr>
           <w:p>
+            <w:pPr>
+              <w:pStyle w:val="Compact"/>
+            </w:pPr>
             <w:r>
               <w:t xml:space="preserve"> 1 </w:t>
             </w:r>
@@ -320,6 +323,9 @@
             <w:tcW w:w="0" w:type="auto"/>
           </w:tcPr>
           <w:p>
+            <w:pPr>
+              <w:pStyle w:val="Compact"/>
+            </w:pPr>
             <w:r>
               <w:t xml:space="preserve"> 2 </w:t>
             </w:r>
@@ -801,7 +807,7 @@
   <w:abstractNum w:abstractNumId="0" w15:restartNumberingAfterBreak="0">
     <w:nsid w:val="FFFFFF7C"/>
     <w:multiLevelType w:val="singleLevel"/>
-    <w:tmpl w:val="27C053DC"/>
+    <w:tmpl w:val="3BB87608"/>
     <w:lvl w:ilvl="0">
       <w:start w:val="1"/>
       <w:numFmt w:val="decimal"/>
@@ -818,7 +824,7 @@
   <w:abstractNum w:abstractNumId="1" w15:restartNumberingAfterBreak="0">
     <w:nsid w:val="FFFFFF7D"/>
     <w:multiLevelType w:val="singleLevel"/>
-    <w:tmpl w:val="78AE22A6"/>
+    <w:tmpl w:val="AE685C2E"/>
     <w:lvl w:ilvl="0">
       <w:start w:val="1"/>
       <w:numFmt w:val="decimal"/>
@@ -835,7 +841,7 @@
   <w:abstractNum w:abstractNumId="2" w15:restartNumberingAfterBreak="0">
     <w:nsid w:val="FFFFFF7E"/>
     <w:multiLevelType w:val="singleLevel"/>
-    <w:tmpl w:val="AFBAF0BE"/>
+    <w:tmpl w:val="AFBE7CAC"/>
     <w:lvl w:ilvl="0">
       <w:start w:val="1"/>
       <w:numFmt w:val="decimal"/>
@@ -852,7 +858,7 @@
   <w:abstractNum w:abstractNumId="3" w15:restartNumberingAfterBreak="0">
     <w:nsid w:val="FFFFFF7F"/>
     <w:multiLevelType w:val="singleLevel"/>
-    <w:tmpl w:val="5F965386"/>
+    <w:tmpl w:val="599E8984"/>
     <w:lvl w:ilvl="0">
       <w:start w:val="1"/>
       <w:numFmt w:val="decimal"/>
@@ -869,7 +875,7 @@
   <w:abstractNum w:abstractNumId="4" w15:restartNumberingAfterBreak="0">
     <w:nsid w:val="FFFFFF80"/>
     <w:multiLevelType w:val="singleLevel"/>
-    <w:tmpl w:val="98FEDE7E"/>
+    <w:tmpl w:val="9EF0E352"/>
     <w:lvl w:ilvl="0">
       <w:start w:val="1"/>
       <w:numFmt w:val="bullet"/>
@@ -889,7 +895,7 @@
   <w:abstractNum w:abstractNumId="5" w15:restartNumberingAfterBreak="0">
     <w:nsid w:val="FFFFFF81"/>
     <w:multiLevelType w:val="singleLevel"/>
-    <w:tmpl w:val="4B183562"/>
+    <w:tmpl w:val="5EA0BA96"/>
     <w:lvl w:ilvl="0">
       <w:start w:val="1"/>
       <w:numFmt w:val="bullet"/>
@@ -909,7 +915,7 @@
   <w:abstractNum w:abstractNumId="6" w15:restartNumberingAfterBreak="0">
     <w:nsid w:val="FFFFFF82"/>
     <w:multiLevelType w:val="singleLevel"/>
-    <w:tmpl w:val="3A6ED59C"/>
+    <w:tmpl w:val="83025582"/>
     <w:lvl w:ilvl="0">
       <w:start w:val="1"/>
       <w:numFmt w:val="bullet"/>
@@ -929,7 +935,7 @@
   <w:abstractNum w:abstractNumId="7" w15:restartNumberingAfterBreak="0">
     <w:nsid w:val="FFFFFF83"/>
     <w:multiLevelType w:val="singleLevel"/>
-    <w:tmpl w:val="5434E0E6"/>
+    <w:tmpl w:val="D0C464FA"/>
     <w:lvl w:ilvl="0">
       <w:start w:val="1"/>
       <w:numFmt w:val="bullet"/>
@@ -949,7 +955,7 @@
   <w:abstractNum w:abstractNumId="8" w15:restartNumberingAfterBreak="0">
     <w:nsid w:val="FFFFFF88"/>
     <w:multiLevelType w:val="singleLevel"/>
-    <w:tmpl w:val="BCE40F26"/>
+    <w:tmpl w:val="FDE2643A"/>
     <w:lvl w:ilvl="0">
       <w:start w:val="1"/>
       <w:numFmt w:val="decimal"/>
@@ -966,7 +972,7 @@
   <w:abstractNum w:abstractNumId="9" w15:restartNumberingAfterBreak="0">
     <w:nsid w:val="FFFFFF89"/>
     <w:multiLevelType w:val="singleLevel"/>
-    <w:tmpl w:val="6764E902"/>
+    <w:tmpl w:val="5936F092"/>
     <w:lvl w:ilvl="0">
       <w:start w:val="1"/>
       <w:numFmt w:val="bullet"/>
@@ -1729,11 +1735,15 @@
   </w:style>
   <w:style w:type="paragraph" w:customStyle="1" w:styleId="Compact">
     <w:name w:val="Compact"/>
-    <w:basedOn w:val="BodyText"/>
+    <w:basedOn w:val="Normal"/>
     <w:qFormat/>
-    <w:pPr>
-      <w:spacing w:before="36" w:after="36"/>
-    </w:pPr>
+    <w:rsid w:val="00831305"/>
+    <w:pPr>
+      <w:spacing w:after="0"/>
+    </w:pPr>
+    <w:rPr>
+      <w:sz w:val="18"/>
+    </w:rPr>
   </w:style>
   <w:style w:type="paragraph" w:styleId="Title">
     <w:name w:val="Title"/>
@@ -2337,7 +2347,7 @@
   <w:style w:type="table" w:styleId="TableGridLight">
     <w:name w:val="Grid Table Light"/>
     <w:basedOn w:val="TableNormal"/>
-    <w:rsid w:val="0019264D"/>
+    <w:rsid w:val="00831305"/>
     <w:pPr>
       <w:spacing w:after="0"/>
     </w:pPr>

--- a/templates/propuesta-reference.docx
+++ b/templates/propuesta-reference.docx
@@ -2347,7 +2347,7 @@
   <w:style w:type="table" w:styleId="TableGridLight">
     <w:name w:val="Grid Table Light"/>
     <w:basedOn w:val="TableNormal"/>
-    <w:rsid w:val="00831305"/>
+    <w:rsid w:val="00141190"/>
     <w:pPr>
       <w:spacing w:after="0"/>
     </w:pPr>
@@ -2356,6 +2356,7 @@
       <w:sz w:val="18"/>
     </w:rPr>
     <w:tblPr>
+      <w:tblStyleRowBandSize w:val="1"/>
       <w:tblBorders>
         <w:top w:val="single" w:sz="4" w:space="0" w:color="BFBFBF" w:themeColor="background1" w:themeShade="BF"/>
         <w:left w:val="single" w:sz="4" w:space="0" w:color="BFBFBF" w:themeColor="background1" w:themeShade="BF"/>
@@ -2365,7 +2366,14 @@
         <w:insideV w:val="single" w:sz="4" w:space="0" w:color="BFBFBF" w:themeColor="background1" w:themeShade="BF"/>
       </w:tblBorders>
     </w:tblPr>
+    <w:tcPr>
+      <w:shd w:val="clear" w:color="auto" w:fill="auto"/>
+    </w:tcPr>
     <w:tblStylePr w:type="firstRow">
+      <w:pPr>
+        <w:wordWrap/>
+        <w:spacing w:line="240" w:lineRule="auto"/>
+      </w:pPr>
       <w:rPr>
         <w:rFonts w:asciiTheme="majorHAnsi" w:hAnsiTheme="majorHAnsi"/>
         <w:color w:val="FFFFFF" w:themeColor="background1"/>

--- a/templates/propuesta-reference.docx
+++ b/templates/propuesta-reference.docx
@@ -5,10 +5,9 @@
     <w:p>
       <w:pPr>
         <w:pStyle w:val="Title"/>
-        <w:spacing w:before="200" w:after="200" w:line="240" w:lineRule="auto"/>
-      </w:pPr>
-      <w:r>
-        <w:t xml:space="preserve">Title </w:t>
+      </w:pPr>
+      <w:r>
+        <w:t xml:space="preserve"> Title </w:t>
       </w:r>
     </w:p>
     <w:p>
@@ -16,7 +15,7 @@
         <w:pStyle w:val="Subtitle"/>
       </w:pPr>
       <w:r>
-        <w:t xml:space="preserve">Subtitle </w:t>
+        <w:t xml:space="preserve"> Subtitle </w:t>
       </w:r>
     </w:p>
     <w:p>
@@ -24,7 +23,7 @@
         <w:pStyle w:val="Author"/>
       </w:pPr>
       <w:r>
-        <w:t xml:space="preserve">Author </w:t>
+        <w:t xml:space="preserve"> Author </w:t>
       </w:r>
     </w:p>
     <w:p>
@@ -32,7 +31,7 @@
         <w:pStyle w:val="Date"/>
       </w:pPr>
       <w:r>
-        <w:t xml:space="preserve">Date </w:t>
+        <w:t xml:space="preserve"> Date </w:t>
       </w:r>
     </w:p>
     <w:p>
@@ -40,7 +39,7 @@
         <w:pStyle w:val="Abstract"/>
       </w:pPr>
       <w:r>
-        <w:t xml:space="preserve">Abstract </w:t>
+        <w:t xml:space="preserve"> Abstract </w:t>
       </w:r>
     </w:p>
     <w:p>
@@ -49,7 +48,7 @@
       </w:pPr>
       <w:bookmarkStart w:id="0" w:name="heading-1"/>
       <w:r>
-        <w:t xml:space="preserve">Heading 1 </w:t>
+        <w:t xml:space="preserve"> Heading 1 </w:t>
       </w:r>
       <w:bookmarkEnd w:id="0"/>
     </w:p>
@@ -137,37 +136,16 @@
       <w:pPr>
         <w:pStyle w:val="FirstParagraph"/>
       </w:pPr>
-      <w:proofErr w:type="spellStart"/>
-      <w:r>
-        <w:t>First</w:t>
-      </w:r>
-      <w:proofErr w:type="spellEnd"/>
-      <w:r>
-        <w:t xml:space="preserve"> </w:t>
-      </w:r>
-      <w:proofErr w:type="spellStart"/>
-      <w:r>
-        <w:t>Paragraph</w:t>
-      </w:r>
-      <w:proofErr w:type="spellEnd"/>
-      <w:r>
-        <w:t xml:space="preserve">. </w:t>
+      <w:r>
+        <w:t xml:space="preserve"> First Paragraph. </w:t>
       </w:r>
     </w:p>
     <w:p>
       <w:pPr>
         <w:pStyle w:val="BodyText"/>
       </w:pPr>
-      <w:proofErr w:type="spellStart"/>
-      <w:r>
-        <w:t>Body</w:t>
-      </w:r>
-      <w:proofErr w:type="spellEnd"/>
-      <w:r>
-        <w:t xml:space="preserve"> Text</w:t>
-      </w:r>
-      <w:r>
-        <w:t xml:space="preserve">. Body Text Char.    </w:t>
+      <w:r>
+        <w:t xml:space="preserve"> Body Text. Body Text Char.    </w:t>
       </w:r>
       <w:r>
         <w:rPr>
@@ -178,7 +156,7 @@
       <w:r>
         <w:t xml:space="preserve"> .    </w:t>
       </w:r>
-      <w:hyperlink r:id="rId8">
+      <w:hyperlink r:id="rId7">
         <w:r>
           <w:rPr>
             <w:rStyle w:val="Hyperlink"/>
@@ -187,21 +165,7 @@
         </w:r>
       </w:hyperlink>
       <w:r>
-        <w:t xml:space="preserve"> .     </w:t>
-      </w:r>
-      <w:proofErr w:type="spellStart"/>
-      <w:r>
-        <w:rPr>
-          <w:rStyle w:val="FootnoteReference"/>
-        </w:rPr>
-        <w:t>Footnote</w:t>
-      </w:r>
-      <w:proofErr w:type="spellEnd"/>
-      <w:r>
-        <w:rPr>
-          <w:rStyle w:val="FootnoteReference"/>
-        </w:rPr>
-        <w:t xml:space="preserve">. </w:t>
+        <w:t xml:space="preserve"> .     Footnote. </w:t>
       </w:r>
       <w:r>
         <w:rPr>
@@ -212,52 +176,10 @@
     </w:p>
     <w:p>
       <w:pPr>
-        <w:pStyle w:val="SourceCode"/>
-        <w:rPr>
-          <w:rStyle w:val="VerbatimChar"/>
-        </w:rPr>
-      </w:pPr>
-      <w:proofErr w:type="spellStart"/>
-      <w:r>
-        <w:rPr>
-          <w:rStyle w:val="VerbatimChar"/>
-        </w:rPr>
-        <w:t>Verbatin</w:t>
-      </w:r>
-      <w:proofErr w:type="spellEnd"/>
-      <w:r>
-        <w:rPr>
-          <w:rStyle w:val="VerbatimChar"/>
-        </w:rPr>
-        <w:t xml:space="preserve"> </w:t>
-      </w:r>
-      <w:proofErr w:type="spellStart"/>
-      <w:r>
-        <w:rPr>
-          <w:rStyle w:val="VerbatimChar"/>
-        </w:rPr>
-        <w:t>Char</w:t>
-      </w:r>
-      <w:proofErr w:type="spellEnd"/>
-      <w:r>
-        <w:rPr>
-          <w:rStyle w:val="VerbatimChar"/>
-        </w:rPr>
-        <w:t>.</w:t>
-      </w:r>
-      <w:r>
-        <w:rPr>
-          <w:rStyle w:val="VerbatimChar"/>
-        </w:rPr>
-        <w:t>.</w:t>
-      </w:r>
-    </w:p>
-    <w:p>
-      <w:pPr>
         <w:pStyle w:val="BlockText"/>
       </w:pPr>
       <w:r>
-        <w:t xml:space="preserve">Block Text. </w:t>
+        <w:t xml:space="preserve"> Block Text. </w:t>
       </w:r>
     </w:p>
     <w:p>
@@ -270,14 +192,14 @@
     </w:p>
     <w:tbl>
       <w:tblPr>
-        <w:tblStyle w:val="TableGridLight"/>
+        <w:tblStyle w:val="Table"/>
         <w:tblW w:w="0" w:type="pct"/>
         <w:tblLook w:val="07E0" w:firstRow="1" w:lastRow="1" w:firstColumn="1" w:lastColumn="1" w:noHBand="1" w:noVBand="1"/>
         <w:tblCaption w:val="Table caption."/>
       </w:tblPr>
       <w:tblGrid>
-        <w:gridCol w:w="842"/>
-        <w:gridCol w:w="842"/>
+        <w:gridCol w:w="702"/>
+        <w:gridCol w:w="702"/>
       </w:tblGrid>
       <w:tr>
         <w:trPr>
@@ -285,9 +207,16 @@
         </w:trPr>
         <w:tc>
           <w:tcPr>
+            <w:cnfStyle w:val="001000000100" w:firstRow="0" w:lastRow="0" w:firstColumn="1" w:lastColumn="0" w:oddVBand="0" w:evenVBand="0" w:oddHBand="0" w:evenHBand="0" w:firstRowFirstColumn="1" w:firstRowLastColumn="0" w:lastRowFirstColumn="0" w:lastRowLastColumn="0"/>
             <w:tcW w:w="0" w:type="auto"/>
+            <w:tcBorders>
+              <w:bottom w:val="single" w:sz="0" w:space="0" w:color="auto"/>
+            </w:tcBorders>
           </w:tcPr>
           <w:p>
+            <w:pPr>
+              <w:pStyle w:val="Compact"/>
+            </w:pPr>
             <w:r>
               <w:t xml:space="preserve"> Table </w:t>
             </w:r>
@@ -295,9 +224,16 @@
         </w:tc>
         <w:tc>
           <w:tcPr>
+            <w:cnfStyle w:val="000100001000" w:firstRow="0" w:lastRow="0" w:firstColumn="0" w:lastColumn="1" w:oddVBand="0" w:evenVBand="0" w:oddHBand="0" w:evenHBand="0" w:firstRowFirstColumn="0" w:firstRowLastColumn="1" w:lastRowFirstColumn="0" w:lastRowLastColumn="0"/>
             <w:tcW w:w="0" w:type="auto"/>
+            <w:tcBorders>
+              <w:bottom w:val="single" w:sz="0" w:space="0" w:color="auto"/>
+            </w:tcBorders>
           </w:tcPr>
           <w:p>
+            <w:pPr>
+              <w:pStyle w:val="Compact"/>
+            </w:pPr>
             <w:r>
               <w:t xml:space="preserve"> Table </w:t>
             </w:r>
@@ -305,8 +241,12 @@
         </w:tc>
       </w:tr>
       <w:tr>
+        <w:trPr>
+          <w:cnfStyle w:val="010000000000" w:firstRow="0" w:lastRow="1" w:firstColumn="0" w:lastColumn="0" w:oddVBand="0" w:evenVBand="0" w:oddHBand="0" w:evenHBand="0" w:firstRowFirstColumn="0" w:firstRowLastColumn="0" w:lastRowFirstColumn="0" w:lastRowLastColumn="0"/>
+        </w:trPr>
         <w:tc>
           <w:tcPr>
+            <w:cnfStyle w:val="001000000001" w:firstRow="0" w:lastRow="0" w:firstColumn="1" w:lastColumn="0" w:oddVBand="0" w:evenVBand="0" w:oddHBand="0" w:evenHBand="0" w:firstRowFirstColumn="0" w:firstRowLastColumn="0" w:lastRowFirstColumn="1" w:lastRowLastColumn="0"/>
             <w:tcW w:w="0" w:type="auto"/>
           </w:tcPr>
           <w:p>
@@ -320,6 +260,7 @@
         </w:tc>
         <w:tc>
           <w:tcPr>
+            <w:cnfStyle w:val="000100000010" w:firstRow="0" w:lastRow="0" w:firstColumn="0" w:lastColumn="1" w:oddVBand="0" w:evenVBand="0" w:oddHBand="0" w:evenHBand="0" w:firstRowFirstColumn="0" w:firstRowLastColumn="0" w:lastRowFirstColumn="0" w:lastRowLastColumn="1"/>
             <w:tcW w:w="0" w:type="auto"/>
           </w:tcPr>
           <w:p>
@@ -362,15 +303,7 @@
         <w:pStyle w:val="DefinitionTerm"/>
       </w:pPr>
       <w:r>
-        <w:t xml:space="preserve"> </w:t>
-      </w:r>
-      <w:proofErr w:type="spellStart"/>
-      <w:r>
-        <w:t>DefinitionTerm</w:t>
-      </w:r>
-      <w:proofErr w:type="spellEnd"/>
-      <w:r>
-        <w:t xml:space="preserve"> </w:t>
+        <w:t xml:space="preserve"> DefinitionTerm </w:t>
       </w:r>
     </w:p>
     <w:p>
@@ -386,15 +319,7 @@
         <w:pStyle w:val="DefinitionTerm"/>
       </w:pPr>
       <w:r>
-        <w:t xml:space="preserve"> </w:t>
-      </w:r>
-      <w:proofErr w:type="spellStart"/>
-      <w:r>
-        <w:t>DefinitionTerm</w:t>
-      </w:r>
-      <w:proofErr w:type="spellEnd"/>
-      <w:r>
-        <w:t xml:space="preserve"> </w:t>
+        <w:t xml:space="preserve"> DefinitionTerm </w:t>
       </w:r>
     </w:p>
     <w:p>
@@ -406,13 +331,9 @@
       </w:r>
     </w:p>
     <w:sectPr>
-      <w:headerReference w:type="default" r:id="rId9"/>
-      <w:footerReference w:type="even" r:id="rId10"/>
-      <w:footerReference w:type="default" r:id="rId11"/>
       <w:pgSz w:w="12240" w:h="15840"/>
-      <w:pgMar w:top="1440" w:right="1080" w:bottom="1440" w:left="1080" w:header="720" w:footer="720" w:gutter="288"/>
+      <w:pgMar w:top="1440" w:right="1440" w:bottom="1440" w:left="1440" w:header="720" w:footer="720" w:gutter="0"/>
       <w:cols w:space="720"/>
-      <w:docGrid w:linePitch="326"/>
     </w:sectPr>
   </w:body>
 </w:document>
@@ -443,236 +364,6 @@
 </w:endnotes>
 </file>
 
-<file path=word/footer1.xml><?xml version="1.0" encoding="utf-8"?>
-<w:ftr xmlns:wpc="http://schemas.microsoft.com/office/word/2010/wordprocessingCanvas" xmlns:cx="http://schemas.microsoft.com/office/drawing/2014/chartex" xmlns:cx1="http://schemas.microsoft.com/office/drawing/2015/9/8/chartex" xmlns:cx2="http://schemas.microsoft.com/office/drawing/2015/10/21/chartex" xmlns:cx3="http://schemas.microsoft.com/office/drawing/2016/5/9/chartex" xmlns:cx4="http://schemas.microsoft.com/office/drawing/2016/5/10/chartex" xmlns:cx5="http://schemas.microsoft.com/office/drawing/2016/5/11/chartex" xmlns:cx6="http://schemas.microsoft.com/office/drawing/2016/5/12/chartex" xmlns:cx7="http://schemas.microsoft.com/office/drawing/2016/5/13/chartex" xmlns:cx8="http://schemas.microsoft.com/office/drawing/2016/5/14/chartex" xmlns:mc="http://schemas.openxmlformats.org/markup-compatibility/2006" xmlns:aink="http://schemas.microsoft.com/office/drawing/2016/ink" xmlns:am3d="http://schemas.microsoft.com/office/drawing/2017/model3d" xmlns:o="urn:schemas-microsoft-com:office:office" xmlns:oel="http://schemas.microsoft.com/office/2019/extlst" xmlns:r="http://schemas.openxmlformats.org/officeDocument/2006/relationships" xmlns:m="http://schemas.openxmlformats.org/officeDocument/2006/math" xmlns:v="urn:schemas-microsoft-com:vml" xmlns:wp14="http://schemas.microsoft.com/office/word/2010/wordprocessingDrawing" xmlns:wp="http://schemas.openxmlformats.org/drawingml/2006/wordprocessingDrawing" xmlns:w10="urn:schemas-microsoft-com:office:word" xmlns:w="http://schemas.openxmlformats.org/wordprocessingml/2006/main" xmlns:w14="http://schemas.microsoft.com/office/word/2010/wordml" xmlns:w15="http://schemas.microsoft.com/office/word/2012/wordml" xmlns:w16cex="http://schemas.microsoft.com/office/word/2018/wordml/cex" xmlns:w16cid="http://schemas.microsoft.com/office/word/2016/wordml/cid" xmlns:w16="http://schemas.microsoft.com/office/word/2018/wordml" xmlns:w16sdtdh="http://schemas.microsoft.com/office/word/2020/wordml/sdtdatahash" xmlns:w16se="http://schemas.microsoft.com/office/word/2015/wordml/symex" xmlns:wpg="http://schemas.microsoft.com/office/word/2010/wordprocessingGroup" xmlns:wpi="http://schemas.microsoft.com/office/word/2010/wordprocessingInk" xmlns:wne="http://schemas.microsoft.com/office/word/2006/wordml" xmlns:wps="http://schemas.microsoft.com/office/word/2010/wordprocessingShape" mc:Ignorable="w14 w15 w16se w16cid w16 w16cex w16sdtdh wp14">
-  <w:sdt>
-    <w:sdtPr>
-      <w:rPr>
-        <w:rStyle w:val="PageNumber"/>
-      </w:rPr>
-      <w:id w:val="902179918"/>
-      <w:docPartObj>
-        <w:docPartGallery w:val="Page Numbers (Bottom of Page)"/>
-        <w:docPartUnique/>
-      </w:docPartObj>
-    </w:sdtPr>
-    <w:sdtContent>
-      <w:p>
-        <w:pPr>
-          <w:pStyle w:val="Footer"/>
-          <w:framePr w:wrap="none" w:vAnchor="text" w:hAnchor="margin" w:xAlign="outside" w:y="1"/>
-          <w:rPr>
-            <w:rStyle w:val="PageNumber"/>
-          </w:rPr>
-        </w:pPr>
-        <w:r>
-          <w:rPr>
-            <w:rStyle w:val="PageNumber"/>
-          </w:rPr>
-          <w:fldChar w:fldCharType="begin"/>
-        </w:r>
-        <w:r>
-          <w:rPr>
-            <w:rStyle w:val="PageNumber"/>
-          </w:rPr>
-          <w:instrText xml:space="preserve"> PAGE </w:instrText>
-        </w:r>
-        <w:r>
-          <w:rPr>
-            <w:rStyle w:val="PageNumber"/>
-          </w:rPr>
-          <w:fldChar w:fldCharType="end"/>
-        </w:r>
-      </w:p>
-    </w:sdtContent>
-  </w:sdt>
-  <w:p>
-    <w:pPr>
-      <w:pStyle w:val="Footer"/>
-      <w:ind w:right="360" w:firstLine="360"/>
-    </w:pPr>
-  </w:p>
-</w:ftr>
-</file>
-
-<file path=word/footer2.xml><?xml version="1.0" encoding="utf-8"?>
-<w:ftr xmlns:wpc="http://schemas.microsoft.com/office/word/2010/wordprocessingCanvas" xmlns:cx="http://schemas.microsoft.com/office/drawing/2014/chartex" xmlns:cx1="http://schemas.microsoft.com/office/drawing/2015/9/8/chartex" xmlns:cx2="http://schemas.microsoft.com/office/drawing/2015/10/21/chartex" xmlns:cx3="http://schemas.microsoft.com/office/drawing/2016/5/9/chartex" xmlns:cx4="http://schemas.microsoft.com/office/drawing/2016/5/10/chartex" xmlns:cx5="http://schemas.microsoft.com/office/drawing/2016/5/11/chartex" xmlns:cx6="http://schemas.microsoft.com/office/drawing/2016/5/12/chartex" xmlns:cx7="http://schemas.microsoft.com/office/drawing/2016/5/13/chartex" xmlns:cx8="http://schemas.microsoft.com/office/drawing/2016/5/14/chartex" xmlns:mc="http://schemas.openxmlformats.org/markup-compatibility/2006" xmlns:aink="http://schemas.microsoft.com/office/drawing/2016/ink" xmlns:am3d="http://schemas.microsoft.com/office/drawing/2017/model3d" xmlns:o="urn:schemas-microsoft-com:office:office" xmlns:oel="http://schemas.microsoft.com/office/2019/extlst" xmlns:r="http://schemas.openxmlformats.org/officeDocument/2006/relationships" xmlns:m="http://schemas.openxmlformats.org/officeDocument/2006/math" xmlns:v="urn:schemas-microsoft-com:vml" xmlns:wp14="http://schemas.microsoft.com/office/word/2010/wordprocessingDrawing" xmlns:wp="http://schemas.openxmlformats.org/drawingml/2006/wordprocessingDrawing" xmlns:w10="urn:schemas-microsoft-com:office:word" xmlns:w="http://schemas.openxmlformats.org/wordprocessingml/2006/main" xmlns:w14="http://schemas.microsoft.com/office/word/2010/wordml" xmlns:w15="http://schemas.microsoft.com/office/word/2012/wordml" xmlns:w16cex="http://schemas.microsoft.com/office/word/2018/wordml/cex" xmlns:w16cid="http://schemas.microsoft.com/office/word/2016/wordml/cid" xmlns:w16="http://schemas.microsoft.com/office/word/2018/wordml" xmlns:w16sdtdh="http://schemas.microsoft.com/office/word/2020/wordml/sdtdatahash" xmlns:w16se="http://schemas.microsoft.com/office/word/2015/wordml/symex" xmlns:wpg="http://schemas.microsoft.com/office/word/2010/wordprocessingGroup" xmlns:wpi="http://schemas.microsoft.com/office/word/2010/wordprocessingInk" xmlns:wne="http://schemas.microsoft.com/office/word/2006/wordml" xmlns:wps="http://schemas.microsoft.com/office/word/2010/wordprocessingShape" mc:Ignorable="w14 w15 w16se w16cid w16 w16cex w16sdtdh wp14">
-  <w:sdt>
-    <w:sdtPr>
-      <w:rPr>
-        <w:rStyle w:val="PageNumber"/>
-      </w:rPr>
-      <w:id w:val="743770471"/>
-      <w:docPartObj>
-        <w:docPartGallery w:val="Page Numbers (Bottom of Page)"/>
-        <w:docPartUnique/>
-      </w:docPartObj>
-    </w:sdtPr>
-    <w:sdtContent>
-      <w:p>
-        <w:pPr>
-          <w:pStyle w:val="Footer"/>
-          <w:framePr w:wrap="none" w:vAnchor="text" w:hAnchor="margin" w:xAlign="outside" w:y="1"/>
-          <w:rPr>
-            <w:rStyle w:val="PageNumber"/>
-          </w:rPr>
-        </w:pPr>
-        <w:r>
-          <w:rPr>
-            <w:rStyle w:val="PageNumber"/>
-          </w:rPr>
-          <w:fldChar w:fldCharType="begin"/>
-        </w:r>
-        <w:r>
-          <w:rPr>
-            <w:rStyle w:val="PageNumber"/>
-          </w:rPr>
-          <w:instrText xml:space="preserve"> PAGE </w:instrText>
-        </w:r>
-        <w:r>
-          <w:rPr>
-            <w:rStyle w:val="PageNumber"/>
-          </w:rPr>
-          <w:fldChar w:fldCharType="separate"/>
-        </w:r>
-        <w:r>
-          <w:rPr>
-            <w:rStyle w:val="PageNumber"/>
-            <w:noProof/>
-          </w:rPr>
-          <w:t>1</w:t>
-        </w:r>
-        <w:r>
-          <w:rPr>
-            <w:rStyle w:val="PageNumber"/>
-          </w:rPr>
-          <w:fldChar w:fldCharType="end"/>
-        </w:r>
-      </w:p>
-    </w:sdtContent>
-  </w:sdt>
-  <w:p>
-    <w:pPr>
-      <w:autoSpaceDE w:val="0"/>
-      <w:autoSpaceDN w:val="0"/>
-      <w:adjustRightInd w:val="0"/>
-      <w:spacing w:after="0" w:line="240" w:lineRule="auto"/>
-      <w:jc w:val="center"/>
-      <w:rPr>
-        <w:rFonts w:ascii="Arial" w:hAnsi="Arial" w:cs="Arial"/>
-        <w:sz w:val="18"/>
-        <w:szCs w:val="18"/>
-        <w:lang w:eastAsia="es-CO"/>
-      </w:rPr>
-    </w:pPr>
-    <w:r>
-      <w:rPr>
-        <w:rFonts w:ascii="Arial" w:hAnsi="Arial" w:cs="Arial"/>
-        <w:sz w:val="18"/>
-        <w:szCs w:val="18"/>
-        <w:lang w:eastAsia="es-CO"/>
-      </w:rPr>
-      <w:t xml:space="preserve">Calle 63A # 19A - 12 </w:t>
-    </w:r>
-    <w:r>
-      <w:rPr>
-        <w:rFonts w:ascii="Arial" w:hAnsi="Arial" w:cs="Arial"/>
-        <w:sz w:val="18"/>
-        <w:szCs w:val="18"/>
-        <w:lang w:eastAsia="es-CO"/>
-      </w:rPr>
-      <w:t>Teléfono</w:t>
-    </w:r>
-    <w:r>
-      <w:rPr>
-        <w:rFonts w:ascii="Arial" w:hAnsi="Arial" w:cs="Arial"/>
-        <w:sz w:val="18"/>
-        <w:szCs w:val="18"/>
-        <w:lang w:eastAsia="es-CO"/>
-      </w:rPr>
-      <w:t xml:space="preserve"> (57) 3153849407</w:t>
-    </w:r>
-  </w:p>
-  <w:p>
-    <w:pPr>
-      <w:autoSpaceDE w:val="0"/>
-      <w:autoSpaceDN w:val="0"/>
-      <w:adjustRightInd w:val="0"/>
-      <w:spacing w:after="0" w:line="240" w:lineRule="auto"/>
-      <w:jc w:val="center"/>
-      <w:rPr>
-        <w:rFonts w:ascii="Arial" w:hAnsi="Arial" w:cs="Arial"/>
-        <w:sz w:val="20"/>
-        <w:szCs w:val="20"/>
-        <w:lang w:val="pt-BR" w:eastAsia="es-CO"/>
-      </w:rPr>
-    </w:pPr>
-    <w:r>
-      <w:rPr>
-        <w:rFonts w:ascii="Arial" w:hAnsi="Arial" w:cs="Arial"/>
-        <w:sz w:val="20"/>
-        <w:szCs w:val="20"/>
-        <w:lang w:val="pt-BR" w:eastAsia="es-CO"/>
-      </w:rPr>
-      <w:t xml:space="preserve">* E-mail: </w:t>
-    </w:r>
-    <w:r>
-      <w:rPr>
-        <w:rFonts w:ascii="Arial" w:hAnsi="Arial" w:cs="Arial"/>
-        <w:sz w:val="20"/>
-        <w:szCs w:val="20"/>
-        <w:lang w:val="pt-BR" w:eastAsia="es-CO"/>
-      </w:rPr>
-      <w:t>info@</w:t>
-    </w:r>
-    <w:r>
-      <w:rPr>
-        <w:rFonts w:ascii="Arial" w:hAnsi="Arial" w:cs="Arial"/>
-        <w:sz w:val="20"/>
-        <w:szCs w:val="20"/>
-        <w:lang w:val="pt-BR" w:eastAsia="es-CO"/>
-      </w:rPr>
-      <w:t>softproductiva.com</w:t>
-    </w:r>
-    <w:r>
-      <w:rPr>
-        <w:rFonts w:ascii="Arial" w:hAnsi="Arial" w:cs="Arial"/>
-        <w:sz w:val="20"/>
-        <w:szCs w:val="20"/>
-        <w:lang w:val="pt-BR" w:eastAsia="es-CO"/>
-      </w:rPr>
-      <w:t>*</w:t>
-    </w:r>
-  </w:p>
-  <w:p>
-    <w:pPr>
-      <w:autoSpaceDE w:val="0"/>
-      <w:autoSpaceDN w:val="0"/>
-      <w:adjustRightInd w:val="0"/>
-      <w:spacing w:after="0" w:line="240" w:lineRule="auto"/>
-      <w:jc w:val="center"/>
-      <w:rPr>
-        <w:rFonts w:ascii="Arial" w:hAnsi="Arial" w:cs="Arial"/>
-        <w:b/>
-        <w:sz w:val="20"/>
-        <w:szCs w:val="20"/>
-        <w:lang w:val="pt-BR" w:eastAsia="es-CO"/>
-      </w:rPr>
-    </w:pPr>
-    <w:r>
-      <w:rPr>
-        <w:rFonts w:ascii="Arial" w:hAnsi="Arial" w:cs="Arial"/>
-        <w:b/>
-        <w:sz w:val="20"/>
-        <w:szCs w:val="20"/>
-        <w:lang w:val="pt-BR" w:eastAsia="es-CO"/>
-      </w:rPr>
-      <w:t>NIT 900.152.475-1</w:t>
-    </w:r>
-  </w:p>
-</w:ftr>
-</file>
-
 <file path=word/footnotes.xml><?xml version="1.0" encoding="utf-8"?>
 <w:footnotes xmlns:wpc="http://schemas.microsoft.com/office/word/2010/wordprocessingCanvas" xmlns:cx="http://schemas.microsoft.com/office/drawing/2014/chartex" xmlns:cx1="http://schemas.microsoft.com/office/drawing/2015/9/8/chartex" xmlns:cx2="http://schemas.microsoft.com/office/drawing/2015/10/21/chartex" xmlns:cx3="http://schemas.microsoft.com/office/drawing/2016/5/9/chartex" xmlns:cx4="http://schemas.microsoft.com/office/drawing/2016/5/10/chartex" xmlns:cx5="http://schemas.microsoft.com/office/drawing/2016/5/11/chartex" xmlns:cx6="http://schemas.microsoft.com/office/drawing/2016/5/12/chartex" xmlns:cx7="http://schemas.microsoft.com/office/drawing/2016/5/13/chartex" xmlns:cx8="http://schemas.microsoft.com/office/drawing/2016/5/14/chartex" xmlns:mc="http://schemas.openxmlformats.org/markup-compatibility/2006" xmlns:aink="http://schemas.microsoft.com/office/drawing/2016/ink" xmlns:am3d="http://schemas.microsoft.com/office/drawing/2017/model3d" xmlns:o="urn:schemas-microsoft-com:office:office" xmlns:oel="http://schemas.microsoft.com/office/2019/extlst" xmlns:r="http://schemas.openxmlformats.org/officeDocument/2006/relationships" xmlns:m="http://schemas.openxmlformats.org/officeDocument/2006/math" xmlns:v="urn:schemas-microsoft-com:vml" xmlns:wp14="http://schemas.microsoft.com/office/word/2010/wordprocessingDrawing" xmlns:wp="http://schemas.openxmlformats.org/drawingml/2006/wordprocessingDrawing" xmlns:w10="urn:schemas-microsoft-com:office:word" xmlns:w="http://schemas.openxmlformats.org/wordprocessingml/2006/main" xmlns:w14="http://schemas.microsoft.com/office/word/2010/wordml" xmlns:w15="http://schemas.microsoft.com/office/word/2012/wordml" xmlns:w16cex="http://schemas.microsoft.com/office/word/2018/wordml/cex" xmlns:w16cid="http://schemas.microsoft.com/office/word/2016/wordml/cid" xmlns:w16="http://schemas.microsoft.com/office/word/2018/wordml" xmlns:w16sdtdh="http://schemas.microsoft.com/office/word/2020/wordml/sdtdatahash" xmlns:w16se="http://schemas.microsoft.com/office/word/2015/wordml/symex" xmlns:wpg="http://schemas.microsoft.com/office/word/2010/wordprocessingGroup" xmlns:wpi="http://schemas.microsoft.com/office/word/2010/wordprocessingInk" xmlns:wne="http://schemas.microsoft.com/office/word/2006/wordml" xmlns:wps="http://schemas.microsoft.com/office/word/2010/wordprocessingShape" mc:Ignorable="w14 w15 w16se w16cid w16 w16cex w16sdtdh wp14">
   <w:footnote w:type="separator" w:id="-1">
@@ -706,100 +397,6 @@
     </w:p>
   </w:footnote>
 </w:footnotes>
-</file>
-
-<file path=word/header1.xml><?xml version="1.0" encoding="utf-8"?>
-<w:hdr xmlns:wpc="http://schemas.microsoft.com/office/word/2010/wordprocessingCanvas" xmlns:cx="http://schemas.microsoft.com/office/drawing/2014/chartex" xmlns:cx1="http://schemas.microsoft.com/office/drawing/2015/9/8/chartex" xmlns:cx2="http://schemas.microsoft.com/office/drawing/2015/10/21/chartex" xmlns:cx3="http://schemas.microsoft.com/office/drawing/2016/5/9/chartex" xmlns:cx4="http://schemas.microsoft.com/office/drawing/2016/5/10/chartex" xmlns:cx5="http://schemas.microsoft.com/office/drawing/2016/5/11/chartex" xmlns:cx6="http://schemas.microsoft.com/office/drawing/2016/5/12/chartex" xmlns:cx7="http://schemas.microsoft.com/office/drawing/2016/5/13/chartex" xmlns:cx8="http://schemas.microsoft.com/office/drawing/2016/5/14/chartex" xmlns:mc="http://schemas.openxmlformats.org/markup-compatibility/2006" xmlns:aink="http://schemas.microsoft.com/office/drawing/2016/ink" xmlns:am3d="http://schemas.microsoft.com/office/drawing/2017/model3d" xmlns:o="urn:schemas-microsoft-com:office:office" xmlns:oel="http://schemas.microsoft.com/office/2019/extlst" xmlns:r="http://schemas.openxmlformats.org/officeDocument/2006/relationships" xmlns:m="http://schemas.openxmlformats.org/officeDocument/2006/math" xmlns:v="urn:schemas-microsoft-com:vml" xmlns:wp14="http://schemas.microsoft.com/office/word/2010/wordprocessingDrawing" xmlns:wp="http://schemas.openxmlformats.org/drawingml/2006/wordprocessingDrawing" xmlns:w10="urn:schemas-microsoft-com:office:word" xmlns:w="http://schemas.openxmlformats.org/wordprocessingml/2006/main" xmlns:w14="http://schemas.microsoft.com/office/word/2010/wordml" xmlns:w15="http://schemas.microsoft.com/office/word/2012/wordml" xmlns:w16cex="http://schemas.microsoft.com/office/word/2018/wordml/cex" xmlns:w16cid="http://schemas.microsoft.com/office/word/2016/wordml/cid" xmlns:w16="http://schemas.microsoft.com/office/word/2018/wordml" xmlns:w16sdtdh="http://schemas.microsoft.com/office/word/2020/wordml/sdtdatahash" xmlns:w16se="http://schemas.microsoft.com/office/word/2015/wordml/symex" xmlns:wpg="http://schemas.microsoft.com/office/word/2010/wordprocessingGroup" xmlns:wpi="http://schemas.microsoft.com/office/word/2010/wordprocessingInk" xmlns:wne="http://schemas.microsoft.com/office/word/2006/wordml" xmlns:wps="http://schemas.microsoft.com/office/word/2010/wordprocessingShape" mc:Ignorable="w14 w15 w16se w16cid w16 w16cex w16sdtdh wp14">
-  <w:p>
-    <w:pPr>
-      <w:pStyle w:val="Header"/>
-      <w:tabs>
-        <w:tab w:val="left" w:pos="2430"/>
-        <w:tab w:val="left" w:pos="2700"/>
-      </w:tabs>
-      <w:jc w:val="center"/>
-    </w:pPr>
-    <w:r>
-      <w:rPr>
-        <w:noProof/>
-        <w:color w:val="FFFFFF"/>
-        <w:lang w:eastAsia="es-CO"/>
-      </w:rPr>
-      <w:drawing>
-        <wp:anchor distT="0" distB="0" distL="114300" distR="114300" simplePos="0" relativeHeight="251658240" behindDoc="0" locked="0" layoutInCell="1" allowOverlap="1" wp14:anchorId="775873A2" wp14:editId="0172C5C6">
-          <wp:simplePos x="0" y="0"/>
-          <wp:positionH relativeFrom="column">
-            <wp:posOffset>1684020</wp:posOffset>
-          </wp:positionH>
-          <wp:positionV relativeFrom="paragraph">
-            <wp:posOffset>-381000</wp:posOffset>
-          </wp:positionV>
-          <wp:extent cx="2646680" cy="520065"/>
-          <wp:effectExtent l="0" t="0" r="0" b="635"/>
-          <wp:wrapThrough wrapText="bothSides">
-            <wp:wrapPolygon edited="0">
-              <wp:start x="8395" y="527"/>
-              <wp:lineTo x="4664" y="2110"/>
-              <wp:lineTo x="104" y="6857"/>
-              <wp:lineTo x="104" y="20044"/>
-              <wp:lineTo x="5182" y="21099"/>
-              <wp:lineTo x="5908" y="21099"/>
-              <wp:lineTo x="21455" y="20044"/>
-              <wp:lineTo x="20626" y="10022"/>
-              <wp:lineTo x="20729" y="5275"/>
-              <wp:lineTo x="16791" y="2110"/>
-              <wp:lineTo x="8914" y="527"/>
-              <wp:lineTo x="8395" y="527"/>
-            </wp:wrapPolygon>
-          </wp:wrapThrough>
-          <wp:docPr id="1733264629" name="3 Imagen"/>
-          <wp:cNvGraphicFramePr>
-            <a:graphicFrameLocks xmlns:a="http://schemas.openxmlformats.org/drawingml/2006/main" noChangeAspect="1"/>
-          </wp:cNvGraphicFramePr>
-          <a:graphic xmlns:a="http://schemas.openxmlformats.org/drawingml/2006/main">
-            <a:graphicData uri="http://schemas.openxmlformats.org/drawingml/2006/picture">
-              <pic:pic xmlns:pic="http://schemas.openxmlformats.org/drawingml/2006/picture">
-                <pic:nvPicPr>
-                  <pic:cNvPr id="4" name="3 Imagen"/>
-                  <pic:cNvPicPr>
-                    <a:picLocks noChangeAspect="1"/>
-                  </pic:cNvPicPr>
-                </pic:nvPicPr>
-                <pic:blipFill>
-                  <a:blip r:embed="rId1" cstate="print">
-                    <a:extLst>
-                      <a:ext uri="{28A0092B-C50C-407E-A947-70E740481C1C}">
-                        <a14:useLocalDpi xmlns:a14="http://schemas.microsoft.com/office/drawing/2010/main" val="0"/>
-                      </a:ext>
-                    </a:extLst>
-                  </a:blip>
-                  <a:stretch>
-                    <a:fillRect/>
-                  </a:stretch>
-                </pic:blipFill>
-                <pic:spPr>
-                  <a:xfrm>
-                    <a:off x="0" y="0"/>
-                    <a:ext cx="2646680" cy="520065"/>
-                  </a:xfrm>
-                  <a:prstGeom prst="rect">
-                    <a:avLst/>
-                  </a:prstGeom>
-                </pic:spPr>
-              </pic:pic>
-            </a:graphicData>
-          </a:graphic>
-          <wp14:sizeRelH relativeFrom="page">
-            <wp14:pctWidth>0</wp14:pctWidth>
-          </wp14:sizeRelH>
-          <wp14:sizeRelV relativeFrom="page">
-            <wp14:pctHeight>0</wp14:pctHeight>
-          </wp14:sizeRelV>
-        </wp:anchor>
-      </w:drawing>
-    </w:r>
-  </w:p>
-</w:hdr>
 </file>
 
 <file path=word/numbering.xml><?xml version="1.0" encoding="utf-8"?>
@@ -807,7 +404,7 @@
   <w:abstractNum w:abstractNumId="0" w15:restartNumberingAfterBreak="0">
     <w:nsid w:val="FFFFFF7C"/>
     <w:multiLevelType w:val="singleLevel"/>
-    <w:tmpl w:val="3BB87608"/>
+    <w:tmpl w:val="2AA4586A"/>
     <w:lvl w:ilvl="0">
       <w:start w:val="1"/>
       <w:numFmt w:val="decimal"/>
@@ -824,7 +421,7 @@
   <w:abstractNum w:abstractNumId="1" w15:restartNumberingAfterBreak="0">
     <w:nsid w:val="FFFFFF7D"/>
     <w:multiLevelType w:val="singleLevel"/>
-    <w:tmpl w:val="AE685C2E"/>
+    <w:tmpl w:val="5D4C8BE2"/>
     <w:lvl w:ilvl="0">
       <w:start w:val="1"/>
       <w:numFmt w:val="decimal"/>
@@ -841,7 +438,7 @@
   <w:abstractNum w:abstractNumId="2" w15:restartNumberingAfterBreak="0">
     <w:nsid w:val="FFFFFF7E"/>
     <w:multiLevelType w:val="singleLevel"/>
-    <w:tmpl w:val="AFBE7CAC"/>
+    <w:tmpl w:val="D1D8E7DA"/>
     <w:lvl w:ilvl="0">
       <w:start w:val="1"/>
       <w:numFmt w:val="decimal"/>
@@ -858,7 +455,7 @@
   <w:abstractNum w:abstractNumId="3" w15:restartNumberingAfterBreak="0">
     <w:nsid w:val="FFFFFF7F"/>
     <w:multiLevelType w:val="singleLevel"/>
-    <w:tmpl w:val="599E8984"/>
+    <w:tmpl w:val="41C8213E"/>
     <w:lvl w:ilvl="0">
       <w:start w:val="1"/>
       <w:numFmt w:val="decimal"/>
@@ -875,7 +472,7 @@
   <w:abstractNum w:abstractNumId="4" w15:restartNumberingAfterBreak="0">
     <w:nsid w:val="FFFFFF80"/>
     <w:multiLevelType w:val="singleLevel"/>
-    <w:tmpl w:val="9EF0E352"/>
+    <w:tmpl w:val="E4ECC0CC"/>
     <w:lvl w:ilvl="0">
       <w:start w:val="1"/>
       <w:numFmt w:val="bullet"/>
@@ -895,7 +492,7 @@
   <w:abstractNum w:abstractNumId="5" w15:restartNumberingAfterBreak="0">
     <w:nsid w:val="FFFFFF81"/>
     <w:multiLevelType w:val="singleLevel"/>
-    <w:tmpl w:val="5EA0BA96"/>
+    <w:tmpl w:val="CC14ABB6"/>
     <w:lvl w:ilvl="0">
       <w:start w:val="1"/>
       <w:numFmt w:val="bullet"/>
@@ -915,7 +512,7 @@
   <w:abstractNum w:abstractNumId="6" w15:restartNumberingAfterBreak="0">
     <w:nsid w:val="FFFFFF82"/>
     <w:multiLevelType w:val="singleLevel"/>
-    <w:tmpl w:val="83025582"/>
+    <w:tmpl w:val="037C2D84"/>
     <w:lvl w:ilvl="0">
       <w:start w:val="1"/>
       <w:numFmt w:val="bullet"/>
@@ -935,10 +532,11 @@
   <w:abstractNum w:abstractNumId="7" w15:restartNumberingAfterBreak="0">
     <w:nsid w:val="FFFFFF83"/>
     <w:multiLevelType w:val="singleLevel"/>
-    <w:tmpl w:val="D0C464FA"/>
+    <w:tmpl w:val="CB22695C"/>
     <w:lvl w:ilvl="0">
       <w:start w:val="1"/>
       <w:numFmt w:val="bullet"/>
+      <w:pStyle w:val="ListBullet2"/>
       <w:lvlText w:val=""/>
       <w:lvlJc w:val="left"/>
       <w:pPr>
@@ -955,7 +553,7 @@
   <w:abstractNum w:abstractNumId="8" w15:restartNumberingAfterBreak="0">
     <w:nsid w:val="FFFFFF88"/>
     <w:multiLevelType w:val="singleLevel"/>
-    <w:tmpl w:val="FDE2643A"/>
+    <w:tmpl w:val="8ADC9AC4"/>
     <w:lvl w:ilvl="0">
       <w:start w:val="1"/>
       <w:numFmt w:val="decimal"/>
@@ -972,7 +570,7 @@
   <w:abstractNum w:abstractNumId="9" w15:restartNumberingAfterBreak="0">
     <w:nsid w:val="FFFFFF89"/>
     <w:multiLevelType w:val="singleLevel"/>
-    <w:tmpl w:val="5936F092"/>
+    <w:tmpl w:val="A65EE904"/>
     <w:lvl w:ilvl="0">
       <w:start w:val="1"/>
       <w:numFmt w:val="bullet"/>
@@ -990,134 +588,142 @@
     </w:lvl>
   </w:abstractNum>
   <w:abstractNum w:abstractNumId="10" w15:restartNumberingAfterBreak="0">
-    <w:nsid w:val="49E6355C"/>
+    <w:nsid w:val="170CD2DE"/>
     <w:multiLevelType w:val="multilevel"/>
-    <w:tmpl w:val="6A0EF80E"/>
+    <w:tmpl w:val="5B8EC7C4"/>
     <w:lvl w:ilvl="0">
-      <w:start w:val="1"/>
-      <w:numFmt w:val="decimal"/>
-      <w:pStyle w:val="Heading1"/>
-      <w:lvlText w:val="%1."/>
+      <w:numFmt w:val="bullet"/>
+      <w:lvlText w:val=" "/>
       <w:lvlJc w:val="left"/>
       <w:pPr>
-        <w:ind w:left="360" w:hanging="360"/>
+        <w:tabs>
+          <w:tab w:val="num" w:pos="0"/>
+        </w:tabs>
+        <w:ind w:left="480" w:hanging="480"/>
       </w:pPr>
     </w:lvl>
     <w:lvl w:ilvl="1">
-      <w:start w:val="1"/>
-      <w:numFmt w:val="decimal"/>
-      <w:pStyle w:val="Heading2"/>
-      <w:lvlText w:val="%1.%2"/>
+      <w:numFmt w:val="bullet"/>
+      <w:lvlText w:val=" "/>
       <w:lvlJc w:val="left"/>
       <w:pPr>
-        <w:ind w:left="576" w:hanging="576"/>
+        <w:tabs>
+          <w:tab w:val="num" w:pos="720"/>
+        </w:tabs>
+        <w:ind w:left="1200" w:hanging="480"/>
       </w:pPr>
     </w:lvl>
     <w:lvl w:ilvl="2">
-      <w:start w:val="1"/>
-      <w:numFmt w:val="decimal"/>
-      <w:pStyle w:val="Heading3"/>
-      <w:lvlText w:val="%1.%2.%3"/>
+      <w:numFmt w:val="bullet"/>
+      <w:lvlText w:val=" "/>
       <w:lvlJc w:val="left"/>
       <w:pPr>
-        <w:ind w:left="720" w:hanging="720"/>
+        <w:tabs>
+          <w:tab w:val="num" w:pos="1440"/>
+        </w:tabs>
+        <w:ind w:left="1920" w:hanging="480"/>
       </w:pPr>
     </w:lvl>
     <w:lvl w:ilvl="3">
-      <w:start w:val="1"/>
-      <w:numFmt w:val="decimal"/>
-      <w:pStyle w:val="Heading4"/>
-      <w:lvlText w:val="%1.%2.%3.%4"/>
+      <w:numFmt w:val="bullet"/>
+      <w:lvlText w:val=" "/>
       <w:lvlJc w:val="left"/>
       <w:pPr>
-        <w:ind w:left="864" w:hanging="864"/>
+        <w:tabs>
+          <w:tab w:val="num" w:pos="2160"/>
+        </w:tabs>
+        <w:ind w:left="2640" w:hanging="480"/>
       </w:pPr>
     </w:lvl>
     <w:lvl w:ilvl="4">
-      <w:start w:val="1"/>
-      <w:numFmt w:val="decimal"/>
-      <w:pStyle w:val="Heading5"/>
-      <w:lvlText w:val="%1.%2.%3.%4.%5"/>
+      <w:numFmt w:val="bullet"/>
+      <w:lvlText w:val=" "/>
       <w:lvlJc w:val="left"/>
       <w:pPr>
-        <w:ind w:left="1008" w:hanging="1008"/>
+        <w:tabs>
+          <w:tab w:val="num" w:pos="2880"/>
+        </w:tabs>
+        <w:ind w:left="3360" w:hanging="480"/>
       </w:pPr>
     </w:lvl>
     <w:lvl w:ilvl="5">
-      <w:start w:val="1"/>
-      <w:numFmt w:val="decimal"/>
-      <w:pStyle w:val="Heading6"/>
-      <w:lvlText w:val="%1.%2.%3.%4.%5.%6"/>
+      <w:numFmt w:val="bullet"/>
+      <w:lvlText w:val=" "/>
       <w:lvlJc w:val="left"/>
       <w:pPr>
-        <w:ind w:left="1152" w:hanging="1152"/>
+        <w:tabs>
+          <w:tab w:val="num" w:pos="3600"/>
+        </w:tabs>
+        <w:ind w:left="4080" w:hanging="480"/>
       </w:pPr>
     </w:lvl>
     <w:lvl w:ilvl="6">
-      <w:start w:val="1"/>
-      <w:numFmt w:val="decimal"/>
-      <w:pStyle w:val="Heading7"/>
-      <w:lvlText w:val="%1.%2.%3.%4.%5.%6.%7"/>
+      <w:numFmt w:val="bullet"/>
+      <w:lvlText w:val=" "/>
       <w:lvlJc w:val="left"/>
       <w:pPr>
-        <w:ind w:left="1296" w:hanging="1296"/>
+        <w:tabs>
+          <w:tab w:val="num" w:pos="4320"/>
+        </w:tabs>
+        <w:ind w:left="4800" w:hanging="480"/>
       </w:pPr>
     </w:lvl>
     <w:lvl w:ilvl="7">
-      <w:start w:val="1"/>
-      <w:numFmt w:val="decimal"/>
-      <w:pStyle w:val="Heading8"/>
-      <w:lvlText w:val="%1.%2.%3.%4.%5.%6.%7.%8"/>
+      <w:numFmt w:val="bullet"/>
+      <w:lvlText w:val=" "/>
       <w:lvlJc w:val="left"/>
       <w:pPr>
-        <w:ind w:left="1440" w:hanging="1440"/>
+        <w:tabs>
+          <w:tab w:val="num" w:pos="5040"/>
+        </w:tabs>
+        <w:ind w:left="5520" w:hanging="480"/>
       </w:pPr>
     </w:lvl>
     <w:lvl w:ilvl="8">
-      <w:start w:val="1"/>
-      <w:numFmt w:val="decimal"/>
-      <w:pStyle w:val="Heading9"/>
-      <w:lvlText w:val="%1.%2.%3.%4.%5.%6.%7.%8.%9"/>
+      <w:numFmt w:val="bullet"/>
+      <w:lvlText w:val=" "/>
       <w:lvlJc w:val="left"/>
       <w:pPr>
-        <w:ind w:left="1584" w:hanging="1584"/>
+        <w:tabs>
+          <w:tab w:val="num" w:pos="5760"/>
+        </w:tabs>
+        <w:ind w:left="6240" w:hanging="480"/>
       </w:pPr>
     </w:lvl>
   </w:abstractNum>
-  <w:num w:numId="1" w16cid:durableId="804085470">
+  <w:num w:numId="1" w16cid:durableId="1364356724">
     <w:abstractNumId w:val="10"/>
   </w:num>
-  <w:num w:numId="2" w16cid:durableId="2040474718">
+  <w:num w:numId="2" w16cid:durableId="113401524">
     <w:abstractNumId w:val="0"/>
   </w:num>
-  <w:num w:numId="3" w16cid:durableId="1760634308">
+  <w:num w:numId="3" w16cid:durableId="1405177949">
     <w:abstractNumId w:val="1"/>
   </w:num>
-  <w:num w:numId="4" w16cid:durableId="821854148">
+  <w:num w:numId="4" w16cid:durableId="716123686">
     <w:abstractNumId w:val="2"/>
   </w:num>
-  <w:num w:numId="5" w16cid:durableId="1093284714">
+  <w:num w:numId="5" w16cid:durableId="1033850677">
     <w:abstractNumId w:val="3"/>
   </w:num>
-  <w:num w:numId="6" w16cid:durableId="852036758">
+  <w:num w:numId="6" w16cid:durableId="920456473">
     <w:abstractNumId w:val="8"/>
   </w:num>
-  <w:num w:numId="7" w16cid:durableId="1976258658">
+  <w:num w:numId="7" w16cid:durableId="234585026">
     <w:abstractNumId w:val="4"/>
   </w:num>
-  <w:num w:numId="8" w16cid:durableId="1852714736">
+  <w:num w:numId="8" w16cid:durableId="301228998">
     <w:abstractNumId w:val="5"/>
   </w:num>
-  <w:num w:numId="9" w16cid:durableId="886453774">
+  <w:num w:numId="9" w16cid:durableId="1272786476">
     <w:abstractNumId w:val="6"/>
   </w:num>
-  <w:num w:numId="10" w16cid:durableId="2078747256">
+  <w:num w:numId="10" w16cid:durableId="669790401">
     <w:abstractNumId w:val="7"/>
   </w:num>
-  <w:num w:numId="11" w16cid:durableId="143351314">
+  <w:num w:numId="11" w16cid:durableId="1869178267">
     <w:abstractNumId w:val="9"/>
   </w:num>
-  <w:numIdMacAtCleanup w:val="1"/>
 </w:numbering>
 </file>
 
@@ -1139,7 +745,10 @@
     </w:pPrDefault>
   </w:docDefaults>
   <w:latentStyles w:defLockedState="0" w:defUIPriority="0" w:defSemiHidden="0" w:defUnhideWhenUsed="0" w:defQFormat="0" w:count="376">
-    <w:lsdException w:name="heading 8" w:semiHidden="1" w:unhideWhenUsed="1"/>
+    <w:lsdException w:name="heading 5" w:semiHidden="1" w:unhideWhenUsed="1"/>
+    <w:lsdException w:name="index 2" w:semiHidden="1" w:unhideWhenUsed="1"/>
+    <w:lsdException w:name="index 3" w:semiHidden="1" w:unhideWhenUsed="1"/>
+    <w:lsdException w:name="index 4" w:semiHidden="1" w:unhideWhenUsed="1"/>
     <w:lsdException w:name="index 5" w:semiHidden="1" w:unhideWhenUsed="1"/>
     <w:lsdException w:name="index 6" w:semiHidden="1" w:unhideWhenUsed="1"/>
     <w:lsdException w:name="index 7" w:semiHidden="1" w:unhideWhenUsed="1"/>
@@ -1158,7 +767,7 @@
     <w:lsdException w:name="footnote text" w:semiHidden="1" w:unhideWhenUsed="1"/>
     <w:lsdException w:name="annotation text" w:semiHidden="1" w:unhideWhenUsed="1"/>
     <w:lsdException w:name="header" w:semiHidden="1" w:unhideWhenUsed="1"/>
-    <w:lsdException w:name="footer" w:semiHidden="1" w:uiPriority="99" w:unhideWhenUsed="1"/>
+    <w:lsdException w:name="footer" w:semiHidden="1" w:unhideWhenUsed="1"/>
     <w:lsdException w:name="index heading" w:semiHidden="1" w:unhideWhenUsed="1"/>
     <w:lsdException w:name="caption" w:semiHidden="1" w:unhideWhenUsed="1"/>
     <w:lsdException w:name="table of figures" w:semiHidden="1" w:unhideWhenUsed="1"/>
@@ -1179,11 +788,19 @@
     <w:lsdException w:name="List 2" w:semiHidden="1" w:unhideWhenUsed="1"/>
     <w:lsdException w:name="List 3" w:semiHidden="1" w:unhideWhenUsed="1"/>
     <w:lsdException w:name="List 4" w:semiHidden="1" w:unhideWhenUsed="1"/>
-    <w:lsdException w:name="List 5" w:semiHidden="1" w:unhideWhenUsed="1"/>
     <w:lsdException w:name="List Bullet 2" w:semiHidden="1" w:unhideWhenUsed="1"/>
     <w:lsdException w:name="List Bullet 3" w:semiHidden="1" w:unhideWhenUsed="1"/>
-    <w:lsdException w:name="List Bullet 5" w:semiHidden="1" w:unhideWhenUsed="1"/>
     <w:lsdException w:name="List Number 2" w:semiHidden="1" w:unhideWhenUsed="1"/>
+    <w:lsdException w:name="List Number 3" w:semiHidden="1" w:unhideWhenUsed="1"/>
+    <w:lsdException w:name="List Number 4" w:semiHidden="1" w:unhideWhenUsed="1"/>
+    <w:lsdException w:name="List Number 5" w:semiHidden="1" w:unhideWhenUsed="1"/>
+    <w:lsdException w:name="Closing" w:semiHidden="1" w:unhideWhenUsed="1"/>
+    <w:lsdException w:name="Signature" w:semiHidden="1" w:unhideWhenUsed="1"/>
+    <w:lsdException w:name="Default Paragraph Font" w:semiHidden="1" w:unhideWhenUsed="1"/>
+    <w:lsdException w:name="Body Text" w:semiHidden="1" w:unhideWhenUsed="1"/>
+    <w:lsdException w:name="Body Text Indent" w:semiHidden="1" w:unhideWhenUsed="1"/>
+    <w:lsdException w:name="List Continue" w:semiHidden="1" w:unhideWhenUsed="1"/>
+    <w:lsdException w:name="List Continue 2" w:semiHidden="1" w:unhideWhenUsed="1"/>
     <w:lsdException w:name="List Continue 3" w:semiHidden="1" w:unhideWhenUsed="1"/>
     <w:lsdException w:name="List Continue 4" w:semiHidden="1" w:unhideWhenUsed="1"/>
     <w:lsdException w:name="List Continue 5" w:semiHidden="1" w:unhideWhenUsed="1"/>
@@ -1191,16 +808,16 @@
     <w:lsdException w:name="Salutation" w:semiHidden="1" w:unhideWhenUsed="1"/>
     <w:lsdException w:name="Date" w:semiHidden="1" w:unhideWhenUsed="1"/>
     <w:lsdException w:name="Body Text First Indent" w:semiHidden="1" w:unhideWhenUsed="1"/>
-    <w:lsdException w:name="Body Text First Indent 2" w:semiHidden="1" w:unhideWhenUsed="1"/>
-    <w:lsdException w:name="Note Heading" w:semiHidden="1" w:unhideWhenUsed="1"/>
-    <w:lsdException w:name="Body Text 2" w:semiHidden="1" w:unhideWhenUsed="1"/>
-    <w:lsdException w:name="Body Text 3" w:semiHidden="1" w:unhideWhenUsed="1"/>
     <w:lsdException w:name="Body Text Indent 2" w:semiHidden="1" w:unhideWhenUsed="1"/>
     <w:lsdException w:name="Body Text Indent 3" w:semiHidden="1" w:unhideWhenUsed="1"/>
     <w:lsdException w:name="Block Text" w:semiHidden="1" w:unhideWhenUsed="1"/>
     <w:lsdException w:name="Hyperlink" w:semiHidden="1" w:unhideWhenUsed="1"/>
     <w:lsdException w:name="FollowedHyperlink" w:semiHidden="1" w:unhideWhenUsed="1"/>
     <w:lsdException w:name="Document Map" w:semiHidden="1" w:unhideWhenUsed="1"/>
+    <w:lsdException w:name="Plain Text" w:semiHidden="1" w:unhideWhenUsed="1"/>
+    <w:lsdException w:name="E-mail Signature" w:semiHidden="1" w:unhideWhenUsed="1"/>
+    <w:lsdException w:name="HTML Top of Form" w:semiHidden="1" w:unhideWhenUsed="1"/>
+    <w:lsdException w:name="HTML Bottom of Form" w:semiHidden="1" w:unhideWhenUsed="1"/>
     <w:lsdException w:name="Normal (Web)" w:semiHidden="1" w:unhideWhenUsed="1"/>
     <w:lsdException w:name="HTML Acronym" w:semiHidden="1" w:unhideWhenUsed="1"/>
     <w:lsdException w:name="HTML Address" w:semiHidden="1" w:unhideWhenUsed="1"/>
@@ -1461,18 +1078,13 @@
     <w:lsdException w:name="List Table 7 Colorful Accent 6" w:uiPriority="52"/>
     <w:lsdException w:name="Mention" w:semiHidden="1" w:uiPriority="99" w:unhideWhenUsed="1"/>
     <w:lsdException w:name="Smart Hyperlink" w:semiHidden="1" w:uiPriority="99" w:unhideWhenUsed="1"/>
+    <w:lsdException w:name="Hashtag" w:semiHidden="1" w:uiPriority="99" w:unhideWhenUsed="1"/>
+    <w:lsdException w:name="Unresolved Mention" w:semiHidden="1" w:uiPriority="99" w:unhideWhenUsed="1"/>
     <w:lsdException w:name="Smart Link" w:semiHidden="1" w:uiPriority="99" w:unhideWhenUsed="1"/>
   </w:latentStyles>
   <w:style w:type="paragraph" w:default="1" w:styleId="Normal">
     <w:name w:val="Normal"/>
     <w:qFormat/>
-    <w:rsid w:val="004213E1"/>
-    <w:pPr>
-      <w:spacing w:line="360" w:lineRule="auto"/>
-    </w:pPr>
-    <w:rPr>
-      <w:rFonts w:ascii="Minion Pro" w:hAnsi="Minion Pro"/>
-    </w:rPr>
   </w:style>
   <w:style w:type="paragraph" w:styleId="Heading1">
     <w:name w:val="heading 1"/>
@@ -1480,65 +1092,61 @@
     <w:next w:val="BodyText"/>
     <w:uiPriority w:val="9"/>
     <w:qFormat/>
-    <w:rsid w:val="001C203A"/>
     <w:pPr>
       <w:keepNext/>
       <w:keepLines/>
-      <w:numPr>
-        <w:numId w:val="1"/>
-      </w:numPr>
-      <w:spacing w:before="480" w:after="0" w:line="240" w:lineRule="auto"/>
+      <w:spacing w:before="480" w:after="0"/>
       <w:outlineLvl w:val="0"/>
     </w:pPr>
     <w:rPr>
-      <w:rFonts w:ascii="Myriad Pro Semibold Condensed" w:eastAsiaTheme="majorEastAsia" w:hAnsi="Myriad Pro Semibold Condensed" w:cstheme="majorBidi"/>
+      <w:rFonts w:asciiTheme="majorHAnsi" w:eastAsiaTheme="majorEastAsia" w:hAnsiTheme="majorHAnsi" w:cstheme="majorBidi"/>
       <w:b/>
       <w:bCs/>
-      <w:color w:val="000000" w:themeColor="text1"/>
-      <w:sz w:val="40"/>
+      <w:color w:val="4F81BD" w:themeColor="accent1"/>
+      <w:sz w:val="32"/>
       <w:szCs w:val="32"/>
     </w:rPr>
   </w:style>
   <w:style w:type="paragraph" w:styleId="Heading2">
     <w:name w:val="heading 2"/>
-    <w:basedOn w:val="Heading1"/>
+    <w:basedOn w:val="Normal"/>
     <w:next w:val="BodyText"/>
     <w:uiPriority w:val="9"/>
     <w:unhideWhenUsed/>
     <w:qFormat/>
-    <w:rsid w:val="009A23FA"/>
-    <w:pPr>
-      <w:numPr>
-        <w:ilvl w:val="1"/>
-      </w:numPr>
-      <w:ind w:left="578" w:hanging="578"/>
+    <w:pPr>
+      <w:keepNext/>
+      <w:keepLines/>
+      <w:spacing w:before="200" w:after="0"/>
       <w:outlineLvl w:val="1"/>
     </w:pPr>
     <w:rPr>
-      <w:rFonts w:ascii="Myriad Pro SemiCondensed" w:hAnsi="Myriad Pro SemiCondensed"/>
-      <w:b w:val="0"/>
-      <w:sz w:val="32"/>
+      <w:rFonts w:asciiTheme="majorHAnsi" w:eastAsiaTheme="majorEastAsia" w:hAnsiTheme="majorHAnsi" w:cstheme="majorBidi"/>
+      <w:b/>
+      <w:bCs/>
+      <w:color w:val="4F81BD" w:themeColor="accent1"/>
+      <w:sz w:val="28"/>
+      <w:szCs w:val="28"/>
     </w:rPr>
   </w:style>
   <w:style w:type="paragraph" w:styleId="Heading3">
     <w:name w:val="heading 3"/>
-    <w:basedOn w:val="Heading2"/>
+    <w:basedOn w:val="Normal"/>
     <w:next w:val="BodyText"/>
     <w:uiPriority w:val="9"/>
     <w:unhideWhenUsed/>
     <w:qFormat/>
-    <w:rsid w:val="0005637E"/>
-    <w:pPr>
-      <w:numPr>
-        <w:ilvl w:val="2"/>
-      </w:numPr>
+    <w:pPr>
+      <w:keepNext/>
+      <w:keepLines/>
+      <w:spacing w:before="200" w:after="0"/>
       <w:outlineLvl w:val="2"/>
     </w:pPr>
     <w:rPr>
-      <w:rFonts w:ascii="Myriad Pro Light SemiCondensed" w:hAnsi="Myriad Pro Light SemiCondensed"/>
-      <w:bCs w:val="0"/>
-      <w:sz w:val="28"/>
-      <w:szCs w:val="28"/>
+      <w:rFonts w:asciiTheme="majorHAnsi" w:eastAsiaTheme="majorEastAsia" w:hAnsiTheme="majorHAnsi" w:cstheme="majorBidi"/>
+      <w:b/>
+      <w:bCs/>
+      <w:color w:val="4F81BD" w:themeColor="accent1"/>
     </w:rPr>
   </w:style>
   <w:style w:type="paragraph" w:styleId="Heading4">
@@ -1548,21 +1156,17 @@
     <w:uiPriority w:val="9"/>
     <w:unhideWhenUsed/>
     <w:qFormat/>
-    <w:rsid w:val="00E60DE0"/>
     <w:pPr>
       <w:keepNext/>
       <w:keepLines/>
-      <w:numPr>
-        <w:ilvl w:val="3"/>
-        <w:numId w:val="1"/>
-      </w:numPr>
       <w:spacing w:before="200" w:after="0"/>
       <w:outlineLvl w:val="3"/>
     </w:pPr>
     <w:rPr>
-      <w:rFonts w:ascii="Myriad Pro SemiCondensed" w:eastAsiaTheme="majorEastAsia" w:hAnsi="Myriad Pro SemiCondensed" w:cstheme="majorBidi"/>
+      <w:rFonts w:asciiTheme="majorHAnsi" w:eastAsiaTheme="majorEastAsia" w:hAnsiTheme="majorHAnsi" w:cstheme="majorBidi"/>
       <w:bCs/>
-      <w:color w:val="000000" w:themeColor="text1"/>
+      <w:i/>
+      <w:color w:val="4F81BD" w:themeColor="accent1"/>
     </w:rPr>
   </w:style>
   <w:style w:type="paragraph" w:styleId="Heading5">
@@ -1572,21 +1176,16 @@
     <w:uiPriority w:val="9"/>
     <w:unhideWhenUsed/>
     <w:qFormat/>
-    <w:rsid w:val="00E60DE0"/>
     <w:pPr>
       <w:keepNext/>
       <w:keepLines/>
-      <w:numPr>
-        <w:ilvl w:val="4"/>
-        <w:numId w:val="1"/>
-      </w:numPr>
       <w:spacing w:before="200" w:after="0"/>
       <w:outlineLvl w:val="4"/>
     </w:pPr>
     <w:rPr>
-      <w:rFonts w:ascii="Myriad Pro SemiCondensed" w:eastAsiaTheme="majorEastAsia" w:hAnsi="Myriad Pro SemiCondensed" w:cstheme="majorBidi"/>
+      <w:rFonts w:asciiTheme="majorHAnsi" w:eastAsiaTheme="majorEastAsia" w:hAnsiTheme="majorHAnsi" w:cstheme="majorBidi"/>
       <w:iCs/>
-      <w:color w:val="000000" w:themeColor="text1"/>
+      <w:color w:val="4F81BD" w:themeColor="accent1"/>
     </w:rPr>
   </w:style>
   <w:style w:type="paragraph" w:styleId="Heading6">
@@ -1596,20 +1195,15 @@
     <w:uiPriority w:val="9"/>
     <w:unhideWhenUsed/>
     <w:qFormat/>
-    <w:rsid w:val="00E60DE0"/>
     <w:pPr>
       <w:keepNext/>
       <w:keepLines/>
-      <w:numPr>
-        <w:ilvl w:val="5"/>
-        <w:numId w:val="1"/>
-      </w:numPr>
       <w:spacing w:before="200" w:after="0"/>
       <w:outlineLvl w:val="5"/>
     </w:pPr>
     <w:rPr>
-      <w:rFonts w:ascii="Myriad Pro SemiCondensed" w:eastAsiaTheme="majorEastAsia" w:hAnsi="Myriad Pro SemiCondensed" w:cstheme="majorBidi"/>
-      <w:color w:val="000000" w:themeColor="text1"/>
+      <w:rFonts w:asciiTheme="majorHAnsi" w:eastAsiaTheme="majorEastAsia" w:hAnsiTheme="majorHAnsi" w:cstheme="majorBidi"/>
+      <w:color w:val="4F81BD" w:themeColor="accent1"/>
     </w:rPr>
   </w:style>
   <w:style w:type="paragraph" w:styleId="Heading7">
@@ -1619,20 +1213,15 @@
     <w:uiPriority w:val="9"/>
     <w:unhideWhenUsed/>
     <w:qFormat/>
-    <w:rsid w:val="00E60DE0"/>
     <w:pPr>
       <w:keepNext/>
       <w:keepLines/>
-      <w:numPr>
-        <w:ilvl w:val="6"/>
-        <w:numId w:val="1"/>
-      </w:numPr>
       <w:spacing w:before="200" w:after="0"/>
       <w:outlineLvl w:val="6"/>
     </w:pPr>
     <w:rPr>
-      <w:rFonts w:ascii="Myriad Pro SemiCondensed" w:eastAsiaTheme="majorEastAsia" w:hAnsi="Myriad Pro SemiCondensed" w:cstheme="majorBidi"/>
-      <w:color w:val="000000" w:themeColor="text1"/>
+      <w:rFonts w:asciiTheme="majorHAnsi" w:eastAsiaTheme="majorEastAsia" w:hAnsiTheme="majorHAnsi" w:cstheme="majorBidi"/>
+      <w:color w:val="4F81BD" w:themeColor="accent1"/>
     </w:rPr>
   </w:style>
   <w:style w:type="paragraph" w:styleId="Heading8">
@@ -1642,20 +1231,15 @@
     <w:uiPriority w:val="9"/>
     <w:unhideWhenUsed/>
     <w:qFormat/>
-    <w:rsid w:val="00E60DE0"/>
     <w:pPr>
       <w:keepNext/>
       <w:keepLines/>
-      <w:numPr>
-        <w:ilvl w:val="7"/>
-        <w:numId w:val="1"/>
-      </w:numPr>
       <w:spacing w:before="200" w:after="0"/>
       <w:outlineLvl w:val="7"/>
     </w:pPr>
     <w:rPr>
-      <w:rFonts w:ascii="Myriad Pro SemiCondensed" w:eastAsiaTheme="majorEastAsia" w:hAnsi="Myriad Pro SemiCondensed" w:cstheme="majorBidi"/>
-      <w:color w:val="000000" w:themeColor="text1"/>
+      <w:rFonts w:asciiTheme="majorHAnsi" w:eastAsiaTheme="majorEastAsia" w:hAnsiTheme="majorHAnsi" w:cstheme="majorBidi"/>
+      <w:color w:val="4F81BD" w:themeColor="accent1"/>
     </w:rPr>
   </w:style>
   <w:style w:type="paragraph" w:styleId="Heading9">
@@ -1665,20 +1249,15 @@
     <w:uiPriority w:val="9"/>
     <w:unhideWhenUsed/>
     <w:qFormat/>
-    <w:rsid w:val="00E60DE0"/>
     <w:pPr>
       <w:keepNext/>
       <w:keepLines/>
-      <w:numPr>
-        <w:ilvl w:val="8"/>
-        <w:numId w:val="1"/>
-      </w:numPr>
       <w:spacing w:before="200" w:after="0"/>
       <w:outlineLvl w:val="8"/>
     </w:pPr>
     <w:rPr>
-      <w:rFonts w:ascii="Myriad Pro SemiCondensed" w:eastAsiaTheme="majorEastAsia" w:hAnsi="Myriad Pro SemiCondensed" w:cstheme="majorBidi"/>
-      <w:color w:val="000000" w:themeColor="text1"/>
+      <w:rFonts w:asciiTheme="majorHAnsi" w:eastAsiaTheme="majorEastAsia" w:hAnsiTheme="majorHAnsi" w:cstheme="majorBidi"/>
+      <w:color w:val="4F81BD" w:themeColor="accent1"/>
     </w:rPr>
   </w:style>
   <w:style w:type="character" w:default="1" w:styleId="DefaultParagraphFont">
@@ -1690,7 +1269,6 @@
   <w:style w:type="table" w:default="1" w:styleId="TableNormal">
     <w:name w:val="Normal Table"/>
     <w:uiPriority w:val="99"/>
-    <w:semiHidden/>
     <w:unhideWhenUsed/>
     <w:tblPr>
       <w:tblInd w:w="0" w:type="dxa"/>
@@ -1713,54 +1291,41 @@
     <w:basedOn w:val="Normal"/>
     <w:link w:val="BodyTextChar"/>
     <w:qFormat/>
-    <w:rsid w:val="00644A2B"/>
     <w:pPr>
       <w:spacing w:before="180" w:after="180"/>
-      <w:jc w:val="both"/>
-    </w:pPr>
-    <w:rPr>
-      <w:rFonts w:ascii="Times New Roman" w:eastAsia="Calibri" w:hAnsi="Times New Roman" w:cs="Calibri"/>
-      <w:color w:val="404040" w:themeColor="text1" w:themeTint="BF"/>
-      <w:sz w:val="22"/>
-      <w:szCs w:val="22"/>
-      <w:lang w:val="es-ES" w:eastAsia="es-CO"/>
-    </w:rPr>
+    </w:pPr>
   </w:style>
   <w:style w:type="paragraph" w:customStyle="1" w:styleId="FirstParagraph">
     <w:name w:val="First Paragraph"/>
     <w:basedOn w:val="BodyText"/>
     <w:next w:val="BodyText"/>
     <w:qFormat/>
-    <w:rsid w:val="009553C7"/>
   </w:style>
   <w:style w:type="paragraph" w:customStyle="1" w:styleId="Compact">
     <w:name w:val="Compact"/>
-    <w:basedOn w:val="Normal"/>
-    <w:qFormat/>
-    <w:rsid w:val="00831305"/>
-    <w:pPr>
-      <w:spacing w:after="0"/>
-    </w:pPr>
-    <w:rPr>
-      <w:sz w:val="18"/>
-    </w:rPr>
+    <w:basedOn w:val="BodyText"/>
+    <w:qFormat/>
+    <w:pPr>
+      <w:spacing w:before="36" w:after="36"/>
+    </w:pPr>
   </w:style>
   <w:style w:type="paragraph" w:styleId="Title">
     <w:name w:val="Title"/>
     <w:basedOn w:val="Normal"/>
     <w:next w:val="BodyText"/>
     <w:qFormat/>
-    <w:rsid w:val="009553C7"/>
     <w:pPr>
       <w:keepNext/>
       <w:keepLines/>
       <w:spacing w:before="480" w:after="240"/>
+      <w:jc w:val="center"/>
     </w:pPr>
     <w:rPr>
       <w:rFonts w:asciiTheme="majorHAnsi" w:eastAsiaTheme="majorEastAsia" w:hAnsiTheme="majorHAnsi" w:cstheme="majorBidi"/>
+      <w:b/>
       <w:bCs/>
-      <w:color w:val="000000" w:themeColor="text1"/>
-      <w:sz w:val="72"/>
+      <w:color w:val="345A8A" w:themeColor="accent1" w:themeShade="B5"/>
+      <w:sz w:val="36"/>
       <w:szCs w:val="36"/>
     </w:rPr>
   </w:style>
@@ -1769,13 +1334,11 @@
     <w:basedOn w:val="Title"/>
     <w:next w:val="BodyText"/>
     <w:qFormat/>
-    <w:rsid w:val="00DD157D"/>
     <w:pPr>
       <w:spacing w:before="240"/>
     </w:pPr>
     <w:rPr>
-      <w:rFonts w:ascii="Myriad Pro Semibold SemiCondens" w:hAnsi="Myriad Pro Semibold SemiCondens"/>
-      <w:sz w:val="36"/>
+      <w:sz w:val="30"/>
       <w:szCs w:val="30"/>
     </w:rPr>
   </w:style>
@@ -1783,45 +1346,33 @@
     <w:name w:val="Author"/>
     <w:next w:val="BodyText"/>
     <w:qFormat/>
-    <w:rsid w:val="00DD157D"/>
     <w:pPr>
       <w:keepNext/>
       <w:keepLines/>
-    </w:pPr>
-    <w:rPr>
-      <w:rFonts w:ascii="Myriad Pro" w:hAnsi="Myriad Pro"/>
-      <w:bCs/>
-      <w:sz w:val="36"/>
-    </w:rPr>
+      <w:jc w:val="center"/>
+    </w:pPr>
   </w:style>
   <w:style w:type="paragraph" w:styleId="Date">
     <w:name w:val="Date"/>
     <w:next w:val="BodyText"/>
     <w:qFormat/>
-    <w:rsid w:val="00DD157D"/>
     <w:pPr>
       <w:keepNext/>
       <w:keepLines/>
-    </w:pPr>
-    <w:rPr>
-      <w:rFonts w:ascii="Myriad Pro SemiCondensed" w:hAnsi="Myriad Pro SemiCondensed"/>
-      <w:bCs/>
-      <w:sz w:val="28"/>
-    </w:rPr>
+      <w:jc w:val="center"/>
+    </w:pPr>
   </w:style>
   <w:style w:type="paragraph" w:customStyle="1" w:styleId="Abstract">
     <w:name w:val="Abstract"/>
     <w:basedOn w:val="Normal"/>
     <w:next w:val="BodyText"/>
     <w:qFormat/>
-    <w:rsid w:val="00DD157D"/>
     <w:pPr>
       <w:keepNext/>
       <w:keepLines/>
       <w:spacing w:before="300" w:after="300"/>
     </w:pPr>
     <w:rPr>
-      <w:rFonts w:ascii="Myriad Pro" w:hAnsi="Myriad Pro"/>
       <w:sz w:val="20"/>
       <w:szCs w:val="20"/>
     </w:rPr>
@@ -1830,10 +1381,6 @@
     <w:name w:val="Bibliography"/>
     <w:basedOn w:val="Normal"/>
     <w:qFormat/>
-    <w:rsid w:val="0005637E"/>
-    <w:rPr>
-      <w:sz w:val="21"/>
-    </w:rPr>
   </w:style>
   <w:style w:type="paragraph" w:styleId="BlockText">
     <w:name w:val="Block Text"/>
@@ -1842,15 +1389,10 @@
     <w:uiPriority w:val="9"/>
     <w:unhideWhenUsed/>
     <w:qFormat/>
-    <w:rsid w:val="00870C52"/>
     <w:pPr>
       <w:spacing w:before="100" w:after="100"/>
-    </w:pPr>
-    <w:rPr>
-      <w:rFonts w:ascii="Courier New" w:eastAsiaTheme="majorEastAsia" w:hAnsi="Courier New" w:cstheme="majorBidi"/>
-      <w:sz w:val="20"/>
-      <w:szCs w:val="20"/>
-    </w:rPr>
+      <w:ind w:left="480" w:right="480"/>
+    </w:pPr>
   </w:style>
   <w:style w:type="paragraph" w:styleId="FootnoteText">
     <w:name w:val="footnote text"/>
@@ -1858,216 +1400,28 @@
     <w:uiPriority w:val="9"/>
     <w:unhideWhenUsed/>
     <w:qFormat/>
-    <w:rsid w:val="0005637E"/>
-    <w:rPr>
-      <w:rFonts w:ascii="Minion Pro Cond" w:hAnsi="Minion Pro Cond"/>
-    </w:rPr>
   </w:style>
   <w:style w:type="table" w:customStyle="1" w:styleId="Table">
     <w:name w:val="Table"/>
-    <w:basedOn w:val="TableList3"/>
-    <w:semiHidden/>
-    <w:unhideWhenUsed/>
-    <w:qFormat/>
-    <w:rsid w:val="00B2730D"/>
-    <w:tblPr/>
-    <w:tcPr>
-      <w:shd w:val="clear" w:color="auto" w:fill="auto"/>
-    </w:tcPr>
-    <w:tblStylePr w:type="firstRow">
-      <w:rPr>
-        <w:b/>
-        <w:bCs/>
-        <w:color w:val="000080"/>
-      </w:rPr>
-      <w:tblPr/>
-      <w:tcPr>
-        <w:tcBorders>
-          <w:bottom w:val="single" w:sz="12" w:space="0" w:color="000000"/>
-          <w:tl2br w:val="none" w:sz="0" w:space="0" w:color="auto"/>
-          <w:tr2bl w:val="none" w:sz="0" w:space="0" w:color="auto"/>
-        </w:tcBorders>
-        <w:shd w:val="clear" w:color="auto" w:fill="D6E3BC" w:themeFill="accent3" w:themeFillTint="66"/>
-      </w:tcPr>
-    </w:tblStylePr>
-    <w:tblStylePr w:type="lastRow">
-      <w:tblPr/>
-      <w:tcPr>
-        <w:tcBorders>
-          <w:top w:val="single" w:sz="12" w:space="0" w:color="000000"/>
-          <w:tl2br w:val="none" w:sz="0" w:space="0" w:color="auto"/>
-          <w:tr2bl w:val="none" w:sz="0" w:space="0" w:color="auto"/>
-        </w:tcBorders>
-      </w:tcPr>
-    </w:tblStylePr>
-    <w:tblStylePr w:type="swCell">
-      <w:rPr>
-        <w:i/>
-        <w:iCs/>
-        <w:color w:val="000080"/>
-      </w:rPr>
-      <w:tblPr/>
-      <w:tcPr>
-        <w:tcBorders>
-          <w:tl2br w:val="none" w:sz="0" w:space="0" w:color="auto"/>
-          <w:tr2bl w:val="none" w:sz="0" w:space="0" w:color="auto"/>
-        </w:tcBorders>
-      </w:tcPr>
-    </w:tblStylePr>
-  </w:style>
-  <w:style w:type="paragraph" w:customStyle="1" w:styleId="DefinitionTerm">
-    <w:name w:val="Definition Term"/>
-    <w:basedOn w:val="Normal"/>
-    <w:next w:val="Definition"/>
-    <w:pPr>
-      <w:keepNext/>
-      <w:keepLines/>
-      <w:spacing w:after="0"/>
-    </w:pPr>
-    <w:rPr>
-      <w:b/>
-    </w:rPr>
-  </w:style>
-  <w:style w:type="paragraph" w:customStyle="1" w:styleId="Definition">
-    <w:name w:val="Definition"/>
-    <w:basedOn w:val="Normal"/>
-  </w:style>
-  <w:style w:type="paragraph" w:styleId="Caption">
-    <w:name w:val="caption"/>
-    <w:basedOn w:val="Normal"/>
-    <w:link w:val="CaptionChar"/>
-    <w:rsid w:val="00B35687"/>
-    <w:pPr>
-      <w:spacing w:after="120" w:line="240" w:lineRule="auto"/>
-    </w:pPr>
-    <w:rPr>
-      <w:rFonts w:ascii="Minion Pro Caption" w:hAnsi="Minion Pro Caption"/>
-    </w:rPr>
-  </w:style>
-  <w:style w:type="paragraph" w:customStyle="1" w:styleId="TableCaption">
-    <w:name w:val="Table Caption"/>
-    <w:basedOn w:val="Caption"/>
-    <w:pPr>
-      <w:keepNext/>
-    </w:pPr>
-  </w:style>
-  <w:style w:type="paragraph" w:customStyle="1" w:styleId="ImageCaption">
-    <w:name w:val="Image Caption"/>
-    <w:basedOn w:val="Caption"/>
-    <w:rsid w:val="001F7A73"/>
-    <w:rPr>
-      <w:rFonts w:ascii="Roboto" w:hAnsi="Roboto"/>
-      <w:i/>
-      <w:iCs/>
-      <w:color w:val="1F497D" w:themeColor="text2"/>
-      <w:sz w:val="18"/>
-      <w:szCs w:val="18"/>
-      <w:lang w:val="es-ES"/>
-    </w:rPr>
-  </w:style>
-  <w:style w:type="paragraph" w:customStyle="1" w:styleId="Figure">
-    <w:name w:val="Figure"/>
-    <w:basedOn w:val="Normal"/>
-  </w:style>
-  <w:style w:type="paragraph" w:customStyle="1" w:styleId="CaptionedFigure">
-    <w:name w:val="Captioned Figure"/>
-    <w:basedOn w:val="Figure"/>
-    <w:rsid w:val="00B35687"/>
-    <w:pPr>
-      <w:keepNext/>
-      <w:spacing w:line="240" w:lineRule="auto"/>
-    </w:pPr>
-    <w:rPr>
-      <w:rFonts w:ascii="Minion Pro Caption" w:hAnsi="Minion Pro Caption"/>
-    </w:rPr>
-  </w:style>
-  <w:style w:type="character" w:customStyle="1" w:styleId="CaptionChar">
-    <w:name w:val="Caption Char"/>
-    <w:basedOn w:val="DefaultParagraphFont"/>
-    <w:link w:val="Caption"/>
-    <w:rsid w:val="00B35687"/>
-    <w:rPr>
-      <w:rFonts w:ascii="Minion Pro Caption" w:hAnsi="Minion Pro Caption"/>
-    </w:rPr>
-  </w:style>
-  <w:style w:type="character" w:customStyle="1" w:styleId="VerbatimChar">
-    <w:name w:val="Verbatim Char"/>
-    <w:basedOn w:val="CaptionChar"/>
-    <w:rsid w:val="00B35687"/>
-    <w:rPr>
-      <w:rFonts w:ascii="Iosevka Type" w:hAnsi="Iosevka Type"/>
-      <w:sz w:val="20"/>
-    </w:rPr>
-  </w:style>
-  <w:style w:type="character" w:styleId="FootnoteReference">
-    <w:name w:val="footnote reference"/>
-    <w:basedOn w:val="CaptionChar"/>
-    <w:rPr>
-      <w:rFonts w:ascii="Minion Pro Caption" w:hAnsi="Minion Pro Caption"/>
-      <w:vertAlign w:val="superscript"/>
-    </w:rPr>
-  </w:style>
-  <w:style w:type="character" w:styleId="Hyperlink">
-    <w:name w:val="Hyperlink"/>
-    <w:basedOn w:val="CaptionChar"/>
-    <w:rPr>
-      <w:rFonts w:ascii="Minion Pro Caption" w:hAnsi="Minion Pro Caption"/>
-      <w:color w:val="4F81BD" w:themeColor="accent1"/>
-    </w:rPr>
-  </w:style>
-  <w:style w:type="paragraph" w:styleId="TOCHeading">
-    <w:name w:val="TOC Heading"/>
-    <w:basedOn w:val="Heading1"/>
-    <w:next w:val="BodyText"/>
-    <w:uiPriority w:val="39"/>
-    <w:unhideWhenUsed/>
-    <w:qFormat/>
-    <w:rsid w:val="0005637E"/>
-    <w:pPr>
-      <w:numPr>
-        <w:numId w:val="0"/>
-      </w:numPr>
-      <w:spacing w:before="240" w:line="259" w:lineRule="auto"/>
-      <w:outlineLvl w:val="9"/>
-    </w:pPr>
-    <w:rPr>
-      <w:rFonts w:ascii="Myriad Pro SemiCondensed" w:hAnsi="Myriad Pro SemiCondensed"/>
-      <w:b w:val="0"/>
-    </w:rPr>
-  </w:style>
-  <w:style w:type="character" w:customStyle="1" w:styleId="BodyTextChar">
-    <w:name w:val="Body Text Char"/>
-    <w:basedOn w:val="DefaultParagraphFont"/>
-    <w:link w:val="BodyText"/>
-    <w:rsid w:val="00644A2B"/>
-    <w:rPr>
-      <w:rFonts w:ascii="Times New Roman" w:eastAsia="Calibri" w:hAnsi="Times New Roman" w:cs="Calibri"/>
-      <w:color w:val="404040" w:themeColor="text1" w:themeTint="BF"/>
-      <w:sz w:val="22"/>
-      <w:szCs w:val="22"/>
-      <w:lang w:val="es-ES" w:eastAsia="es-CO"/>
-    </w:rPr>
-  </w:style>
-  <w:style w:type="paragraph" w:customStyle="1" w:styleId="SourceCode">
-    <w:name w:val="Source Code"/>
-    <w:basedOn w:val="BlockText"/>
-    <w:qFormat/>
-    <w:rsid w:val="003C105E"/>
-  </w:style>
-  <w:style w:type="table" w:styleId="TableList3">
-    <w:name w:val="Table List 3"/>
     <w:basedOn w:val="TableNormal"/>
     <w:semiHidden/>
     <w:unhideWhenUsed/>
-    <w:rsid w:val="003B2339"/>
-    <w:pPr>
-      <w:spacing w:line="360" w:lineRule="auto"/>
-    </w:pPr>
+    <w:qFormat/>
+    <w:rsid w:val="00547D0B"/>
+    <w:rPr>
+      <w:rFonts w:ascii="Times New Roman" w:hAnsi="Times New Roman"/>
+      <w:sz w:val="18"/>
+      <w:szCs w:val="20"/>
+      <w:lang w:val="en-CO"/>
+    </w:rPr>
     <w:tblPr>
       <w:tblBorders>
-        <w:top w:val="single" w:sz="12" w:space="0" w:color="000000"/>
-        <w:bottom w:val="single" w:sz="12" w:space="0" w:color="000000"/>
-        <w:insideH w:val="single" w:sz="6" w:space="0" w:color="000000"/>
+        <w:top w:val="single" w:sz="2" w:space="0" w:color="BFBFBF" w:themeColor="background1" w:themeShade="BF"/>
+        <w:left w:val="single" w:sz="2" w:space="0" w:color="BFBFBF" w:themeColor="background1" w:themeShade="BF"/>
+        <w:bottom w:val="single" w:sz="2" w:space="0" w:color="BFBFBF" w:themeColor="background1" w:themeShade="BF"/>
+        <w:right w:val="single" w:sz="2" w:space="0" w:color="BFBFBF" w:themeColor="background1" w:themeShade="BF"/>
+        <w:insideH w:val="single" w:sz="2" w:space="0" w:color="BFBFBF" w:themeColor="background1" w:themeShade="BF"/>
+        <w:insideV w:val="single" w:sz="2" w:space="0" w:color="BFBFBF" w:themeColor="background1" w:themeShade="BF"/>
       </w:tblBorders>
     </w:tblPr>
     <w:tcPr>
@@ -2075,235 +1429,24 @@
     </w:tcPr>
     <w:tblStylePr w:type="firstRow">
       <w:rPr>
+        <w:rFonts w:ascii="Times New Roman" w:hAnsi="Times New Roman"/>
         <w:b/>
         <w:bCs/>
-        <w:color w:val="000080"/>
+        <w:color w:val="FFFFFF" w:themeColor="background1"/>
+        <w:sz w:val="18"/>
       </w:rPr>
       <w:tblPr/>
       <w:tcPr>
         <w:tcBorders>
-          <w:bottom w:val="single" w:sz="12" w:space="0" w:color="000000"/>
-          <w:tl2br w:val="none" w:sz="0" w:space="0" w:color="auto"/>
-          <w:tr2bl w:val="none" w:sz="0" w:space="0" w:color="auto"/>
+          <w:top w:val="single" w:sz="4" w:space="0" w:color="auto"/>
+          <w:left w:val="single" w:sz="4" w:space="0" w:color="auto"/>
+          <w:bottom w:val="single" w:sz="4" w:space="0" w:color="auto"/>
+          <w:right w:val="single" w:sz="4" w:space="0" w:color="auto"/>
+          <w:insideH w:val="single" w:sz="6" w:space="0" w:color="auto"/>
+          <w:insideV w:val="single" w:sz="6" w:space="0" w:color="auto"/>
+          <w:tl2br w:val="nil"/>
+          <w:tr2bl w:val="nil"/>
         </w:tcBorders>
-      </w:tcPr>
-    </w:tblStylePr>
-    <w:tblStylePr w:type="lastRow">
-      <w:tblPr/>
-      <w:tcPr>
-        <w:tcBorders>
-          <w:top w:val="single" w:sz="12" w:space="0" w:color="000000"/>
-          <w:tl2br w:val="none" w:sz="0" w:space="0" w:color="auto"/>
-          <w:tr2bl w:val="none" w:sz="0" w:space="0" w:color="auto"/>
-        </w:tcBorders>
-      </w:tcPr>
-    </w:tblStylePr>
-    <w:tblStylePr w:type="swCell">
-      <w:rPr>
-        <w:i/>
-        <w:iCs/>
-        <w:color w:val="000080"/>
-      </w:rPr>
-      <w:tblPr/>
-      <w:tcPr>
-        <w:tcBorders>
-          <w:tl2br w:val="none" w:sz="0" w:space="0" w:color="auto"/>
-          <w:tr2bl w:val="none" w:sz="0" w:space="0" w:color="auto"/>
-        </w:tcBorders>
-      </w:tcPr>
-    </w:tblStylePr>
-  </w:style>
-  <w:style w:type="table" w:styleId="DarkList">
-    <w:name w:val="Dark List"/>
-    <w:basedOn w:val="TableNormal"/>
-    <w:semiHidden/>
-    <w:unhideWhenUsed/>
-    <w:rsid w:val="00FE28CC"/>
-    <w:pPr>
-      <w:spacing w:after="0"/>
-    </w:pPr>
-    <w:rPr>
-      <w:color w:val="FFFFFF" w:themeColor="background1"/>
-    </w:rPr>
-    <w:tblPr>
-      <w:tblStyleRowBandSize w:val="1"/>
-      <w:tblStyleColBandSize w:val="1"/>
-    </w:tblPr>
-    <w:tcPr>
-      <w:shd w:val="clear" w:color="auto" w:fill="000000" w:themeFill="text1"/>
-    </w:tcPr>
-    <w:tblStylePr w:type="firstRow">
-      <w:rPr>
-        <w:b/>
-        <w:bCs/>
-      </w:rPr>
-      <w:tblPr/>
-      <w:tcPr>
-        <w:tcBorders>
-          <w:top w:val="nil"/>
-          <w:left w:val="nil"/>
-          <w:bottom w:val="single" w:sz="18" w:space="0" w:color="FFFFFF" w:themeColor="background1"/>
-          <w:right w:val="nil"/>
-          <w:insideH w:val="nil"/>
-          <w:insideV w:val="nil"/>
-        </w:tcBorders>
-        <w:shd w:val="clear" w:color="auto" w:fill="000000" w:themeFill="text1"/>
-      </w:tcPr>
-    </w:tblStylePr>
-    <w:tblStylePr w:type="lastRow">
-      <w:tblPr/>
-      <w:tcPr>
-        <w:tcBorders>
-          <w:top w:val="single" w:sz="18" w:space="0" w:color="FFFFFF" w:themeColor="background1"/>
-          <w:left w:val="nil"/>
-          <w:bottom w:val="nil"/>
-          <w:right w:val="nil"/>
-          <w:insideH w:val="nil"/>
-          <w:insideV w:val="nil"/>
-        </w:tcBorders>
-        <w:shd w:val="clear" w:color="auto" w:fill="000000" w:themeFill="text1" w:themeFillShade="7F"/>
-      </w:tcPr>
-    </w:tblStylePr>
-    <w:tblStylePr w:type="firstCol">
-      <w:tblPr/>
-      <w:tcPr>
-        <w:tcBorders>
-          <w:top w:val="nil"/>
-          <w:left w:val="nil"/>
-          <w:bottom w:val="nil"/>
-          <w:right w:val="single" w:sz="18" w:space="0" w:color="FFFFFF" w:themeColor="background1"/>
-          <w:insideH w:val="nil"/>
-          <w:insideV w:val="nil"/>
-        </w:tcBorders>
-        <w:shd w:val="clear" w:color="auto" w:fill="000000" w:themeFill="text1" w:themeFillShade="BF"/>
-      </w:tcPr>
-    </w:tblStylePr>
-    <w:tblStylePr w:type="lastCol">
-      <w:tblPr/>
-      <w:tcPr>
-        <w:tcBorders>
-          <w:top w:val="nil"/>
-          <w:left w:val="single" w:sz="18" w:space="0" w:color="FFFFFF" w:themeColor="background1"/>
-          <w:bottom w:val="nil"/>
-          <w:right w:val="nil"/>
-          <w:insideH w:val="nil"/>
-          <w:insideV w:val="nil"/>
-        </w:tcBorders>
-        <w:shd w:val="clear" w:color="auto" w:fill="000000" w:themeFill="text1" w:themeFillShade="BF"/>
-      </w:tcPr>
-    </w:tblStylePr>
-    <w:tblStylePr w:type="band1Vert">
-      <w:tblPr/>
-      <w:tcPr>
-        <w:tcBorders>
-          <w:top w:val="nil"/>
-          <w:left w:val="nil"/>
-          <w:bottom w:val="nil"/>
-          <w:right w:val="nil"/>
-          <w:insideH w:val="nil"/>
-          <w:insideV w:val="nil"/>
-        </w:tcBorders>
-        <w:shd w:val="clear" w:color="auto" w:fill="000000" w:themeFill="text1" w:themeFillShade="BF"/>
-      </w:tcPr>
-    </w:tblStylePr>
-    <w:tblStylePr w:type="band1Horz">
-      <w:tblPr/>
-      <w:tcPr>
-        <w:tcBorders>
-          <w:top w:val="nil"/>
-          <w:left w:val="nil"/>
-          <w:bottom w:val="nil"/>
-          <w:right w:val="nil"/>
-          <w:insideH w:val="nil"/>
-          <w:insideV w:val="nil"/>
-        </w:tcBorders>
-        <w:shd w:val="clear" w:color="auto" w:fill="000000" w:themeFill="text1" w:themeFillShade="BF"/>
-      </w:tcPr>
-    </w:tblStylePr>
-  </w:style>
-  <w:style w:type="paragraph" w:styleId="Header">
-    <w:name w:val="header"/>
-    <w:basedOn w:val="Normal"/>
-    <w:link w:val="HeaderChar"/>
-    <w:unhideWhenUsed/>
-    <w:rsid w:val="00B66951"/>
-    <w:pPr>
-      <w:tabs>
-        <w:tab w:val="center" w:pos="4680"/>
-        <w:tab w:val="right" w:pos="9360"/>
-      </w:tabs>
-      <w:spacing w:after="0" w:line="240" w:lineRule="auto"/>
-    </w:pPr>
-  </w:style>
-  <w:style w:type="character" w:customStyle="1" w:styleId="HeaderChar">
-    <w:name w:val="Header Char"/>
-    <w:basedOn w:val="DefaultParagraphFont"/>
-    <w:link w:val="Header"/>
-    <w:rsid w:val="00B66951"/>
-    <w:rPr>
-      <w:rFonts w:ascii="Minion Pro" w:hAnsi="Minion Pro"/>
-    </w:rPr>
-  </w:style>
-  <w:style w:type="paragraph" w:styleId="Footer">
-    <w:name w:val="footer"/>
-    <w:basedOn w:val="Normal"/>
-    <w:link w:val="FooterChar"/>
-    <w:uiPriority w:val="99"/>
-    <w:unhideWhenUsed/>
-    <w:rsid w:val="00B66951"/>
-    <w:pPr>
-      <w:tabs>
-        <w:tab w:val="center" w:pos="4680"/>
-        <w:tab w:val="right" w:pos="9360"/>
-      </w:tabs>
-      <w:spacing w:after="0" w:line="240" w:lineRule="auto"/>
-    </w:pPr>
-  </w:style>
-  <w:style w:type="character" w:customStyle="1" w:styleId="FooterChar">
-    <w:name w:val="Footer Char"/>
-    <w:basedOn w:val="DefaultParagraphFont"/>
-    <w:link w:val="Footer"/>
-    <w:uiPriority w:val="99"/>
-    <w:rsid w:val="00B66951"/>
-    <w:rPr>
-      <w:rFonts w:ascii="Minion Pro" w:hAnsi="Minion Pro"/>
-    </w:rPr>
-  </w:style>
-  <w:style w:type="character" w:styleId="PageNumber">
-    <w:name w:val="page number"/>
-    <w:basedOn w:val="DefaultParagraphFont"/>
-    <w:semiHidden/>
-    <w:unhideWhenUsed/>
-    <w:rsid w:val="003064EE"/>
-  </w:style>
-  <w:style w:type="table" w:styleId="GridTable4-Accent1">
-    <w:name w:val="Grid Table 4 Accent 1"/>
-    <w:basedOn w:val="TableNormal"/>
-    <w:uiPriority w:val="49"/>
-    <w:rsid w:val="00E809C3"/>
-    <w:pPr>
-      <w:spacing w:after="0"/>
-    </w:pPr>
-    <w:tblPr>
-      <w:tblStyleRowBandSize w:val="1"/>
-      <w:tblStyleColBandSize w:val="1"/>
-      <w:tblBorders>
-        <w:top w:val="single" w:sz="4" w:space="0" w:color="95B3D7" w:themeColor="accent1" w:themeTint="99"/>
-        <w:left w:val="single" w:sz="4" w:space="0" w:color="95B3D7" w:themeColor="accent1" w:themeTint="99"/>
-        <w:bottom w:val="single" w:sz="4" w:space="0" w:color="95B3D7" w:themeColor="accent1" w:themeTint="99"/>
-        <w:right w:val="single" w:sz="4" w:space="0" w:color="95B3D7" w:themeColor="accent1" w:themeTint="99"/>
-        <w:insideH w:val="single" w:sz="4" w:space="0" w:color="95B3D7" w:themeColor="accent1" w:themeTint="99"/>
-        <w:insideV w:val="single" w:sz="4" w:space="0" w:color="95B3D7" w:themeColor="accent1" w:themeTint="99"/>
-      </w:tblBorders>
-    </w:tblPr>
-    <w:tblStylePr w:type="firstRow">
-      <w:rPr>
-        <w:b/>
-        <w:bCs/>
-        <w:color w:val="FFFFFF" w:themeColor="background1"/>
-      </w:rPr>
-      <w:tblPr/>
-      <w:tcPr>
         <w:shd w:val="clear" w:color="auto" w:fill="1F497D" w:themeFill="text2"/>
       </w:tcPr>
     </w:tblStylePr>
@@ -2317,6 +1460,7 @@
         <w:tcBorders>
           <w:top w:val="double" w:sz="4" w:space="0" w:color="4F81BD" w:themeColor="accent1"/>
         </w:tcBorders>
+        <w:shd w:val="clear" w:color="auto" w:fill="FFFFFF" w:themeFill="background1"/>
       </w:tcPr>
     </w:tblStylePr>
     <w:tblStylePr w:type="firstCol">
@@ -2324,84 +1468,332 @@
         <w:b/>
         <w:bCs/>
       </w:rPr>
+      <w:tblPr/>
+      <w:tcPr>
+        <w:tcBorders>
+          <w:right w:val="nil"/>
+        </w:tcBorders>
+        <w:shd w:val="clear" w:color="auto" w:fill="FFFFFF" w:themeFill="background1"/>
+      </w:tcPr>
     </w:tblStylePr>
     <w:tblStylePr w:type="lastCol">
       <w:rPr>
         <w:b/>
         <w:bCs/>
       </w:rPr>
+      <w:tblPr/>
+      <w:tcPr>
+        <w:tcBorders>
+          <w:left w:val="nil"/>
+        </w:tcBorders>
+        <w:shd w:val="clear" w:color="auto" w:fill="FFFFFF" w:themeFill="background1"/>
+      </w:tcPr>
     </w:tblStylePr>
     <w:tblStylePr w:type="band1Vert">
       <w:tblPr/>
       <w:tcPr>
-        <w:shd w:val="clear" w:color="auto" w:fill="DBE5F1" w:themeFill="accent1" w:themeFillTint="33"/>
+        <w:tcBorders>
+          <w:left w:val="single" w:sz="4" w:space="0" w:color="4F81BD" w:themeColor="accent1"/>
+          <w:right w:val="single" w:sz="4" w:space="0" w:color="4F81BD" w:themeColor="accent1"/>
+        </w:tcBorders>
       </w:tcPr>
     </w:tblStylePr>
     <w:tblStylePr w:type="band1Horz">
       <w:tblPr/>
       <w:tcPr>
-        <w:shd w:val="clear" w:color="auto" w:fill="DBE5F1" w:themeFill="accent1" w:themeFillTint="33"/>
+        <w:tcBorders>
+          <w:top w:val="single" w:sz="4" w:space="0" w:color="4F81BD" w:themeColor="accent1"/>
+          <w:bottom w:val="single" w:sz="4" w:space="0" w:color="4F81BD" w:themeColor="accent1"/>
+          <w:insideH w:val="nil"/>
+        </w:tcBorders>
       </w:tcPr>
     </w:tblStylePr>
-  </w:style>
-  <w:style w:type="table" w:styleId="TableGridLight">
-    <w:name w:val="Grid Table Light"/>
+    <w:tblStylePr w:type="neCell">
+      <w:tblPr/>
+      <w:tcPr>
+        <w:tcBorders>
+          <w:left w:val="nil"/>
+          <w:bottom w:val="nil"/>
+        </w:tcBorders>
+      </w:tcPr>
+    </w:tblStylePr>
+    <w:tblStylePr w:type="nwCell">
+      <w:tblPr/>
+      <w:tcPr>
+        <w:tcBorders>
+          <w:bottom w:val="nil"/>
+          <w:right w:val="nil"/>
+        </w:tcBorders>
+      </w:tcPr>
+    </w:tblStylePr>
+    <w:tblStylePr w:type="seCell">
+      <w:tblPr/>
+      <w:tcPr>
+        <w:tcBorders>
+          <w:top w:val="double" w:sz="4" w:space="0" w:color="4F81BD" w:themeColor="accent1"/>
+          <w:left w:val="nil"/>
+        </w:tcBorders>
+      </w:tcPr>
+    </w:tblStylePr>
+    <w:tblStylePr w:type="swCell">
+      <w:tblPr/>
+      <w:tcPr>
+        <w:tcBorders>
+          <w:top w:val="double" w:sz="4" w:space="0" w:color="4F81BD" w:themeColor="accent1"/>
+          <w:right w:val="nil"/>
+        </w:tcBorders>
+      </w:tcPr>
+    </w:tblStylePr>
+  </w:style>
+  <w:style w:type="paragraph" w:customStyle="1" w:styleId="DefinitionTerm">
+    <w:name w:val="Definition Term"/>
+    <w:basedOn w:val="Normal"/>
+    <w:next w:val="Definition"/>
+    <w:pPr>
+      <w:keepNext/>
+      <w:keepLines/>
+      <w:spacing w:after="0"/>
+    </w:pPr>
+    <w:rPr>
+      <w:b/>
+    </w:rPr>
+  </w:style>
+  <w:style w:type="paragraph" w:customStyle="1" w:styleId="Definition">
+    <w:name w:val="Definition"/>
+    <w:basedOn w:val="Normal"/>
+  </w:style>
+  <w:style w:type="paragraph" w:styleId="Caption">
+    <w:name w:val="caption"/>
+    <w:basedOn w:val="Normal"/>
+    <w:link w:val="CaptionChar"/>
+    <w:pPr>
+      <w:spacing w:after="120"/>
+    </w:pPr>
+    <w:rPr>
+      <w:i/>
+    </w:rPr>
+  </w:style>
+  <w:style w:type="paragraph" w:customStyle="1" w:styleId="TableCaption">
+    <w:name w:val="Table Caption"/>
+    <w:basedOn w:val="Caption"/>
+    <w:pPr>
+      <w:keepNext/>
+    </w:pPr>
+  </w:style>
+  <w:style w:type="paragraph" w:customStyle="1" w:styleId="ImageCaption">
+    <w:name w:val="Image Caption"/>
+    <w:basedOn w:val="Caption"/>
+    <w:rsid w:val="00BE4DDE"/>
+    <w:rPr>
+      <w:rFonts w:ascii="Roboto" w:hAnsi="Roboto"/>
+      <w:iCs/>
+      <w:color w:val="1F497D" w:themeColor="text2"/>
+      <w:sz w:val="18"/>
+      <w:szCs w:val="18"/>
+      <w:lang w:val="es-ES"/>
+    </w:rPr>
+  </w:style>
+  <w:style w:type="paragraph" w:customStyle="1" w:styleId="Figure">
+    <w:name w:val="Figure"/>
+    <w:basedOn w:val="Normal"/>
+  </w:style>
+  <w:style w:type="paragraph" w:customStyle="1" w:styleId="CaptionedFigure">
+    <w:name w:val="Captioned Figure"/>
+    <w:basedOn w:val="Figure"/>
+    <w:pPr>
+      <w:keepNext/>
+    </w:pPr>
+  </w:style>
+  <w:style w:type="character" w:customStyle="1" w:styleId="CaptionChar">
+    <w:name w:val="Caption Char"/>
+    <w:basedOn w:val="DefaultParagraphFont"/>
+    <w:link w:val="Caption"/>
+  </w:style>
+  <w:style w:type="character" w:customStyle="1" w:styleId="VerbatimChar">
+    <w:name w:val="Verbatim Char"/>
+    <w:basedOn w:val="CaptionChar"/>
+    <w:rPr>
+      <w:rFonts w:ascii="Consolas" w:hAnsi="Consolas"/>
+      <w:sz w:val="22"/>
+    </w:rPr>
+  </w:style>
+  <w:style w:type="character" w:customStyle="1" w:styleId="SectionNumber">
+    <w:name w:val="Section Number"/>
+    <w:basedOn w:val="CaptionChar"/>
+  </w:style>
+  <w:style w:type="character" w:styleId="FootnoteReference">
+    <w:name w:val="footnote reference"/>
+    <w:basedOn w:val="CaptionChar"/>
+    <w:rPr>
+      <w:vertAlign w:val="superscript"/>
+    </w:rPr>
+  </w:style>
+  <w:style w:type="character" w:styleId="Hyperlink">
+    <w:name w:val="Hyperlink"/>
+    <w:basedOn w:val="CaptionChar"/>
+    <w:rPr>
+      <w:color w:val="4F81BD" w:themeColor="accent1"/>
+    </w:rPr>
+  </w:style>
+  <w:style w:type="paragraph" w:styleId="TOCHeading">
+    <w:name w:val="TOC Heading"/>
+    <w:basedOn w:val="Heading1"/>
+    <w:next w:val="BodyText"/>
+    <w:uiPriority w:val="39"/>
+    <w:unhideWhenUsed/>
+    <w:qFormat/>
+    <w:pPr>
+      <w:spacing w:before="240" w:line="259" w:lineRule="auto"/>
+      <w:outlineLvl w:val="9"/>
+    </w:pPr>
+    <w:rPr>
+      <w:b w:val="0"/>
+      <w:bCs w:val="0"/>
+      <w:color w:val="365F91" w:themeColor="accent1" w:themeShade="BF"/>
+    </w:rPr>
+  </w:style>
+  <w:style w:type="table" w:styleId="ListTable3-Accent1">
+    <w:name w:val="List Table 3 Accent 1"/>
     <w:basedOn w:val="TableNormal"/>
-    <w:rsid w:val="00141190"/>
+    <w:uiPriority w:val="48"/>
+    <w:rsid w:val="006F0EDA"/>
     <w:pPr>
       <w:spacing w:after="0"/>
     </w:pPr>
-    <w:rPr>
-      <w:rFonts w:ascii="Times New Roman" w:hAnsi="Times New Roman"/>
-      <w:sz w:val="18"/>
-    </w:rPr>
     <w:tblPr>
       <w:tblStyleRowBandSize w:val="1"/>
+      <w:tblStyleColBandSize w:val="1"/>
       <w:tblBorders>
-        <w:top w:val="single" w:sz="4" w:space="0" w:color="BFBFBF" w:themeColor="background1" w:themeShade="BF"/>
-        <w:left w:val="single" w:sz="4" w:space="0" w:color="BFBFBF" w:themeColor="background1" w:themeShade="BF"/>
-        <w:bottom w:val="single" w:sz="4" w:space="0" w:color="BFBFBF" w:themeColor="background1" w:themeShade="BF"/>
-        <w:right w:val="single" w:sz="4" w:space="0" w:color="BFBFBF" w:themeColor="background1" w:themeShade="BF"/>
-        <w:insideH w:val="single" w:sz="4" w:space="0" w:color="BFBFBF" w:themeColor="background1" w:themeShade="BF"/>
-        <w:insideV w:val="single" w:sz="4" w:space="0" w:color="BFBFBF" w:themeColor="background1" w:themeShade="BF"/>
+        <w:top w:val="single" w:sz="4" w:space="0" w:color="4F81BD" w:themeColor="accent1"/>
+        <w:left w:val="single" w:sz="4" w:space="0" w:color="4F81BD" w:themeColor="accent1"/>
+        <w:bottom w:val="single" w:sz="4" w:space="0" w:color="4F81BD" w:themeColor="accent1"/>
+        <w:right w:val="single" w:sz="4" w:space="0" w:color="4F81BD" w:themeColor="accent1"/>
       </w:tblBorders>
     </w:tblPr>
-    <w:tcPr>
-      <w:shd w:val="clear" w:color="auto" w:fill="auto"/>
-    </w:tcPr>
     <w:tblStylePr w:type="firstRow">
-      <w:pPr>
-        <w:wordWrap/>
-        <w:spacing w:line="240" w:lineRule="auto"/>
-      </w:pPr>
       <w:rPr>
-        <w:rFonts w:asciiTheme="majorHAnsi" w:hAnsiTheme="majorHAnsi"/>
+        <w:b/>
+        <w:bCs/>
         <w:color w:val="FFFFFF" w:themeColor="background1"/>
-        <w:sz w:val="24"/>
       </w:rPr>
       <w:tblPr/>
       <w:tcPr>
-        <w:shd w:val="clear" w:color="auto" w:fill="1F497D" w:themeFill="text2"/>
+        <w:shd w:val="clear" w:color="auto" w:fill="4F81BD" w:themeFill="accent1"/>
       </w:tcPr>
     </w:tblStylePr>
-  </w:style>
-  <w:style w:type="table" w:styleId="TableGrid">
-    <w:name w:val="Table Grid"/>
-    <w:basedOn w:val="TableNormal"/>
-    <w:rsid w:val="0019264D"/>
-    <w:pPr>
-      <w:spacing w:after="0"/>
-    </w:pPr>
-    <w:tblPr>
-      <w:tblBorders>
-        <w:top w:val="single" w:sz="4" w:space="0" w:color="auto"/>
-        <w:left w:val="single" w:sz="4" w:space="0" w:color="auto"/>
-        <w:bottom w:val="single" w:sz="4" w:space="0" w:color="auto"/>
-        <w:right w:val="single" w:sz="4" w:space="0" w:color="auto"/>
-        <w:insideH w:val="single" w:sz="4" w:space="0" w:color="auto"/>
-        <w:insideV w:val="single" w:sz="4" w:space="0" w:color="auto"/>
-      </w:tblBorders>
-    </w:tblPr>
+    <w:tblStylePr w:type="lastRow">
+      <w:rPr>
+        <w:b/>
+        <w:bCs/>
+      </w:rPr>
+      <w:tblPr/>
+      <w:tcPr>
+        <w:tcBorders>
+          <w:top w:val="double" w:sz="4" w:space="0" w:color="4F81BD" w:themeColor="accent1"/>
+        </w:tcBorders>
+        <w:shd w:val="clear" w:color="auto" w:fill="FFFFFF" w:themeFill="background1"/>
+      </w:tcPr>
+    </w:tblStylePr>
+    <w:tblStylePr w:type="firstCol">
+      <w:rPr>
+        <w:b/>
+        <w:bCs/>
+      </w:rPr>
+      <w:tblPr/>
+      <w:tcPr>
+        <w:tcBorders>
+          <w:right w:val="nil"/>
+        </w:tcBorders>
+        <w:shd w:val="clear" w:color="auto" w:fill="FFFFFF" w:themeFill="background1"/>
+      </w:tcPr>
+    </w:tblStylePr>
+    <w:tblStylePr w:type="lastCol">
+      <w:rPr>
+        <w:b/>
+        <w:bCs/>
+      </w:rPr>
+      <w:tblPr/>
+      <w:tcPr>
+        <w:tcBorders>
+          <w:left w:val="nil"/>
+        </w:tcBorders>
+        <w:shd w:val="clear" w:color="auto" w:fill="FFFFFF" w:themeFill="background1"/>
+      </w:tcPr>
+    </w:tblStylePr>
+    <w:tblStylePr w:type="band1Vert">
+      <w:tblPr/>
+      <w:tcPr>
+        <w:tcBorders>
+          <w:left w:val="single" w:sz="4" w:space="0" w:color="4F81BD" w:themeColor="accent1"/>
+          <w:right w:val="single" w:sz="4" w:space="0" w:color="4F81BD" w:themeColor="accent1"/>
+        </w:tcBorders>
+      </w:tcPr>
+    </w:tblStylePr>
+    <w:tblStylePr w:type="band1Horz">
+      <w:tblPr/>
+      <w:tcPr>
+        <w:tcBorders>
+          <w:top w:val="single" w:sz="4" w:space="0" w:color="4F81BD" w:themeColor="accent1"/>
+          <w:bottom w:val="single" w:sz="4" w:space="0" w:color="4F81BD" w:themeColor="accent1"/>
+          <w:insideH w:val="nil"/>
+        </w:tcBorders>
+      </w:tcPr>
+    </w:tblStylePr>
+    <w:tblStylePr w:type="neCell">
+      <w:tblPr/>
+      <w:tcPr>
+        <w:tcBorders>
+          <w:left w:val="nil"/>
+          <w:bottom w:val="nil"/>
+        </w:tcBorders>
+      </w:tcPr>
+    </w:tblStylePr>
+    <w:tblStylePr w:type="nwCell">
+      <w:tblPr/>
+      <w:tcPr>
+        <w:tcBorders>
+          <w:bottom w:val="nil"/>
+          <w:right w:val="nil"/>
+        </w:tcBorders>
+      </w:tcPr>
+    </w:tblStylePr>
+    <w:tblStylePr w:type="seCell">
+      <w:tblPr/>
+      <w:tcPr>
+        <w:tcBorders>
+          <w:top w:val="double" w:sz="4" w:space="0" w:color="4F81BD" w:themeColor="accent1"/>
+          <w:left w:val="nil"/>
+        </w:tcBorders>
+      </w:tcPr>
+    </w:tblStylePr>
+    <w:tblStylePr w:type="swCell">
+      <w:tblPr/>
+      <w:tcPr>
+        <w:tcBorders>
+          <w:top w:val="double" w:sz="4" w:space="0" w:color="4F81BD" w:themeColor="accent1"/>
+          <w:right w:val="nil"/>
+        </w:tcBorders>
+      </w:tcPr>
+    </w:tblStylePr>
+  </w:style>
+  <w:style w:type="paragraph" w:styleId="ListBullet2">
+    <w:name w:val="List Bullet 2"/>
+    <w:basedOn w:val="Normal"/>
+    <w:semiHidden/>
+    <w:unhideWhenUsed/>
+    <w:rsid w:val="00BE4DDE"/>
+    <w:pPr>
+      <w:numPr>
+        <w:numId w:val="10"/>
+      </w:numPr>
+      <w:contextualSpacing/>
+    </w:pPr>
+  </w:style>
+  <w:style w:type="character" w:customStyle="1" w:styleId="BodyTextChar">
+    <w:name w:val="Body Text Char"/>
+    <w:basedOn w:val="DefaultParagraphFont"/>
+    <w:link w:val="BodyText"/>
+    <w:rsid w:val="00BE4DDE"/>
   </w:style>
 </w:styles>
 </file>
@@ -2722,16 +2114,4 @@
   </a:objectDefaults>
   <a:extraClrSchemeLst/>
 </a:theme>
-</file>
-
-<file path=customXml/item1.xml><?xml version="1.0" encoding="utf-8"?>
-<b:Sources xmlns:b="http://schemas.openxmlformats.org/officeDocument/2006/bibliography" xmlns="http://schemas.openxmlformats.org/officeDocument/2006/bibliography" SelectedStyle="/APASixthEditionOfficeOnline.xsl" StyleName="APA" Version="6"/>
-</file>
-
-<file path=customXml/itemProps1.xml><?xml version="1.0" encoding="utf-8"?>
-<ds:datastoreItem xmlns:ds="http://schemas.openxmlformats.org/officeDocument/2006/customXml" ds:itemID="{2C495D52-4FFC-8940-BEAB-372EDFF06F05}">
-  <ds:schemaRefs>
-    <ds:schemaRef ds:uri="http://schemas.openxmlformats.org/officeDocument/2006/bibliography"/>
-  </ds:schemaRefs>
-</ds:datastoreItem>
 </file>
--- a/templates/propuesta-reference.docx
+++ b/templates/propuesta-reference.docx
@@ -1,6 +1,6 @@
 
 <file path=word/document.xml><?xml version="1.0" encoding="utf-8"?>
-<w:document xmlns:wpc="http://schemas.microsoft.com/office/word/2010/wordprocessingCanvas" xmlns:cx="http://schemas.microsoft.com/office/drawing/2014/chartex" xmlns:cx1="http://schemas.microsoft.com/office/drawing/2015/9/8/chartex" xmlns:cx2="http://schemas.microsoft.com/office/drawing/2015/10/21/chartex" xmlns:cx3="http://schemas.microsoft.com/office/drawing/2016/5/9/chartex" xmlns:cx4="http://schemas.microsoft.com/office/drawing/2016/5/10/chartex" xmlns:cx5="http://schemas.microsoft.com/office/drawing/2016/5/11/chartex" xmlns:cx6="http://schemas.microsoft.com/office/drawing/2016/5/12/chartex" xmlns:cx7="http://schemas.microsoft.com/office/drawing/2016/5/13/chartex" xmlns:cx8="http://schemas.microsoft.com/office/drawing/2016/5/14/chartex" xmlns:mc="http://schemas.openxmlformats.org/markup-compatibility/2006" xmlns:aink="http://schemas.microsoft.com/office/drawing/2016/ink" xmlns:am3d="http://schemas.microsoft.com/office/drawing/2017/model3d" xmlns:o="urn:schemas-microsoft-com:office:office" xmlns:oel="http://schemas.microsoft.com/office/2019/extlst" xmlns:r="http://schemas.openxmlformats.org/officeDocument/2006/relationships" xmlns:m="http://schemas.openxmlformats.org/officeDocument/2006/math" xmlns:v="urn:schemas-microsoft-com:vml" xmlns:wp14="http://schemas.microsoft.com/office/word/2010/wordprocessingDrawing" xmlns:wp="http://schemas.openxmlformats.org/drawingml/2006/wordprocessingDrawing" xmlns:w10="urn:schemas-microsoft-com:office:word" xmlns:w="http://schemas.openxmlformats.org/wordprocessingml/2006/main" xmlns:w14="http://schemas.microsoft.com/office/word/2010/wordml" xmlns:w15="http://schemas.microsoft.com/office/word/2012/wordml" xmlns:w16cex="http://schemas.microsoft.com/office/word/2018/wordml/cex" xmlns:w16cid="http://schemas.microsoft.com/office/word/2016/wordml/cid" xmlns:w16="http://schemas.microsoft.com/office/word/2018/wordml" xmlns:w16sdtdh="http://schemas.microsoft.com/office/word/2020/wordml/sdtdatahash" xmlns:w16se="http://schemas.microsoft.com/office/word/2015/wordml/symex" xmlns:wpg="http://schemas.microsoft.com/office/word/2010/wordprocessingGroup" xmlns:wpi="http://schemas.microsoft.com/office/word/2010/wordprocessingInk" xmlns:wne="http://schemas.microsoft.com/office/word/2006/wordml" xmlns:wps="http://schemas.microsoft.com/office/word/2010/wordprocessingShape" mc:Ignorable="w14 w15 w16se w16cid w16 w16cex w16sdtdh wp14">
+<w:document xmlns:wpc="http://schemas.microsoft.com/office/word/2010/wordprocessingCanvas" xmlns:cx="http://schemas.microsoft.com/office/drawing/2014/chartex" xmlns:cx1="http://schemas.microsoft.com/office/drawing/2015/9/8/chartex" xmlns:cx2="http://schemas.microsoft.com/office/drawing/2015/10/21/chartex" xmlns:cx3="http://schemas.microsoft.com/office/drawing/2016/5/9/chartex" xmlns:cx4="http://schemas.microsoft.com/office/drawing/2016/5/10/chartex" xmlns:cx5="http://schemas.microsoft.com/office/drawing/2016/5/11/chartex" xmlns:cx6="http://schemas.microsoft.com/office/drawing/2016/5/12/chartex" xmlns:cx7="http://schemas.microsoft.com/office/drawing/2016/5/13/chartex" xmlns:cx8="http://schemas.microsoft.com/office/drawing/2016/5/14/chartex" xmlns:mc="http://schemas.openxmlformats.org/markup-compatibility/2006" xmlns:aink="http://schemas.microsoft.com/office/drawing/2016/ink" xmlns:am3d="http://schemas.microsoft.com/office/drawing/2017/model3d" xmlns:o="urn:schemas-microsoft-com:office:office" xmlns:oel="http://schemas.microsoft.com/office/2019/extlst" xmlns:r="http://schemas.openxmlformats.org/officeDocument/2006/relationships" xmlns:m="http://schemas.openxmlformats.org/officeDocument/2006/math" xmlns:v="urn:schemas-microsoft-com:vml" xmlns:wp14="http://schemas.microsoft.com/office/word/2010/wordprocessingDrawing" xmlns:wp="http://schemas.openxmlformats.org/drawingml/2006/wordprocessingDrawing" xmlns:w10="urn:schemas-microsoft-com:office:word" xmlns:w="http://schemas.openxmlformats.org/wordprocessingml/2006/main" xmlns:w14="http://schemas.microsoft.com/office/word/2010/wordml" xmlns:w15="http://schemas.microsoft.com/office/word/2012/wordml" xmlns:w16cex="http://schemas.microsoft.com/office/word/2018/wordml/cex" xmlns:w16cid="http://schemas.microsoft.com/office/word/2016/wordml/cid" xmlns:w16="http://schemas.microsoft.com/office/word/2018/wordml" xmlns:w16du="http://schemas.microsoft.com/office/word/2023/wordml/word16du" xmlns:w16sdtdh="http://schemas.microsoft.com/office/word/2020/wordml/sdtdatahash" xmlns:w16se="http://schemas.microsoft.com/office/word/2015/wordml/symex" xmlns:wpg="http://schemas.microsoft.com/office/word/2010/wordprocessingGroup" xmlns:wpi="http://schemas.microsoft.com/office/word/2010/wordprocessingInk" xmlns:wne="http://schemas.microsoft.com/office/word/2006/wordml" xmlns:wps="http://schemas.microsoft.com/office/word/2010/wordprocessingShape" mc:Ignorable="w14 w15 w16se w16cid w16 w16cex w16sdtdh wp14">
   <w:body>
     <w:p>
       <w:pPr>
@@ -151,10 +151,21 @@
         <w:rPr>
           <w:rStyle w:val="VerbatimChar"/>
         </w:rPr>
-        <w:t xml:space="preserve"> Verbatim Char </w:t>
-      </w:r>
-      <w:r>
-        <w:t xml:space="preserve"> .    </w:t>
+        <w:t xml:space="preserve"> Verbatim </w:t>
+      </w:r>
+      <w:proofErr w:type="gramStart"/>
+      <w:r>
+        <w:rPr>
+          <w:rStyle w:val="VerbatimChar"/>
+        </w:rPr>
+        <w:t xml:space="preserve">Char </w:t>
+      </w:r>
+      <w:r>
+        <w:t xml:space="preserve"> .</w:t>
+      </w:r>
+      <w:proofErr w:type="gramEnd"/>
+      <w:r>
+        <w:t xml:space="preserve">    </w:t>
       </w:r>
       <w:hyperlink r:id="rId7">
         <w:r>
@@ -198,8 +209,8 @@
         <w:tblCaption w:val="Table caption."/>
       </w:tblPr>
       <w:tblGrid>
-        <w:gridCol w:w="702"/>
-        <w:gridCol w:w="702"/>
+        <w:gridCol w:w="1278"/>
+        <w:gridCol w:w="1278"/>
       </w:tblGrid>
       <w:tr>
         <w:trPr>
@@ -254,6 +265,7 @@
               <w:pStyle w:val="Compact"/>
             </w:pPr>
             <w:r>
+              <w:lastRenderedPageBreak/>
               <w:t xml:space="preserve"> 1 </w:t>
             </w:r>
           </w:p>
@@ -340,7 +352,7 @@
 </file>
 
 <file path=word/endnotes.xml><?xml version="1.0" encoding="utf-8"?>
-<w:endnotes xmlns:wpc="http://schemas.microsoft.com/office/word/2010/wordprocessingCanvas" xmlns:cx="http://schemas.microsoft.com/office/drawing/2014/chartex" xmlns:cx1="http://schemas.microsoft.com/office/drawing/2015/9/8/chartex" xmlns:cx2="http://schemas.microsoft.com/office/drawing/2015/10/21/chartex" xmlns:cx3="http://schemas.microsoft.com/office/drawing/2016/5/9/chartex" xmlns:cx4="http://schemas.microsoft.com/office/drawing/2016/5/10/chartex" xmlns:cx5="http://schemas.microsoft.com/office/drawing/2016/5/11/chartex" xmlns:cx6="http://schemas.microsoft.com/office/drawing/2016/5/12/chartex" xmlns:cx7="http://schemas.microsoft.com/office/drawing/2016/5/13/chartex" xmlns:cx8="http://schemas.microsoft.com/office/drawing/2016/5/14/chartex" xmlns:mc="http://schemas.openxmlformats.org/markup-compatibility/2006" xmlns:aink="http://schemas.microsoft.com/office/drawing/2016/ink" xmlns:am3d="http://schemas.microsoft.com/office/drawing/2017/model3d" xmlns:o="urn:schemas-microsoft-com:office:office" xmlns:oel="http://schemas.microsoft.com/office/2019/extlst" xmlns:r="http://schemas.openxmlformats.org/officeDocument/2006/relationships" xmlns:m="http://schemas.openxmlformats.org/officeDocument/2006/math" xmlns:v="urn:schemas-microsoft-com:vml" xmlns:wp14="http://schemas.microsoft.com/office/word/2010/wordprocessingDrawing" xmlns:wp="http://schemas.openxmlformats.org/drawingml/2006/wordprocessingDrawing" xmlns:w10="urn:schemas-microsoft-com:office:word" xmlns:w="http://schemas.openxmlformats.org/wordprocessingml/2006/main" xmlns:w14="http://schemas.microsoft.com/office/word/2010/wordml" xmlns:w15="http://schemas.microsoft.com/office/word/2012/wordml" xmlns:w16cex="http://schemas.microsoft.com/office/word/2018/wordml/cex" xmlns:w16cid="http://schemas.microsoft.com/office/word/2016/wordml/cid" xmlns:w16="http://schemas.microsoft.com/office/word/2018/wordml" xmlns:w16sdtdh="http://schemas.microsoft.com/office/word/2020/wordml/sdtdatahash" xmlns:w16se="http://schemas.microsoft.com/office/word/2015/wordml/symex" xmlns:wpg="http://schemas.microsoft.com/office/word/2010/wordprocessingGroup" xmlns:wpi="http://schemas.microsoft.com/office/word/2010/wordprocessingInk" xmlns:wne="http://schemas.microsoft.com/office/word/2006/wordml" xmlns:wps="http://schemas.microsoft.com/office/word/2010/wordprocessingShape" mc:Ignorable="w14 w15 w16se w16cid w16 w16cex w16sdtdh wp14">
+<w:endnotes xmlns:wpc="http://schemas.microsoft.com/office/word/2010/wordprocessingCanvas" xmlns:cx="http://schemas.microsoft.com/office/drawing/2014/chartex" xmlns:cx1="http://schemas.microsoft.com/office/drawing/2015/9/8/chartex" xmlns:cx2="http://schemas.microsoft.com/office/drawing/2015/10/21/chartex" xmlns:cx3="http://schemas.microsoft.com/office/drawing/2016/5/9/chartex" xmlns:cx4="http://schemas.microsoft.com/office/drawing/2016/5/10/chartex" xmlns:cx5="http://schemas.microsoft.com/office/drawing/2016/5/11/chartex" xmlns:cx6="http://schemas.microsoft.com/office/drawing/2016/5/12/chartex" xmlns:cx7="http://schemas.microsoft.com/office/drawing/2016/5/13/chartex" xmlns:cx8="http://schemas.microsoft.com/office/drawing/2016/5/14/chartex" xmlns:mc="http://schemas.openxmlformats.org/markup-compatibility/2006" xmlns:aink="http://schemas.microsoft.com/office/drawing/2016/ink" xmlns:am3d="http://schemas.microsoft.com/office/drawing/2017/model3d" xmlns:o="urn:schemas-microsoft-com:office:office" xmlns:oel="http://schemas.microsoft.com/office/2019/extlst" xmlns:r="http://schemas.openxmlformats.org/officeDocument/2006/relationships" xmlns:m="http://schemas.openxmlformats.org/officeDocument/2006/math" xmlns:v="urn:schemas-microsoft-com:vml" xmlns:wp14="http://schemas.microsoft.com/office/word/2010/wordprocessingDrawing" xmlns:wp="http://schemas.openxmlformats.org/drawingml/2006/wordprocessingDrawing" xmlns:w10="urn:schemas-microsoft-com:office:word" xmlns:w="http://schemas.openxmlformats.org/wordprocessingml/2006/main" xmlns:w14="http://schemas.microsoft.com/office/word/2010/wordml" xmlns:w15="http://schemas.microsoft.com/office/word/2012/wordml" xmlns:w16cex="http://schemas.microsoft.com/office/word/2018/wordml/cex" xmlns:w16cid="http://schemas.microsoft.com/office/word/2016/wordml/cid" xmlns:w16="http://schemas.microsoft.com/office/word/2018/wordml" xmlns:w16du="http://schemas.microsoft.com/office/word/2023/wordml/word16du" xmlns:w16sdtdh="http://schemas.microsoft.com/office/word/2020/wordml/sdtdatahash" xmlns:w16se="http://schemas.microsoft.com/office/word/2015/wordml/symex" xmlns:wpg="http://schemas.microsoft.com/office/word/2010/wordprocessingGroup" xmlns:wpi="http://schemas.microsoft.com/office/word/2010/wordprocessingInk" xmlns:wne="http://schemas.microsoft.com/office/word/2006/wordml" xmlns:wps="http://schemas.microsoft.com/office/word/2010/wordprocessingShape" mc:Ignorable="w14 w15 w16se w16cid w16 w16cex w16sdtdh wp14">
   <w:endnote w:type="separator" w:id="-1">
     <w:p>
       <w:pPr>
@@ -365,7 +377,7 @@
 </file>
 
 <file path=word/footnotes.xml><?xml version="1.0" encoding="utf-8"?>
-<w:footnotes xmlns:wpc="http://schemas.microsoft.com/office/word/2010/wordprocessingCanvas" xmlns:cx="http://schemas.microsoft.com/office/drawing/2014/chartex" xmlns:cx1="http://schemas.microsoft.com/office/drawing/2015/9/8/chartex" xmlns:cx2="http://schemas.microsoft.com/office/drawing/2015/10/21/chartex" xmlns:cx3="http://schemas.microsoft.com/office/drawing/2016/5/9/chartex" xmlns:cx4="http://schemas.microsoft.com/office/drawing/2016/5/10/chartex" xmlns:cx5="http://schemas.microsoft.com/office/drawing/2016/5/11/chartex" xmlns:cx6="http://schemas.microsoft.com/office/drawing/2016/5/12/chartex" xmlns:cx7="http://schemas.microsoft.com/office/drawing/2016/5/13/chartex" xmlns:cx8="http://schemas.microsoft.com/office/drawing/2016/5/14/chartex" xmlns:mc="http://schemas.openxmlformats.org/markup-compatibility/2006" xmlns:aink="http://schemas.microsoft.com/office/drawing/2016/ink" xmlns:am3d="http://schemas.microsoft.com/office/drawing/2017/model3d" xmlns:o="urn:schemas-microsoft-com:office:office" xmlns:oel="http://schemas.microsoft.com/office/2019/extlst" xmlns:r="http://schemas.openxmlformats.org/officeDocument/2006/relationships" xmlns:m="http://schemas.openxmlformats.org/officeDocument/2006/math" xmlns:v="urn:schemas-microsoft-com:vml" xmlns:wp14="http://schemas.microsoft.com/office/word/2010/wordprocessingDrawing" xmlns:wp="http://schemas.openxmlformats.org/drawingml/2006/wordprocessingDrawing" xmlns:w10="urn:schemas-microsoft-com:office:word" xmlns:w="http://schemas.openxmlformats.org/wordprocessingml/2006/main" xmlns:w14="http://schemas.microsoft.com/office/word/2010/wordml" xmlns:w15="http://schemas.microsoft.com/office/word/2012/wordml" xmlns:w16cex="http://schemas.microsoft.com/office/word/2018/wordml/cex" xmlns:w16cid="http://schemas.microsoft.com/office/word/2016/wordml/cid" xmlns:w16="http://schemas.microsoft.com/office/word/2018/wordml" xmlns:w16sdtdh="http://schemas.microsoft.com/office/word/2020/wordml/sdtdatahash" xmlns:w16se="http://schemas.microsoft.com/office/word/2015/wordml/symex" xmlns:wpg="http://schemas.microsoft.com/office/word/2010/wordprocessingGroup" xmlns:wpi="http://schemas.microsoft.com/office/word/2010/wordprocessingInk" xmlns:wne="http://schemas.microsoft.com/office/word/2006/wordml" xmlns:wps="http://schemas.microsoft.com/office/word/2010/wordprocessingShape" mc:Ignorable="w14 w15 w16se w16cid w16 w16cex w16sdtdh wp14">
+<w:footnotes xmlns:wpc="http://schemas.microsoft.com/office/word/2010/wordprocessingCanvas" xmlns:cx="http://schemas.microsoft.com/office/drawing/2014/chartex" xmlns:cx1="http://schemas.microsoft.com/office/drawing/2015/9/8/chartex" xmlns:cx2="http://schemas.microsoft.com/office/drawing/2015/10/21/chartex" xmlns:cx3="http://schemas.microsoft.com/office/drawing/2016/5/9/chartex" xmlns:cx4="http://schemas.microsoft.com/office/drawing/2016/5/10/chartex" xmlns:cx5="http://schemas.microsoft.com/office/drawing/2016/5/11/chartex" xmlns:cx6="http://schemas.microsoft.com/office/drawing/2016/5/12/chartex" xmlns:cx7="http://schemas.microsoft.com/office/drawing/2016/5/13/chartex" xmlns:cx8="http://schemas.microsoft.com/office/drawing/2016/5/14/chartex" xmlns:mc="http://schemas.openxmlformats.org/markup-compatibility/2006" xmlns:aink="http://schemas.microsoft.com/office/drawing/2016/ink" xmlns:am3d="http://schemas.microsoft.com/office/drawing/2017/model3d" xmlns:o="urn:schemas-microsoft-com:office:office" xmlns:oel="http://schemas.microsoft.com/office/2019/extlst" xmlns:r="http://schemas.openxmlformats.org/officeDocument/2006/relationships" xmlns:m="http://schemas.openxmlformats.org/officeDocument/2006/math" xmlns:v="urn:schemas-microsoft-com:vml" xmlns:wp14="http://schemas.microsoft.com/office/word/2010/wordprocessingDrawing" xmlns:wp="http://schemas.openxmlformats.org/drawingml/2006/wordprocessingDrawing" xmlns:w10="urn:schemas-microsoft-com:office:word" xmlns:w="http://schemas.openxmlformats.org/wordprocessingml/2006/main" xmlns:w14="http://schemas.microsoft.com/office/word/2010/wordml" xmlns:w15="http://schemas.microsoft.com/office/word/2012/wordml" xmlns:w16cex="http://schemas.microsoft.com/office/word/2018/wordml/cex" xmlns:w16cid="http://schemas.microsoft.com/office/word/2016/wordml/cid" xmlns:w16="http://schemas.microsoft.com/office/word/2018/wordml" xmlns:w16du="http://schemas.microsoft.com/office/word/2023/wordml/word16du" xmlns:w16sdtdh="http://schemas.microsoft.com/office/word/2020/wordml/sdtdatahash" xmlns:w16se="http://schemas.microsoft.com/office/word/2015/wordml/symex" xmlns:wpg="http://schemas.microsoft.com/office/word/2010/wordprocessingGroup" xmlns:wpi="http://schemas.microsoft.com/office/word/2010/wordprocessingInk" xmlns:wne="http://schemas.microsoft.com/office/word/2006/wordml" xmlns:wps="http://schemas.microsoft.com/office/word/2010/wordprocessingShape" mc:Ignorable="w14 w15 w16se w16cid w16 w16cex w16sdtdh wp14">
   <w:footnote w:type="separator" w:id="-1">
     <w:p>
       <w:r>
@@ -400,11 +412,11 @@
 </file>
 
 <file path=word/numbering.xml><?xml version="1.0" encoding="utf-8"?>
-<w:numbering xmlns:wpc="http://schemas.microsoft.com/office/word/2010/wordprocessingCanvas" xmlns:cx="http://schemas.microsoft.com/office/drawing/2014/chartex" xmlns:cx1="http://schemas.microsoft.com/office/drawing/2015/9/8/chartex" xmlns:cx2="http://schemas.microsoft.com/office/drawing/2015/10/21/chartex" xmlns:cx3="http://schemas.microsoft.com/office/drawing/2016/5/9/chartex" xmlns:cx4="http://schemas.microsoft.com/office/drawing/2016/5/10/chartex" xmlns:cx5="http://schemas.microsoft.com/office/drawing/2016/5/11/chartex" xmlns:cx6="http://schemas.microsoft.com/office/drawing/2016/5/12/chartex" xmlns:cx7="http://schemas.microsoft.com/office/drawing/2016/5/13/chartex" xmlns:cx8="http://schemas.microsoft.com/office/drawing/2016/5/14/chartex" xmlns:mc="http://schemas.openxmlformats.org/markup-compatibility/2006" xmlns:aink="http://schemas.microsoft.com/office/drawing/2016/ink" xmlns:am3d="http://schemas.microsoft.com/office/drawing/2017/model3d" xmlns:o="urn:schemas-microsoft-com:office:office" xmlns:oel="http://schemas.microsoft.com/office/2019/extlst" xmlns:r="http://schemas.openxmlformats.org/officeDocument/2006/relationships" xmlns:m="http://schemas.openxmlformats.org/officeDocument/2006/math" xmlns:v="urn:schemas-microsoft-com:vml" xmlns:wp14="http://schemas.microsoft.com/office/word/2010/wordprocessingDrawing" xmlns:wp="http://schemas.openxmlformats.org/drawingml/2006/wordprocessingDrawing" xmlns:w10="urn:schemas-microsoft-com:office:word" xmlns:w="http://schemas.openxmlformats.org/wordprocessingml/2006/main" xmlns:w14="http://schemas.microsoft.com/office/word/2010/wordml" xmlns:w15="http://schemas.microsoft.com/office/word/2012/wordml" xmlns:w16cex="http://schemas.microsoft.com/office/word/2018/wordml/cex" xmlns:w16cid="http://schemas.microsoft.com/office/word/2016/wordml/cid" xmlns:w16="http://schemas.microsoft.com/office/word/2018/wordml" xmlns:w16sdtdh="http://schemas.microsoft.com/office/word/2020/wordml/sdtdatahash" xmlns:w16se="http://schemas.microsoft.com/office/word/2015/wordml/symex" xmlns:wpg="http://schemas.microsoft.com/office/word/2010/wordprocessingGroup" xmlns:wpi="http://schemas.microsoft.com/office/word/2010/wordprocessingInk" xmlns:wne="http://schemas.microsoft.com/office/word/2006/wordml" xmlns:wps="http://schemas.microsoft.com/office/word/2010/wordprocessingShape" mc:Ignorable="w14 w15 w16se w16cid w16 w16cex w16sdtdh wp14">
+<w:numbering xmlns:wpc="http://schemas.microsoft.com/office/word/2010/wordprocessingCanvas" xmlns:cx="http://schemas.microsoft.com/office/drawing/2014/chartex" xmlns:cx1="http://schemas.microsoft.com/office/drawing/2015/9/8/chartex" xmlns:cx2="http://schemas.microsoft.com/office/drawing/2015/10/21/chartex" xmlns:cx3="http://schemas.microsoft.com/office/drawing/2016/5/9/chartex" xmlns:cx4="http://schemas.microsoft.com/office/drawing/2016/5/10/chartex" xmlns:cx5="http://schemas.microsoft.com/office/drawing/2016/5/11/chartex" xmlns:cx6="http://schemas.microsoft.com/office/drawing/2016/5/12/chartex" xmlns:cx7="http://schemas.microsoft.com/office/drawing/2016/5/13/chartex" xmlns:cx8="http://schemas.microsoft.com/office/drawing/2016/5/14/chartex" xmlns:mc="http://schemas.openxmlformats.org/markup-compatibility/2006" xmlns:aink="http://schemas.microsoft.com/office/drawing/2016/ink" xmlns:am3d="http://schemas.microsoft.com/office/drawing/2017/model3d" xmlns:o="urn:schemas-microsoft-com:office:office" xmlns:oel="http://schemas.microsoft.com/office/2019/extlst" xmlns:r="http://schemas.openxmlformats.org/officeDocument/2006/relationships" xmlns:m="http://schemas.openxmlformats.org/officeDocument/2006/math" xmlns:v="urn:schemas-microsoft-com:vml" xmlns:wp14="http://schemas.microsoft.com/office/word/2010/wordprocessingDrawing" xmlns:wp="http://schemas.openxmlformats.org/drawingml/2006/wordprocessingDrawing" xmlns:w10="urn:schemas-microsoft-com:office:word" xmlns:w="http://schemas.openxmlformats.org/wordprocessingml/2006/main" xmlns:w14="http://schemas.microsoft.com/office/word/2010/wordml" xmlns:w15="http://schemas.microsoft.com/office/word/2012/wordml" xmlns:w16cex="http://schemas.microsoft.com/office/word/2018/wordml/cex" xmlns:w16cid="http://schemas.microsoft.com/office/word/2016/wordml/cid" xmlns:w16="http://schemas.microsoft.com/office/word/2018/wordml" xmlns:w16du="http://schemas.microsoft.com/office/word/2023/wordml/word16du" xmlns:w16sdtdh="http://schemas.microsoft.com/office/word/2020/wordml/sdtdatahash" xmlns:w16se="http://schemas.microsoft.com/office/word/2015/wordml/symex" xmlns:wpg="http://schemas.microsoft.com/office/word/2010/wordprocessingGroup" xmlns:wpi="http://schemas.microsoft.com/office/word/2010/wordprocessingInk" xmlns:wne="http://schemas.microsoft.com/office/word/2006/wordml" xmlns:wps="http://schemas.microsoft.com/office/word/2010/wordprocessingShape" mc:Ignorable="w14 w15 w16se w16cid w16 w16cex w16sdtdh wp14">
   <w:abstractNum w:abstractNumId="0" w15:restartNumberingAfterBreak="0">
     <w:nsid w:val="FFFFFF7C"/>
     <w:multiLevelType w:val="singleLevel"/>
-    <w:tmpl w:val="2AA4586A"/>
+    <w:tmpl w:val="775A2B16"/>
     <w:lvl w:ilvl="0">
       <w:start w:val="1"/>
       <w:numFmt w:val="decimal"/>
@@ -412,16 +424,16 @@
       <w:lvlJc w:val="left"/>
       <w:pPr>
         <w:tabs>
-          <w:tab w:val="num" w:pos="1492"/>
+          <w:tab w:val="num" w:pos="1800"/>
         </w:tabs>
-        <w:ind w:left="1492" w:hanging="360"/>
+        <w:ind w:left="1800" w:hanging="360"/>
       </w:pPr>
     </w:lvl>
   </w:abstractNum>
   <w:abstractNum w:abstractNumId="1" w15:restartNumberingAfterBreak="0">
     <w:nsid w:val="FFFFFF7D"/>
     <w:multiLevelType w:val="singleLevel"/>
-    <w:tmpl w:val="5D4C8BE2"/>
+    <w:tmpl w:val="67F466C6"/>
     <w:lvl w:ilvl="0">
       <w:start w:val="1"/>
       <w:numFmt w:val="decimal"/>
@@ -429,16 +441,16 @@
       <w:lvlJc w:val="left"/>
       <w:pPr>
         <w:tabs>
-          <w:tab w:val="num" w:pos="1209"/>
+          <w:tab w:val="num" w:pos="1440"/>
         </w:tabs>
-        <w:ind w:left="1209" w:hanging="360"/>
+        <w:ind w:left="1440" w:hanging="360"/>
       </w:pPr>
     </w:lvl>
   </w:abstractNum>
   <w:abstractNum w:abstractNumId="2" w15:restartNumberingAfterBreak="0">
     <w:nsid w:val="FFFFFF7E"/>
     <w:multiLevelType w:val="singleLevel"/>
-    <w:tmpl w:val="D1D8E7DA"/>
+    <w:tmpl w:val="F4A638AE"/>
     <w:lvl w:ilvl="0">
       <w:start w:val="1"/>
       <w:numFmt w:val="decimal"/>
@@ -446,16 +458,16 @@
       <w:lvlJc w:val="left"/>
       <w:pPr>
         <w:tabs>
-          <w:tab w:val="num" w:pos="926"/>
+          <w:tab w:val="num" w:pos="1080"/>
         </w:tabs>
-        <w:ind w:left="926" w:hanging="360"/>
+        <w:ind w:left="1080" w:hanging="360"/>
       </w:pPr>
     </w:lvl>
   </w:abstractNum>
   <w:abstractNum w:abstractNumId="3" w15:restartNumberingAfterBreak="0">
     <w:nsid w:val="FFFFFF7F"/>
     <w:multiLevelType w:val="singleLevel"/>
-    <w:tmpl w:val="41C8213E"/>
+    <w:tmpl w:val="AED22C08"/>
     <w:lvl w:ilvl="0">
       <w:start w:val="1"/>
       <w:numFmt w:val="decimal"/>
@@ -463,16 +475,16 @@
       <w:lvlJc w:val="left"/>
       <w:pPr>
         <w:tabs>
-          <w:tab w:val="num" w:pos="643"/>
+          <w:tab w:val="num" w:pos="720"/>
         </w:tabs>
-        <w:ind w:left="643" w:hanging="360"/>
+        <w:ind w:left="720" w:hanging="360"/>
       </w:pPr>
     </w:lvl>
   </w:abstractNum>
   <w:abstractNum w:abstractNumId="4" w15:restartNumberingAfterBreak="0">
     <w:nsid w:val="FFFFFF80"/>
     <w:multiLevelType w:val="singleLevel"/>
-    <w:tmpl w:val="E4ECC0CC"/>
+    <w:tmpl w:val="DB84D426"/>
     <w:lvl w:ilvl="0">
       <w:start w:val="1"/>
       <w:numFmt w:val="bullet"/>
@@ -480,9 +492,9 @@
       <w:lvlJc w:val="left"/>
       <w:pPr>
         <w:tabs>
-          <w:tab w:val="num" w:pos="1492"/>
+          <w:tab w:val="num" w:pos="1800"/>
         </w:tabs>
-        <w:ind w:left="1492" w:hanging="360"/>
+        <w:ind w:left="1800" w:hanging="360"/>
       </w:pPr>
       <w:rPr>
         <w:rFonts w:ascii="Symbol" w:hAnsi="Symbol" w:hint="default"/>
@@ -492,7 +504,7 @@
   <w:abstractNum w:abstractNumId="5" w15:restartNumberingAfterBreak="0">
     <w:nsid w:val="FFFFFF81"/>
     <w:multiLevelType w:val="singleLevel"/>
-    <w:tmpl w:val="CC14ABB6"/>
+    <w:tmpl w:val="054EECF4"/>
     <w:lvl w:ilvl="0">
       <w:start w:val="1"/>
       <w:numFmt w:val="bullet"/>
@@ -500,9 +512,9 @@
       <w:lvlJc w:val="left"/>
       <w:pPr>
         <w:tabs>
-          <w:tab w:val="num" w:pos="1209"/>
+          <w:tab w:val="num" w:pos="1440"/>
         </w:tabs>
-        <w:ind w:left="1209" w:hanging="360"/>
+        <w:ind w:left="1440" w:hanging="360"/>
       </w:pPr>
       <w:rPr>
         <w:rFonts w:ascii="Symbol" w:hAnsi="Symbol" w:hint="default"/>
@@ -512,7 +524,7 @@
   <w:abstractNum w:abstractNumId="6" w15:restartNumberingAfterBreak="0">
     <w:nsid w:val="FFFFFF82"/>
     <w:multiLevelType w:val="singleLevel"/>
-    <w:tmpl w:val="037C2D84"/>
+    <w:tmpl w:val="29924F70"/>
     <w:lvl w:ilvl="0">
       <w:start w:val="1"/>
       <w:numFmt w:val="bullet"/>
@@ -520,9 +532,9 @@
       <w:lvlJc w:val="left"/>
       <w:pPr>
         <w:tabs>
-          <w:tab w:val="num" w:pos="926"/>
+          <w:tab w:val="num" w:pos="1080"/>
         </w:tabs>
-        <w:ind w:left="926" w:hanging="360"/>
+        <w:ind w:left="1080" w:hanging="360"/>
       </w:pPr>
       <w:rPr>
         <w:rFonts w:ascii="Symbol" w:hAnsi="Symbol" w:hint="default"/>
@@ -553,7 +565,7 @@
   <w:abstractNum w:abstractNumId="8" w15:restartNumberingAfterBreak="0">
     <w:nsid w:val="FFFFFF88"/>
     <w:multiLevelType w:val="singleLevel"/>
-    <w:tmpl w:val="8ADC9AC4"/>
+    <w:tmpl w:val="B7B06AD4"/>
     <w:lvl w:ilvl="0">
       <w:start w:val="1"/>
       <w:numFmt w:val="decimal"/>
@@ -570,7 +582,7 @@
   <w:abstractNum w:abstractNumId="9" w15:restartNumberingAfterBreak="0">
     <w:nsid w:val="FFFFFF89"/>
     <w:multiLevelType w:val="singleLevel"/>
-    <w:tmpl w:val="A65EE904"/>
+    <w:tmpl w:val="D0F28DD8"/>
     <w:lvl w:ilvl="0">
       <w:start w:val="1"/>
       <w:numFmt w:val="bullet"/>
@@ -722,6 +734,222 @@
     <w:abstractNumId w:val="7"/>
   </w:num>
   <w:num w:numId="11" w16cid:durableId="1869178267">
+    <w:abstractNumId w:val="9"/>
+  </w:num>
+  <w:num w:numId="12" w16cid:durableId="1642153484">
+    <w:abstractNumId w:val="0"/>
+  </w:num>
+  <w:num w:numId="13" w16cid:durableId="160118877">
+    <w:abstractNumId w:val="1"/>
+  </w:num>
+  <w:num w:numId="14" w16cid:durableId="671106028">
+    <w:abstractNumId w:val="2"/>
+  </w:num>
+  <w:num w:numId="15" w16cid:durableId="225647966">
+    <w:abstractNumId w:val="3"/>
+  </w:num>
+  <w:num w:numId="16" w16cid:durableId="1346593855">
+    <w:abstractNumId w:val="8"/>
+  </w:num>
+  <w:num w:numId="17" w16cid:durableId="583270939">
+    <w:abstractNumId w:val="4"/>
+  </w:num>
+  <w:num w:numId="18" w16cid:durableId="269316098">
+    <w:abstractNumId w:val="5"/>
+  </w:num>
+  <w:num w:numId="19" w16cid:durableId="2116054667">
+    <w:abstractNumId w:val="6"/>
+  </w:num>
+  <w:num w:numId="20" w16cid:durableId="1188442986">
+    <w:abstractNumId w:val="9"/>
+  </w:num>
+  <w:num w:numId="21" w16cid:durableId="801845654">
+    <w:abstractNumId w:val="0"/>
+  </w:num>
+  <w:num w:numId="22" w16cid:durableId="1787385343">
+    <w:abstractNumId w:val="1"/>
+  </w:num>
+  <w:num w:numId="23" w16cid:durableId="371618651">
+    <w:abstractNumId w:val="2"/>
+  </w:num>
+  <w:num w:numId="24" w16cid:durableId="2120448861">
+    <w:abstractNumId w:val="3"/>
+  </w:num>
+  <w:num w:numId="25" w16cid:durableId="1403409044">
+    <w:abstractNumId w:val="8"/>
+  </w:num>
+  <w:num w:numId="26" w16cid:durableId="120853545">
+    <w:abstractNumId w:val="4"/>
+  </w:num>
+  <w:num w:numId="27" w16cid:durableId="526718103">
+    <w:abstractNumId w:val="5"/>
+  </w:num>
+  <w:num w:numId="28" w16cid:durableId="1035616506">
+    <w:abstractNumId w:val="6"/>
+  </w:num>
+  <w:num w:numId="29" w16cid:durableId="2015112650">
+    <w:abstractNumId w:val="9"/>
+  </w:num>
+  <w:num w:numId="30" w16cid:durableId="1661234598">
+    <w:abstractNumId w:val="0"/>
+  </w:num>
+  <w:num w:numId="31" w16cid:durableId="2116976006">
+    <w:abstractNumId w:val="1"/>
+  </w:num>
+  <w:num w:numId="32" w16cid:durableId="293029663">
+    <w:abstractNumId w:val="2"/>
+  </w:num>
+  <w:num w:numId="33" w16cid:durableId="2094037009">
+    <w:abstractNumId w:val="3"/>
+  </w:num>
+  <w:num w:numId="34" w16cid:durableId="1364591726">
+    <w:abstractNumId w:val="8"/>
+  </w:num>
+  <w:num w:numId="35" w16cid:durableId="1197474344">
+    <w:abstractNumId w:val="4"/>
+  </w:num>
+  <w:num w:numId="36" w16cid:durableId="204800168">
+    <w:abstractNumId w:val="5"/>
+  </w:num>
+  <w:num w:numId="37" w16cid:durableId="286353595">
+    <w:abstractNumId w:val="6"/>
+  </w:num>
+  <w:num w:numId="38" w16cid:durableId="1829243163">
+    <w:abstractNumId w:val="9"/>
+  </w:num>
+  <w:num w:numId="39" w16cid:durableId="792745738">
+    <w:abstractNumId w:val="0"/>
+  </w:num>
+  <w:num w:numId="40" w16cid:durableId="628632904">
+    <w:abstractNumId w:val="1"/>
+  </w:num>
+  <w:num w:numId="41" w16cid:durableId="778454836">
+    <w:abstractNumId w:val="2"/>
+  </w:num>
+  <w:num w:numId="42" w16cid:durableId="1820267493">
+    <w:abstractNumId w:val="3"/>
+  </w:num>
+  <w:num w:numId="43" w16cid:durableId="784229795">
+    <w:abstractNumId w:val="8"/>
+  </w:num>
+  <w:num w:numId="44" w16cid:durableId="1454515896">
+    <w:abstractNumId w:val="4"/>
+  </w:num>
+  <w:num w:numId="45" w16cid:durableId="999039093">
+    <w:abstractNumId w:val="5"/>
+  </w:num>
+  <w:num w:numId="46" w16cid:durableId="1584952132">
+    <w:abstractNumId w:val="6"/>
+  </w:num>
+  <w:num w:numId="47" w16cid:durableId="542909985">
+    <w:abstractNumId w:val="9"/>
+  </w:num>
+  <w:num w:numId="48" w16cid:durableId="506023535">
+    <w:abstractNumId w:val="0"/>
+  </w:num>
+  <w:num w:numId="49" w16cid:durableId="8027166">
+    <w:abstractNumId w:val="1"/>
+  </w:num>
+  <w:num w:numId="50" w16cid:durableId="441192934">
+    <w:abstractNumId w:val="2"/>
+  </w:num>
+  <w:num w:numId="51" w16cid:durableId="1856141954">
+    <w:abstractNumId w:val="3"/>
+  </w:num>
+  <w:num w:numId="52" w16cid:durableId="518589347">
+    <w:abstractNumId w:val="8"/>
+  </w:num>
+  <w:num w:numId="53" w16cid:durableId="478426254">
+    <w:abstractNumId w:val="4"/>
+  </w:num>
+  <w:num w:numId="54" w16cid:durableId="2019188088">
+    <w:abstractNumId w:val="5"/>
+  </w:num>
+  <w:num w:numId="55" w16cid:durableId="1042704181">
+    <w:abstractNumId w:val="6"/>
+  </w:num>
+  <w:num w:numId="56" w16cid:durableId="155925290">
+    <w:abstractNumId w:val="9"/>
+  </w:num>
+  <w:num w:numId="57" w16cid:durableId="356660560">
+    <w:abstractNumId w:val="0"/>
+  </w:num>
+  <w:num w:numId="58" w16cid:durableId="1316641598">
+    <w:abstractNumId w:val="1"/>
+  </w:num>
+  <w:num w:numId="59" w16cid:durableId="1419450310">
+    <w:abstractNumId w:val="2"/>
+  </w:num>
+  <w:num w:numId="60" w16cid:durableId="100492197">
+    <w:abstractNumId w:val="3"/>
+  </w:num>
+  <w:num w:numId="61" w16cid:durableId="358749699">
+    <w:abstractNumId w:val="8"/>
+  </w:num>
+  <w:num w:numId="62" w16cid:durableId="1925067552">
+    <w:abstractNumId w:val="4"/>
+  </w:num>
+  <w:num w:numId="63" w16cid:durableId="1469710620">
+    <w:abstractNumId w:val="5"/>
+  </w:num>
+  <w:num w:numId="64" w16cid:durableId="1510488056">
+    <w:abstractNumId w:val="6"/>
+  </w:num>
+  <w:num w:numId="65" w16cid:durableId="839737601">
+    <w:abstractNumId w:val="9"/>
+  </w:num>
+  <w:num w:numId="66" w16cid:durableId="525338316">
+    <w:abstractNumId w:val="0"/>
+  </w:num>
+  <w:num w:numId="67" w16cid:durableId="469520003">
+    <w:abstractNumId w:val="1"/>
+  </w:num>
+  <w:num w:numId="68" w16cid:durableId="174266524">
+    <w:abstractNumId w:val="2"/>
+  </w:num>
+  <w:num w:numId="69" w16cid:durableId="528875726">
+    <w:abstractNumId w:val="3"/>
+  </w:num>
+  <w:num w:numId="70" w16cid:durableId="970987160">
+    <w:abstractNumId w:val="8"/>
+  </w:num>
+  <w:num w:numId="71" w16cid:durableId="563417102">
+    <w:abstractNumId w:val="4"/>
+  </w:num>
+  <w:num w:numId="72" w16cid:durableId="2045017719">
+    <w:abstractNumId w:val="5"/>
+  </w:num>
+  <w:num w:numId="73" w16cid:durableId="1175875666">
+    <w:abstractNumId w:val="6"/>
+  </w:num>
+  <w:num w:numId="74" w16cid:durableId="199055336">
+    <w:abstractNumId w:val="9"/>
+  </w:num>
+  <w:num w:numId="75" w16cid:durableId="1560361738">
+    <w:abstractNumId w:val="0"/>
+  </w:num>
+  <w:num w:numId="76" w16cid:durableId="606742931">
+    <w:abstractNumId w:val="1"/>
+  </w:num>
+  <w:num w:numId="77" w16cid:durableId="860319280">
+    <w:abstractNumId w:val="2"/>
+  </w:num>
+  <w:num w:numId="78" w16cid:durableId="1165196888">
+    <w:abstractNumId w:val="3"/>
+  </w:num>
+  <w:num w:numId="79" w16cid:durableId="1065882897">
+    <w:abstractNumId w:val="8"/>
+  </w:num>
+  <w:num w:numId="80" w16cid:durableId="1579486868">
+    <w:abstractNumId w:val="4"/>
+  </w:num>
+  <w:num w:numId="81" w16cid:durableId="1489705821">
+    <w:abstractNumId w:val="5"/>
+  </w:num>
+  <w:num w:numId="82" w16cid:durableId="25453958">
+    <w:abstractNumId w:val="6"/>
+  </w:num>
+  <w:num w:numId="83" w16cid:durableId="1408648449">
     <w:abstractNumId w:val="9"/>
   </w:num>
 </w:numbering>
@@ -1269,6 +1497,7 @@
   <w:style w:type="table" w:default="1" w:styleId="TableNormal">
     <w:name w:val="Normal Table"/>
     <w:uiPriority w:val="99"/>
+    <w:semiHidden/>
     <w:unhideWhenUsed/>
     <w:tblPr>
       <w:tblInd w:w="0" w:type="dxa"/>
@@ -1291,8 +1520,11 @@
     <w:basedOn w:val="Normal"/>
     <w:link w:val="BodyTextChar"/>
     <w:qFormat/>
+    <w:rsid w:val="00BA5A68"/>
     <w:pPr>
-      <w:spacing w:before="180" w:after="180"/>
+      <w:spacing w:before="180" w:after="180" w:line="480" w:lineRule="auto"/>
+      <w:ind w:left="576" w:firstLine="720"/>
+      <w:jc w:val="both"/>
     </w:pPr>
   </w:style>
   <w:style w:type="paragraph" w:customStyle="1" w:styleId="FirstParagraph">
@@ -1412,7 +1644,7 @@
       <w:rFonts w:ascii="Times New Roman" w:hAnsi="Times New Roman"/>
       <w:sz w:val="18"/>
       <w:szCs w:val="20"/>
-      <w:lang w:val="en-CO"/>
+      <w:lang/>
     </w:rPr>
     <w:tblPr>
       <w:tblBorders>
@@ -1793,7 +2025,7 @@
     <w:name w:val="Body Text Char"/>
     <w:basedOn w:val="DefaultParagraphFont"/>
     <w:link w:val="BodyText"/>
-    <w:rsid w:val="00BE4DDE"/>
+    <w:rsid w:val="00BA5A68"/>
   </w:style>
 </w:styles>
 </file>

--- a/templates/propuesta-reference.docx
+++ b/templates/propuesta-reference.docx
@@ -265,7 +265,6 @@
               <w:pStyle w:val="Compact"/>
             </w:pPr>
             <w:r>
-              <w:lastRenderedPageBreak/>
               <w:t xml:space="preserve"> 1 </w:t>
             </w:r>
           </w:p>
@@ -1639,12 +1638,11 @@
     <w:semiHidden/>
     <w:unhideWhenUsed/>
     <w:qFormat/>
-    <w:rsid w:val="00547D0B"/>
+    <w:rsid w:val="009A2AC0"/>
     <w:rPr>
       <w:rFonts w:ascii="Times New Roman" w:hAnsi="Times New Roman"/>
       <w:sz w:val="18"/>
       <w:szCs w:val="20"/>
-      <w:lang/>
     </w:rPr>
     <w:tblPr>
       <w:tblBorders>
@@ -1660,6 +1658,11 @@
       <w:shd w:val="clear" w:color="auto" w:fill="auto"/>
     </w:tcPr>
     <w:tblStylePr w:type="firstRow">
+      <w:pPr>
+        <w:wordWrap/>
+        <w:spacing w:line="240" w:lineRule="auto"/>
+        <w:ind w:firstLineChars="0" w:firstLine="0"/>
+      </w:pPr>
       <w:rPr>
         <w:rFonts w:ascii="Times New Roman" w:hAnsi="Times New Roman"/>
         <w:b/>

--- a/templates/propuesta-reference.docx
+++ b/templates/propuesta-reference.docx
@@ -209,8 +209,8 @@
         <w:tblCaption w:val="Table caption."/>
       </w:tblPr>
       <w:tblGrid>
-        <w:gridCol w:w="1278"/>
-        <w:gridCol w:w="1278"/>
+        <w:gridCol w:w="702"/>
+        <w:gridCol w:w="702"/>
       </w:tblGrid>
       <w:tr>
         <w:trPr>
@@ -415,7 +415,7 @@
   <w:abstractNum w:abstractNumId="0" w15:restartNumberingAfterBreak="0">
     <w:nsid w:val="FFFFFF7C"/>
     <w:multiLevelType w:val="singleLevel"/>
-    <w:tmpl w:val="775A2B16"/>
+    <w:tmpl w:val="C51C6640"/>
     <w:lvl w:ilvl="0">
       <w:start w:val="1"/>
       <w:numFmt w:val="decimal"/>
@@ -432,7 +432,7 @@
   <w:abstractNum w:abstractNumId="1" w15:restartNumberingAfterBreak="0">
     <w:nsid w:val="FFFFFF7D"/>
     <w:multiLevelType w:val="singleLevel"/>
-    <w:tmpl w:val="67F466C6"/>
+    <w:tmpl w:val="3C7CB72C"/>
     <w:lvl w:ilvl="0">
       <w:start w:val="1"/>
       <w:numFmt w:val="decimal"/>
@@ -449,7 +449,7 @@
   <w:abstractNum w:abstractNumId="2" w15:restartNumberingAfterBreak="0">
     <w:nsid w:val="FFFFFF7E"/>
     <w:multiLevelType w:val="singleLevel"/>
-    <w:tmpl w:val="F4A638AE"/>
+    <w:tmpl w:val="8F24BDD8"/>
     <w:lvl w:ilvl="0">
       <w:start w:val="1"/>
       <w:numFmt w:val="decimal"/>
@@ -466,7 +466,7 @@
   <w:abstractNum w:abstractNumId="3" w15:restartNumberingAfterBreak="0">
     <w:nsid w:val="FFFFFF7F"/>
     <w:multiLevelType w:val="singleLevel"/>
-    <w:tmpl w:val="AED22C08"/>
+    <w:tmpl w:val="C9AC5BFC"/>
     <w:lvl w:ilvl="0">
       <w:start w:val="1"/>
       <w:numFmt w:val="decimal"/>
@@ -483,7 +483,7 @@
   <w:abstractNum w:abstractNumId="4" w15:restartNumberingAfterBreak="0">
     <w:nsid w:val="FFFFFF80"/>
     <w:multiLevelType w:val="singleLevel"/>
-    <w:tmpl w:val="DB84D426"/>
+    <w:tmpl w:val="3808D7BC"/>
     <w:lvl w:ilvl="0">
       <w:start w:val="1"/>
       <w:numFmt w:val="bullet"/>
@@ -503,7 +503,7 @@
   <w:abstractNum w:abstractNumId="5" w15:restartNumberingAfterBreak="0">
     <w:nsid w:val="FFFFFF81"/>
     <w:multiLevelType w:val="singleLevel"/>
-    <w:tmpl w:val="054EECF4"/>
+    <w:tmpl w:val="E5C4551E"/>
     <w:lvl w:ilvl="0">
       <w:start w:val="1"/>
       <w:numFmt w:val="bullet"/>
@@ -523,7 +523,7 @@
   <w:abstractNum w:abstractNumId="6" w15:restartNumberingAfterBreak="0">
     <w:nsid w:val="FFFFFF82"/>
     <w:multiLevelType w:val="singleLevel"/>
-    <w:tmpl w:val="29924F70"/>
+    <w:tmpl w:val="A8F414D8"/>
     <w:lvl w:ilvl="0">
       <w:start w:val="1"/>
       <w:numFmt w:val="bullet"/>
@@ -564,7 +564,7 @@
   <w:abstractNum w:abstractNumId="8" w15:restartNumberingAfterBreak="0">
     <w:nsid w:val="FFFFFF88"/>
     <w:multiLevelType w:val="singleLevel"/>
-    <w:tmpl w:val="B7B06AD4"/>
+    <w:tmpl w:val="0F466072"/>
     <w:lvl w:ilvl="0">
       <w:start w:val="1"/>
       <w:numFmt w:val="decimal"/>
@@ -581,7 +581,7 @@
   <w:abstractNum w:abstractNumId="9" w15:restartNumberingAfterBreak="0">
     <w:nsid w:val="FFFFFF89"/>
     <w:multiLevelType w:val="singleLevel"/>
-    <w:tmpl w:val="D0F28DD8"/>
+    <w:tmpl w:val="1B501E9C"/>
     <w:lvl w:ilvl="0">
       <w:start w:val="1"/>
       <w:numFmt w:val="bullet"/>
@@ -949,6 +949,60 @@
     <w:abstractNumId w:val="6"/>
   </w:num>
   <w:num w:numId="83" w16cid:durableId="1408648449">
+    <w:abstractNumId w:val="9"/>
+  </w:num>
+  <w:num w:numId="84" w16cid:durableId="1145120171">
+    <w:abstractNumId w:val="0"/>
+  </w:num>
+  <w:num w:numId="85" w16cid:durableId="879826765">
+    <w:abstractNumId w:val="1"/>
+  </w:num>
+  <w:num w:numId="86" w16cid:durableId="788814294">
+    <w:abstractNumId w:val="2"/>
+  </w:num>
+  <w:num w:numId="87" w16cid:durableId="1116288704">
+    <w:abstractNumId w:val="3"/>
+  </w:num>
+  <w:num w:numId="88" w16cid:durableId="927689934">
+    <w:abstractNumId w:val="8"/>
+  </w:num>
+  <w:num w:numId="89" w16cid:durableId="402260161">
+    <w:abstractNumId w:val="4"/>
+  </w:num>
+  <w:num w:numId="90" w16cid:durableId="557085527">
+    <w:abstractNumId w:val="5"/>
+  </w:num>
+  <w:num w:numId="91" w16cid:durableId="722756578">
+    <w:abstractNumId w:val="6"/>
+  </w:num>
+  <w:num w:numId="92" w16cid:durableId="218322031">
+    <w:abstractNumId w:val="9"/>
+  </w:num>
+  <w:num w:numId="93" w16cid:durableId="344678291">
+    <w:abstractNumId w:val="0"/>
+  </w:num>
+  <w:num w:numId="94" w16cid:durableId="1133257203">
+    <w:abstractNumId w:val="1"/>
+  </w:num>
+  <w:num w:numId="95" w16cid:durableId="1551458158">
+    <w:abstractNumId w:val="2"/>
+  </w:num>
+  <w:num w:numId="96" w16cid:durableId="977077083">
+    <w:abstractNumId w:val="3"/>
+  </w:num>
+  <w:num w:numId="97" w16cid:durableId="1667006165">
+    <w:abstractNumId w:val="8"/>
+  </w:num>
+  <w:num w:numId="98" w16cid:durableId="1197617705">
+    <w:abstractNumId w:val="4"/>
+  </w:num>
+  <w:num w:numId="99" w16cid:durableId="1949391006">
+    <w:abstractNumId w:val="5"/>
+  </w:num>
+  <w:num w:numId="100" w16cid:durableId="1023088913">
+    <w:abstractNumId w:val="6"/>
+  </w:num>
+  <w:num w:numId="101" w16cid:durableId="614289416">
     <w:abstractNumId w:val="9"/>
   </w:num>
 </w:numbering>
@@ -1536,8 +1590,10 @@
     <w:name w:val="Compact"/>
     <w:basedOn w:val="BodyText"/>
     <w:qFormat/>
+    <w:rsid w:val="00DD2B35"/>
     <w:pPr>
-      <w:spacing w:before="36" w:after="36"/>
+      <w:spacing w:before="0" w:after="0" w:line="240" w:lineRule="auto"/>
+      <w:ind w:left="0" w:firstLine="0"/>
     </w:pPr>
   </w:style>
   <w:style w:type="paragraph" w:styleId="Title">

--- a/templates/propuesta-reference.docx
+++ b/templates/propuesta-reference.docx
@@ -137,7 +137,7 @@
         <w:pStyle w:val="FirstParagraph"/>
       </w:pPr>
       <w:r>
-        <w:t xml:space="preserve"> First Paragraph. </w:t>
+        <w:t xml:space="preserve">First Paragraph. </w:t>
       </w:r>
     </w:p>
     <w:p>
@@ -145,7 +145,7 @@
         <w:pStyle w:val="BodyText"/>
       </w:pPr>
       <w:r>
-        <w:t xml:space="preserve"> Body Text. Body Text Char.    </w:t>
+        <w:t xml:space="preserve">Body Text. Body Text Char.    </w:t>
       </w:r>
       <w:r>
         <w:rPr>
@@ -190,7 +190,7 @@
         <w:pStyle w:val="BlockText"/>
       </w:pPr>
       <w:r>
-        <w:t xml:space="preserve"> Block Text. </w:t>
+        <w:t xml:space="preserve">Block Text. </w:t>
       </w:r>
     </w:p>
     <w:p>
@@ -415,7 +415,7 @@
   <w:abstractNum w:abstractNumId="0" w15:restartNumberingAfterBreak="0">
     <w:nsid w:val="FFFFFF7C"/>
     <w:multiLevelType w:val="singleLevel"/>
-    <w:tmpl w:val="C51C6640"/>
+    <w:tmpl w:val="8BE453EA"/>
     <w:lvl w:ilvl="0">
       <w:start w:val="1"/>
       <w:numFmt w:val="decimal"/>
@@ -432,7 +432,7 @@
   <w:abstractNum w:abstractNumId="1" w15:restartNumberingAfterBreak="0">
     <w:nsid w:val="FFFFFF7D"/>
     <w:multiLevelType w:val="singleLevel"/>
-    <w:tmpl w:val="3C7CB72C"/>
+    <w:tmpl w:val="D4FA00D0"/>
     <w:lvl w:ilvl="0">
       <w:start w:val="1"/>
       <w:numFmt w:val="decimal"/>
@@ -449,7 +449,7 @@
   <w:abstractNum w:abstractNumId="2" w15:restartNumberingAfterBreak="0">
     <w:nsid w:val="FFFFFF7E"/>
     <w:multiLevelType w:val="singleLevel"/>
-    <w:tmpl w:val="8F24BDD8"/>
+    <w:tmpl w:val="1D48A0D2"/>
     <w:lvl w:ilvl="0">
       <w:start w:val="1"/>
       <w:numFmt w:val="decimal"/>
@@ -466,7 +466,7 @@
   <w:abstractNum w:abstractNumId="3" w15:restartNumberingAfterBreak="0">
     <w:nsid w:val="FFFFFF7F"/>
     <w:multiLevelType w:val="singleLevel"/>
-    <w:tmpl w:val="C9AC5BFC"/>
+    <w:tmpl w:val="9E50D9F0"/>
     <w:lvl w:ilvl="0">
       <w:start w:val="1"/>
       <w:numFmt w:val="decimal"/>
@@ -483,7 +483,7 @@
   <w:abstractNum w:abstractNumId="4" w15:restartNumberingAfterBreak="0">
     <w:nsid w:val="FFFFFF80"/>
     <w:multiLevelType w:val="singleLevel"/>
-    <w:tmpl w:val="3808D7BC"/>
+    <w:tmpl w:val="96A49E40"/>
     <w:lvl w:ilvl="0">
       <w:start w:val="1"/>
       <w:numFmt w:val="bullet"/>
@@ -503,7 +503,7 @@
   <w:abstractNum w:abstractNumId="5" w15:restartNumberingAfterBreak="0">
     <w:nsid w:val="FFFFFF81"/>
     <w:multiLevelType w:val="singleLevel"/>
-    <w:tmpl w:val="E5C4551E"/>
+    <w:tmpl w:val="C296710E"/>
     <w:lvl w:ilvl="0">
       <w:start w:val="1"/>
       <w:numFmt w:val="bullet"/>
@@ -523,7 +523,7 @@
   <w:abstractNum w:abstractNumId="6" w15:restartNumberingAfterBreak="0">
     <w:nsid w:val="FFFFFF82"/>
     <w:multiLevelType w:val="singleLevel"/>
-    <w:tmpl w:val="A8F414D8"/>
+    <w:tmpl w:val="4C3AC146"/>
     <w:lvl w:ilvl="0">
       <w:start w:val="1"/>
       <w:numFmt w:val="bullet"/>
@@ -564,7 +564,7 @@
   <w:abstractNum w:abstractNumId="8" w15:restartNumberingAfterBreak="0">
     <w:nsid w:val="FFFFFF88"/>
     <w:multiLevelType w:val="singleLevel"/>
-    <w:tmpl w:val="0F466072"/>
+    <w:tmpl w:val="F4863C32"/>
     <w:lvl w:ilvl="0">
       <w:start w:val="1"/>
       <w:numFmt w:val="decimal"/>
@@ -581,7 +581,7 @@
   <w:abstractNum w:abstractNumId="9" w15:restartNumberingAfterBreak="0">
     <w:nsid w:val="FFFFFF89"/>
     <w:multiLevelType w:val="singleLevel"/>
-    <w:tmpl w:val="1B501E9C"/>
+    <w:tmpl w:val="BE5E9850"/>
     <w:lvl w:ilvl="0">
       <w:start w:val="1"/>
       <w:numFmt w:val="bullet"/>
@@ -1003,6 +1003,60 @@
     <w:abstractNumId w:val="6"/>
   </w:num>
   <w:num w:numId="101" w16cid:durableId="614289416">
+    <w:abstractNumId w:val="9"/>
+  </w:num>
+  <w:num w:numId="102" w16cid:durableId="1841501955">
+    <w:abstractNumId w:val="0"/>
+  </w:num>
+  <w:num w:numId="103" w16cid:durableId="23946880">
+    <w:abstractNumId w:val="1"/>
+  </w:num>
+  <w:num w:numId="104" w16cid:durableId="935210979">
+    <w:abstractNumId w:val="2"/>
+  </w:num>
+  <w:num w:numId="105" w16cid:durableId="1130782263">
+    <w:abstractNumId w:val="3"/>
+  </w:num>
+  <w:num w:numId="106" w16cid:durableId="905142528">
+    <w:abstractNumId w:val="8"/>
+  </w:num>
+  <w:num w:numId="107" w16cid:durableId="946233355">
+    <w:abstractNumId w:val="4"/>
+  </w:num>
+  <w:num w:numId="108" w16cid:durableId="1978563448">
+    <w:abstractNumId w:val="5"/>
+  </w:num>
+  <w:num w:numId="109" w16cid:durableId="1989478825">
+    <w:abstractNumId w:val="6"/>
+  </w:num>
+  <w:num w:numId="110" w16cid:durableId="1176648342">
+    <w:abstractNumId w:val="9"/>
+  </w:num>
+  <w:num w:numId="111" w16cid:durableId="367990710">
+    <w:abstractNumId w:val="0"/>
+  </w:num>
+  <w:num w:numId="112" w16cid:durableId="809979751">
+    <w:abstractNumId w:val="1"/>
+  </w:num>
+  <w:num w:numId="113" w16cid:durableId="314115122">
+    <w:abstractNumId w:val="2"/>
+  </w:num>
+  <w:num w:numId="114" w16cid:durableId="799877941">
+    <w:abstractNumId w:val="3"/>
+  </w:num>
+  <w:num w:numId="115" w16cid:durableId="1568565087">
+    <w:abstractNumId w:val="8"/>
+  </w:num>
+  <w:num w:numId="116" w16cid:durableId="77290246">
+    <w:abstractNumId w:val="4"/>
+  </w:num>
+  <w:num w:numId="117" w16cid:durableId="524251606">
+    <w:abstractNumId w:val="5"/>
+  </w:num>
+  <w:num w:numId="118" w16cid:durableId="1624842092">
+    <w:abstractNumId w:val="6"/>
+  </w:num>
+  <w:num w:numId="119" w16cid:durableId="935089263">
     <w:abstractNumId w:val="9"/>
   </w:num>
 </w:numbering>
@@ -1590,7 +1644,7 @@
     <w:name w:val="Compact"/>
     <w:basedOn w:val="BodyText"/>
     <w:qFormat/>
-    <w:rsid w:val="00DD2B35"/>
+    <w:rsid w:val="008B7640"/>
     <w:pPr>
       <w:spacing w:before="0" w:after="0" w:line="240" w:lineRule="auto"/>
       <w:ind w:left="0" w:firstLine="0"/>

--- a/templates/propuesta-reference.docx
+++ b/templates/propuesta-reference.docx
@@ -1,6 +1,6 @@
 
 <file path=word/document.xml><?xml version="1.0" encoding="utf-8"?>
-<w:document xmlns:wpc="http://schemas.microsoft.com/office/word/2010/wordprocessingCanvas" xmlns:cx="http://schemas.microsoft.com/office/drawing/2014/chartex" xmlns:cx1="http://schemas.microsoft.com/office/drawing/2015/9/8/chartex" xmlns:cx2="http://schemas.microsoft.com/office/drawing/2015/10/21/chartex" xmlns:cx3="http://schemas.microsoft.com/office/drawing/2016/5/9/chartex" xmlns:cx4="http://schemas.microsoft.com/office/drawing/2016/5/10/chartex" xmlns:cx5="http://schemas.microsoft.com/office/drawing/2016/5/11/chartex" xmlns:cx6="http://schemas.microsoft.com/office/drawing/2016/5/12/chartex" xmlns:cx7="http://schemas.microsoft.com/office/drawing/2016/5/13/chartex" xmlns:cx8="http://schemas.microsoft.com/office/drawing/2016/5/14/chartex" xmlns:mc="http://schemas.openxmlformats.org/markup-compatibility/2006" xmlns:aink="http://schemas.microsoft.com/office/drawing/2016/ink" xmlns:am3d="http://schemas.microsoft.com/office/drawing/2017/model3d" xmlns:o="urn:schemas-microsoft-com:office:office" xmlns:oel="http://schemas.microsoft.com/office/2019/extlst" xmlns:r="http://schemas.openxmlformats.org/officeDocument/2006/relationships" xmlns:m="http://schemas.openxmlformats.org/officeDocument/2006/math" xmlns:v="urn:schemas-microsoft-com:vml" xmlns:wp14="http://schemas.microsoft.com/office/word/2010/wordprocessingDrawing" xmlns:wp="http://schemas.openxmlformats.org/drawingml/2006/wordprocessingDrawing" xmlns:w10="urn:schemas-microsoft-com:office:word" xmlns:w="http://schemas.openxmlformats.org/wordprocessingml/2006/main" xmlns:w14="http://schemas.microsoft.com/office/word/2010/wordml" xmlns:w15="http://schemas.microsoft.com/office/word/2012/wordml" xmlns:w16cex="http://schemas.microsoft.com/office/word/2018/wordml/cex" xmlns:w16cid="http://schemas.microsoft.com/office/word/2016/wordml/cid" xmlns:w16="http://schemas.microsoft.com/office/word/2018/wordml" xmlns:w16du="http://schemas.microsoft.com/office/word/2023/wordml/word16du" xmlns:w16sdtdh="http://schemas.microsoft.com/office/word/2020/wordml/sdtdatahash" xmlns:w16se="http://schemas.microsoft.com/office/word/2015/wordml/symex" xmlns:wpg="http://schemas.microsoft.com/office/word/2010/wordprocessingGroup" xmlns:wpi="http://schemas.microsoft.com/office/word/2010/wordprocessingInk" xmlns:wne="http://schemas.microsoft.com/office/word/2006/wordml" xmlns:wps="http://schemas.microsoft.com/office/word/2010/wordprocessingShape" mc:Ignorable="w14 w15 w16se w16cid w16 w16cex w16sdtdh wp14">
+<w:document xmlns:wpc="http://schemas.microsoft.com/office/word/2010/wordprocessingCanvas" xmlns:cx="http://schemas.microsoft.com/office/drawing/2014/chartex" xmlns:cx1="http://schemas.microsoft.com/office/drawing/2015/9/8/chartex" xmlns:cx2="http://schemas.microsoft.com/office/drawing/2015/10/21/chartex" xmlns:cx3="http://schemas.microsoft.com/office/drawing/2016/5/9/chartex" xmlns:cx4="http://schemas.microsoft.com/office/drawing/2016/5/10/chartex" xmlns:cx5="http://schemas.microsoft.com/office/drawing/2016/5/11/chartex" xmlns:cx6="http://schemas.microsoft.com/office/drawing/2016/5/12/chartex" xmlns:cx7="http://schemas.microsoft.com/office/drawing/2016/5/13/chartex" xmlns:cx8="http://schemas.microsoft.com/office/drawing/2016/5/14/chartex" xmlns:mc="http://schemas.openxmlformats.org/markup-compatibility/2006" xmlns:aink="http://schemas.microsoft.com/office/drawing/2016/ink" xmlns:am3d="http://schemas.microsoft.com/office/drawing/2017/model3d" xmlns:o="urn:schemas-microsoft-com:office:office" xmlns:oel="http://schemas.microsoft.com/office/2019/extlst" xmlns:r="http://schemas.openxmlformats.org/officeDocument/2006/relationships" xmlns:m="http://schemas.openxmlformats.org/officeDocument/2006/math" xmlns:v="urn:schemas-microsoft-com:vml" xmlns:wp14="http://schemas.microsoft.com/office/word/2010/wordprocessingDrawing" xmlns:wp="http://schemas.openxmlformats.org/drawingml/2006/wordprocessingDrawing" xmlns:w10="urn:schemas-microsoft-com:office:word" xmlns:w="http://schemas.openxmlformats.org/wordprocessingml/2006/main" xmlns:w14="http://schemas.microsoft.com/office/word/2010/wordml" xmlns:w15="http://schemas.microsoft.com/office/word/2012/wordml" xmlns:w16cex="http://schemas.microsoft.com/office/word/2018/wordml/cex" xmlns:w16cid="http://schemas.microsoft.com/office/word/2016/wordml/cid" xmlns:w16="http://schemas.microsoft.com/office/word/2018/wordml" xmlns:w16sdtdh="http://schemas.microsoft.com/office/word/2020/wordml/sdtdatahash" xmlns:w16se="http://schemas.microsoft.com/office/word/2015/wordml/symex" xmlns:wpg="http://schemas.microsoft.com/office/word/2010/wordprocessingGroup" xmlns:wpi="http://schemas.microsoft.com/office/word/2010/wordprocessingInk" xmlns:wne="http://schemas.microsoft.com/office/word/2006/wordml" xmlns:wps="http://schemas.microsoft.com/office/word/2010/wordprocessingShape" mc:Ignorable="w14 w15 w16se w16cid w16 w16cex w16sdtdh wp14">
   <w:body>
     <w:p>
       <w:pPr>
@@ -151,21 +151,10 @@
         <w:rPr>
           <w:rStyle w:val="VerbatimChar"/>
         </w:rPr>
-        <w:t xml:space="preserve"> Verbatim </w:t>
-      </w:r>
-      <w:proofErr w:type="gramStart"/>
-      <w:r>
-        <w:rPr>
-          <w:rStyle w:val="VerbatimChar"/>
-        </w:rPr>
-        <w:t xml:space="preserve">Char </w:t>
-      </w:r>
-      <w:r>
-        <w:t xml:space="preserve"> .</w:t>
-      </w:r>
-      <w:proofErr w:type="gramEnd"/>
-      <w:r>
-        <w:t xml:space="preserve">    </w:t>
+        <w:t xml:space="preserve"> Verbatim Char </w:t>
+      </w:r>
+      <w:r>
+        <w:t xml:space="preserve"> .    </w:t>
       </w:r>
       <w:hyperlink r:id="rId7">
         <w:r>
@@ -209,8 +198,8 @@
         <w:tblCaption w:val="Table caption."/>
       </w:tblPr>
       <w:tblGrid>
-        <w:gridCol w:w="702"/>
-        <w:gridCol w:w="702"/>
+        <w:gridCol w:w="809"/>
+        <w:gridCol w:w="809"/>
       </w:tblGrid>
       <w:tr>
         <w:trPr>
@@ -351,7 +340,7 @@
 </file>
 
 <file path=word/endnotes.xml><?xml version="1.0" encoding="utf-8"?>
-<w:endnotes xmlns:wpc="http://schemas.microsoft.com/office/word/2010/wordprocessingCanvas" xmlns:cx="http://schemas.microsoft.com/office/drawing/2014/chartex" xmlns:cx1="http://schemas.microsoft.com/office/drawing/2015/9/8/chartex" xmlns:cx2="http://schemas.microsoft.com/office/drawing/2015/10/21/chartex" xmlns:cx3="http://schemas.microsoft.com/office/drawing/2016/5/9/chartex" xmlns:cx4="http://schemas.microsoft.com/office/drawing/2016/5/10/chartex" xmlns:cx5="http://schemas.microsoft.com/office/drawing/2016/5/11/chartex" xmlns:cx6="http://schemas.microsoft.com/office/drawing/2016/5/12/chartex" xmlns:cx7="http://schemas.microsoft.com/office/drawing/2016/5/13/chartex" xmlns:cx8="http://schemas.microsoft.com/office/drawing/2016/5/14/chartex" xmlns:mc="http://schemas.openxmlformats.org/markup-compatibility/2006" xmlns:aink="http://schemas.microsoft.com/office/drawing/2016/ink" xmlns:am3d="http://schemas.microsoft.com/office/drawing/2017/model3d" xmlns:o="urn:schemas-microsoft-com:office:office" xmlns:oel="http://schemas.microsoft.com/office/2019/extlst" xmlns:r="http://schemas.openxmlformats.org/officeDocument/2006/relationships" xmlns:m="http://schemas.openxmlformats.org/officeDocument/2006/math" xmlns:v="urn:schemas-microsoft-com:vml" xmlns:wp14="http://schemas.microsoft.com/office/word/2010/wordprocessingDrawing" xmlns:wp="http://schemas.openxmlformats.org/drawingml/2006/wordprocessingDrawing" xmlns:w10="urn:schemas-microsoft-com:office:word" xmlns:w="http://schemas.openxmlformats.org/wordprocessingml/2006/main" xmlns:w14="http://schemas.microsoft.com/office/word/2010/wordml" xmlns:w15="http://schemas.microsoft.com/office/word/2012/wordml" xmlns:w16cex="http://schemas.microsoft.com/office/word/2018/wordml/cex" xmlns:w16cid="http://schemas.microsoft.com/office/word/2016/wordml/cid" xmlns:w16="http://schemas.microsoft.com/office/word/2018/wordml" xmlns:w16du="http://schemas.microsoft.com/office/word/2023/wordml/word16du" xmlns:w16sdtdh="http://schemas.microsoft.com/office/word/2020/wordml/sdtdatahash" xmlns:w16se="http://schemas.microsoft.com/office/word/2015/wordml/symex" xmlns:wpg="http://schemas.microsoft.com/office/word/2010/wordprocessingGroup" xmlns:wpi="http://schemas.microsoft.com/office/word/2010/wordprocessingInk" xmlns:wne="http://schemas.microsoft.com/office/word/2006/wordml" xmlns:wps="http://schemas.microsoft.com/office/word/2010/wordprocessingShape" mc:Ignorable="w14 w15 w16se w16cid w16 w16cex w16sdtdh wp14">
+<w:endnotes xmlns:wpc="http://schemas.microsoft.com/office/word/2010/wordprocessingCanvas" xmlns:cx="http://schemas.microsoft.com/office/drawing/2014/chartex" xmlns:cx1="http://schemas.microsoft.com/office/drawing/2015/9/8/chartex" xmlns:cx2="http://schemas.microsoft.com/office/drawing/2015/10/21/chartex" xmlns:cx3="http://schemas.microsoft.com/office/drawing/2016/5/9/chartex" xmlns:cx4="http://schemas.microsoft.com/office/drawing/2016/5/10/chartex" xmlns:cx5="http://schemas.microsoft.com/office/drawing/2016/5/11/chartex" xmlns:cx6="http://schemas.microsoft.com/office/drawing/2016/5/12/chartex" xmlns:cx7="http://schemas.microsoft.com/office/drawing/2016/5/13/chartex" xmlns:cx8="http://schemas.microsoft.com/office/drawing/2016/5/14/chartex" xmlns:mc="http://schemas.openxmlformats.org/markup-compatibility/2006" xmlns:aink="http://schemas.microsoft.com/office/drawing/2016/ink" xmlns:am3d="http://schemas.microsoft.com/office/drawing/2017/model3d" xmlns:o="urn:schemas-microsoft-com:office:office" xmlns:oel="http://schemas.microsoft.com/office/2019/extlst" xmlns:r="http://schemas.openxmlformats.org/officeDocument/2006/relationships" xmlns:m="http://schemas.openxmlformats.org/officeDocument/2006/math" xmlns:v="urn:schemas-microsoft-com:vml" xmlns:wp14="http://schemas.microsoft.com/office/word/2010/wordprocessingDrawing" xmlns:wp="http://schemas.openxmlformats.org/drawingml/2006/wordprocessingDrawing" xmlns:w10="urn:schemas-microsoft-com:office:word" xmlns:w="http://schemas.openxmlformats.org/wordprocessingml/2006/main" xmlns:w14="http://schemas.microsoft.com/office/word/2010/wordml" xmlns:w15="http://schemas.microsoft.com/office/word/2012/wordml" xmlns:w16cex="http://schemas.microsoft.com/office/word/2018/wordml/cex" xmlns:w16cid="http://schemas.microsoft.com/office/word/2016/wordml/cid" xmlns:w16="http://schemas.microsoft.com/office/word/2018/wordml" xmlns:w16sdtdh="http://schemas.microsoft.com/office/word/2020/wordml/sdtdatahash" xmlns:w16se="http://schemas.microsoft.com/office/word/2015/wordml/symex" xmlns:wpg="http://schemas.microsoft.com/office/word/2010/wordprocessingGroup" xmlns:wpi="http://schemas.microsoft.com/office/word/2010/wordprocessingInk" xmlns:wne="http://schemas.microsoft.com/office/word/2006/wordml" xmlns:wps="http://schemas.microsoft.com/office/word/2010/wordprocessingShape" mc:Ignorable="w14 w15 w16se w16cid w16 w16cex w16sdtdh wp14">
   <w:endnote w:type="separator" w:id="-1">
     <w:p>
       <w:pPr>
@@ -376,7 +365,7 @@
 </file>
 
 <file path=word/footnotes.xml><?xml version="1.0" encoding="utf-8"?>
-<w:footnotes xmlns:wpc="http://schemas.microsoft.com/office/word/2010/wordprocessingCanvas" xmlns:cx="http://schemas.microsoft.com/office/drawing/2014/chartex" xmlns:cx1="http://schemas.microsoft.com/office/drawing/2015/9/8/chartex" xmlns:cx2="http://schemas.microsoft.com/office/drawing/2015/10/21/chartex" xmlns:cx3="http://schemas.microsoft.com/office/drawing/2016/5/9/chartex" xmlns:cx4="http://schemas.microsoft.com/office/drawing/2016/5/10/chartex" xmlns:cx5="http://schemas.microsoft.com/office/drawing/2016/5/11/chartex" xmlns:cx6="http://schemas.microsoft.com/office/drawing/2016/5/12/chartex" xmlns:cx7="http://schemas.microsoft.com/office/drawing/2016/5/13/chartex" xmlns:cx8="http://schemas.microsoft.com/office/drawing/2016/5/14/chartex" xmlns:mc="http://schemas.openxmlformats.org/markup-compatibility/2006" xmlns:aink="http://schemas.microsoft.com/office/drawing/2016/ink" xmlns:am3d="http://schemas.microsoft.com/office/drawing/2017/model3d" xmlns:o="urn:schemas-microsoft-com:office:office" xmlns:oel="http://schemas.microsoft.com/office/2019/extlst" xmlns:r="http://schemas.openxmlformats.org/officeDocument/2006/relationships" xmlns:m="http://schemas.openxmlformats.org/officeDocument/2006/math" xmlns:v="urn:schemas-microsoft-com:vml" xmlns:wp14="http://schemas.microsoft.com/office/word/2010/wordprocessingDrawing" xmlns:wp="http://schemas.openxmlformats.org/drawingml/2006/wordprocessingDrawing" xmlns:w10="urn:schemas-microsoft-com:office:word" xmlns:w="http://schemas.openxmlformats.org/wordprocessingml/2006/main" xmlns:w14="http://schemas.microsoft.com/office/word/2010/wordml" xmlns:w15="http://schemas.microsoft.com/office/word/2012/wordml" xmlns:w16cex="http://schemas.microsoft.com/office/word/2018/wordml/cex" xmlns:w16cid="http://schemas.microsoft.com/office/word/2016/wordml/cid" xmlns:w16="http://schemas.microsoft.com/office/word/2018/wordml" xmlns:w16du="http://schemas.microsoft.com/office/word/2023/wordml/word16du" xmlns:w16sdtdh="http://schemas.microsoft.com/office/word/2020/wordml/sdtdatahash" xmlns:w16se="http://schemas.microsoft.com/office/word/2015/wordml/symex" xmlns:wpg="http://schemas.microsoft.com/office/word/2010/wordprocessingGroup" xmlns:wpi="http://schemas.microsoft.com/office/word/2010/wordprocessingInk" xmlns:wne="http://schemas.microsoft.com/office/word/2006/wordml" xmlns:wps="http://schemas.microsoft.com/office/word/2010/wordprocessingShape" mc:Ignorable="w14 w15 w16se w16cid w16 w16cex w16sdtdh wp14">
+<w:footnotes xmlns:wpc="http://schemas.microsoft.com/office/word/2010/wordprocessingCanvas" xmlns:cx="http://schemas.microsoft.com/office/drawing/2014/chartex" xmlns:cx1="http://schemas.microsoft.com/office/drawing/2015/9/8/chartex" xmlns:cx2="http://schemas.microsoft.com/office/drawing/2015/10/21/chartex" xmlns:cx3="http://schemas.microsoft.com/office/drawing/2016/5/9/chartex" xmlns:cx4="http://schemas.microsoft.com/office/drawing/2016/5/10/chartex" xmlns:cx5="http://schemas.microsoft.com/office/drawing/2016/5/11/chartex" xmlns:cx6="http://schemas.microsoft.com/office/drawing/2016/5/12/chartex" xmlns:cx7="http://schemas.microsoft.com/office/drawing/2016/5/13/chartex" xmlns:cx8="http://schemas.microsoft.com/office/drawing/2016/5/14/chartex" xmlns:mc="http://schemas.openxmlformats.org/markup-compatibility/2006" xmlns:aink="http://schemas.microsoft.com/office/drawing/2016/ink" xmlns:am3d="http://schemas.microsoft.com/office/drawing/2017/model3d" xmlns:o="urn:schemas-microsoft-com:office:office" xmlns:oel="http://schemas.microsoft.com/office/2019/extlst" xmlns:r="http://schemas.openxmlformats.org/officeDocument/2006/relationships" xmlns:m="http://schemas.openxmlformats.org/officeDocument/2006/math" xmlns:v="urn:schemas-microsoft-com:vml" xmlns:wp14="http://schemas.microsoft.com/office/word/2010/wordprocessingDrawing" xmlns:wp="http://schemas.openxmlformats.org/drawingml/2006/wordprocessingDrawing" xmlns:w10="urn:schemas-microsoft-com:office:word" xmlns:w="http://schemas.openxmlformats.org/wordprocessingml/2006/main" xmlns:w14="http://schemas.microsoft.com/office/word/2010/wordml" xmlns:w15="http://schemas.microsoft.com/office/word/2012/wordml" xmlns:w16cex="http://schemas.microsoft.com/office/word/2018/wordml/cex" xmlns:w16cid="http://schemas.microsoft.com/office/word/2016/wordml/cid" xmlns:w16="http://schemas.microsoft.com/office/word/2018/wordml" xmlns:w16sdtdh="http://schemas.microsoft.com/office/word/2020/wordml/sdtdatahash" xmlns:w16se="http://schemas.microsoft.com/office/word/2015/wordml/symex" xmlns:wpg="http://schemas.microsoft.com/office/word/2010/wordprocessingGroup" xmlns:wpi="http://schemas.microsoft.com/office/word/2010/wordprocessingInk" xmlns:wne="http://schemas.microsoft.com/office/word/2006/wordml" xmlns:wps="http://schemas.microsoft.com/office/word/2010/wordprocessingShape" mc:Ignorable="w14 w15 w16se w16cid w16 w16cex w16sdtdh wp14">
   <w:footnote w:type="separator" w:id="-1">
     <w:p>
       <w:r>
@@ -411,136 +400,8 @@
 </file>
 
 <file path=word/numbering.xml><?xml version="1.0" encoding="utf-8"?>
-<w:numbering xmlns:wpc="http://schemas.microsoft.com/office/word/2010/wordprocessingCanvas" xmlns:cx="http://schemas.microsoft.com/office/drawing/2014/chartex" xmlns:cx1="http://schemas.microsoft.com/office/drawing/2015/9/8/chartex" xmlns:cx2="http://schemas.microsoft.com/office/drawing/2015/10/21/chartex" xmlns:cx3="http://schemas.microsoft.com/office/drawing/2016/5/9/chartex" xmlns:cx4="http://schemas.microsoft.com/office/drawing/2016/5/10/chartex" xmlns:cx5="http://schemas.microsoft.com/office/drawing/2016/5/11/chartex" xmlns:cx6="http://schemas.microsoft.com/office/drawing/2016/5/12/chartex" xmlns:cx7="http://schemas.microsoft.com/office/drawing/2016/5/13/chartex" xmlns:cx8="http://schemas.microsoft.com/office/drawing/2016/5/14/chartex" xmlns:mc="http://schemas.openxmlformats.org/markup-compatibility/2006" xmlns:aink="http://schemas.microsoft.com/office/drawing/2016/ink" xmlns:am3d="http://schemas.microsoft.com/office/drawing/2017/model3d" xmlns:o="urn:schemas-microsoft-com:office:office" xmlns:oel="http://schemas.microsoft.com/office/2019/extlst" xmlns:r="http://schemas.openxmlformats.org/officeDocument/2006/relationships" xmlns:m="http://schemas.openxmlformats.org/officeDocument/2006/math" xmlns:v="urn:schemas-microsoft-com:vml" xmlns:wp14="http://schemas.microsoft.com/office/word/2010/wordprocessingDrawing" xmlns:wp="http://schemas.openxmlformats.org/drawingml/2006/wordprocessingDrawing" xmlns:w10="urn:schemas-microsoft-com:office:word" xmlns:w="http://schemas.openxmlformats.org/wordprocessingml/2006/main" xmlns:w14="http://schemas.microsoft.com/office/word/2010/wordml" xmlns:w15="http://schemas.microsoft.com/office/word/2012/wordml" xmlns:w16cex="http://schemas.microsoft.com/office/word/2018/wordml/cex" xmlns:w16cid="http://schemas.microsoft.com/office/word/2016/wordml/cid" xmlns:w16="http://schemas.microsoft.com/office/word/2018/wordml" xmlns:w16du="http://schemas.microsoft.com/office/word/2023/wordml/word16du" xmlns:w16sdtdh="http://schemas.microsoft.com/office/word/2020/wordml/sdtdatahash" xmlns:w16se="http://schemas.microsoft.com/office/word/2015/wordml/symex" xmlns:wpg="http://schemas.microsoft.com/office/word/2010/wordprocessingGroup" xmlns:wpi="http://schemas.microsoft.com/office/word/2010/wordprocessingInk" xmlns:wne="http://schemas.microsoft.com/office/word/2006/wordml" xmlns:wps="http://schemas.microsoft.com/office/word/2010/wordprocessingShape" mc:Ignorable="w14 w15 w16se w16cid w16 w16cex w16sdtdh wp14">
+<w:numbering xmlns:wpc="http://schemas.microsoft.com/office/word/2010/wordprocessingCanvas" xmlns:cx="http://schemas.microsoft.com/office/drawing/2014/chartex" xmlns:cx1="http://schemas.microsoft.com/office/drawing/2015/9/8/chartex" xmlns:cx2="http://schemas.microsoft.com/office/drawing/2015/10/21/chartex" xmlns:cx3="http://schemas.microsoft.com/office/drawing/2016/5/9/chartex" xmlns:cx4="http://schemas.microsoft.com/office/drawing/2016/5/10/chartex" xmlns:cx5="http://schemas.microsoft.com/office/drawing/2016/5/11/chartex" xmlns:cx6="http://schemas.microsoft.com/office/drawing/2016/5/12/chartex" xmlns:cx7="http://schemas.microsoft.com/office/drawing/2016/5/13/chartex" xmlns:cx8="http://schemas.microsoft.com/office/drawing/2016/5/14/chartex" xmlns:mc="http://schemas.openxmlformats.org/markup-compatibility/2006" xmlns:aink="http://schemas.microsoft.com/office/drawing/2016/ink" xmlns:am3d="http://schemas.microsoft.com/office/drawing/2017/model3d" xmlns:o="urn:schemas-microsoft-com:office:office" xmlns:oel="http://schemas.microsoft.com/office/2019/extlst" xmlns:r="http://schemas.openxmlformats.org/officeDocument/2006/relationships" xmlns:m="http://schemas.openxmlformats.org/officeDocument/2006/math" xmlns:v="urn:schemas-microsoft-com:vml" xmlns:wp14="http://schemas.microsoft.com/office/word/2010/wordprocessingDrawing" xmlns:wp="http://schemas.openxmlformats.org/drawingml/2006/wordprocessingDrawing" xmlns:w10="urn:schemas-microsoft-com:office:word" xmlns:w="http://schemas.openxmlformats.org/wordprocessingml/2006/main" xmlns:w14="http://schemas.microsoft.com/office/word/2010/wordml" xmlns:w15="http://schemas.microsoft.com/office/word/2012/wordml" xmlns:w16cex="http://schemas.microsoft.com/office/word/2018/wordml/cex" xmlns:w16cid="http://schemas.microsoft.com/office/word/2016/wordml/cid" xmlns:w16="http://schemas.microsoft.com/office/word/2018/wordml" xmlns:w16sdtdh="http://schemas.microsoft.com/office/word/2020/wordml/sdtdatahash" xmlns:w16se="http://schemas.microsoft.com/office/word/2015/wordml/symex" xmlns:wpg="http://schemas.microsoft.com/office/word/2010/wordprocessingGroup" xmlns:wpi="http://schemas.microsoft.com/office/word/2010/wordprocessingInk" xmlns:wne="http://schemas.microsoft.com/office/word/2006/wordml" xmlns:wps="http://schemas.microsoft.com/office/word/2010/wordprocessingShape" mc:Ignorable="w14 w15 w16se w16cid w16 w16cex w16sdtdh wp14">
   <w:abstractNum w:abstractNumId="0" w15:restartNumberingAfterBreak="0">
-    <w:nsid w:val="FFFFFF7C"/>
-    <w:multiLevelType w:val="singleLevel"/>
-    <w:tmpl w:val="8BE453EA"/>
-    <w:lvl w:ilvl="0">
-      <w:start w:val="1"/>
-      <w:numFmt w:val="decimal"/>
-      <w:lvlText w:val="%1."/>
-      <w:lvlJc w:val="left"/>
-      <w:pPr>
-        <w:tabs>
-          <w:tab w:val="num" w:pos="1800"/>
-        </w:tabs>
-        <w:ind w:left="1800" w:hanging="360"/>
-      </w:pPr>
-    </w:lvl>
-  </w:abstractNum>
-  <w:abstractNum w:abstractNumId="1" w15:restartNumberingAfterBreak="0">
-    <w:nsid w:val="FFFFFF7D"/>
-    <w:multiLevelType w:val="singleLevel"/>
-    <w:tmpl w:val="D4FA00D0"/>
-    <w:lvl w:ilvl="0">
-      <w:start w:val="1"/>
-      <w:numFmt w:val="decimal"/>
-      <w:lvlText w:val="%1."/>
-      <w:lvlJc w:val="left"/>
-      <w:pPr>
-        <w:tabs>
-          <w:tab w:val="num" w:pos="1440"/>
-        </w:tabs>
-        <w:ind w:left="1440" w:hanging="360"/>
-      </w:pPr>
-    </w:lvl>
-  </w:abstractNum>
-  <w:abstractNum w:abstractNumId="2" w15:restartNumberingAfterBreak="0">
-    <w:nsid w:val="FFFFFF7E"/>
-    <w:multiLevelType w:val="singleLevel"/>
-    <w:tmpl w:val="1D48A0D2"/>
-    <w:lvl w:ilvl="0">
-      <w:start w:val="1"/>
-      <w:numFmt w:val="decimal"/>
-      <w:lvlText w:val="%1."/>
-      <w:lvlJc w:val="left"/>
-      <w:pPr>
-        <w:tabs>
-          <w:tab w:val="num" w:pos="1080"/>
-        </w:tabs>
-        <w:ind w:left="1080" w:hanging="360"/>
-      </w:pPr>
-    </w:lvl>
-  </w:abstractNum>
-  <w:abstractNum w:abstractNumId="3" w15:restartNumberingAfterBreak="0">
-    <w:nsid w:val="FFFFFF7F"/>
-    <w:multiLevelType w:val="singleLevel"/>
-    <w:tmpl w:val="9E50D9F0"/>
-    <w:lvl w:ilvl="0">
-      <w:start w:val="1"/>
-      <w:numFmt w:val="decimal"/>
-      <w:lvlText w:val="%1."/>
-      <w:lvlJc w:val="left"/>
-      <w:pPr>
-        <w:tabs>
-          <w:tab w:val="num" w:pos="720"/>
-        </w:tabs>
-        <w:ind w:left="720" w:hanging="360"/>
-      </w:pPr>
-    </w:lvl>
-  </w:abstractNum>
-  <w:abstractNum w:abstractNumId="4" w15:restartNumberingAfterBreak="0">
-    <w:nsid w:val="FFFFFF80"/>
-    <w:multiLevelType w:val="singleLevel"/>
-    <w:tmpl w:val="96A49E40"/>
-    <w:lvl w:ilvl="0">
-      <w:start w:val="1"/>
-      <w:numFmt w:val="bullet"/>
-      <w:lvlText w:val=""/>
-      <w:lvlJc w:val="left"/>
-      <w:pPr>
-        <w:tabs>
-          <w:tab w:val="num" w:pos="1800"/>
-        </w:tabs>
-        <w:ind w:left="1800" w:hanging="360"/>
-      </w:pPr>
-      <w:rPr>
-        <w:rFonts w:ascii="Symbol" w:hAnsi="Symbol" w:hint="default"/>
-      </w:rPr>
-    </w:lvl>
-  </w:abstractNum>
-  <w:abstractNum w:abstractNumId="5" w15:restartNumberingAfterBreak="0">
-    <w:nsid w:val="FFFFFF81"/>
-    <w:multiLevelType w:val="singleLevel"/>
-    <w:tmpl w:val="C296710E"/>
-    <w:lvl w:ilvl="0">
-      <w:start w:val="1"/>
-      <w:numFmt w:val="bullet"/>
-      <w:lvlText w:val=""/>
-      <w:lvlJc w:val="left"/>
-      <w:pPr>
-        <w:tabs>
-          <w:tab w:val="num" w:pos="1440"/>
-        </w:tabs>
-        <w:ind w:left="1440" w:hanging="360"/>
-      </w:pPr>
-      <w:rPr>
-        <w:rFonts w:ascii="Symbol" w:hAnsi="Symbol" w:hint="default"/>
-      </w:rPr>
-    </w:lvl>
-  </w:abstractNum>
-  <w:abstractNum w:abstractNumId="6" w15:restartNumberingAfterBreak="0">
-    <w:nsid w:val="FFFFFF82"/>
-    <w:multiLevelType w:val="singleLevel"/>
-    <w:tmpl w:val="4C3AC146"/>
-    <w:lvl w:ilvl="0">
-      <w:start w:val="1"/>
-      <w:numFmt w:val="bullet"/>
-      <w:lvlText w:val=""/>
-      <w:lvlJc w:val="left"/>
-      <w:pPr>
-        <w:tabs>
-          <w:tab w:val="num" w:pos="1080"/>
-        </w:tabs>
-        <w:ind w:left="1080" w:hanging="360"/>
-      </w:pPr>
-      <w:rPr>
-        <w:rFonts w:ascii="Symbol" w:hAnsi="Symbol" w:hint="default"/>
-      </w:rPr>
-    </w:lvl>
-  </w:abstractNum>
-  <w:abstractNum w:abstractNumId="7" w15:restartNumberingAfterBreak="0">
     <w:nsid w:val="FFFFFF83"/>
     <w:multiLevelType w:val="singleLevel"/>
     <w:tmpl w:val="CB22695C"/>
@@ -561,504 +422,10 @@
       </w:rPr>
     </w:lvl>
   </w:abstractNum>
-  <w:abstractNum w:abstractNumId="8" w15:restartNumberingAfterBreak="0">
-    <w:nsid w:val="FFFFFF88"/>
-    <w:multiLevelType w:val="singleLevel"/>
-    <w:tmpl w:val="F4863C32"/>
-    <w:lvl w:ilvl="0">
-      <w:start w:val="1"/>
-      <w:numFmt w:val="decimal"/>
-      <w:lvlText w:val="%1."/>
-      <w:lvlJc w:val="left"/>
-      <w:pPr>
-        <w:tabs>
-          <w:tab w:val="num" w:pos="360"/>
-        </w:tabs>
-        <w:ind w:left="360" w:hanging="360"/>
-      </w:pPr>
-    </w:lvl>
-  </w:abstractNum>
-  <w:abstractNum w:abstractNumId="9" w15:restartNumberingAfterBreak="0">
-    <w:nsid w:val="FFFFFF89"/>
-    <w:multiLevelType w:val="singleLevel"/>
-    <w:tmpl w:val="BE5E9850"/>
-    <w:lvl w:ilvl="0">
-      <w:start w:val="1"/>
-      <w:numFmt w:val="bullet"/>
-      <w:lvlText w:val=""/>
-      <w:lvlJc w:val="left"/>
-      <w:pPr>
-        <w:tabs>
-          <w:tab w:val="num" w:pos="360"/>
-        </w:tabs>
-        <w:ind w:left="360" w:hanging="360"/>
-      </w:pPr>
-      <w:rPr>
-        <w:rFonts w:ascii="Symbol" w:hAnsi="Symbol" w:hint="default"/>
-      </w:rPr>
-    </w:lvl>
-  </w:abstractNum>
-  <w:abstractNum w:abstractNumId="10" w15:restartNumberingAfterBreak="0">
-    <w:nsid w:val="170CD2DE"/>
-    <w:multiLevelType w:val="multilevel"/>
-    <w:tmpl w:val="5B8EC7C4"/>
-    <w:lvl w:ilvl="0">
-      <w:numFmt w:val="bullet"/>
-      <w:lvlText w:val=" "/>
-      <w:lvlJc w:val="left"/>
-      <w:pPr>
-        <w:tabs>
-          <w:tab w:val="num" w:pos="0"/>
-        </w:tabs>
-        <w:ind w:left="480" w:hanging="480"/>
-      </w:pPr>
-    </w:lvl>
-    <w:lvl w:ilvl="1">
-      <w:numFmt w:val="bullet"/>
-      <w:lvlText w:val=" "/>
-      <w:lvlJc w:val="left"/>
-      <w:pPr>
-        <w:tabs>
-          <w:tab w:val="num" w:pos="720"/>
-        </w:tabs>
-        <w:ind w:left="1200" w:hanging="480"/>
-      </w:pPr>
-    </w:lvl>
-    <w:lvl w:ilvl="2">
-      <w:numFmt w:val="bullet"/>
-      <w:lvlText w:val=" "/>
-      <w:lvlJc w:val="left"/>
-      <w:pPr>
-        <w:tabs>
-          <w:tab w:val="num" w:pos="1440"/>
-        </w:tabs>
-        <w:ind w:left="1920" w:hanging="480"/>
-      </w:pPr>
-    </w:lvl>
-    <w:lvl w:ilvl="3">
-      <w:numFmt w:val="bullet"/>
-      <w:lvlText w:val=" "/>
-      <w:lvlJc w:val="left"/>
-      <w:pPr>
-        <w:tabs>
-          <w:tab w:val="num" w:pos="2160"/>
-        </w:tabs>
-        <w:ind w:left="2640" w:hanging="480"/>
-      </w:pPr>
-    </w:lvl>
-    <w:lvl w:ilvl="4">
-      <w:numFmt w:val="bullet"/>
-      <w:lvlText w:val=" "/>
-      <w:lvlJc w:val="left"/>
-      <w:pPr>
-        <w:tabs>
-          <w:tab w:val="num" w:pos="2880"/>
-        </w:tabs>
-        <w:ind w:left="3360" w:hanging="480"/>
-      </w:pPr>
-    </w:lvl>
-    <w:lvl w:ilvl="5">
-      <w:numFmt w:val="bullet"/>
-      <w:lvlText w:val=" "/>
-      <w:lvlJc w:val="left"/>
-      <w:pPr>
-        <w:tabs>
-          <w:tab w:val="num" w:pos="3600"/>
-        </w:tabs>
-        <w:ind w:left="4080" w:hanging="480"/>
-      </w:pPr>
-    </w:lvl>
-    <w:lvl w:ilvl="6">
-      <w:numFmt w:val="bullet"/>
-      <w:lvlText w:val=" "/>
-      <w:lvlJc w:val="left"/>
-      <w:pPr>
-        <w:tabs>
-          <w:tab w:val="num" w:pos="4320"/>
-        </w:tabs>
-        <w:ind w:left="4800" w:hanging="480"/>
-      </w:pPr>
-    </w:lvl>
-    <w:lvl w:ilvl="7">
-      <w:numFmt w:val="bullet"/>
-      <w:lvlText w:val=" "/>
-      <w:lvlJc w:val="left"/>
-      <w:pPr>
-        <w:tabs>
-          <w:tab w:val="num" w:pos="5040"/>
-        </w:tabs>
-        <w:ind w:left="5520" w:hanging="480"/>
-      </w:pPr>
-    </w:lvl>
-    <w:lvl w:ilvl="8">
-      <w:numFmt w:val="bullet"/>
-      <w:lvlText w:val=" "/>
-      <w:lvlJc w:val="left"/>
-      <w:pPr>
-        <w:tabs>
-          <w:tab w:val="num" w:pos="5760"/>
-        </w:tabs>
-        <w:ind w:left="6240" w:hanging="480"/>
-      </w:pPr>
-    </w:lvl>
-  </w:abstractNum>
-  <w:num w:numId="1" w16cid:durableId="1364356724">
-    <w:abstractNumId w:val="10"/>
-  </w:num>
-  <w:num w:numId="2" w16cid:durableId="113401524">
+  <w:num w:numId="1" w16cid:durableId="669790401">
     <w:abstractNumId w:val="0"/>
   </w:num>
-  <w:num w:numId="3" w16cid:durableId="1405177949">
-    <w:abstractNumId w:val="1"/>
-  </w:num>
-  <w:num w:numId="4" w16cid:durableId="716123686">
-    <w:abstractNumId w:val="2"/>
-  </w:num>
-  <w:num w:numId="5" w16cid:durableId="1033850677">
-    <w:abstractNumId w:val="3"/>
-  </w:num>
-  <w:num w:numId="6" w16cid:durableId="920456473">
-    <w:abstractNumId w:val="8"/>
-  </w:num>
-  <w:num w:numId="7" w16cid:durableId="234585026">
-    <w:abstractNumId w:val="4"/>
-  </w:num>
-  <w:num w:numId="8" w16cid:durableId="301228998">
-    <w:abstractNumId w:val="5"/>
-  </w:num>
-  <w:num w:numId="9" w16cid:durableId="1272786476">
-    <w:abstractNumId w:val="6"/>
-  </w:num>
-  <w:num w:numId="10" w16cid:durableId="669790401">
-    <w:abstractNumId w:val="7"/>
-  </w:num>
-  <w:num w:numId="11" w16cid:durableId="1869178267">
-    <w:abstractNumId w:val="9"/>
-  </w:num>
-  <w:num w:numId="12" w16cid:durableId="1642153484">
-    <w:abstractNumId w:val="0"/>
-  </w:num>
-  <w:num w:numId="13" w16cid:durableId="160118877">
-    <w:abstractNumId w:val="1"/>
-  </w:num>
-  <w:num w:numId="14" w16cid:durableId="671106028">
-    <w:abstractNumId w:val="2"/>
-  </w:num>
-  <w:num w:numId="15" w16cid:durableId="225647966">
-    <w:abstractNumId w:val="3"/>
-  </w:num>
-  <w:num w:numId="16" w16cid:durableId="1346593855">
-    <w:abstractNumId w:val="8"/>
-  </w:num>
-  <w:num w:numId="17" w16cid:durableId="583270939">
-    <w:abstractNumId w:val="4"/>
-  </w:num>
-  <w:num w:numId="18" w16cid:durableId="269316098">
-    <w:abstractNumId w:val="5"/>
-  </w:num>
-  <w:num w:numId="19" w16cid:durableId="2116054667">
-    <w:abstractNumId w:val="6"/>
-  </w:num>
-  <w:num w:numId="20" w16cid:durableId="1188442986">
-    <w:abstractNumId w:val="9"/>
-  </w:num>
-  <w:num w:numId="21" w16cid:durableId="801845654">
-    <w:abstractNumId w:val="0"/>
-  </w:num>
-  <w:num w:numId="22" w16cid:durableId="1787385343">
-    <w:abstractNumId w:val="1"/>
-  </w:num>
-  <w:num w:numId="23" w16cid:durableId="371618651">
-    <w:abstractNumId w:val="2"/>
-  </w:num>
-  <w:num w:numId="24" w16cid:durableId="2120448861">
-    <w:abstractNumId w:val="3"/>
-  </w:num>
-  <w:num w:numId="25" w16cid:durableId="1403409044">
-    <w:abstractNumId w:val="8"/>
-  </w:num>
-  <w:num w:numId="26" w16cid:durableId="120853545">
-    <w:abstractNumId w:val="4"/>
-  </w:num>
-  <w:num w:numId="27" w16cid:durableId="526718103">
-    <w:abstractNumId w:val="5"/>
-  </w:num>
-  <w:num w:numId="28" w16cid:durableId="1035616506">
-    <w:abstractNumId w:val="6"/>
-  </w:num>
-  <w:num w:numId="29" w16cid:durableId="2015112650">
-    <w:abstractNumId w:val="9"/>
-  </w:num>
-  <w:num w:numId="30" w16cid:durableId="1661234598">
-    <w:abstractNumId w:val="0"/>
-  </w:num>
-  <w:num w:numId="31" w16cid:durableId="2116976006">
-    <w:abstractNumId w:val="1"/>
-  </w:num>
-  <w:num w:numId="32" w16cid:durableId="293029663">
-    <w:abstractNumId w:val="2"/>
-  </w:num>
-  <w:num w:numId="33" w16cid:durableId="2094037009">
-    <w:abstractNumId w:val="3"/>
-  </w:num>
-  <w:num w:numId="34" w16cid:durableId="1364591726">
-    <w:abstractNumId w:val="8"/>
-  </w:num>
-  <w:num w:numId="35" w16cid:durableId="1197474344">
-    <w:abstractNumId w:val="4"/>
-  </w:num>
-  <w:num w:numId="36" w16cid:durableId="204800168">
-    <w:abstractNumId w:val="5"/>
-  </w:num>
-  <w:num w:numId="37" w16cid:durableId="286353595">
-    <w:abstractNumId w:val="6"/>
-  </w:num>
-  <w:num w:numId="38" w16cid:durableId="1829243163">
-    <w:abstractNumId w:val="9"/>
-  </w:num>
-  <w:num w:numId="39" w16cid:durableId="792745738">
-    <w:abstractNumId w:val="0"/>
-  </w:num>
-  <w:num w:numId="40" w16cid:durableId="628632904">
-    <w:abstractNumId w:val="1"/>
-  </w:num>
-  <w:num w:numId="41" w16cid:durableId="778454836">
-    <w:abstractNumId w:val="2"/>
-  </w:num>
-  <w:num w:numId="42" w16cid:durableId="1820267493">
-    <w:abstractNumId w:val="3"/>
-  </w:num>
-  <w:num w:numId="43" w16cid:durableId="784229795">
-    <w:abstractNumId w:val="8"/>
-  </w:num>
-  <w:num w:numId="44" w16cid:durableId="1454515896">
-    <w:abstractNumId w:val="4"/>
-  </w:num>
-  <w:num w:numId="45" w16cid:durableId="999039093">
-    <w:abstractNumId w:val="5"/>
-  </w:num>
-  <w:num w:numId="46" w16cid:durableId="1584952132">
-    <w:abstractNumId w:val="6"/>
-  </w:num>
-  <w:num w:numId="47" w16cid:durableId="542909985">
-    <w:abstractNumId w:val="9"/>
-  </w:num>
-  <w:num w:numId="48" w16cid:durableId="506023535">
-    <w:abstractNumId w:val="0"/>
-  </w:num>
-  <w:num w:numId="49" w16cid:durableId="8027166">
-    <w:abstractNumId w:val="1"/>
-  </w:num>
-  <w:num w:numId="50" w16cid:durableId="441192934">
-    <w:abstractNumId w:val="2"/>
-  </w:num>
-  <w:num w:numId="51" w16cid:durableId="1856141954">
-    <w:abstractNumId w:val="3"/>
-  </w:num>
-  <w:num w:numId="52" w16cid:durableId="518589347">
-    <w:abstractNumId w:val="8"/>
-  </w:num>
-  <w:num w:numId="53" w16cid:durableId="478426254">
-    <w:abstractNumId w:val="4"/>
-  </w:num>
-  <w:num w:numId="54" w16cid:durableId="2019188088">
-    <w:abstractNumId w:val="5"/>
-  </w:num>
-  <w:num w:numId="55" w16cid:durableId="1042704181">
-    <w:abstractNumId w:val="6"/>
-  </w:num>
-  <w:num w:numId="56" w16cid:durableId="155925290">
-    <w:abstractNumId w:val="9"/>
-  </w:num>
-  <w:num w:numId="57" w16cid:durableId="356660560">
-    <w:abstractNumId w:val="0"/>
-  </w:num>
-  <w:num w:numId="58" w16cid:durableId="1316641598">
-    <w:abstractNumId w:val="1"/>
-  </w:num>
-  <w:num w:numId="59" w16cid:durableId="1419450310">
-    <w:abstractNumId w:val="2"/>
-  </w:num>
-  <w:num w:numId="60" w16cid:durableId="100492197">
-    <w:abstractNumId w:val="3"/>
-  </w:num>
-  <w:num w:numId="61" w16cid:durableId="358749699">
-    <w:abstractNumId w:val="8"/>
-  </w:num>
-  <w:num w:numId="62" w16cid:durableId="1925067552">
-    <w:abstractNumId w:val="4"/>
-  </w:num>
-  <w:num w:numId="63" w16cid:durableId="1469710620">
-    <w:abstractNumId w:val="5"/>
-  </w:num>
-  <w:num w:numId="64" w16cid:durableId="1510488056">
-    <w:abstractNumId w:val="6"/>
-  </w:num>
-  <w:num w:numId="65" w16cid:durableId="839737601">
-    <w:abstractNumId w:val="9"/>
-  </w:num>
-  <w:num w:numId="66" w16cid:durableId="525338316">
-    <w:abstractNumId w:val="0"/>
-  </w:num>
-  <w:num w:numId="67" w16cid:durableId="469520003">
-    <w:abstractNumId w:val="1"/>
-  </w:num>
-  <w:num w:numId="68" w16cid:durableId="174266524">
-    <w:abstractNumId w:val="2"/>
-  </w:num>
-  <w:num w:numId="69" w16cid:durableId="528875726">
-    <w:abstractNumId w:val="3"/>
-  </w:num>
-  <w:num w:numId="70" w16cid:durableId="970987160">
-    <w:abstractNumId w:val="8"/>
-  </w:num>
-  <w:num w:numId="71" w16cid:durableId="563417102">
-    <w:abstractNumId w:val="4"/>
-  </w:num>
-  <w:num w:numId="72" w16cid:durableId="2045017719">
-    <w:abstractNumId w:val="5"/>
-  </w:num>
-  <w:num w:numId="73" w16cid:durableId="1175875666">
-    <w:abstractNumId w:val="6"/>
-  </w:num>
-  <w:num w:numId="74" w16cid:durableId="199055336">
-    <w:abstractNumId w:val="9"/>
-  </w:num>
-  <w:num w:numId="75" w16cid:durableId="1560361738">
-    <w:abstractNumId w:val="0"/>
-  </w:num>
-  <w:num w:numId="76" w16cid:durableId="606742931">
-    <w:abstractNumId w:val="1"/>
-  </w:num>
-  <w:num w:numId="77" w16cid:durableId="860319280">
-    <w:abstractNumId w:val="2"/>
-  </w:num>
-  <w:num w:numId="78" w16cid:durableId="1165196888">
-    <w:abstractNumId w:val="3"/>
-  </w:num>
-  <w:num w:numId="79" w16cid:durableId="1065882897">
-    <w:abstractNumId w:val="8"/>
-  </w:num>
-  <w:num w:numId="80" w16cid:durableId="1579486868">
-    <w:abstractNumId w:val="4"/>
-  </w:num>
-  <w:num w:numId="81" w16cid:durableId="1489705821">
-    <w:abstractNumId w:val="5"/>
-  </w:num>
-  <w:num w:numId="82" w16cid:durableId="25453958">
-    <w:abstractNumId w:val="6"/>
-  </w:num>
-  <w:num w:numId="83" w16cid:durableId="1408648449">
-    <w:abstractNumId w:val="9"/>
-  </w:num>
-  <w:num w:numId="84" w16cid:durableId="1145120171">
-    <w:abstractNumId w:val="0"/>
-  </w:num>
-  <w:num w:numId="85" w16cid:durableId="879826765">
-    <w:abstractNumId w:val="1"/>
-  </w:num>
-  <w:num w:numId="86" w16cid:durableId="788814294">
-    <w:abstractNumId w:val="2"/>
-  </w:num>
-  <w:num w:numId="87" w16cid:durableId="1116288704">
-    <w:abstractNumId w:val="3"/>
-  </w:num>
-  <w:num w:numId="88" w16cid:durableId="927689934">
-    <w:abstractNumId w:val="8"/>
-  </w:num>
-  <w:num w:numId="89" w16cid:durableId="402260161">
-    <w:abstractNumId w:val="4"/>
-  </w:num>
-  <w:num w:numId="90" w16cid:durableId="557085527">
-    <w:abstractNumId w:val="5"/>
-  </w:num>
-  <w:num w:numId="91" w16cid:durableId="722756578">
-    <w:abstractNumId w:val="6"/>
-  </w:num>
-  <w:num w:numId="92" w16cid:durableId="218322031">
-    <w:abstractNumId w:val="9"/>
-  </w:num>
-  <w:num w:numId="93" w16cid:durableId="344678291">
-    <w:abstractNumId w:val="0"/>
-  </w:num>
-  <w:num w:numId="94" w16cid:durableId="1133257203">
-    <w:abstractNumId w:val="1"/>
-  </w:num>
-  <w:num w:numId="95" w16cid:durableId="1551458158">
-    <w:abstractNumId w:val="2"/>
-  </w:num>
-  <w:num w:numId="96" w16cid:durableId="977077083">
-    <w:abstractNumId w:val="3"/>
-  </w:num>
-  <w:num w:numId="97" w16cid:durableId="1667006165">
-    <w:abstractNumId w:val="8"/>
-  </w:num>
-  <w:num w:numId="98" w16cid:durableId="1197617705">
-    <w:abstractNumId w:val="4"/>
-  </w:num>
-  <w:num w:numId="99" w16cid:durableId="1949391006">
-    <w:abstractNumId w:val="5"/>
-  </w:num>
-  <w:num w:numId="100" w16cid:durableId="1023088913">
-    <w:abstractNumId w:val="6"/>
-  </w:num>
-  <w:num w:numId="101" w16cid:durableId="614289416">
-    <w:abstractNumId w:val="9"/>
-  </w:num>
-  <w:num w:numId="102" w16cid:durableId="1841501955">
-    <w:abstractNumId w:val="0"/>
-  </w:num>
-  <w:num w:numId="103" w16cid:durableId="23946880">
-    <w:abstractNumId w:val="1"/>
-  </w:num>
-  <w:num w:numId="104" w16cid:durableId="935210979">
-    <w:abstractNumId w:val="2"/>
-  </w:num>
-  <w:num w:numId="105" w16cid:durableId="1130782263">
-    <w:abstractNumId w:val="3"/>
-  </w:num>
-  <w:num w:numId="106" w16cid:durableId="905142528">
-    <w:abstractNumId w:val="8"/>
-  </w:num>
-  <w:num w:numId="107" w16cid:durableId="946233355">
-    <w:abstractNumId w:val="4"/>
-  </w:num>
-  <w:num w:numId="108" w16cid:durableId="1978563448">
-    <w:abstractNumId w:val="5"/>
-  </w:num>
-  <w:num w:numId="109" w16cid:durableId="1989478825">
-    <w:abstractNumId w:val="6"/>
-  </w:num>
-  <w:num w:numId="110" w16cid:durableId="1176648342">
-    <w:abstractNumId w:val="9"/>
-  </w:num>
-  <w:num w:numId="111" w16cid:durableId="367990710">
-    <w:abstractNumId w:val="0"/>
-  </w:num>
-  <w:num w:numId="112" w16cid:durableId="809979751">
-    <w:abstractNumId w:val="1"/>
-  </w:num>
-  <w:num w:numId="113" w16cid:durableId="314115122">
-    <w:abstractNumId w:val="2"/>
-  </w:num>
-  <w:num w:numId="114" w16cid:durableId="799877941">
-    <w:abstractNumId w:val="3"/>
-  </w:num>
-  <w:num w:numId="115" w16cid:durableId="1568565087">
-    <w:abstractNumId w:val="8"/>
-  </w:num>
-  <w:num w:numId="116" w16cid:durableId="77290246">
-    <w:abstractNumId w:val="4"/>
-  </w:num>
-  <w:num w:numId="117" w16cid:durableId="524251606">
-    <w:abstractNumId w:val="5"/>
-  </w:num>
-  <w:num w:numId="118" w16cid:durableId="1624842092">
-    <w:abstractNumId w:val="6"/>
-  </w:num>
-  <w:num w:numId="119" w16cid:durableId="935089263">
-    <w:abstractNumId w:val="9"/>
-  </w:num>
+  <w:numIdMacAtCleanup w:val="1"/>
 </w:numbering>
 </file>
 
@@ -1420,6 +787,11 @@
   <w:style w:type="paragraph" w:default="1" w:styleId="Normal">
     <w:name w:val="Normal"/>
     <w:qFormat/>
+    <w:rsid w:val="002745A2"/>
+    <w:rPr>
+      <w:rFonts w:ascii="Times New Roman" w:hAnsi="Times New Roman"/>
+      <w:sz w:val="22"/>
+    </w:rPr>
   </w:style>
   <w:style w:type="paragraph" w:styleId="Heading1">
     <w:name w:val="heading 1"/>
@@ -1627,10 +999,10 @@
     <w:basedOn w:val="Normal"/>
     <w:link w:val="BodyTextChar"/>
     <w:qFormat/>
-    <w:rsid w:val="00BA5A68"/>
-    <w:pPr>
-      <w:spacing w:before="180" w:after="180" w:line="480" w:lineRule="auto"/>
-      <w:ind w:left="576" w:firstLine="720"/>
+    <w:rsid w:val="002745A2"/>
+    <w:pPr>
+      <w:spacing w:after="0" w:line="480" w:lineRule="auto"/>
+      <w:ind w:left="578" w:firstLine="720"/>
       <w:jc w:val="both"/>
     </w:pPr>
   </w:style>
@@ -1646,7 +1018,7 @@
     <w:qFormat/>
     <w:rsid w:val="008B7640"/>
     <w:pPr>
-      <w:spacing w:before="0" w:after="0" w:line="240" w:lineRule="auto"/>
+      <w:spacing w:line="240" w:lineRule="auto"/>
       <w:ind w:left="0" w:firstLine="0"/>
     </w:pPr>
   </w:style>
@@ -2129,7 +1501,7 @@
     <w:rsid w:val="00BE4DDE"/>
     <w:pPr>
       <w:numPr>
-        <w:numId w:val="10"/>
+        <w:numId w:val="1"/>
       </w:numPr>
       <w:contextualSpacing/>
     </w:pPr>
@@ -2138,7 +1510,22 @@
     <w:name w:val="Body Text Char"/>
     <w:basedOn w:val="DefaultParagraphFont"/>
     <w:link w:val="BodyText"/>
-    <w:rsid w:val="00BA5A68"/>
+    <w:rsid w:val="002745A2"/>
+    <w:rPr>
+      <w:rFonts w:ascii="Times New Roman" w:hAnsi="Times New Roman"/>
+      <w:sz w:val="22"/>
+    </w:rPr>
+  </w:style>
+  <w:style w:type="character" w:styleId="FollowedHyperlink">
+    <w:name w:val="FollowedHyperlink"/>
+    <w:basedOn w:val="DefaultParagraphFont"/>
+    <w:semiHidden/>
+    <w:unhideWhenUsed/>
+    <w:rsid w:val="002F5B10"/>
+    <w:rPr>
+      <w:color w:val="800080" w:themeColor="followedHyperlink"/>
+      <w:u w:val="single"/>
+    </w:rPr>
   </w:style>
 </w:styles>
 </file>

--- a/templates/propuesta-reference.docx
+++ b/templates/propuesta-reference.docx
@@ -5,130 +5,382 @@
     <w:p>
       <w:pPr>
         <w:pStyle w:val="Title"/>
-      </w:pPr>
-      <w:r>
-        <w:t xml:space="preserve"> Title </w:t>
+        <w:rPr>
+          <w:lang w:val="es-ES_tradnl"/>
+        </w:rPr>
+      </w:pPr>
+      <w:r>
+        <w:rPr>
+          <w:lang w:val="es-ES_tradnl"/>
+        </w:rPr>
+        <w:t xml:space="preserve"> </w:t>
+      </w:r>
+      <w:proofErr w:type="spellStart"/>
+      <w:r>
+        <w:rPr>
+          <w:lang w:val="es-ES_tradnl"/>
+        </w:rPr>
+        <w:t>Title</w:t>
+      </w:r>
+      <w:proofErr w:type="spellEnd"/>
+      <w:r>
+        <w:rPr>
+          <w:lang w:val="es-ES_tradnl"/>
+        </w:rPr>
+        <w:t xml:space="preserve"> </w:t>
       </w:r>
     </w:p>
     <w:p>
       <w:pPr>
         <w:pStyle w:val="Subtitle"/>
-      </w:pPr>
-      <w:r>
-        <w:t xml:space="preserve"> Subtitle </w:t>
+        <w:rPr>
+          <w:lang w:val="es-ES_tradnl"/>
+        </w:rPr>
+      </w:pPr>
+      <w:r>
+        <w:rPr>
+          <w:lang w:val="es-ES_tradnl"/>
+        </w:rPr>
+        <w:t xml:space="preserve"> </w:t>
+      </w:r>
+      <w:proofErr w:type="spellStart"/>
+      <w:r>
+        <w:rPr>
+          <w:lang w:val="es-ES_tradnl"/>
+        </w:rPr>
+        <w:t>Subtitle</w:t>
+      </w:r>
+      <w:proofErr w:type="spellEnd"/>
+      <w:r>
+        <w:rPr>
+          <w:lang w:val="es-ES_tradnl"/>
+        </w:rPr>
+        <w:t xml:space="preserve"> </w:t>
       </w:r>
     </w:p>
     <w:p>
       <w:pPr>
         <w:pStyle w:val="Author"/>
-      </w:pPr>
-      <w:r>
-        <w:t xml:space="preserve"> Author </w:t>
+        <w:rPr>
+          <w:lang w:val="es-ES_tradnl"/>
+        </w:rPr>
+      </w:pPr>
+      <w:r>
+        <w:rPr>
+          <w:lang w:val="es-ES_tradnl"/>
+        </w:rPr>
+        <w:t xml:space="preserve"> </w:t>
+      </w:r>
+      <w:proofErr w:type="spellStart"/>
+      <w:r>
+        <w:rPr>
+          <w:lang w:val="es-ES_tradnl"/>
+        </w:rPr>
+        <w:t>Author</w:t>
+      </w:r>
+      <w:proofErr w:type="spellEnd"/>
+      <w:r>
+        <w:rPr>
+          <w:lang w:val="es-ES_tradnl"/>
+        </w:rPr>
+        <w:t xml:space="preserve"> </w:t>
       </w:r>
     </w:p>
     <w:p>
       <w:pPr>
         <w:pStyle w:val="Date"/>
-      </w:pPr>
-      <w:r>
+        <w:rPr>
+          <w:lang w:val="es-ES_tradnl"/>
+        </w:rPr>
+      </w:pPr>
+      <w:r>
+        <w:rPr>
+          <w:lang w:val="es-ES_tradnl"/>
+        </w:rPr>
         <w:t xml:space="preserve"> Date </w:t>
       </w:r>
     </w:p>
     <w:p>
       <w:pPr>
         <w:pStyle w:val="Abstract"/>
-      </w:pPr>
-      <w:r>
+        <w:rPr>
+          <w:lang w:val="es-ES_tradnl"/>
+        </w:rPr>
+      </w:pPr>
+      <w:r>
+        <w:rPr>
+          <w:lang w:val="es-ES_tradnl"/>
+        </w:rPr>
         <w:t xml:space="preserve"> Abstract </w:t>
       </w:r>
     </w:p>
     <w:p>
       <w:pPr>
         <w:pStyle w:val="Heading1"/>
+        <w:rPr>
+          <w:lang w:val="es-ES_tradnl"/>
+        </w:rPr>
       </w:pPr>
       <w:bookmarkStart w:id="0" w:name="heading-1"/>
       <w:r>
-        <w:t xml:space="preserve"> Heading 1 </w:t>
+        <w:rPr>
+          <w:lang w:val="es-ES_tradnl"/>
+        </w:rPr>
+        <w:t xml:space="preserve"> </w:t>
+      </w:r>
+      <w:proofErr w:type="spellStart"/>
+      <w:r>
+        <w:rPr>
+          <w:lang w:val="es-ES_tradnl"/>
+        </w:rPr>
+        <w:t>Heading</w:t>
+      </w:r>
+      <w:proofErr w:type="spellEnd"/>
+      <w:r>
+        <w:rPr>
+          <w:lang w:val="es-ES_tradnl"/>
+        </w:rPr>
+        <w:t xml:space="preserve"> 1 </w:t>
       </w:r>
       <w:bookmarkEnd w:id="0"/>
     </w:p>
     <w:p>
       <w:pPr>
         <w:pStyle w:val="Heading2"/>
+        <w:rPr>
+          <w:lang w:val="es-ES_tradnl"/>
+        </w:rPr>
       </w:pPr>
       <w:bookmarkStart w:id="1" w:name="heading-2"/>
       <w:r>
-        <w:t xml:space="preserve"> Heading 2 </w:t>
+        <w:rPr>
+          <w:lang w:val="es-ES_tradnl"/>
+        </w:rPr>
+        <w:t xml:space="preserve"> </w:t>
+      </w:r>
+      <w:proofErr w:type="spellStart"/>
+      <w:r>
+        <w:rPr>
+          <w:lang w:val="es-ES_tradnl"/>
+        </w:rPr>
+        <w:t>Heading</w:t>
+      </w:r>
+      <w:proofErr w:type="spellEnd"/>
+      <w:r>
+        <w:rPr>
+          <w:lang w:val="es-ES_tradnl"/>
+        </w:rPr>
+        <w:t xml:space="preserve"> 2 </w:t>
       </w:r>
       <w:bookmarkEnd w:id="1"/>
     </w:p>
     <w:p>
       <w:pPr>
         <w:pStyle w:val="Heading3"/>
+        <w:rPr>
+          <w:lang w:val="es-ES_tradnl"/>
+        </w:rPr>
       </w:pPr>
       <w:bookmarkStart w:id="2" w:name="heading-3"/>
       <w:r>
-        <w:t xml:space="preserve"> Heading 3 </w:t>
+        <w:rPr>
+          <w:lang w:val="es-ES_tradnl"/>
+        </w:rPr>
+        <w:t xml:space="preserve"> </w:t>
+      </w:r>
+      <w:proofErr w:type="spellStart"/>
+      <w:r>
+        <w:rPr>
+          <w:lang w:val="es-ES_tradnl"/>
+        </w:rPr>
+        <w:t>Heading</w:t>
+      </w:r>
+      <w:proofErr w:type="spellEnd"/>
+      <w:r>
+        <w:rPr>
+          <w:lang w:val="es-ES_tradnl"/>
+        </w:rPr>
+        <w:t xml:space="preserve"> 3 </w:t>
       </w:r>
       <w:bookmarkEnd w:id="2"/>
     </w:p>
     <w:p>
       <w:pPr>
         <w:pStyle w:val="Heading4"/>
+        <w:rPr>
+          <w:lang w:val="es-ES_tradnl"/>
+        </w:rPr>
       </w:pPr>
       <w:bookmarkStart w:id="3" w:name="heading-4"/>
       <w:r>
-        <w:t xml:space="preserve"> Heading 4 </w:t>
+        <w:rPr>
+          <w:lang w:val="es-ES_tradnl"/>
+        </w:rPr>
+        <w:t xml:space="preserve"> </w:t>
+      </w:r>
+      <w:proofErr w:type="spellStart"/>
+      <w:r>
+        <w:rPr>
+          <w:lang w:val="es-ES_tradnl"/>
+        </w:rPr>
+        <w:t>Heading</w:t>
+      </w:r>
+      <w:proofErr w:type="spellEnd"/>
+      <w:r>
+        <w:rPr>
+          <w:lang w:val="es-ES_tradnl"/>
+        </w:rPr>
+        <w:t xml:space="preserve"> 4 </w:t>
       </w:r>
       <w:bookmarkEnd w:id="3"/>
     </w:p>
     <w:p>
       <w:pPr>
         <w:pStyle w:val="Heading5"/>
+        <w:rPr>
+          <w:lang w:val="es-ES_tradnl"/>
+        </w:rPr>
       </w:pPr>
       <w:bookmarkStart w:id="4" w:name="heading-5"/>
       <w:r>
-        <w:t xml:space="preserve"> Heading 5 </w:t>
+        <w:rPr>
+          <w:lang w:val="es-ES_tradnl"/>
+        </w:rPr>
+        <w:t xml:space="preserve"> </w:t>
+      </w:r>
+      <w:proofErr w:type="spellStart"/>
+      <w:r>
+        <w:rPr>
+          <w:lang w:val="es-ES_tradnl"/>
+        </w:rPr>
+        <w:t>Heading</w:t>
+      </w:r>
+      <w:proofErr w:type="spellEnd"/>
+      <w:r>
+        <w:rPr>
+          <w:lang w:val="es-ES_tradnl"/>
+        </w:rPr>
+        <w:t xml:space="preserve"> 5 </w:t>
       </w:r>
       <w:bookmarkEnd w:id="4"/>
     </w:p>
     <w:p>
       <w:pPr>
         <w:pStyle w:val="Heading6"/>
+        <w:rPr>
+          <w:lang w:val="es-ES_tradnl"/>
+        </w:rPr>
       </w:pPr>
       <w:bookmarkStart w:id="5" w:name="heading-6"/>
       <w:r>
-        <w:t xml:space="preserve"> Heading 6 </w:t>
+        <w:rPr>
+          <w:lang w:val="es-ES_tradnl"/>
+        </w:rPr>
+        <w:t xml:space="preserve"> </w:t>
+      </w:r>
+      <w:proofErr w:type="spellStart"/>
+      <w:r>
+        <w:rPr>
+          <w:lang w:val="es-ES_tradnl"/>
+        </w:rPr>
+        <w:t>Heading</w:t>
+      </w:r>
+      <w:proofErr w:type="spellEnd"/>
+      <w:r>
+        <w:rPr>
+          <w:lang w:val="es-ES_tradnl"/>
+        </w:rPr>
+        <w:t xml:space="preserve"> 6 </w:t>
       </w:r>
       <w:bookmarkEnd w:id="5"/>
     </w:p>
     <w:p>
       <w:pPr>
         <w:pStyle w:val="Heading7"/>
+        <w:rPr>
+          <w:lang w:val="es-ES_tradnl"/>
+        </w:rPr>
       </w:pPr>
       <w:bookmarkStart w:id="6" w:name="heading-7"/>
       <w:r>
-        <w:t xml:space="preserve"> Heading 7 </w:t>
+        <w:rPr>
+          <w:lang w:val="es-ES_tradnl"/>
+        </w:rPr>
+        <w:t xml:space="preserve"> </w:t>
+      </w:r>
+      <w:proofErr w:type="spellStart"/>
+      <w:r>
+        <w:rPr>
+          <w:lang w:val="es-ES_tradnl"/>
+        </w:rPr>
+        <w:t>Heading</w:t>
+      </w:r>
+      <w:proofErr w:type="spellEnd"/>
+      <w:r>
+        <w:rPr>
+          <w:lang w:val="es-ES_tradnl"/>
+        </w:rPr>
+        <w:t xml:space="preserve"> 7 </w:t>
       </w:r>
       <w:bookmarkEnd w:id="6"/>
     </w:p>
     <w:p>
       <w:pPr>
         <w:pStyle w:val="Heading8"/>
+        <w:rPr>
+          <w:lang w:val="es-ES_tradnl"/>
+        </w:rPr>
       </w:pPr>
       <w:bookmarkStart w:id="7" w:name="heading-8"/>
       <w:r>
-        <w:t xml:space="preserve"> Heading 8 </w:t>
+        <w:rPr>
+          <w:lang w:val="es-ES_tradnl"/>
+        </w:rPr>
+        <w:t xml:space="preserve"> </w:t>
+      </w:r>
+      <w:proofErr w:type="spellStart"/>
+      <w:r>
+        <w:rPr>
+          <w:lang w:val="es-ES_tradnl"/>
+        </w:rPr>
+        <w:t>Heading</w:t>
+      </w:r>
+      <w:proofErr w:type="spellEnd"/>
+      <w:r>
+        <w:rPr>
+          <w:lang w:val="es-ES_tradnl"/>
+        </w:rPr>
+        <w:t xml:space="preserve"> 8 </w:t>
       </w:r>
       <w:bookmarkEnd w:id="7"/>
     </w:p>
     <w:p>
       <w:pPr>
         <w:pStyle w:val="Heading9"/>
+        <w:rPr>
+          <w:lang w:val="es-ES_tradnl"/>
+        </w:rPr>
       </w:pPr>
       <w:bookmarkStart w:id="8" w:name="heading-9"/>
       <w:r>
-        <w:t xml:space="preserve"> Heading 9 </w:t>
+        <w:rPr>
+          <w:lang w:val="es-ES_tradnl"/>
+        </w:rPr>
+        <w:t xml:space="preserve"> </w:t>
+      </w:r>
+      <w:proofErr w:type="spellStart"/>
+      <w:r>
+        <w:rPr>
+          <w:lang w:val="es-ES_tradnl"/>
+        </w:rPr>
+        <w:t>Heading</w:t>
+      </w:r>
+      <w:proofErr w:type="spellEnd"/>
+      <w:r>
+        <w:rPr>
+          <w:lang w:val="es-ES_tradnl"/>
+        </w:rPr>
+        <w:t xml:space="preserve"> 9 </w:t>
       </w:r>
       <w:bookmarkEnd w:id="8"/>
     </w:p>
@@ -136,22 +388,84 @@
       <w:pPr>
         <w:pStyle w:val="FirstParagraph"/>
       </w:pPr>
-      <w:r>
-        <w:t xml:space="preserve">First Paragraph. </w:t>
+      <w:proofErr w:type="spellStart"/>
+      <w:r>
+        <w:t>First</w:t>
+      </w:r>
+      <w:proofErr w:type="spellEnd"/>
+      <w:r>
+        <w:t xml:space="preserve"> </w:t>
+      </w:r>
+      <w:proofErr w:type="spellStart"/>
+      <w:r>
+        <w:t>Paragraph</w:t>
+      </w:r>
+      <w:proofErr w:type="spellEnd"/>
+      <w:r>
+        <w:t xml:space="preserve">. </w:t>
       </w:r>
     </w:p>
     <w:p>
       <w:pPr>
         <w:pStyle w:val="BodyText"/>
       </w:pPr>
-      <w:r>
-        <w:t xml:space="preserve">Body Text. Body Text Char.    </w:t>
+      <w:proofErr w:type="spellStart"/>
+      <w:r>
+        <w:t>Body</w:t>
+      </w:r>
+      <w:proofErr w:type="spellEnd"/>
+      <w:r>
+        <w:t xml:space="preserve"> Text. </w:t>
+      </w:r>
+      <w:proofErr w:type="spellStart"/>
+      <w:r>
+        <w:t>Body</w:t>
+      </w:r>
+      <w:proofErr w:type="spellEnd"/>
+      <w:r>
+        <w:t xml:space="preserve"> Text </w:t>
+      </w:r>
+      <w:proofErr w:type="spellStart"/>
+      <w:r>
+        <w:t>Char</w:t>
+      </w:r>
+      <w:proofErr w:type="spellEnd"/>
+      <w:r>
+        <w:t xml:space="preserve">.    </w:t>
       </w:r>
       <w:r>
         <w:rPr>
           <w:rStyle w:val="VerbatimChar"/>
         </w:rPr>
-        <w:t xml:space="preserve"> Verbatim Char </w:t>
+        <w:t xml:space="preserve"> </w:t>
+      </w:r>
+      <w:proofErr w:type="spellStart"/>
+      <w:r>
+        <w:rPr>
+          <w:rStyle w:val="VerbatimChar"/>
+        </w:rPr>
+        <w:t>Verbatim</w:t>
+      </w:r>
+      <w:proofErr w:type="spellEnd"/>
+      <w:r>
+        <w:rPr>
+          <w:rStyle w:val="VerbatimChar"/>
+        </w:rPr>
+        <w:t xml:space="preserve"> </w:t>
+      </w:r>
+      <w:proofErr w:type="spellStart"/>
+      <w:r>
+        <w:rPr>
+          <w:rStyle w:val="VerbatimChar"/>
+        </w:rPr>
+        <w:t>Char</w:t>
+      </w:r>
+      <w:proofErr w:type="spellEnd"/>
+      <w:r>
+        <w:rPr>
+          <w:rStyle w:val="VerbatimChar"/>
+        </w:rPr>
+        <w:t xml:space="preserve"> </w:t>
       </w:r>
       <w:r>
         <w:t xml:space="preserve"> .    </w:t>
@@ -161,11 +475,33 @@
           <w:rPr>
             <w:rStyle w:val="Hyperlink"/>
           </w:rPr>
-          <w:t xml:space="preserve"> Hyperlink </w:t>
+          <w:t xml:space="preserve"> </w:t>
+        </w:r>
+        <w:proofErr w:type="spellStart"/>
+        <w:r>
+          <w:rPr>
+            <w:rStyle w:val="Hyperlink"/>
+          </w:rPr>
+          <w:t>Hyperlink</w:t>
+        </w:r>
+        <w:proofErr w:type="spellEnd"/>
+        <w:r>
+          <w:rPr>
+            <w:rStyle w:val="Hyperlink"/>
+          </w:rPr>
+          <w:t xml:space="preserve"> </w:t>
         </w:r>
       </w:hyperlink>
       <w:r>
-        <w:t xml:space="preserve"> .     Footnote. </w:t>
+        <w:t xml:space="preserve"> .     </w:t>
+      </w:r>
+      <w:proofErr w:type="spellStart"/>
+      <w:r>
+        <w:t>Footnote</w:t>
+      </w:r>
+      <w:proofErr w:type="spellEnd"/>
+      <w:r>
+        <w:t xml:space="preserve">. </w:t>
       </w:r>
       <w:r>
         <w:rPr>
@@ -185,9 +521,29 @@
     <w:p>
       <w:pPr>
         <w:pStyle w:val="TableCaption"/>
-      </w:pPr>
-      <w:r>
-        <w:t xml:space="preserve"> Table caption. </w:t>
+        <w:rPr>
+          <w:lang w:val="es-ES_tradnl"/>
+        </w:rPr>
+      </w:pPr>
+      <w:r>
+        <w:rPr>
+          <w:lang w:val="es-ES_tradnl"/>
+        </w:rPr>
+        <w:t xml:space="preserve"> Table </w:t>
+      </w:r>
+      <w:proofErr w:type="spellStart"/>
+      <w:r>
+        <w:rPr>
+          <w:lang w:val="es-ES_tradnl"/>
+        </w:rPr>
+        <w:t>caption</w:t>
+      </w:r>
+      <w:proofErr w:type="spellEnd"/>
+      <w:r>
+        <w:rPr>
+          <w:lang w:val="es-ES_tradnl"/>
+        </w:rPr>
+        <w:t xml:space="preserve">. </w:t>
       </w:r>
     </w:p>
     <w:tbl>
@@ -277,57 +633,155 @@
     <w:p>
       <w:pPr>
         <w:pStyle w:val="ImageCaption"/>
-      </w:pPr>
-      <w:r>
-        <w:t xml:space="preserve"> </w:t>
-      </w:r>
-      <w:proofErr w:type="spellStart"/>
-      <w:r>
+        <w:rPr>
+          <w:lang w:val="es-ES_tradnl"/>
+        </w:rPr>
+      </w:pPr>
+      <w:r>
+        <w:rPr>
+          <w:lang w:val="es-ES_tradnl"/>
+        </w:rPr>
+        <w:t xml:space="preserve"> </w:t>
+      </w:r>
+      <w:proofErr w:type="spellStart"/>
+      <w:r>
+        <w:rPr>
+          <w:lang w:val="es-ES_tradnl"/>
+        </w:rPr>
         <w:t>Image</w:t>
       </w:r>
       <w:proofErr w:type="spellEnd"/>
       <w:r>
-        <w:t xml:space="preserve"> </w:t>
-      </w:r>
-      <w:proofErr w:type="spellStart"/>
-      <w:r>
+        <w:rPr>
+          <w:lang w:val="es-ES_tradnl"/>
+        </w:rPr>
+        <w:t xml:space="preserve"> </w:t>
+      </w:r>
+      <w:proofErr w:type="spellStart"/>
+      <w:r>
+        <w:rPr>
+          <w:lang w:val="es-ES_tradnl"/>
+        </w:rPr>
         <w:t>Caption</w:t>
       </w:r>
       <w:proofErr w:type="spellEnd"/>
       <w:r>
+        <w:rPr>
+          <w:lang w:val="es-ES_tradnl"/>
+        </w:rPr>
         <w:t xml:space="preserve"> </w:t>
       </w:r>
     </w:p>
     <w:p>
       <w:pPr>
         <w:pStyle w:val="DefinitionTerm"/>
-      </w:pPr>
-      <w:r>
-        <w:t xml:space="preserve"> DefinitionTerm </w:t>
+        <w:rPr>
+          <w:lang w:val="es-ES_tradnl"/>
+        </w:rPr>
+      </w:pPr>
+      <w:r>
+        <w:rPr>
+          <w:lang w:val="es-ES_tradnl"/>
+        </w:rPr>
+        <w:t xml:space="preserve"> </w:t>
+      </w:r>
+      <w:proofErr w:type="spellStart"/>
+      <w:r>
+        <w:rPr>
+          <w:lang w:val="es-ES_tradnl"/>
+        </w:rPr>
+        <w:t>DefinitionTerm</w:t>
+      </w:r>
+      <w:proofErr w:type="spellEnd"/>
+      <w:r>
+        <w:rPr>
+          <w:lang w:val="es-ES_tradnl"/>
+        </w:rPr>
+        <w:t xml:space="preserve"> </w:t>
       </w:r>
     </w:p>
     <w:p>
       <w:pPr>
         <w:pStyle w:val="Definition"/>
-      </w:pPr>
-      <w:r>
-        <w:t xml:space="preserve"> Definition </w:t>
+        <w:rPr>
+          <w:lang w:val="es-ES_tradnl"/>
+        </w:rPr>
+      </w:pPr>
+      <w:r>
+        <w:rPr>
+          <w:lang w:val="es-ES_tradnl"/>
+        </w:rPr>
+        <w:t xml:space="preserve"> </w:t>
+      </w:r>
+      <w:proofErr w:type="spellStart"/>
+      <w:r>
+        <w:rPr>
+          <w:lang w:val="es-ES_tradnl"/>
+        </w:rPr>
+        <w:t>Definition</w:t>
+      </w:r>
+      <w:proofErr w:type="spellEnd"/>
+      <w:r>
+        <w:rPr>
+          <w:lang w:val="es-ES_tradnl"/>
+        </w:rPr>
+        <w:t xml:space="preserve"> </w:t>
       </w:r>
     </w:p>
     <w:p>
       <w:pPr>
         <w:pStyle w:val="DefinitionTerm"/>
-      </w:pPr>
-      <w:r>
-        <w:t xml:space="preserve"> DefinitionTerm </w:t>
+        <w:rPr>
+          <w:lang w:val="es-ES_tradnl"/>
+        </w:rPr>
+      </w:pPr>
+      <w:r>
+        <w:rPr>
+          <w:lang w:val="es-ES_tradnl"/>
+        </w:rPr>
+        <w:t xml:space="preserve"> </w:t>
+      </w:r>
+      <w:proofErr w:type="spellStart"/>
+      <w:r>
+        <w:rPr>
+          <w:lang w:val="es-ES_tradnl"/>
+        </w:rPr>
+        <w:t>DefinitionTerm</w:t>
+      </w:r>
+      <w:proofErr w:type="spellEnd"/>
+      <w:r>
+        <w:rPr>
+          <w:lang w:val="es-ES_tradnl"/>
+        </w:rPr>
+        <w:t xml:space="preserve"> </w:t>
       </w:r>
     </w:p>
     <w:p>
       <w:pPr>
         <w:pStyle w:val="Definition"/>
-      </w:pPr>
-      <w:r>
-        <w:t xml:space="preserve"> Definition </w:t>
+        <w:rPr>
+          <w:lang w:val="es-ES_tradnl"/>
+        </w:rPr>
+      </w:pPr>
+      <w:r>
+        <w:rPr>
+          <w:lang w:val="es-ES_tradnl"/>
+        </w:rPr>
+        <w:t xml:space="preserve"> </w:t>
+      </w:r>
+      <w:proofErr w:type="spellStart"/>
+      <w:r>
+        <w:rPr>
+          <w:lang w:val="es-ES_tradnl"/>
+        </w:rPr>
+        <w:t>Definition</w:t>
+      </w:r>
+      <w:proofErr w:type="spellEnd"/>
+      <w:r>
+        <w:rPr>
+          <w:lang w:val="es-ES_tradnl"/>
+        </w:rPr>
+        <w:t xml:space="preserve"> </w:t>
       </w:r>
     </w:p>
     <w:sectPr>
@@ -402,6 +856,134 @@
 <file path=word/numbering.xml><?xml version="1.0" encoding="utf-8"?>
 <w:numbering xmlns:wpc="http://schemas.microsoft.com/office/word/2010/wordprocessingCanvas" xmlns:cx="http://schemas.microsoft.com/office/drawing/2014/chartex" xmlns:cx1="http://schemas.microsoft.com/office/drawing/2015/9/8/chartex" xmlns:cx2="http://schemas.microsoft.com/office/drawing/2015/10/21/chartex" xmlns:cx3="http://schemas.microsoft.com/office/drawing/2016/5/9/chartex" xmlns:cx4="http://schemas.microsoft.com/office/drawing/2016/5/10/chartex" xmlns:cx5="http://schemas.microsoft.com/office/drawing/2016/5/11/chartex" xmlns:cx6="http://schemas.microsoft.com/office/drawing/2016/5/12/chartex" xmlns:cx7="http://schemas.microsoft.com/office/drawing/2016/5/13/chartex" xmlns:cx8="http://schemas.microsoft.com/office/drawing/2016/5/14/chartex" xmlns:mc="http://schemas.openxmlformats.org/markup-compatibility/2006" xmlns:aink="http://schemas.microsoft.com/office/drawing/2016/ink" xmlns:am3d="http://schemas.microsoft.com/office/drawing/2017/model3d" xmlns:o="urn:schemas-microsoft-com:office:office" xmlns:oel="http://schemas.microsoft.com/office/2019/extlst" xmlns:r="http://schemas.openxmlformats.org/officeDocument/2006/relationships" xmlns:m="http://schemas.openxmlformats.org/officeDocument/2006/math" xmlns:v="urn:schemas-microsoft-com:vml" xmlns:wp14="http://schemas.microsoft.com/office/word/2010/wordprocessingDrawing" xmlns:wp="http://schemas.openxmlformats.org/drawingml/2006/wordprocessingDrawing" xmlns:w10="urn:schemas-microsoft-com:office:word" xmlns:w="http://schemas.openxmlformats.org/wordprocessingml/2006/main" xmlns:w14="http://schemas.microsoft.com/office/word/2010/wordml" xmlns:w15="http://schemas.microsoft.com/office/word/2012/wordml" xmlns:w16cex="http://schemas.microsoft.com/office/word/2018/wordml/cex" xmlns:w16cid="http://schemas.microsoft.com/office/word/2016/wordml/cid" xmlns:w16="http://schemas.microsoft.com/office/word/2018/wordml" xmlns:w16sdtdh="http://schemas.microsoft.com/office/word/2020/wordml/sdtdatahash" xmlns:w16se="http://schemas.microsoft.com/office/word/2015/wordml/symex" xmlns:wpg="http://schemas.microsoft.com/office/word/2010/wordprocessingGroup" xmlns:wpi="http://schemas.microsoft.com/office/word/2010/wordprocessingInk" xmlns:wne="http://schemas.microsoft.com/office/word/2006/wordml" xmlns:wps="http://schemas.microsoft.com/office/word/2010/wordprocessingShape" mc:Ignorable="w14 w15 w16se w16cid w16 w16cex w16sdtdh wp14">
   <w:abstractNum w:abstractNumId="0" w15:restartNumberingAfterBreak="0">
+    <w:nsid w:val="FFFFFF7C"/>
+    <w:multiLevelType w:val="singleLevel"/>
+    <w:tmpl w:val="097C3A1A"/>
+    <w:lvl w:ilvl="0">
+      <w:start w:val="1"/>
+      <w:numFmt w:val="decimal"/>
+      <w:lvlText w:val="%1."/>
+      <w:lvlJc w:val="left"/>
+      <w:pPr>
+        <w:tabs>
+          <w:tab w:val="num" w:pos="1492"/>
+        </w:tabs>
+        <w:ind w:left="1492" w:hanging="360"/>
+      </w:pPr>
+    </w:lvl>
+  </w:abstractNum>
+  <w:abstractNum w:abstractNumId="1" w15:restartNumberingAfterBreak="0">
+    <w:nsid w:val="FFFFFF7D"/>
+    <w:multiLevelType w:val="singleLevel"/>
+    <w:tmpl w:val="5A2E1102"/>
+    <w:lvl w:ilvl="0">
+      <w:start w:val="1"/>
+      <w:numFmt w:val="decimal"/>
+      <w:lvlText w:val="%1."/>
+      <w:lvlJc w:val="left"/>
+      <w:pPr>
+        <w:tabs>
+          <w:tab w:val="num" w:pos="1209"/>
+        </w:tabs>
+        <w:ind w:left="1209" w:hanging="360"/>
+      </w:pPr>
+    </w:lvl>
+  </w:abstractNum>
+  <w:abstractNum w:abstractNumId="2" w15:restartNumberingAfterBreak="0">
+    <w:nsid w:val="FFFFFF7E"/>
+    <w:multiLevelType w:val="singleLevel"/>
+    <w:tmpl w:val="D3B09A7A"/>
+    <w:lvl w:ilvl="0">
+      <w:start w:val="1"/>
+      <w:numFmt w:val="decimal"/>
+      <w:lvlText w:val="%1."/>
+      <w:lvlJc w:val="left"/>
+      <w:pPr>
+        <w:tabs>
+          <w:tab w:val="num" w:pos="926"/>
+        </w:tabs>
+        <w:ind w:left="926" w:hanging="360"/>
+      </w:pPr>
+    </w:lvl>
+  </w:abstractNum>
+  <w:abstractNum w:abstractNumId="3" w15:restartNumberingAfterBreak="0">
+    <w:nsid w:val="FFFFFF7F"/>
+    <w:multiLevelType w:val="singleLevel"/>
+    <w:tmpl w:val="B8B6C40A"/>
+    <w:lvl w:ilvl="0">
+      <w:start w:val="1"/>
+      <w:numFmt w:val="decimal"/>
+      <w:lvlText w:val="%1."/>
+      <w:lvlJc w:val="left"/>
+      <w:pPr>
+        <w:tabs>
+          <w:tab w:val="num" w:pos="643"/>
+        </w:tabs>
+        <w:ind w:left="643" w:hanging="360"/>
+      </w:pPr>
+    </w:lvl>
+  </w:abstractNum>
+  <w:abstractNum w:abstractNumId="4" w15:restartNumberingAfterBreak="0">
+    <w:nsid w:val="FFFFFF80"/>
+    <w:multiLevelType w:val="singleLevel"/>
+    <w:tmpl w:val="28B074EE"/>
+    <w:lvl w:ilvl="0">
+      <w:start w:val="1"/>
+      <w:numFmt w:val="bullet"/>
+      <w:lvlText w:val=""/>
+      <w:lvlJc w:val="left"/>
+      <w:pPr>
+        <w:tabs>
+          <w:tab w:val="num" w:pos="1492"/>
+        </w:tabs>
+        <w:ind w:left="1492" w:hanging="360"/>
+      </w:pPr>
+      <w:rPr>
+        <w:rFonts w:ascii="Symbol" w:hAnsi="Symbol" w:hint="default"/>
+      </w:rPr>
+    </w:lvl>
+  </w:abstractNum>
+  <w:abstractNum w:abstractNumId="5" w15:restartNumberingAfterBreak="0">
+    <w:nsid w:val="FFFFFF81"/>
+    <w:multiLevelType w:val="singleLevel"/>
+    <w:tmpl w:val="6A42BD14"/>
+    <w:lvl w:ilvl="0">
+      <w:start w:val="1"/>
+      <w:numFmt w:val="bullet"/>
+      <w:lvlText w:val=""/>
+      <w:lvlJc w:val="left"/>
+      <w:pPr>
+        <w:tabs>
+          <w:tab w:val="num" w:pos="1209"/>
+        </w:tabs>
+        <w:ind w:left="1209" w:hanging="360"/>
+      </w:pPr>
+      <w:rPr>
+        <w:rFonts w:ascii="Symbol" w:hAnsi="Symbol" w:hint="default"/>
+      </w:rPr>
+    </w:lvl>
+  </w:abstractNum>
+  <w:abstractNum w:abstractNumId="6" w15:restartNumberingAfterBreak="0">
+    <w:nsid w:val="FFFFFF82"/>
+    <w:multiLevelType w:val="singleLevel"/>
+    <w:tmpl w:val="451E1840"/>
+    <w:lvl w:ilvl="0">
+      <w:start w:val="1"/>
+      <w:numFmt w:val="bullet"/>
+      <w:lvlText w:val=""/>
+      <w:lvlJc w:val="left"/>
+      <w:pPr>
+        <w:tabs>
+          <w:tab w:val="num" w:pos="926"/>
+        </w:tabs>
+        <w:ind w:left="926" w:hanging="360"/>
+      </w:pPr>
+      <w:rPr>
+        <w:rFonts w:ascii="Symbol" w:hAnsi="Symbol" w:hint="default"/>
+      </w:rPr>
+    </w:lvl>
+  </w:abstractNum>
+  <w:abstractNum w:abstractNumId="7" w15:restartNumberingAfterBreak="0">
     <w:nsid w:val="FFFFFF83"/>
     <w:multiLevelType w:val="singleLevel"/>
     <w:tmpl w:val="CB22695C"/>
@@ -422,8 +1004,72 @@
       </w:rPr>
     </w:lvl>
   </w:abstractNum>
+  <w:abstractNum w:abstractNumId="8" w15:restartNumberingAfterBreak="0">
+    <w:nsid w:val="FFFFFF88"/>
+    <w:multiLevelType w:val="singleLevel"/>
+    <w:tmpl w:val="33967D0E"/>
+    <w:lvl w:ilvl="0">
+      <w:start w:val="1"/>
+      <w:numFmt w:val="decimal"/>
+      <w:lvlText w:val="%1."/>
+      <w:lvlJc w:val="left"/>
+      <w:pPr>
+        <w:tabs>
+          <w:tab w:val="num" w:pos="360"/>
+        </w:tabs>
+        <w:ind w:left="360" w:hanging="360"/>
+      </w:pPr>
+    </w:lvl>
+  </w:abstractNum>
+  <w:abstractNum w:abstractNumId="9" w15:restartNumberingAfterBreak="0">
+    <w:nsid w:val="FFFFFF89"/>
+    <w:multiLevelType w:val="singleLevel"/>
+    <w:tmpl w:val="CFEC4F82"/>
+    <w:lvl w:ilvl="0">
+      <w:start w:val="1"/>
+      <w:numFmt w:val="bullet"/>
+      <w:lvlText w:val=""/>
+      <w:lvlJc w:val="left"/>
+      <w:pPr>
+        <w:tabs>
+          <w:tab w:val="num" w:pos="360"/>
+        </w:tabs>
+        <w:ind w:left="360" w:hanging="360"/>
+      </w:pPr>
+      <w:rPr>
+        <w:rFonts w:ascii="Symbol" w:hAnsi="Symbol" w:hint="default"/>
+      </w:rPr>
+    </w:lvl>
+  </w:abstractNum>
   <w:num w:numId="1" w16cid:durableId="669790401">
+    <w:abstractNumId w:val="7"/>
+  </w:num>
+  <w:num w:numId="2" w16cid:durableId="670106519">
     <w:abstractNumId w:val="0"/>
+  </w:num>
+  <w:num w:numId="3" w16cid:durableId="814882974">
+    <w:abstractNumId w:val="1"/>
+  </w:num>
+  <w:num w:numId="4" w16cid:durableId="1357392868">
+    <w:abstractNumId w:val="2"/>
+  </w:num>
+  <w:num w:numId="5" w16cid:durableId="195511731">
+    <w:abstractNumId w:val="3"/>
+  </w:num>
+  <w:num w:numId="6" w16cid:durableId="2067945791">
+    <w:abstractNumId w:val="8"/>
+  </w:num>
+  <w:num w:numId="7" w16cid:durableId="1713576973">
+    <w:abstractNumId w:val="4"/>
+  </w:num>
+  <w:num w:numId="8" w16cid:durableId="817458505">
+    <w:abstractNumId w:val="5"/>
+  </w:num>
+  <w:num w:numId="9" w16cid:durableId="1099837783">
+    <w:abstractNumId w:val="6"/>
+  </w:num>
+  <w:num w:numId="10" w16cid:durableId="768702158">
+    <w:abstractNumId w:val="9"/>
   </w:num>
   <w:numIdMacAtCleanup w:val="1"/>
 </w:numbering>
@@ -999,12 +1645,15 @@
     <w:basedOn w:val="Normal"/>
     <w:link w:val="BodyTextChar"/>
     <w:qFormat/>
-    <w:rsid w:val="002745A2"/>
+    <w:rsid w:val="00E07FD6"/>
     <w:pPr>
       <w:spacing w:after="0" w:line="480" w:lineRule="auto"/>
       <w:ind w:left="578" w:firstLine="720"/>
       <w:jc w:val="both"/>
     </w:pPr>
+    <w:rPr>
+      <w:lang w:val="es-ES_tradnl"/>
+    </w:rPr>
   </w:style>
   <w:style w:type="paragraph" w:customStyle="1" w:styleId="FirstParagraph">
     <w:name w:val="First Paragraph"/>
@@ -1510,10 +2159,11 @@
     <w:name w:val="Body Text Char"/>
     <w:basedOn w:val="DefaultParagraphFont"/>
     <w:link w:val="BodyText"/>
-    <w:rsid w:val="002745A2"/>
+    <w:rsid w:val="00E07FD6"/>
     <w:rPr>
       <w:rFonts w:ascii="Times New Roman" w:hAnsi="Times New Roman"/>
       <w:sz w:val="22"/>
+      <w:lang w:val="es-ES_tradnl"/>
     </w:rPr>
   </w:style>
   <w:style w:type="character" w:styleId="FollowedHyperlink">

--- a/templates/propuesta-reference.docx
+++ b/templates/propuesta-reference.docx
@@ -858,7 +858,7 @@
   <w:abstractNum w:abstractNumId="0" w15:restartNumberingAfterBreak="0">
     <w:nsid w:val="FFFFFF7C"/>
     <w:multiLevelType w:val="singleLevel"/>
-    <w:tmpl w:val="097C3A1A"/>
+    <w:tmpl w:val="91D65A8A"/>
     <w:lvl w:ilvl="0">
       <w:start w:val="1"/>
       <w:numFmt w:val="decimal"/>
@@ -875,7 +875,7 @@
   <w:abstractNum w:abstractNumId="1" w15:restartNumberingAfterBreak="0">
     <w:nsid w:val="FFFFFF7D"/>
     <w:multiLevelType w:val="singleLevel"/>
-    <w:tmpl w:val="5A2E1102"/>
+    <w:tmpl w:val="D4A8AE4A"/>
     <w:lvl w:ilvl="0">
       <w:start w:val="1"/>
       <w:numFmt w:val="decimal"/>
@@ -892,7 +892,7 @@
   <w:abstractNum w:abstractNumId="2" w15:restartNumberingAfterBreak="0">
     <w:nsid w:val="FFFFFF7E"/>
     <w:multiLevelType w:val="singleLevel"/>
-    <w:tmpl w:val="D3B09A7A"/>
+    <w:tmpl w:val="CAACC8D2"/>
     <w:lvl w:ilvl="0">
       <w:start w:val="1"/>
       <w:numFmt w:val="decimal"/>
@@ -909,7 +909,7 @@
   <w:abstractNum w:abstractNumId="3" w15:restartNumberingAfterBreak="0">
     <w:nsid w:val="FFFFFF7F"/>
     <w:multiLevelType w:val="singleLevel"/>
-    <w:tmpl w:val="B8B6C40A"/>
+    <w:tmpl w:val="98BE5CF2"/>
     <w:lvl w:ilvl="0">
       <w:start w:val="1"/>
       <w:numFmt w:val="decimal"/>
@@ -926,7 +926,7 @@
   <w:abstractNum w:abstractNumId="4" w15:restartNumberingAfterBreak="0">
     <w:nsid w:val="FFFFFF80"/>
     <w:multiLevelType w:val="singleLevel"/>
-    <w:tmpl w:val="28B074EE"/>
+    <w:tmpl w:val="AF4C90A2"/>
     <w:lvl w:ilvl="0">
       <w:start w:val="1"/>
       <w:numFmt w:val="bullet"/>
@@ -946,7 +946,7 @@
   <w:abstractNum w:abstractNumId="5" w15:restartNumberingAfterBreak="0">
     <w:nsid w:val="FFFFFF81"/>
     <w:multiLevelType w:val="singleLevel"/>
-    <w:tmpl w:val="6A42BD14"/>
+    <w:tmpl w:val="18BADB56"/>
     <w:lvl w:ilvl="0">
       <w:start w:val="1"/>
       <w:numFmt w:val="bullet"/>
@@ -966,7 +966,7 @@
   <w:abstractNum w:abstractNumId="6" w15:restartNumberingAfterBreak="0">
     <w:nsid w:val="FFFFFF82"/>
     <w:multiLevelType w:val="singleLevel"/>
-    <w:tmpl w:val="451E1840"/>
+    <w:tmpl w:val="0862DC02"/>
     <w:lvl w:ilvl="0">
       <w:start w:val="1"/>
       <w:numFmt w:val="bullet"/>
@@ -1007,7 +1007,7 @@
   <w:abstractNum w:abstractNumId="8" w15:restartNumberingAfterBreak="0">
     <w:nsid w:val="FFFFFF88"/>
     <w:multiLevelType w:val="singleLevel"/>
-    <w:tmpl w:val="33967D0E"/>
+    <w:tmpl w:val="42C62BE0"/>
     <w:lvl w:ilvl="0">
       <w:start w:val="1"/>
       <w:numFmt w:val="decimal"/>
@@ -1024,7 +1024,7 @@
   <w:abstractNum w:abstractNumId="9" w15:restartNumberingAfterBreak="0">
     <w:nsid w:val="FFFFFF89"/>
     <w:multiLevelType w:val="singleLevel"/>
-    <w:tmpl w:val="CFEC4F82"/>
+    <w:tmpl w:val="F58C9486"/>
     <w:lvl w:ilvl="0">
       <w:start w:val="1"/>
       <w:numFmt w:val="bullet"/>
@@ -1645,10 +1645,10 @@
     <w:basedOn w:val="Normal"/>
     <w:link w:val="BodyTextChar"/>
     <w:qFormat/>
-    <w:rsid w:val="00E07FD6"/>
+    <w:rsid w:val="0023094A"/>
     <w:pPr>
-      <w:spacing w:after="0" w:line="480" w:lineRule="auto"/>
-      <w:ind w:left="578" w:firstLine="720"/>
+      <w:spacing w:after="240"/>
+      <w:ind w:firstLine="567"/>
       <w:jc w:val="both"/>
     </w:pPr>
     <w:rPr>
@@ -1667,8 +1667,7 @@
     <w:qFormat/>
     <w:rsid w:val="008B7640"/>
     <w:pPr>
-      <w:spacing w:line="240" w:lineRule="auto"/>
-      <w:ind w:left="0" w:firstLine="0"/>
+      <w:ind w:firstLine="0"/>
     </w:pPr>
   </w:style>
   <w:style w:type="paragraph" w:styleId="Title">
@@ -2159,7 +2158,7 @@
     <w:name w:val="Body Text Char"/>
     <w:basedOn w:val="DefaultParagraphFont"/>
     <w:link w:val="BodyText"/>
-    <w:rsid w:val="00E07FD6"/>
+    <w:rsid w:val="0023094A"/>
     <w:rPr>
       <w:rFonts w:ascii="Times New Roman" w:hAnsi="Times New Roman"/>
       <w:sz w:val="22"/>

--- a/templates/propuesta-reference.docx
+++ b/templates/propuesta-reference.docx
@@ -1,6 +1,6 @@
 
 <file path=word/document.xml><?xml version="1.0" encoding="utf-8"?>
-<w:document xmlns:wpc="http://schemas.microsoft.com/office/word/2010/wordprocessingCanvas" xmlns:cx="http://schemas.microsoft.com/office/drawing/2014/chartex" xmlns:cx1="http://schemas.microsoft.com/office/drawing/2015/9/8/chartex" xmlns:cx2="http://schemas.microsoft.com/office/drawing/2015/10/21/chartex" xmlns:cx3="http://schemas.microsoft.com/office/drawing/2016/5/9/chartex" xmlns:cx4="http://schemas.microsoft.com/office/drawing/2016/5/10/chartex" xmlns:cx5="http://schemas.microsoft.com/office/drawing/2016/5/11/chartex" xmlns:cx6="http://schemas.microsoft.com/office/drawing/2016/5/12/chartex" xmlns:cx7="http://schemas.microsoft.com/office/drawing/2016/5/13/chartex" xmlns:cx8="http://schemas.microsoft.com/office/drawing/2016/5/14/chartex" xmlns:mc="http://schemas.openxmlformats.org/markup-compatibility/2006" xmlns:aink="http://schemas.microsoft.com/office/drawing/2016/ink" xmlns:am3d="http://schemas.microsoft.com/office/drawing/2017/model3d" xmlns:o="urn:schemas-microsoft-com:office:office" xmlns:oel="http://schemas.microsoft.com/office/2019/extlst" xmlns:r="http://schemas.openxmlformats.org/officeDocument/2006/relationships" xmlns:m="http://schemas.openxmlformats.org/officeDocument/2006/math" xmlns:v="urn:schemas-microsoft-com:vml" xmlns:wp14="http://schemas.microsoft.com/office/word/2010/wordprocessingDrawing" xmlns:wp="http://schemas.openxmlformats.org/drawingml/2006/wordprocessingDrawing" xmlns:w10="urn:schemas-microsoft-com:office:word" xmlns:w="http://schemas.openxmlformats.org/wordprocessingml/2006/main" xmlns:w14="http://schemas.microsoft.com/office/word/2010/wordml" xmlns:w15="http://schemas.microsoft.com/office/word/2012/wordml" xmlns:w16cex="http://schemas.microsoft.com/office/word/2018/wordml/cex" xmlns:w16cid="http://schemas.microsoft.com/office/word/2016/wordml/cid" xmlns:w16="http://schemas.microsoft.com/office/word/2018/wordml" xmlns:w16du="http://schemas.microsoft.com/office/word/2023/wordml/word16du" xmlns:w16sdtdh="http://schemas.microsoft.com/office/word/2020/wordml/sdtdatahash" xmlns:w16se="http://schemas.microsoft.com/office/word/2015/wordml/symex" xmlns:wpg="http://schemas.microsoft.com/office/word/2010/wordprocessingGroup" xmlns:wpi="http://schemas.microsoft.com/office/word/2010/wordprocessingInk" xmlns:wne="http://schemas.microsoft.com/office/word/2006/wordml" xmlns:wps="http://schemas.microsoft.com/office/word/2010/wordprocessingShape" mc:Ignorable="w14 w15 w16se w16cid w16 w16cex w16sdtdh wp14">
+<w:document xmlns:wpc="http://schemas.microsoft.com/office/word/2010/wordprocessingCanvas" xmlns:cx="http://schemas.microsoft.com/office/drawing/2014/chartex" xmlns:cx1="http://schemas.microsoft.com/office/drawing/2015/9/8/chartex" xmlns:cx2="http://schemas.microsoft.com/office/drawing/2015/10/21/chartex" xmlns:cx3="http://schemas.microsoft.com/office/drawing/2016/5/9/chartex" xmlns:cx4="http://schemas.microsoft.com/office/drawing/2016/5/10/chartex" xmlns:cx5="http://schemas.microsoft.com/office/drawing/2016/5/11/chartex" xmlns:cx6="http://schemas.microsoft.com/office/drawing/2016/5/12/chartex" xmlns:cx7="http://schemas.microsoft.com/office/drawing/2016/5/13/chartex" xmlns:cx8="http://schemas.microsoft.com/office/drawing/2016/5/14/chartex" xmlns:mc="http://schemas.openxmlformats.org/markup-compatibility/2006" xmlns:aink="http://schemas.microsoft.com/office/drawing/2016/ink" xmlns:am3d="http://schemas.microsoft.com/office/drawing/2017/model3d" xmlns:o="urn:schemas-microsoft-com:office:office" xmlns:r="http://schemas.openxmlformats.org/officeDocument/2006/relationships" xmlns:m="http://schemas.openxmlformats.org/officeDocument/2006/math" xmlns:v="urn:schemas-microsoft-com:vml" xmlns:wp14="http://schemas.microsoft.com/office/word/2010/wordprocessingDrawing" xmlns:wp="http://schemas.openxmlformats.org/drawingml/2006/wordprocessingDrawing" xmlns:w10="urn:schemas-microsoft-com:office:word" xmlns:w="http://schemas.openxmlformats.org/wordprocessingml/2006/main" xmlns:w14="http://schemas.microsoft.com/office/word/2010/wordml" xmlns:w15="http://schemas.microsoft.com/office/word/2012/wordml" xmlns:w16cex="http://schemas.microsoft.com/office/word/2018/wordml/cex" xmlns:w16cid="http://schemas.microsoft.com/office/word/2016/wordml/cid" xmlns:w16="http://schemas.microsoft.com/office/word/2018/wordml" xmlns:w16se="http://schemas.microsoft.com/office/word/2015/wordml/symex" xmlns:wpg="http://schemas.microsoft.com/office/word/2010/wordprocessingGroup" xmlns:wpi="http://schemas.microsoft.com/office/word/2010/wordprocessingInk" xmlns:wne="http://schemas.microsoft.com/office/word/2006/wordml" xmlns:wps="http://schemas.microsoft.com/office/word/2010/wordprocessingShape" mc:Ignorable="w14 w15 w16se w16cid w16 w16cex wp14">
   <w:body>
     <w:p>
       <w:pPr>
@@ -262,6 +262,7 @@
         </w:trPr>
         <w:tc>
           <w:tcPr>
+            <w:cnfStyle w:val="001000000000" w:firstRow="0" w:lastRow="0" w:firstColumn="1" w:lastColumn="0" w:oddVBand="0" w:evenVBand="0" w:oddHBand="0" w:evenHBand="0" w:firstRowFirstColumn="0" w:firstRowLastColumn="0" w:lastRowFirstColumn="0" w:lastRowLastColumn="0"/>
             <w:tcW w:w="0" w:type="auto"/>
             <w:tcBorders>
               <w:bottom w:val="single" w:sz="0" w:space="0" w:color="auto"/>
@@ -288,6 +289,7 @@
           <w:p>
             <w:pPr>
               <w:pStyle w:val="Compact"/>
+              <w:cnfStyle w:val="100000000000" w:firstRow="1" w:lastRow="0" w:firstColumn="0" w:lastColumn="0" w:oddVBand="0" w:evenVBand="0" w:oddHBand="0" w:evenHBand="0" w:firstRowFirstColumn="0" w:firstRowLastColumn="0" w:lastRowFirstColumn="0" w:lastRowLastColumn="0"/>
             </w:pPr>
             <w:r>
               <w:t xml:space="preserve"> Table </w:t>
@@ -296,12 +298,9 @@
         </w:tc>
       </w:tr>
       <w:tr>
-        <w:trPr>
-          <w:cnfStyle w:val="010000000000" w:firstRow="0" w:lastRow="1" w:firstColumn="0" w:lastColumn="0" w:oddVBand="0" w:evenVBand="0" w:oddHBand="0" w:evenHBand="0" w:firstRowFirstColumn="0" w:firstRowLastColumn="0" w:lastRowFirstColumn="0" w:lastRowLastColumn="0"/>
-        </w:trPr>
         <w:tc>
           <w:tcPr>
-            <w:cnfStyle w:val="000000000001" w:firstRow="0" w:lastRow="0" w:firstColumn="0" w:lastColumn="0" w:oddVBand="0" w:evenVBand="0" w:oddHBand="0" w:evenHBand="0" w:firstRowFirstColumn="0" w:firstRowLastColumn="0" w:lastRowFirstColumn="1" w:lastRowLastColumn="0"/>
+            <w:cnfStyle w:val="001000000000" w:firstRow="0" w:lastRow="0" w:firstColumn="1" w:lastColumn="0" w:oddVBand="0" w:evenVBand="0" w:oddHBand="0" w:evenHBand="0" w:firstRowFirstColumn="0" w:firstRowLastColumn="0" w:lastRowFirstColumn="0" w:lastRowLastColumn="0"/>
             <w:tcW w:w="0" w:type="auto"/>
           </w:tcPr>
           <w:p>
@@ -320,11 +319,65 @@
           <w:p>
             <w:pPr>
               <w:pStyle w:val="Compact"/>
-              <w:cnfStyle w:val="010000000000" w:firstRow="0" w:lastRow="1" w:firstColumn="0" w:lastColumn="0" w:oddVBand="0" w:evenVBand="0" w:oddHBand="0" w:evenHBand="0" w:firstRowFirstColumn="0" w:firstRowLastColumn="0" w:lastRowFirstColumn="0" w:lastRowLastColumn="0"/>
+              <w:cnfStyle w:val="000000000000" w:firstRow="0" w:lastRow="0" w:firstColumn="0" w:lastColumn="0" w:oddVBand="0" w:evenVBand="0" w:oddHBand="0" w:evenHBand="0" w:firstRowFirstColumn="0" w:firstRowLastColumn="0" w:lastRowFirstColumn="0" w:lastRowLastColumn="0"/>
             </w:pPr>
             <w:r>
               <w:t xml:space="preserve"> 2 </w:t>
             </w:r>
+          </w:p>
+        </w:tc>
+      </w:tr>
+      <w:tr>
+        <w:tc>
+          <w:tcPr>
+            <w:cnfStyle w:val="001000000000" w:firstRow="0" w:lastRow="0" w:firstColumn="1" w:lastColumn="0" w:oddVBand="0" w:evenVBand="0" w:oddHBand="0" w:evenHBand="0" w:firstRowFirstColumn="0" w:firstRowLastColumn="0" w:lastRowFirstColumn="0" w:lastRowLastColumn="0"/>
+            <w:tcW w:w="0" w:type="auto"/>
+          </w:tcPr>
+          <w:p>
+            <w:pPr>
+              <w:pStyle w:val="Compact"/>
+            </w:pPr>
+            <w:r>
+              <w:t>2</w:t>
+            </w:r>
+          </w:p>
+        </w:tc>
+        <w:tc>
+          <w:tcPr>
+            <w:tcW w:w="0" w:type="auto"/>
+          </w:tcPr>
+          <w:p>
+            <w:pPr>
+              <w:pStyle w:val="Compact"/>
+              <w:cnfStyle w:val="000000000000" w:firstRow="0" w:lastRow="0" w:firstColumn="0" w:lastColumn="0" w:oddVBand="0" w:evenVBand="0" w:oddHBand="0" w:evenHBand="0" w:firstRowFirstColumn="0" w:firstRowLastColumn="0" w:lastRowFirstColumn="0" w:lastRowLastColumn="0"/>
+            </w:pPr>
+          </w:p>
+        </w:tc>
+      </w:tr>
+      <w:tr>
+        <w:trPr>
+          <w:cnfStyle w:val="010000000000" w:firstRow="0" w:lastRow="1" w:firstColumn="0" w:lastColumn="0" w:oddVBand="0" w:evenVBand="0" w:oddHBand="0" w:evenHBand="0" w:firstRowFirstColumn="0" w:firstRowLastColumn="0" w:lastRowFirstColumn="0" w:lastRowLastColumn="0"/>
+        </w:trPr>
+        <w:tc>
+          <w:tcPr>
+            <w:cnfStyle w:val="001000000001" w:firstRow="0" w:lastRow="0" w:firstColumn="1" w:lastColumn="0" w:oddVBand="0" w:evenVBand="0" w:oddHBand="0" w:evenHBand="0" w:firstRowFirstColumn="0" w:firstRowLastColumn="0" w:lastRowFirstColumn="1" w:lastRowLastColumn="0"/>
+            <w:tcW w:w="0" w:type="auto"/>
+          </w:tcPr>
+          <w:p>
+            <w:pPr>
+              <w:pStyle w:val="Compact"/>
+            </w:pPr>
+          </w:p>
+        </w:tc>
+        <w:tc>
+          <w:tcPr>
+            <w:tcW w:w="0" w:type="auto"/>
+          </w:tcPr>
+          <w:p>
+            <w:pPr>
+              <w:pStyle w:val="Compact"/>
+              <w:cnfStyle w:val="010000000000" w:firstRow="0" w:lastRow="1" w:firstColumn="0" w:lastColumn="0" w:oddVBand="0" w:evenVBand="0" w:oddHBand="0" w:evenHBand="0" w:firstRowFirstColumn="0" w:firstRowLastColumn="0" w:lastRowFirstColumn="0" w:lastRowLastColumn="0"/>
+            </w:pPr>
           </w:p>
         </w:tc>
       </w:tr>
@@ -399,7 +452,7 @@
 </file>
 
 <file path=word/endnotes.xml><?xml version="1.0" encoding="utf-8"?>
-<w:endnotes xmlns:wpc="http://schemas.microsoft.com/office/word/2010/wordprocessingCanvas" xmlns:cx="http://schemas.microsoft.com/office/drawing/2014/chartex" xmlns:cx1="http://schemas.microsoft.com/office/drawing/2015/9/8/chartex" xmlns:cx2="http://schemas.microsoft.com/office/drawing/2015/10/21/chartex" xmlns:cx3="http://schemas.microsoft.com/office/drawing/2016/5/9/chartex" xmlns:cx4="http://schemas.microsoft.com/office/drawing/2016/5/10/chartex" xmlns:cx5="http://schemas.microsoft.com/office/drawing/2016/5/11/chartex" xmlns:cx6="http://schemas.microsoft.com/office/drawing/2016/5/12/chartex" xmlns:cx7="http://schemas.microsoft.com/office/drawing/2016/5/13/chartex" xmlns:cx8="http://schemas.microsoft.com/office/drawing/2016/5/14/chartex" xmlns:mc="http://schemas.openxmlformats.org/markup-compatibility/2006" xmlns:aink="http://schemas.microsoft.com/office/drawing/2016/ink" xmlns:am3d="http://schemas.microsoft.com/office/drawing/2017/model3d" xmlns:o="urn:schemas-microsoft-com:office:office" xmlns:oel="http://schemas.microsoft.com/office/2019/extlst" xmlns:r="http://schemas.openxmlformats.org/officeDocument/2006/relationships" xmlns:m="http://schemas.openxmlformats.org/officeDocument/2006/math" xmlns:v="urn:schemas-microsoft-com:vml" xmlns:wp14="http://schemas.microsoft.com/office/word/2010/wordprocessingDrawing" xmlns:wp="http://schemas.openxmlformats.org/drawingml/2006/wordprocessingDrawing" xmlns:w10="urn:schemas-microsoft-com:office:word" xmlns:w="http://schemas.openxmlformats.org/wordprocessingml/2006/main" xmlns:w14="http://schemas.microsoft.com/office/word/2010/wordml" xmlns:w15="http://schemas.microsoft.com/office/word/2012/wordml" xmlns:w16cex="http://schemas.microsoft.com/office/word/2018/wordml/cex" xmlns:w16cid="http://schemas.microsoft.com/office/word/2016/wordml/cid" xmlns:w16="http://schemas.microsoft.com/office/word/2018/wordml" xmlns:w16du="http://schemas.microsoft.com/office/word/2023/wordml/word16du" xmlns:w16sdtdh="http://schemas.microsoft.com/office/word/2020/wordml/sdtdatahash" xmlns:w16se="http://schemas.microsoft.com/office/word/2015/wordml/symex" xmlns:wpg="http://schemas.microsoft.com/office/word/2010/wordprocessingGroup" xmlns:wpi="http://schemas.microsoft.com/office/word/2010/wordprocessingInk" xmlns:wne="http://schemas.microsoft.com/office/word/2006/wordml" xmlns:wps="http://schemas.microsoft.com/office/word/2010/wordprocessingShape" mc:Ignorable="w14 w15 w16se w16cid w16 w16cex w16sdtdh wp14">
+<w:endnotes xmlns:wpc="http://schemas.microsoft.com/office/word/2010/wordprocessingCanvas" xmlns:cx="http://schemas.microsoft.com/office/drawing/2014/chartex" xmlns:cx1="http://schemas.microsoft.com/office/drawing/2015/9/8/chartex" xmlns:cx2="http://schemas.microsoft.com/office/drawing/2015/10/21/chartex" xmlns:cx3="http://schemas.microsoft.com/office/drawing/2016/5/9/chartex" xmlns:cx4="http://schemas.microsoft.com/office/drawing/2016/5/10/chartex" xmlns:cx5="http://schemas.microsoft.com/office/drawing/2016/5/11/chartex" xmlns:cx6="http://schemas.microsoft.com/office/drawing/2016/5/12/chartex" xmlns:cx7="http://schemas.microsoft.com/office/drawing/2016/5/13/chartex" xmlns:cx8="http://schemas.microsoft.com/office/drawing/2016/5/14/chartex" xmlns:mc="http://schemas.openxmlformats.org/markup-compatibility/2006" xmlns:aink="http://schemas.microsoft.com/office/drawing/2016/ink" xmlns:am3d="http://schemas.microsoft.com/office/drawing/2017/model3d" xmlns:o="urn:schemas-microsoft-com:office:office" xmlns:r="http://schemas.openxmlformats.org/officeDocument/2006/relationships" xmlns:m="http://schemas.openxmlformats.org/officeDocument/2006/math" xmlns:v="urn:schemas-microsoft-com:vml" xmlns:wp14="http://schemas.microsoft.com/office/word/2010/wordprocessingDrawing" xmlns:wp="http://schemas.openxmlformats.org/drawingml/2006/wordprocessingDrawing" xmlns:w10="urn:schemas-microsoft-com:office:word" xmlns:w="http://schemas.openxmlformats.org/wordprocessingml/2006/main" xmlns:w14="http://schemas.microsoft.com/office/word/2010/wordml" xmlns:w15="http://schemas.microsoft.com/office/word/2012/wordml" xmlns:w16cex="http://schemas.microsoft.com/office/word/2018/wordml/cex" xmlns:w16cid="http://schemas.microsoft.com/office/word/2016/wordml/cid" xmlns:w16="http://schemas.microsoft.com/office/word/2018/wordml" xmlns:w16se="http://schemas.microsoft.com/office/word/2015/wordml/symex" xmlns:wpg="http://schemas.microsoft.com/office/word/2010/wordprocessingGroup" xmlns:wpi="http://schemas.microsoft.com/office/word/2010/wordprocessingInk" xmlns:wne="http://schemas.microsoft.com/office/word/2006/wordml" xmlns:wps="http://schemas.microsoft.com/office/word/2010/wordprocessingShape" mc:Ignorable="w14 w15 w16se w16cid w16 w16cex wp14">
   <w:endnote w:type="separator" w:id="-1">
     <w:p>
       <w:pPr>
@@ -424,7 +477,7 @@
 </file>
 
 <file path=word/footer1.xml><?xml version="1.0" encoding="utf-8"?>
-<w:ftr xmlns:wpc="http://schemas.microsoft.com/office/word/2010/wordprocessingCanvas" xmlns:cx="http://schemas.microsoft.com/office/drawing/2014/chartex" xmlns:cx1="http://schemas.microsoft.com/office/drawing/2015/9/8/chartex" xmlns:cx2="http://schemas.microsoft.com/office/drawing/2015/10/21/chartex" xmlns:cx3="http://schemas.microsoft.com/office/drawing/2016/5/9/chartex" xmlns:cx4="http://schemas.microsoft.com/office/drawing/2016/5/10/chartex" xmlns:cx5="http://schemas.microsoft.com/office/drawing/2016/5/11/chartex" xmlns:cx6="http://schemas.microsoft.com/office/drawing/2016/5/12/chartex" xmlns:cx7="http://schemas.microsoft.com/office/drawing/2016/5/13/chartex" xmlns:cx8="http://schemas.microsoft.com/office/drawing/2016/5/14/chartex" xmlns:mc="http://schemas.openxmlformats.org/markup-compatibility/2006" xmlns:aink="http://schemas.microsoft.com/office/drawing/2016/ink" xmlns:am3d="http://schemas.microsoft.com/office/drawing/2017/model3d" xmlns:o="urn:schemas-microsoft-com:office:office" xmlns:oel="http://schemas.microsoft.com/office/2019/extlst" xmlns:r="http://schemas.openxmlformats.org/officeDocument/2006/relationships" xmlns:m="http://schemas.openxmlformats.org/officeDocument/2006/math" xmlns:v="urn:schemas-microsoft-com:vml" xmlns:wp14="http://schemas.microsoft.com/office/word/2010/wordprocessingDrawing" xmlns:wp="http://schemas.openxmlformats.org/drawingml/2006/wordprocessingDrawing" xmlns:w10="urn:schemas-microsoft-com:office:word" xmlns:w="http://schemas.openxmlformats.org/wordprocessingml/2006/main" xmlns:w14="http://schemas.microsoft.com/office/word/2010/wordml" xmlns:w15="http://schemas.microsoft.com/office/word/2012/wordml" xmlns:w16cex="http://schemas.microsoft.com/office/word/2018/wordml/cex" xmlns:w16cid="http://schemas.microsoft.com/office/word/2016/wordml/cid" xmlns:w16="http://schemas.microsoft.com/office/word/2018/wordml" xmlns:w16du="http://schemas.microsoft.com/office/word/2023/wordml/word16du" xmlns:w16sdtdh="http://schemas.microsoft.com/office/word/2020/wordml/sdtdatahash" xmlns:w16se="http://schemas.microsoft.com/office/word/2015/wordml/symex" xmlns:wpg="http://schemas.microsoft.com/office/word/2010/wordprocessingGroup" xmlns:wpi="http://schemas.microsoft.com/office/word/2010/wordprocessingInk" xmlns:wne="http://schemas.microsoft.com/office/word/2006/wordml" xmlns:wps="http://schemas.microsoft.com/office/word/2010/wordprocessingShape" mc:Ignorable="w14 w15 w16se w16cid w16 w16cex w16sdtdh wp14">
+<w:ftr xmlns:wpc="http://schemas.microsoft.com/office/word/2010/wordprocessingCanvas" xmlns:cx="http://schemas.microsoft.com/office/drawing/2014/chartex" xmlns:cx1="http://schemas.microsoft.com/office/drawing/2015/9/8/chartex" xmlns:cx2="http://schemas.microsoft.com/office/drawing/2015/10/21/chartex" xmlns:cx3="http://schemas.microsoft.com/office/drawing/2016/5/9/chartex" xmlns:cx4="http://schemas.microsoft.com/office/drawing/2016/5/10/chartex" xmlns:cx5="http://schemas.microsoft.com/office/drawing/2016/5/11/chartex" xmlns:cx6="http://schemas.microsoft.com/office/drawing/2016/5/12/chartex" xmlns:cx7="http://schemas.microsoft.com/office/drawing/2016/5/13/chartex" xmlns:cx8="http://schemas.microsoft.com/office/drawing/2016/5/14/chartex" xmlns:mc="http://schemas.openxmlformats.org/markup-compatibility/2006" xmlns:aink="http://schemas.microsoft.com/office/drawing/2016/ink" xmlns:am3d="http://schemas.microsoft.com/office/drawing/2017/model3d" xmlns:o="urn:schemas-microsoft-com:office:office" xmlns:r="http://schemas.openxmlformats.org/officeDocument/2006/relationships" xmlns:m="http://schemas.openxmlformats.org/officeDocument/2006/math" xmlns:v="urn:schemas-microsoft-com:vml" xmlns:wp14="http://schemas.microsoft.com/office/word/2010/wordprocessingDrawing" xmlns:wp="http://schemas.openxmlformats.org/drawingml/2006/wordprocessingDrawing" xmlns:w10="urn:schemas-microsoft-com:office:word" xmlns:w="http://schemas.openxmlformats.org/wordprocessingml/2006/main" xmlns:w14="http://schemas.microsoft.com/office/word/2010/wordml" xmlns:w15="http://schemas.microsoft.com/office/word/2012/wordml" xmlns:w16cex="http://schemas.microsoft.com/office/word/2018/wordml/cex" xmlns:w16cid="http://schemas.microsoft.com/office/word/2016/wordml/cid" xmlns:w16="http://schemas.microsoft.com/office/word/2018/wordml" xmlns:w16se="http://schemas.microsoft.com/office/word/2015/wordml/symex" xmlns:wpg="http://schemas.microsoft.com/office/word/2010/wordprocessingGroup" xmlns:wpi="http://schemas.microsoft.com/office/word/2010/wordprocessingInk" xmlns:wne="http://schemas.microsoft.com/office/word/2006/wordml" xmlns:wps="http://schemas.microsoft.com/office/word/2010/wordprocessingShape" mc:Ignorable="w14 w15 w16se w16cid w16 w16cex wp14">
   <w:sdt>
     <w:sdtPr>
       <w:rPr>
@@ -436,6 +489,11 @@
         <w:docPartUnique/>
       </w:docPartObj>
     </w:sdtPr>
+    <w:sdtEndPr>
+      <w:rPr>
+        <w:rStyle w:val="PageNumber"/>
+      </w:rPr>
+    </w:sdtEndPr>
     <w:sdtContent>
       <w:p>
         <w:pPr>
@@ -476,7 +534,7 @@
 </file>
 
 <file path=word/footer2.xml><?xml version="1.0" encoding="utf-8"?>
-<w:ftr xmlns:wpc="http://schemas.microsoft.com/office/word/2010/wordprocessingCanvas" xmlns:cx="http://schemas.microsoft.com/office/drawing/2014/chartex" xmlns:cx1="http://schemas.microsoft.com/office/drawing/2015/9/8/chartex" xmlns:cx2="http://schemas.microsoft.com/office/drawing/2015/10/21/chartex" xmlns:cx3="http://schemas.microsoft.com/office/drawing/2016/5/9/chartex" xmlns:cx4="http://schemas.microsoft.com/office/drawing/2016/5/10/chartex" xmlns:cx5="http://schemas.microsoft.com/office/drawing/2016/5/11/chartex" xmlns:cx6="http://schemas.microsoft.com/office/drawing/2016/5/12/chartex" xmlns:cx7="http://schemas.microsoft.com/office/drawing/2016/5/13/chartex" xmlns:cx8="http://schemas.microsoft.com/office/drawing/2016/5/14/chartex" xmlns:mc="http://schemas.openxmlformats.org/markup-compatibility/2006" xmlns:aink="http://schemas.microsoft.com/office/drawing/2016/ink" xmlns:am3d="http://schemas.microsoft.com/office/drawing/2017/model3d" xmlns:o="urn:schemas-microsoft-com:office:office" xmlns:oel="http://schemas.microsoft.com/office/2019/extlst" xmlns:r="http://schemas.openxmlformats.org/officeDocument/2006/relationships" xmlns:m="http://schemas.openxmlformats.org/officeDocument/2006/math" xmlns:v="urn:schemas-microsoft-com:vml" xmlns:wp14="http://schemas.microsoft.com/office/word/2010/wordprocessingDrawing" xmlns:wp="http://schemas.openxmlformats.org/drawingml/2006/wordprocessingDrawing" xmlns:w10="urn:schemas-microsoft-com:office:word" xmlns:w="http://schemas.openxmlformats.org/wordprocessingml/2006/main" xmlns:w14="http://schemas.microsoft.com/office/word/2010/wordml" xmlns:w15="http://schemas.microsoft.com/office/word/2012/wordml" xmlns:w16cex="http://schemas.microsoft.com/office/word/2018/wordml/cex" xmlns:w16cid="http://schemas.microsoft.com/office/word/2016/wordml/cid" xmlns:w16="http://schemas.microsoft.com/office/word/2018/wordml" xmlns:w16du="http://schemas.microsoft.com/office/word/2023/wordml/word16du" xmlns:w16sdtdh="http://schemas.microsoft.com/office/word/2020/wordml/sdtdatahash" xmlns:w16se="http://schemas.microsoft.com/office/word/2015/wordml/symex" xmlns:wpg="http://schemas.microsoft.com/office/word/2010/wordprocessingGroup" xmlns:wpi="http://schemas.microsoft.com/office/word/2010/wordprocessingInk" xmlns:wne="http://schemas.microsoft.com/office/word/2006/wordml" xmlns:wps="http://schemas.microsoft.com/office/word/2010/wordprocessingShape" mc:Ignorable="w14 w15 w16se w16cid w16 w16cex w16sdtdh wp14">
+<w:ftr xmlns:wpc="http://schemas.microsoft.com/office/word/2010/wordprocessingCanvas" xmlns:cx="http://schemas.microsoft.com/office/drawing/2014/chartex" xmlns:cx1="http://schemas.microsoft.com/office/drawing/2015/9/8/chartex" xmlns:cx2="http://schemas.microsoft.com/office/drawing/2015/10/21/chartex" xmlns:cx3="http://schemas.microsoft.com/office/drawing/2016/5/9/chartex" xmlns:cx4="http://schemas.microsoft.com/office/drawing/2016/5/10/chartex" xmlns:cx5="http://schemas.microsoft.com/office/drawing/2016/5/11/chartex" xmlns:cx6="http://schemas.microsoft.com/office/drawing/2016/5/12/chartex" xmlns:cx7="http://schemas.microsoft.com/office/drawing/2016/5/13/chartex" xmlns:cx8="http://schemas.microsoft.com/office/drawing/2016/5/14/chartex" xmlns:mc="http://schemas.openxmlformats.org/markup-compatibility/2006" xmlns:aink="http://schemas.microsoft.com/office/drawing/2016/ink" xmlns:am3d="http://schemas.microsoft.com/office/drawing/2017/model3d" xmlns:o="urn:schemas-microsoft-com:office:office" xmlns:r="http://schemas.openxmlformats.org/officeDocument/2006/relationships" xmlns:m="http://schemas.openxmlformats.org/officeDocument/2006/math" xmlns:v="urn:schemas-microsoft-com:vml" xmlns:wp14="http://schemas.microsoft.com/office/word/2010/wordprocessingDrawing" xmlns:wp="http://schemas.openxmlformats.org/drawingml/2006/wordprocessingDrawing" xmlns:w10="urn:schemas-microsoft-com:office:word" xmlns:w="http://schemas.openxmlformats.org/wordprocessingml/2006/main" xmlns:w14="http://schemas.microsoft.com/office/word/2010/wordml" xmlns:w15="http://schemas.microsoft.com/office/word/2012/wordml" xmlns:w16cex="http://schemas.microsoft.com/office/word/2018/wordml/cex" xmlns:w16cid="http://schemas.microsoft.com/office/word/2016/wordml/cid" xmlns:w16="http://schemas.microsoft.com/office/word/2018/wordml" xmlns:w16se="http://schemas.microsoft.com/office/word/2015/wordml/symex" xmlns:wpg="http://schemas.microsoft.com/office/word/2010/wordprocessingGroup" xmlns:wpi="http://schemas.microsoft.com/office/word/2010/wordprocessingInk" xmlns:wne="http://schemas.microsoft.com/office/word/2006/wordml" xmlns:wps="http://schemas.microsoft.com/office/word/2010/wordprocessingShape" mc:Ignorable="w14 w15 w16se w16cid w16 w16cex wp14">
   <w:p>
     <w:pPr>
       <w:pStyle w:val="ListParagraph"/>
@@ -823,7 +881,7 @@
             </wp:anchor>
           </w:drawing>
         </mc:Choice>
-        <mc:Fallback>
+        <mc:Fallback xmlns:w16sdtdh="http://schemas.microsoft.com/office/word/2020/wordml/sdtdatahash" xmlns:w16du="http://schemas.microsoft.com/office/word/2023/wordml/word16du" xmlns:oel="http://schemas.microsoft.com/office/2019/extlst">
           <w:pict>
             <v:rect w14:anchorId="6C2FE155" id="20 Rectángulo" o:spid="_x0000_s1026" style="position:absolute;margin-left:60.85pt;margin-top:28.8pt;width:687.75pt;height:29.25pt;z-index:251660288;visibility:visible;mso-wrap-style:square;mso-wrap-distance-left:9pt;mso-wrap-distance-top:0;mso-wrap-distance-right:9pt;mso-wrap-distance-bottom:0;mso-position-horizontal:absolute;mso-position-horizontal-relative:margin;mso-position-vertical:absolute;mso-position-vertical-relative:text;v-text-anchor:middle" o:gfxdata="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" fillcolor="#e9a145" stroked="f" strokeweight="2pt">
               <w10:wrap anchorx="margin"/>
@@ -837,7 +895,7 @@
 </file>
 
 <file path=word/footnotes.xml><?xml version="1.0" encoding="utf-8"?>
-<w:footnotes xmlns:wpc="http://schemas.microsoft.com/office/word/2010/wordprocessingCanvas" xmlns:cx="http://schemas.microsoft.com/office/drawing/2014/chartex" xmlns:cx1="http://schemas.microsoft.com/office/drawing/2015/9/8/chartex" xmlns:cx2="http://schemas.microsoft.com/office/drawing/2015/10/21/chartex" xmlns:cx3="http://schemas.microsoft.com/office/drawing/2016/5/9/chartex" xmlns:cx4="http://schemas.microsoft.com/office/drawing/2016/5/10/chartex" xmlns:cx5="http://schemas.microsoft.com/office/drawing/2016/5/11/chartex" xmlns:cx6="http://schemas.microsoft.com/office/drawing/2016/5/12/chartex" xmlns:cx7="http://schemas.microsoft.com/office/drawing/2016/5/13/chartex" xmlns:cx8="http://schemas.microsoft.com/office/drawing/2016/5/14/chartex" xmlns:mc="http://schemas.openxmlformats.org/markup-compatibility/2006" xmlns:aink="http://schemas.microsoft.com/office/drawing/2016/ink" xmlns:am3d="http://schemas.microsoft.com/office/drawing/2017/model3d" xmlns:o="urn:schemas-microsoft-com:office:office" xmlns:oel="http://schemas.microsoft.com/office/2019/extlst" xmlns:r="http://schemas.openxmlformats.org/officeDocument/2006/relationships" xmlns:m="http://schemas.openxmlformats.org/officeDocument/2006/math" xmlns:v="urn:schemas-microsoft-com:vml" xmlns:wp14="http://schemas.microsoft.com/office/word/2010/wordprocessingDrawing" xmlns:wp="http://schemas.openxmlformats.org/drawingml/2006/wordprocessingDrawing" xmlns:w10="urn:schemas-microsoft-com:office:word" xmlns:w="http://schemas.openxmlformats.org/wordprocessingml/2006/main" xmlns:w14="http://schemas.microsoft.com/office/word/2010/wordml" xmlns:w15="http://schemas.microsoft.com/office/word/2012/wordml" xmlns:w16cex="http://schemas.microsoft.com/office/word/2018/wordml/cex" xmlns:w16cid="http://schemas.microsoft.com/office/word/2016/wordml/cid" xmlns:w16="http://schemas.microsoft.com/office/word/2018/wordml" xmlns:w16du="http://schemas.microsoft.com/office/word/2023/wordml/word16du" xmlns:w16sdtdh="http://schemas.microsoft.com/office/word/2020/wordml/sdtdatahash" xmlns:w16se="http://schemas.microsoft.com/office/word/2015/wordml/symex" xmlns:wpg="http://schemas.microsoft.com/office/word/2010/wordprocessingGroup" xmlns:wpi="http://schemas.microsoft.com/office/word/2010/wordprocessingInk" xmlns:wne="http://schemas.microsoft.com/office/word/2006/wordml" xmlns:wps="http://schemas.microsoft.com/office/word/2010/wordprocessingShape" mc:Ignorable="w14 w15 w16se w16cid w16 w16cex w16sdtdh wp14">
+<w:footnotes xmlns:wpc="http://schemas.microsoft.com/office/word/2010/wordprocessingCanvas" xmlns:cx="http://schemas.microsoft.com/office/drawing/2014/chartex" xmlns:cx1="http://schemas.microsoft.com/office/drawing/2015/9/8/chartex" xmlns:cx2="http://schemas.microsoft.com/office/drawing/2015/10/21/chartex" xmlns:cx3="http://schemas.microsoft.com/office/drawing/2016/5/9/chartex" xmlns:cx4="http://schemas.microsoft.com/office/drawing/2016/5/10/chartex" xmlns:cx5="http://schemas.microsoft.com/office/drawing/2016/5/11/chartex" xmlns:cx6="http://schemas.microsoft.com/office/drawing/2016/5/12/chartex" xmlns:cx7="http://schemas.microsoft.com/office/drawing/2016/5/13/chartex" xmlns:cx8="http://schemas.microsoft.com/office/drawing/2016/5/14/chartex" xmlns:mc="http://schemas.openxmlformats.org/markup-compatibility/2006" xmlns:aink="http://schemas.microsoft.com/office/drawing/2016/ink" xmlns:am3d="http://schemas.microsoft.com/office/drawing/2017/model3d" xmlns:o="urn:schemas-microsoft-com:office:office" xmlns:r="http://schemas.openxmlformats.org/officeDocument/2006/relationships" xmlns:m="http://schemas.openxmlformats.org/officeDocument/2006/math" xmlns:v="urn:schemas-microsoft-com:vml" xmlns:wp14="http://schemas.microsoft.com/office/word/2010/wordprocessingDrawing" xmlns:wp="http://schemas.openxmlformats.org/drawingml/2006/wordprocessingDrawing" xmlns:w10="urn:schemas-microsoft-com:office:word" xmlns:w="http://schemas.openxmlformats.org/wordprocessingml/2006/main" xmlns:w14="http://schemas.microsoft.com/office/word/2010/wordml" xmlns:w15="http://schemas.microsoft.com/office/word/2012/wordml" xmlns:w16cex="http://schemas.microsoft.com/office/word/2018/wordml/cex" xmlns:w16cid="http://schemas.microsoft.com/office/word/2016/wordml/cid" xmlns:w16="http://schemas.microsoft.com/office/word/2018/wordml" xmlns:w16se="http://schemas.microsoft.com/office/word/2015/wordml/symex" xmlns:wpg="http://schemas.microsoft.com/office/word/2010/wordprocessingGroup" xmlns:wpi="http://schemas.microsoft.com/office/word/2010/wordprocessingInk" xmlns:wne="http://schemas.microsoft.com/office/word/2006/wordml" xmlns:wps="http://schemas.microsoft.com/office/word/2010/wordprocessingShape" mc:Ignorable="w14 w15 w16se w16cid w16 w16cex wp14">
   <w:footnote w:type="separator" w:id="-1">
     <w:p>
       <w:r>
@@ -872,7 +930,7 @@
 </file>
 
 <file path=word/header1.xml><?xml version="1.0" encoding="utf-8"?>
-<w:hdr xmlns:wpc="http://schemas.microsoft.com/office/word/2010/wordprocessingCanvas" xmlns:cx="http://schemas.microsoft.com/office/drawing/2014/chartex" xmlns:cx1="http://schemas.microsoft.com/office/drawing/2015/9/8/chartex" xmlns:cx2="http://schemas.microsoft.com/office/drawing/2015/10/21/chartex" xmlns:cx3="http://schemas.microsoft.com/office/drawing/2016/5/9/chartex" xmlns:cx4="http://schemas.microsoft.com/office/drawing/2016/5/10/chartex" xmlns:cx5="http://schemas.microsoft.com/office/drawing/2016/5/11/chartex" xmlns:cx6="http://schemas.microsoft.com/office/drawing/2016/5/12/chartex" xmlns:cx7="http://schemas.microsoft.com/office/drawing/2016/5/13/chartex" xmlns:cx8="http://schemas.microsoft.com/office/drawing/2016/5/14/chartex" xmlns:mc="http://schemas.openxmlformats.org/markup-compatibility/2006" xmlns:aink="http://schemas.microsoft.com/office/drawing/2016/ink" xmlns:am3d="http://schemas.microsoft.com/office/drawing/2017/model3d" xmlns:o="urn:schemas-microsoft-com:office:office" xmlns:oel="http://schemas.microsoft.com/office/2019/extlst" xmlns:r="http://schemas.openxmlformats.org/officeDocument/2006/relationships" xmlns:m="http://schemas.openxmlformats.org/officeDocument/2006/math" xmlns:v="urn:schemas-microsoft-com:vml" xmlns:wp14="http://schemas.microsoft.com/office/word/2010/wordprocessingDrawing" xmlns:wp="http://schemas.openxmlformats.org/drawingml/2006/wordprocessingDrawing" xmlns:w10="urn:schemas-microsoft-com:office:word" xmlns:w="http://schemas.openxmlformats.org/wordprocessingml/2006/main" xmlns:w14="http://schemas.microsoft.com/office/word/2010/wordml" xmlns:w15="http://schemas.microsoft.com/office/word/2012/wordml" xmlns:w16cex="http://schemas.microsoft.com/office/word/2018/wordml/cex" xmlns:w16cid="http://schemas.microsoft.com/office/word/2016/wordml/cid" xmlns:w16="http://schemas.microsoft.com/office/word/2018/wordml" xmlns:w16du="http://schemas.microsoft.com/office/word/2023/wordml/word16du" xmlns:w16sdtdh="http://schemas.microsoft.com/office/word/2020/wordml/sdtdatahash" xmlns:w16se="http://schemas.microsoft.com/office/word/2015/wordml/symex" xmlns:wpg="http://schemas.microsoft.com/office/word/2010/wordprocessingGroup" xmlns:wpi="http://schemas.microsoft.com/office/word/2010/wordprocessingInk" xmlns:wne="http://schemas.microsoft.com/office/word/2006/wordml" xmlns:wps="http://schemas.microsoft.com/office/word/2010/wordprocessingShape" mc:Ignorable="w14 w15 w16se w16cid w16 w16cex w16sdtdh wp14">
+<w:hdr xmlns:wpc="http://schemas.microsoft.com/office/word/2010/wordprocessingCanvas" xmlns:cx="http://schemas.microsoft.com/office/drawing/2014/chartex" xmlns:cx1="http://schemas.microsoft.com/office/drawing/2015/9/8/chartex" xmlns:cx2="http://schemas.microsoft.com/office/drawing/2015/10/21/chartex" xmlns:cx3="http://schemas.microsoft.com/office/drawing/2016/5/9/chartex" xmlns:cx4="http://schemas.microsoft.com/office/drawing/2016/5/10/chartex" xmlns:cx5="http://schemas.microsoft.com/office/drawing/2016/5/11/chartex" xmlns:cx6="http://schemas.microsoft.com/office/drawing/2016/5/12/chartex" xmlns:cx7="http://schemas.microsoft.com/office/drawing/2016/5/13/chartex" xmlns:cx8="http://schemas.microsoft.com/office/drawing/2016/5/14/chartex" xmlns:mc="http://schemas.openxmlformats.org/markup-compatibility/2006" xmlns:aink="http://schemas.microsoft.com/office/drawing/2016/ink" xmlns:am3d="http://schemas.microsoft.com/office/drawing/2017/model3d" xmlns:o="urn:schemas-microsoft-com:office:office" xmlns:r="http://schemas.openxmlformats.org/officeDocument/2006/relationships" xmlns:m="http://schemas.openxmlformats.org/officeDocument/2006/math" xmlns:v="urn:schemas-microsoft-com:vml" xmlns:wp14="http://schemas.microsoft.com/office/word/2010/wordprocessingDrawing" xmlns:wp="http://schemas.openxmlformats.org/drawingml/2006/wordprocessingDrawing" xmlns:w10="urn:schemas-microsoft-com:office:word" xmlns:w="http://schemas.openxmlformats.org/wordprocessingml/2006/main" xmlns:w14="http://schemas.microsoft.com/office/word/2010/wordml" xmlns:w15="http://schemas.microsoft.com/office/word/2012/wordml" xmlns:w16cex="http://schemas.microsoft.com/office/word/2018/wordml/cex" xmlns:w16cid="http://schemas.microsoft.com/office/word/2016/wordml/cid" xmlns:w16="http://schemas.microsoft.com/office/word/2018/wordml" xmlns:w16se="http://schemas.microsoft.com/office/word/2015/wordml/symex" xmlns:wpg="http://schemas.microsoft.com/office/word/2010/wordprocessingGroup" xmlns:wpi="http://schemas.microsoft.com/office/word/2010/wordprocessingInk" xmlns:wne="http://schemas.microsoft.com/office/word/2006/wordml" xmlns:wps="http://schemas.microsoft.com/office/word/2010/wordprocessingShape" mc:Ignorable="w14 w15 w16se w16cid w16 w16cex wp14">
   <w:tbl>
     <w:tblPr>
       <w:tblStyle w:val="TableGrid"/>
@@ -1210,7 +1268,7 @@
 </file>
 
 <file path=word/numbering.xml><?xml version="1.0" encoding="utf-8"?>
-<w:numbering xmlns:wpc="http://schemas.microsoft.com/office/word/2010/wordprocessingCanvas" xmlns:cx="http://schemas.microsoft.com/office/drawing/2014/chartex" xmlns:cx1="http://schemas.microsoft.com/office/drawing/2015/9/8/chartex" xmlns:cx2="http://schemas.microsoft.com/office/drawing/2015/10/21/chartex" xmlns:cx3="http://schemas.microsoft.com/office/drawing/2016/5/9/chartex" xmlns:cx4="http://schemas.microsoft.com/office/drawing/2016/5/10/chartex" xmlns:cx5="http://schemas.microsoft.com/office/drawing/2016/5/11/chartex" xmlns:cx6="http://schemas.microsoft.com/office/drawing/2016/5/12/chartex" xmlns:cx7="http://schemas.microsoft.com/office/drawing/2016/5/13/chartex" xmlns:cx8="http://schemas.microsoft.com/office/drawing/2016/5/14/chartex" xmlns:mc="http://schemas.openxmlformats.org/markup-compatibility/2006" xmlns:aink="http://schemas.microsoft.com/office/drawing/2016/ink" xmlns:am3d="http://schemas.microsoft.com/office/drawing/2017/model3d" xmlns:o="urn:schemas-microsoft-com:office:office" xmlns:oel="http://schemas.microsoft.com/office/2019/extlst" xmlns:r="http://schemas.openxmlformats.org/officeDocument/2006/relationships" xmlns:m="http://schemas.openxmlformats.org/officeDocument/2006/math" xmlns:v="urn:schemas-microsoft-com:vml" xmlns:wp14="http://schemas.microsoft.com/office/word/2010/wordprocessingDrawing" xmlns:wp="http://schemas.openxmlformats.org/drawingml/2006/wordprocessingDrawing" xmlns:w10="urn:schemas-microsoft-com:office:word" xmlns:w="http://schemas.openxmlformats.org/wordprocessingml/2006/main" xmlns:w14="http://schemas.microsoft.com/office/word/2010/wordml" xmlns:w15="http://schemas.microsoft.com/office/word/2012/wordml" xmlns:w16cex="http://schemas.microsoft.com/office/word/2018/wordml/cex" xmlns:w16cid="http://schemas.microsoft.com/office/word/2016/wordml/cid" xmlns:w16="http://schemas.microsoft.com/office/word/2018/wordml" xmlns:w16du="http://schemas.microsoft.com/office/word/2023/wordml/word16du" xmlns:w16sdtdh="http://schemas.microsoft.com/office/word/2020/wordml/sdtdatahash" xmlns:w16se="http://schemas.microsoft.com/office/word/2015/wordml/symex" xmlns:wpg="http://schemas.microsoft.com/office/word/2010/wordprocessingGroup" xmlns:wpi="http://schemas.microsoft.com/office/word/2010/wordprocessingInk" xmlns:wne="http://schemas.microsoft.com/office/word/2006/wordml" xmlns:wps="http://schemas.microsoft.com/office/word/2010/wordprocessingShape" mc:Ignorable="w14 w15 w16se w16cid w16 w16cex w16sdtdh wp14">
+<w:numbering xmlns:wpc="http://schemas.microsoft.com/office/word/2010/wordprocessingCanvas" xmlns:cx="http://schemas.microsoft.com/office/drawing/2014/chartex" xmlns:cx1="http://schemas.microsoft.com/office/drawing/2015/9/8/chartex" xmlns:cx2="http://schemas.microsoft.com/office/drawing/2015/10/21/chartex" xmlns:cx3="http://schemas.microsoft.com/office/drawing/2016/5/9/chartex" xmlns:cx4="http://schemas.microsoft.com/office/drawing/2016/5/10/chartex" xmlns:cx5="http://schemas.microsoft.com/office/drawing/2016/5/11/chartex" xmlns:cx6="http://schemas.microsoft.com/office/drawing/2016/5/12/chartex" xmlns:cx7="http://schemas.microsoft.com/office/drawing/2016/5/13/chartex" xmlns:cx8="http://schemas.microsoft.com/office/drawing/2016/5/14/chartex" xmlns:mc="http://schemas.openxmlformats.org/markup-compatibility/2006" xmlns:aink="http://schemas.microsoft.com/office/drawing/2016/ink" xmlns:am3d="http://schemas.microsoft.com/office/drawing/2017/model3d" xmlns:o="urn:schemas-microsoft-com:office:office" xmlns:r="http://schemas.openxmlformats.org/officeDocument/2006/relationships" xmlns:m="http://schemas.openxmlformats.org/officeDocument/2006/math" xmlns:v="urn:schemas-microsoft-com:vml" xmlns:wp14="http://schemas.microsoft.com/office/word/2010/wordprocessingDrawing" xmlns:wp="http://schemas.openxmlformats.org/drawingml/2006/wordprocessingDrawing" xmlns:w10="urn:schemas-microsoft-com:office:word" xmlns:w="http://schemas.openxmlformats.org/wordprocessingml/2006/main" xmlns:w14="http://schemas.microsoft.com/office/word/2010/wordml" xmlns:w15="http://schemas.microsoft.com/office/word/2012/wordml" xmlns:w16cex="http://schemas.microsoft.com/office/word/2018/wordml/cex" xmlns:w16cid="http://schemas.microsoft.com/office/word/2016/wordml/cid" xmlns:w16="http://schemas.microsoft.com/office/word/2018/wordml" xmlns:w16se="http://schemas.microsoft.com/office/word/2015/wordml/symex" xmlns:wpg="http://schemas.microsoft.com/office/word/2010/wordprocessingGroup" xmlns:wpi="http://schemas.microsoft.com/office/word/2010/wordprocessingInk" xmlns:wne="http://schemas.microsoft.com/office/word/2006/wordml" xmlns:wps="http://schemas.microsoft.com/office/word/2010/wordprocessingShape" mc:Ignorable="w14 w15 w16se w16cid w16 w16cex wp14">
   <w:abstractNum w:abstractNumId="0" w15:restartNumberingAfterBreak="0">
     <w:nsid w:val="FFFFFF7C"/>
     <w:multiLevelType w:val="singleLevel"/>
@@ -1491,37 +1549,37 @@
       </w:pPr>
     </w:lvl>
   </w:abstractNum>
-  <w:num w:numId="1" w16cid:durableId="804085470">
+  <w:num w:numId="1">
     <w:abstractNumId w:val="10"/>
   </w:num>
-  <w:num w:numId="2" w16cid:durableId="2040474718">
+  <w:num w:numId="2">
     <w:abstractNumId w:val="0"/>
   </w:num>
-  <w:num w:numId="3" w16cid:durableId="1760634308">
+  <w:num w:numId="3">
     <w:abstractNumId w:val="1"/>
   </w:num>
-  <w:num w:numId="4" w16cid:durableId="821854148">
+  <w:num w:numId="4">
     <w:abstractNumId w:val="2"/>
   </w:num>
-  <w:num w:numId="5" w16cid:durableId="1093284714">
+  <w:num w:numId="5">
     <w:abstractNumId w:val="3"/>
   </w:num>
-  <w:num w:numId="6" w16cid:durableId="852036758">
+  <w:num w:numId="6">
     <w:abstractNumId w:val="8"/>
   </w:num>
-  <w:num w:numId="7" w16cid:durableId="1976258658">
+  <w:num w:numId="7">
     <w:abstractNumId w:val="4"/>
   </w:num>
-  <w:num w:numId="8" w16cid:durableId="1852714736">
+  <w:num w:numId="8">
     <w:abstractNumId w:val="5"/>
   </w:num>
-  <w:num w:numId="9" w16cid:durableId="886453774">
+  <w:num w:numId="9">
     <w:abstractNumId w:val="6"/>
   </w:num>
-  <w:num w:numId="10" w16cid:durableId="2078747256">
+  <w:num w:numId="10">
     <w:abstractNumId w:val="7"/>
   </w:num>
-  <w:num w:numId="11" w16cid:durableId="143351314">
+  <w:num w:numId="11">
     <w:abstractNumId w:val="9"/>
   </w:num>
   <w:numIdMacAtCleanup w:val="1"/>
@@ -1529,7 +1587,7 @@
 </file>
 
 <file path=word/styles.xml><?xml version="1.0" encoding="utf-8"?>
-<w:styles xmlns:mc="http://schemas.openxmlformats.org/markup-compatibility/2006" xmlns:r="http://schemas.openxmlformats.org/officeDocument/2006/relationships" xmlns:w="http://schemas.openxmlformats.org/wordprocessingml/2006/main" xmlns:w14="http://schemas.microsoft.com/office/word/2010/wordml" xmlns:w15="http://schemas.microsoft.com/office/word/2012/wordml" xmlns:w16cex="http://schemas.microsoft.com/office/word/2018/wordml/cex" xmlns:w16cid="http://schemas.microsoft.com/office/word/2016/wordml/cid" xmlns:w16="http://schemas.microsoft.com/office/word/2018/wordml" xmlns:w16sdtdh="http://schemas.microsoft.com/office/word/2020/wordml/sdtdatahash" xmlns:w16se="http://schemas.microsoft.com/office/word/2015/wordml/symex" mc:Ignorable="w14 w15 w16se w16cid w16 w16cex w16sdtdh">
+<w:styles xmlns:mc="http://schemas.openxmlformats.org/markup-compatibility/2006" xmlns:r="http://schemas.openxmlformats.org/officeDocument/2006/relationships" xmlns:w="http://schemas.openxmlformats.org/wordprocessingml/2006/main" xmlns:w14="http://schemas.microsoft.com/office/word/2010/wordml" xmlns:w15="http://schemas.microsoft.com/office/word/2012/wordml" xmlns:w16cex="http://schemas.microsoft.com/office/word/2018/wordml/cex" xmlns:w16cid="http://schemas.microsoft.com/office/word/2016/wordml/cid" xmlns:w16="http://schemas.microsoft.com/office/word/2018/wordml" xmlns:w16se="http://schemas.microsoft.com/office/word/2015/wordml/symex" mc:Ignorable="w14 w15 w16se w16cid w16 w16cex">
   <w:docDefaults>
     <w:rPrDefault>
       <w:rPr>
@@ -1889,7 +1947,7 @@
     <w:next w:val="BodyText"/>
     <w:uiPriority w:val="9"/>
     <w:qFormat/>
-    <w:rsid w:val="001C203A"/>
+    <w:rsid w:val="00986B53"/>
     <w:pPr>
       <w:keepNext/>
       <w:keepLines/>
@@ -1903,7 +1961,7 @@
       <w:rFonts w:ascii="Myriad Pro Semibold Condensed" w:eastAsiaTheme="majorEastAsia" w:hAnsi="Myriad Pro Semibold Condensed" w:cstheme="majorBidi"/>
       <w:b/>
       <w:bCs/>
-      <w:color w:val="000000" w:themeColor="text1"/>
+      <w:color w:val="365F91" w:themeColor="accent1" w:themeShade="BF"/>
       <w:sz w:val="40"/>
       <w:szCs w:val="32"/>
     </w:rPr>
@@ -2270,8 +2328,10 @@
     <w:semiHidden/>
     <w:unhideWhenUsed/>
     <w:qFormat/>
-    <w:rsid w:val="002D3676"/>
-    <w:tblPr/>
+    <w:rsid w:val="00310240"/>
+    <w:tblPr>
+      <w:tblStyleRowBandSize w:val="1"/>
+    </w:tblPr>
     <w:tcPr>
       <w:shd w:val="clear" w:color="auto" w:fill="auto"/>
     </w:tcPr>
@@ -2279,10 +2339,15 @@
       <w:rPr>
         <w:b/>
         <w:bCs/>
-        <w:color w:val="000080"/>
+        <w:color w:val="FFFFFF" w:themeColor="background1"/>
       </w:rPr>
       <w:tblPr/>
       <w:tcPr>
+        <w:tcBorders>
+          <w:bottom w:val="single" w:sz="12" w:space="0" w:color="000000"/>
+          <w:tl2br w:val="none" w:sz="0" w:space="0" w:color="auto"/>
+          <w:tr2bl w:val="none" w:sz="0" w:space="0" w:color="auto"/>
+        </w:tcBorders>
         <w:shd w:val="clear" w:color="auto" w:fill="FFC000"/>
       </w:tcPr>
     </w:tblStylePr>
@@ -2294,6 +2359,15 @@
           <w:tl2br w:val="none" w:sz="0" w:space="0" w:color="auto"/>
           <w:tr2bl w:val="none" w:sz="0" w:space="0" w:color="auto"/>
         </w:tcBorders>
+      </w:tcPr>
+    </w:tblStylePr>
+    <w:tblStylePr w:type="firstCol">
+      <w:rPr>
+        <w:color w:val="FFFFFF" w:themeColor="background1"/>
+      </w:rPr>
+      <w:tblPr/>
+      <w:tcPr>
+        <w:shd w:val="clear" w:color="auto" w:fill="FFC000"/>
       </w:tcPr>
     </w:tblStylePr>
     <w:tblStylePr w:type="swCell">
